--- a/docs/API_설계_운영_유지보수_Beta.docx
+++ b/docs/API_설계_운영_유지보수_Beta.docx
@@ -6,13 +6,13 @@
       <w:pPr>
         <w:spacing w:after="160" w:line="300" w:lineRule="auto"/>
         <w:rPr>
-          <w:rFonts w:ascii="맑은 고딕" w:eastAsia="맑은 고딕" w:hAnsi="맑은 고딕"/>
+          <w:rFonts w:ascii="맑은 고딕" w:eastAsia="맑은 고딕" w:hAnsi="맑은 고딕" w:cs="맑은 고딕"/>
           <w:lang w:eastAsia="ko-KR"/>
         </w:rPr>
       </w:pPr>
       <w:r>
         <w:rPr>
-          <w:rFonts w:ascii="맑은 고딕" w:eastAsia="맑은 고딕" w:hAnsi="맑은 고딕"/>
+          <w:rFonts w:ascii="맑은 고딕" w:eastAsia="맑은 고딕" w:hAnsi="맑은 고딕" w:cs="맑은 고딕"/>
           <w:b/>
           <w:color w:val="2962FF"/>
           <w:sz w:val="22"/>
@@ -25,7 +25,7 @@
       <w:pPr>
         <w:spacing w:after="160" w:line="300" w:lineRule="auto"/>
         <w:rPr>
-          <w:rFonts w:ascii="맑은 고딕" w:eastAsia="맑은 고딕" w:hAnsi="맑은 고딕"/>
+          <w:rFonts w:ascii="맑은 고딕" w:eastAsia="맑은 고딕" w:hAnsi="맑은 고딕" w:cs="맑은 고딕"/>
           <w:lang w:eastAsia="ko-KR"/>
         </w:rPr>
       </w:pPr>
@@ -34,13 +34,13 @@
       <w:pPr>
         <w:spacing w:after="160" w:line="300" w:lineRule="auto"/>
         <w:rPr>
-          <w:rFonts w:ascii="맑은 고딕" w:eastAsia="맑은 고딕" w:hAnsi="맑은 고딕"/>
+          <w:rFonts w:ascii="맑은 고딕" w:eastAsia="맑은 고딕" w:hAnsi="맑은 고딕" w:cs="맑은 고딕"/>
           <w:lang w:eastAsia="ko-KR"/>
         </w:rPr>
       </w:pPr>
       <w:r>
         <w:rPr>
-          <w:rFonts w:ascii="맑은 고딕" w:eastAsia="맑은 고딕" w:hAnsi="맑은 고딕"/>
+          <w:rFonts w:ascii="맑은 고딕" w:eastAsia="맑은 고딕" w:hAnsi="맑은 고딕" w:cs="맑은 고딕"/>
           <w:b/>
           <w:color w:val="14233D"/>
           <w:sz w:val="68"/>
@@ -53,13 +53,13 @@
       <w:pPr>
         <w:spacing w:after="160" w:line="300" w:lineRule="auto"/>
         <w:rPr>
-          <w:rFonts w:ascii="맑은 고딕" w:eastAsia="맑은 고딕" w:hAnsi="맑은 고딕"/>
+          <w:rFonts w:ascii="맑은 고딕" w:eastAsia="맑은 고딕" w:hAnsi="맑은 고딕" w:cs="맑은 고딕"/>
           <w:lang w:eastAsia="ko-KR"/>
         </w:rPr>
       </w:pPr>
       <w:r>
         <w:rPr>
-          <w:rFonts w:ascii="맑은 고딕" w:eastAsia="맑은 고딕" w:hAnsi="맑은 고딕"/>
+          <w:rFonts w:ascii="맑은 고딕" w:eastAsia="맑은 고딕" w:hAnsi="맑은 고딕" w:cs="맑은 고딕"/>
           <w:b/>
           <w:color w:val="14233D"/>
           <w:sz w:val="58"/>
@@ -72,25 +72,25 @@
       <w:pPr>
         <w:spacing w:after="160" w:line="300" w:lineRule="auto"/>
         <w:rPr>
-          <w:rFonts w:ascii="맑은 고딕" w:eastAsia="맑은 고딕" w:hAnsi="맑은 고딕"/>
+          <w:rFonts w:ascii="맑은 고딕" w:eastAsia="맑은 고딕" w:hAnsi="맑은 고딕" w:cs="맑은 고딕"/>
           <w:lang w:eastAsia="ko-KR"/>
         </w:rPr>
       </w:pPr>
       <w:r>
         <w:rPr>
-          <w:rFonts w:ascii="맑은 고딕" w:eastAsia="맑은 고딕" w:hAnsi="맑은 고딕"/>
+          <w:rFonts w:ascii="맑은 고딕" w:eastAsia="맑은 고딕" w:hAnsi="맑은 고딕" w:cs="맑은 고딕"/>
           <w:color w:val="60718A"/>
           <w:sz w:val="28"/>
           <w:lang w:eastAsia="ko-KR"/>
         </w:rPr>
-        <w:t>서버 설치 담당자 · 운영 담당자 · 유지보수 개발자를 위한 기준서</w:t>
+        <w:t>서버 설치 담당자 · 운영 담당자 · 유지보수 개발자를 위한 안내서</w:t>
       </w:r>
     </w:p>
     <w:p>
       <w:pPr>
         <w:spacing w:after="160" w:line="300" w:lineRule="auto"/>
         <w:rPr>
-          <w:rFonts w:ascii="맑은 고딕" w:eastAsia="맑은 고딕" w:hAnsi="맑은 고딕"/>
+          <w:rFonts w:ascii="맑은 고딕" w:eastAsia="맑은 고딕" w:hAnsi="맑은 고딕" w:cs="맑은 고딕"/>
           <w:lang w:eastAsia="ko-KR"/>
         </w:rPr>
       </w:pPr>
@@ -113,13 +113,13 @@
             <w:pPr>
               <w:spacing w:before="140" w:after="80"/>
               <w:rPr>
-                <w:rFonts w:ascii="맑은 고딕" w:eastAsia="맑은 고딕" w:hAnsi="맑은 고딕"/>
+                <w:rFonts w:ascii="맑은 고딕" w:eastAsia="맑은 고딕" w:hAnsi="맑은 고딕" w:cs="맑은 고딕"/>
                 <w:lang w:eastAsia="ko-KR"/>
               </w:rPr>
             </w:pPr>
             <w:r>
               <w:rPr>
-                <w:rFonts w:ascii="맑은 고딕" w:eastAsia="맑은 고딕" w:hAnsi="맑은 고딕"/>
+                <w:rFonts w:ascii="맑은 고딕" w:eastAsia="맑은 고딕" w:hAnsi="맑은 고딕" w:cs="맑은 고딕"/>
                 <w:b/>
                 <w:color w:val="2962FF"/>
                 <w:sz w:val="20"/>
@@ -132,18 +132,18 @@
             <w:pPr>
               <w:spacing w:after="140" w:line="283" w:lineRule="auto"/>
               <w:rPr>
-                <w:rFonts w:ascii="맑은 고딕" w:eastAsia="맑은 고딕" w:hAnsi="맑은 고딕"/>
+                <w:rFonts w:ascii="맑은 고딕" w:eastAsia="맑은 고딕" w:hAnsi="맑은 고딕" w:cs="맑은 고딕"/>
                 <w:lang w:eastAsia="ko-KR"/>
               </w:rPr>
             </w:pPr>
             <w:r>
               <w:rPr>
-                <w:rFonts w:ascii="맑은 고딕" w:eastAsia="맑은 고딕" w:hAnsi="맑은 고딕"/>
+                <w:rFonts w:ascii="맑은 고딕" w:eastAsia="맑은 고딕" w:hAnsi="맑은 고딕" w:cs="맑은 고딕"/>
                 <w:color w:val="23324A"/>
                 <w:sz w:val="19"/>
                 <w:lang w:eastAsia="ko-KR"/>
               </w:rPr>
-              <w:t>현재 구현을 기준으로 구조, 설정, 작업 흐름과 유지보수 시 확인할 사항을 정리했습니다. 베타 배포 전 점검과 인수인계에 함께 사용하세요.</w:t>
+              <w:t>현재 구현을 기준으로 구조, 설정, 작업 흐름, 유지보수 시 확인할 사항을 정리했습니다. 베타 배포 전 점검과 인수인계에 활용하세요.</w:t>
             </w:r>
           </w:p>
         </w:tc>
@@ -153,7 +153,7 @@
       <w:pPr>
         <w:spacing w:after="160" w:line="300" w:lineRule="auto"/>
         <w:rPr>
-          <w:rFonts w:ascii="맑은 고딕" w:eastAsia="맑은 고딕" w:hAnsi="맑은 고딕"/>
+          <w:rFonts w:ascii="맑은 고딕" w:eastAsia="맑은 고딕" w:hAnsi="맑은 고딕" w:cs="맑은 고딕"/>
           <w:lang w:eastAsia="ko-KR"/>
         </w:rPr>
       </w:pPr>
@@ -183,12 +183,12 @@
             <w:pPr>
               <w:spacing w:before="100" w:after="100"/>
               <w:rPr>
-                <w:rFonts w:ascii="맑은 고딕" w:eastAsia="맑은 고딕" w:hAnsi="맑은 고딕"/>
-              </w:rPr>
-            </w:pPr>
-            <w:r>
-              <w:rPr>
-                <w:rFonts w:ascii="맑은 고딕" w:eastAsia="맑은 고딕" w:hAnsi="맑은 고딕"/>
+                <w:rFonts w:ascii="맑은 고딕" w:eastAsia="맑은 고딕" w:hAnsi="맑은 고딕" w:cs="맑은 고딕"/>
+              </w:rPr>
+            </w:pPr>
+            <w:r>
+              <w:rPr>
+                <w:rFonts w:ascii="맑은 고딕" w:eastAsia="맑은 고딕" w:hAnsi="맑은 고딕" w:cs="맑은 고딕"/>
                 <w:b/>
                 <w:color w:val="FFFFFF"/>
                 <w:sz w:val="19"/>
@@ -206,12 +206,12 @@
             <w:pPr>
               <w:spacing w:before="100" w:after="100"/>
               <w:rPr>
-                <w:rFonts w:ascii="맑은 고딕" w:eastAsia="맑은 고딕" w:hAnsi="맑은 고딕"/>
-              </w:rPr>
-            </w:pPr>
-            <w:r>
-              <w:rPr>
-                <w:rFonts w:ascii="맑은 고딕" w:eastAsia="맑은 고딕" w:hAnsi="맑은 고딕"/>
+                <w:rFonts w:ascii="맑은 고딕" w:eastAsia="맑은 고딕" w:hAnsi="맑은 고딕" w:cs="맑은 고딕"/>
+              </w:rPr>
+            </w:pPr>
+            <w:r>
+              <w:rPr>
+                <w:rFonts w:ascii="맑은 고딕" w:eastAsia="맑은 고딕" w:hAnsi="맑은 고딕" w:cs="맑은 고딕"/>
                 <w:b/>
                 <w:color w:val="FFFFFF"/>
                 <w:sz w:val="19"/>
@@ -236,12 +236,12 @@
             <w:pPr>
               <w:spacing w:before="100" w:after="100" w:line="269" w:lineRule="auto"/>
               <w:rPr>
-                <w:rFonts w:ascii="맑은 고딕" w:eastAsia="맑은 고딕" w:hAnsi="맑은 고딕"/>
-              </w:rPr>
-            </w:pPr>
-            <w:r>
-              <w:rPr>
-                <w:rFonts w:ascii="맑은 고딕" w:eastAsia="맑은 고딕" w:hAnsi="맑은 고딕"/>
+                <w:rFonts w:ascii="맑은 고딕" w:eastAsia="맑은 고딕" w:hAnsi="맑은 고딕" w:cs="맑은 고딕"/>
+              </w:rPr>
+            </w:pPr>
+            <w:r>
+              <w:rPr>
+                <w:rFonts w:ascii="맑은 고딕" w:eastAsia="맑은 고딕" w:hAnsi="맑은 고딕" w:cs="맑은 고딕"/>
                 <w:b/>
                 <w:color w:val="23324A"/>
                 <w:sz w:val="18"/>
@@ -260,12 +260,12 @@
             <w:pPr>
               <w:spacing w:before="100" w:after="100" w:line="269" w:lineRule="auto"/>
               <w:rPr>
-                <w:rFonts w:ascii="맑은 고딕" w:eastAsia="맑은 고딕" w:hAnsi="맑은 고딕"/>
-              </w:rPr>
-            </w:pPr>
-            <w:r>
-              <w:rPr>
-                <w:rFonts w:ascii="맑은 고딕" w:eastAsia="맑은 고딕" w:hAnsi="맑은 고딕"/>
+                <w:rFonts w:ascii="맑은 고딕" w:eastAsia="맑은 고딕" w:hAnsi="맑은 고딕" w:cs="맑은 고딕"/>
+              </w:rPr>
+            </w:pPr>
+            <w:r>
+              <w:rPr>
+                <w:rFonts w:ascii="맑은 고딕" w:eastAsia="맑은 고딕" w:hAnsi="맑은 고딕" w:cs="맑은 고딕"/>
                 <w:color w:val="23324A"/>
                 <w:sz w:val="18"/>
               </w:rPr>
@@ -289,12 +289,12 @@
             <w:pPr>
               <w:spacing w:before="100" w:after="100" w:line="269" w:lineRule="auto"/>
               <w:rPr>
-                <w:rFonts w:ascii="맑은 고딕" w:eastAsia="맑은 고딕" w:hAnsi="맑은 고딕"/>
-              </w:rPr>
-            </w:pPr>
-            <w:r>
-              <w:rPr>
-                <w:rFonts w:ascii="맑은 고딕" w:eastAsia="맑은 고딕" w:hAnsi="맑은 고딕"/>
+                <w:rFonts w:ascii="맑은 고딕" w:eastAsia="맑은 고딕" w:hAnsi="맑은 고딕" w:cs="맑은 고딕"/>
+              </w:rPr>
+            </w:pPr>
+            <w:r>
+              <w:rPr>
+                <w:rFonts w:ascii="맑은 고딕" w:eastAsia="맑은 고딕" w:hAnsi="맑은 고딕" w:cs="맑은 고딕"/>
                 <w:b/>
                 <w:color w:val="23324A"/>
                 <w:sz w:val="18"/>
@@ -313,12 +313,12 @@
             <w:pPr>
               <w:spacing w:before="100" w:after="100" w:line="269" w:lineRule="auto"/>
               <w:rPr>
-                <w:rFonts w:ascii="맑은 고딕" w:eastAsia="맑은 고딕" w:hAnsi="맑은 고딕"/>
-              </w:rPr>
-            </w:pPr>
-            <w:r>
-              <w:rPr>
-                <w:rFonts w:ascii="맑은 고딕" w:eastAsia="맑은 고딕" w:hAnsi="맑은 고딕"/>
+                <w:rFonts w:ascii="맑은 고딕" w:eastAsia="맑은 고딕" w:hAnsi="맑은 고딕" w:cs="맑은 고딕"/>
+              </w:rPr>
+            </w:pPr>
+            <w:r>
+              <w:rPr>
+                <w:rFonts w:ascii="맑은 고딕" w:eastAsia="맑은 고딕" w:hAnsi="맑은 고딕" w:cs="맑은 고딕"/>
                 <w:color w:val="23324A"/>
                 <w:sz w:val="18"/>
               </w:rPr>
@@ -342,12 +342,12 @@
             <w:pPr>
               <w:spacing w:before="100" w:after="100" w:line="269" w:lineRule="auto"/>
               <w:rPr>
-                <w:rFonts w:ascii="맑은 고딕" w:eastAsia="맑은 고딕" w:hAnsi="맑은 고딕"/>
-              </w:rPr>
-            </w:pPr>
-            <w:r>
-              <w:rPr>
-                <w:rFonts w:ascii="맑은 고딕" w:eastAsia="맑은 고딕" w:hAnsi="맑은 고딕"/>
+                <w:rFonts w:ascii="맑은 고딕" w:eastAsia="맑은 고딕" w:hAnsi="맑은 고딕" w:cs="맑은 고딕"/>
+              </w:rPr>
+            </w:pPr>
+            <w:r>
+              <w:rPr>
+                <w:rFonts w:ascii="맑은 고딕" w:eastAsia="맑은 고딕" w:hAnsi="맑은 고딕" w:cs="맑은 고딕"/>
                 <w:b/>
                 <w:color w:val="23324A"/>
                 <w:sz w:val="18"/>
@@ -366,12 +366,12 @@
             <w:pPr>
               <w:spacing w:before="100" w:after="100" w:line="269" w:lineRule="auto"/>
               <w:rPr>
-                <w:rFonts w:ascii="맑은 고딕" w:eastAsia="맑은 고딕" w:hAnsi="맑은 고딕"/>
-              </w:rPr>
-            </w:pPr>
-            <w:r>
-              <w:rPr>
-                <w:rFonts w:ascii="맑은 고딕" w:eastAsia="맑은 고딕" w:hAnsi="맑은 고딕"/>
+                <w:rFonts w:ascii="맑은 고딕" w:eastAsia="맑은 고딕" w:hAnsi="맑은 고딕" w:cs="맑은 고딕"/>
+              </w:rPr>
+            </w:pPr>
+            <w:r>
+              <w:rPr>
+                <w:rFonts w:ascii="맑은 고딕" w:eastAsia="맑은 고딕" w:hAnsi="맑은 고딕" w:cs="맑은 고딕"/>
                 <w:color w:val="23324A"/>
                 <w:sz w:val="18"/>
               </w:rPr>
@@ -395,12 +395,12 @@
             <w:pPr>
               <w:spacing w:before="100" w:after="100" w:line="269" w:lineRule="auto"/>
               <w:rPr>
-                <w:rFonts w:ascii="맑은 고딕" w:eastAsia="맑은 고딕" w:hAnsi="맑은 고딕"/>
-              </w:rPr>
-            </w:pPr>
-            <w:r>
-              <w:rPr>
-                <w:rFonts w:ascii="맑은 고딕" w:eastAsia="맑은 고딕" w:hAnsi="맑은 고딕"/>
+                <w:rFonts w:ascii="맑은 고딕" w:eastAsia="맑은 고딕" w:hAnsi="맑은 고딕" w:cs="맑은 고딕"/>
+              </w:rPr>
+            </w:pPr>
+            <w:r>
+              <w:rPr>
+                <w:rFonts w:ascii="맑은 고딕" w:eastAsia="맑은 고딕" w:hAnsi="맑은 고딕" w:cs="맑은 고딕"/>
                 <w:b/>
                 <w:color w:val="23324A"/>
                 <w:sz w:val="18"/>
@@ -419,12 +419,12 @@
             <w:pPr>
               <w:spacing w:before="100" w:after="100" w:line="269" w:lineRule="auto"/>
               <w:rPr>
-                <w:rFonts w:ascii="맑은 고딕" w:eastAsia="맑은 고딕" w:hAnsi="맑은 고딕"/>
-              </w:rPr>
-            </w:pPr>
-            <w:r>
-              <w:rPr>
-                <w:rFonts w:ascii="맑은 고딕" w:eastAsia="맑은 고딕" w:hAnsi="맑은 고딕"/>
+                <w:rFonts w:ascii="맑은 고딕" w:eastAsia="맑은 고딕" w:hAnsi="맑은 고딕" w:cs="맑은 고딕"/>
+              </w:rPr>
+            </w:pPr>
+            <w:r>
+              <w:rPr>
+                <w:rFonts w:ascii="맑은 고딕" w:eastAsia="맑은 고딕" w:hAnsi="맑은 고딕" w:cs="맑은 고딕"/>
                 <w:color w:val="23324A"/>
                 <w:sz w:val="18"/>
               </w:rPr>
@@ -448,17 +448,17 @@
             <w:pPr>
               <w:spacing w:before="100" w:after="100" w:line="269" w:lineRule="auto"/>
               <w:rPr>
-                <w:rFonts w:ascii="맑은 고딕" w:eastAsia="맑은 고딕" w:hAnsi="맑은 고딕"/>
-              </w:rPr>
-            </w:pPr>
-            <w:r>
-              <w:rPr>
-                <w:rFonts w:ascii="맑은 고딕" w:eastAsia="맑은 고딕" w:hAnsi="맑은 고딕"/>
+                <w:rFonts w:ascii="맑은 고딕" w:eastAsia="맑은 고딕" w:hAnsi="맑은 고딕" w:cs="맑은 고딕"/>
+              </w:rPr>
+            </w:pPr>
+            <w:r>
+              <w:rPr>
+                <w:rFonts w:ascii="맑은 고딕" w:eastAsia="맑은 고딕" w:hAnsi="맑은 고딕" w:cs="맑은 고딕"/>
                 <w:b/>
                 <w:color w:val="23324A"/>
                 <w:sz w:val="18"/>
               </w:rPr>
-              <w:t>자료 성격</w:t>
+              <w:t>문서 성격</w:t>
             </w:r>
           </w:p>
         </w:tc>
@@ -472,13 +472,13 @@
             <w:pPr>
               <w:spacing w:before="100" w:after="100" w:line="269" w:lineRule="auto"/>
               <w:rPr>
-                <w:rFonts w:ascii="맑은 고딕" w:eastAsia="맑은 고딕" w:hAnsi="맑은 고딕"/>
+                <w:rFonts w:ascii="맑은 고딕" w:eastAsia="맑은 고딕" w:hAnsi="맑은 고딕" w:cs="맑은 고딕"/>
                 <w:lang w:eastAsia="ko-KR"/>
               </w:rPr>
             </w:pPr>
             <w:r>
               <w:rPr>
-                <w:rFonts w:ascii="맑은 고딕" w:eastAsia="맑은 고딕" w:hAnsi="맑은 고딕"/>
+                <w:rFonts w:ascii="맑은 고딕" w:eastAsia="맑은 고딕" w:hAnsi="맑은 고딕" w:cs="맑은 고딕"/>
                 <w:color w:val="23324A"/>
                 <w:sz w:val="18"/>
                 <w:lang w:eastAsia="ko-KR"/>
@@ -503,17 +503,17 @@
             <w:pPr>
               <w:spacing w:before="100" w:after="100" w:line="269" w:lineRule="auto"/>
               <w:rPr>
-                <w:rFonts w:ascii="맑은 고딕" w:eastAsia="맑은 고딕" w:hAnsi="맑은 고딕"/>
-              </w:rPr>
-            </w:pPr>
-            <w:r>
-              <w:rPr>
-                <w:rFonts w:ascii="맑은 고딕" w:eastAsia="맑은 고딕" w:hAnsi="맑은 고딕"/>
+                <w:rFonts w:ascii="맑은 고딕" w:eastAsia="맑은 고딕" w:hAnsi="맑은 고딕" w:cs="맑은 고딕"/>
+              </w:rPr>
+            </w:pPr>
+            <w:r>
+              <w:rPr>
+                <w:rFonts w:ascii="맑은 고딕" w:eastAsia="맑은 고딕" w:hAnsi="맑은 고딕" w:cs="맑은 고딕"/>
                 <w:b/>
                 <w:color w:val="23324A"/>
                 <w:sz w:val="18"/>
               </w:rPr>
-              <w:t>데이터 원칙</w:t>
+              <w:t>데이터 취급</w:t>
             </w:r>
           </w:p>
         </w:tc>
@@ -527,18 +527,18 @@
             <w:pPr>
               <w:spacing w:before="100" w:after="100" w:line="269" w:lineRule="auto"/>
               <w:rPr>
-                <w:rFonts w:ascii="맑은 고딕" w:eastAsia="맑은 고딕" w:hAnsi="맑은 고딕"/>
+                <w:rFonts w:ascii="맑은 고딕" w:eastAsia="맑은 고딕" w:hAnsi="맑은 고딕" w:cs="맑은 고딕"/>
                 <w:lang w:eastAsia="ko-KR"/>
               </w:rPr>
             </w:pPr>
             <w:r>
               <w:rPr>
-                <w:rFonts w:ascii="맑은 고딕" w:eastAsia="맑은 고딕" w:hAnsi="맑은 고딕"/>
+                <w:rFonts w:ascii="맑은 고딕" w:eastAsia="맑은 고딕" w:hAnsi="맑은 고딕" w:cs="맑은 고딕"/>
                 <w:color w:val="23324A"/>
                 <w:sz w:val="18"/>
                 <w:lang w:eastAsia="ko-KR"/>
               </w:rPr>
-              <w:t>실제 계정·API Key 미포함 / 화면은 오프라인 샘플</w:t>
+              <w:t>실제 계정·API Key 미포함 / 화면 이미지는 오프라인 샘플</w:t>
             </w:r>
           </w:p>
         </w:tc>
@@ -548,7 +548,7 @@
       <w:pPr>
         <w:spacing w:after="0"/>
         <w:rPr>
-          <w:rFonts w:ascii="맑은 고딕" w:eastAsia="맑은 고딕" w:hAnsi="맑은 고딕"/>
+          <w:rFonts w:ascii="맑은 고딕" w:eastAsia="맑은 고딕" w:hAnsi="맑은 고딕" w:cs="맑은 고딕"/>
           <w:lang w:eastAsia="ko-KR"/>
         </w:rPr>
       </w:pPr>
@@ -557,13 +557,13 @@
       <w:pPr>
         <w:spacing w:after="160" w:line="300" w:lineRule="auto"/>
         <w:rPr>
-          <w:rFonts w:ascii="맑은 고딕" w:eastAsia="맑은 고딕" w:hAnsi="맑은 고딕"/>
+          <w:rFonts w:ascii="맑은 고딕" w:eastAsia="맑은 고딕" w:hAnsi="맑은 고딕" w:cs="맑은 고딕"/>
           <w:lang w:eastAsia="ko-KR"/>
         </w:rPr>
       </w:pPr>
       <w:r>
         <w:rPr>
-          <w:rFonts w:ascii="맑은 고딕" w:eastAsia="맑은 고딕" w:hAnsi="맑은 고딕"/>
+          <w:rFonts w:ascii="맑은 고딕" w:eastAsia="맑은 고딕" w:hAnsi="맑은 고딕" w:cs="맑은 고딕"/>
           <w:color w:val="60718A"/>
           <w:sz w:val="19"/>
           <w:lang w:eastAsia="ko-KR"/>
@@ -574,13 +574,13 @@
     <w:p>
       <w:pPr>
         <w:rPr>
-          <w:rFonts w:ascii="맑은 고딕" w:eastAsia="맑은 고딕" w:hAnsi="맑은 고딕"/>
+          <w:rFonts w:ascii="맑은 고딕" w:eastAsia="맑은 고딕" w:hAnsi="맑은 고딕" w:cs="맑은 고딕"/>
           <w:lang w:eastAsia="ko-KR"/>
         </w:rPr>
       </w:pPr>
       <w:r>
         <w:rPr>
-          <w:rFonts w:ascii="맑은 고딕" w:eastAsia="맑은 고딕" w:hAnsi="맑은 고딕"/>
+          <w:rFonts w:ascii="맑은 고딕" w:eastAsia="맑은 고딕" w:hAnsi="맑은 고딕" w:cs="맑은 고딕"/>
           <w:lang w:eastAsia="ko-KR"/>
         </w:rPr>
         <w:br w:type="page"/>
@@ -591,13 +591,13 @@
         <w:pStyle w:val="1"/>
         <w:spacing w:after="160" w:line="300" w:lineRule="auto"/>
         <w:rPr>
-          <w:rFonts w:ascii="맑은 고딕" w:eastAsia="맑은 고딕" w:hAnsi="맑은 고딕"/>
+          <w:rFonts w:ascii="맑은 고딕" w:eastAsia="맑은 고딕" w:hAnsi="맑은 고딕" w:cs="맑은 고딕"/>
           <w:lang w:eastAsia="ko-KR"/>
         </w:rPr>
       </w:pPr>
       <w:r>
         <w:rPr>
-          <w:rFonts w:ascii="맑은 고딕" w:eastAsia="맑은 고딕" w:hAnsi="맑은 고딕"/>
+          <w:rFonts w:ascii="맑은 고딕" w:eastAsia="맑은 고딕" w:hAnsi="맑은 고딕" w:cs="맑은 고딕"/>
           <w:sz w:val="40"/>
           <w:lang w:eastAsia="ko-KR"/>
         </w:rPr>
@@ -609,17 +609,17 @@
       <w:pPr>
         <w:spacing w:after="160" w:line="300" w:lineRule="auto"/>
         <w:rPr>
-          <w:rFonts w:ascii="맑은 고딕" w:eastAsia="맑은 고딕" w:hAnsi="맑은 고딕"/>
+          <w:rFonts w:ascii="맑은 고딕" w:eastAsia="맑은 고딕" w:hAnsi="맑은 고딕" w:cs="맑은 고딕"/>
           <w:lang w:eastAsia="ko-KR"/>
         </w:rPr>
       </w:pPr>
       <w:r>
         <w:rPr>
-          <w:rFonts w:ascii="맑은 고딕" w:eastAsia="맑은 고딕" w:hAnsi="맑은 고딕"/>
+          <w:rFonts w:ascii="맑은 고딕" w:eastAsia="맑은 고딕" w:hAnsi="맑은 고딕" w:cs="맑은 고딕"/>
           <w:color w:val="23324A"/>
           <w:lang w:eastAsia="ko-KR"/>
         </w:rPr>
-        <w:t>이 문서는 API 서버 설치 담당자와 유지보수 개발자를 위한 베타 기준서입니다. 현재 구현과 운영 권장 사항을 구분하며, 실제 운영 환경의 검증 완료를 의미하지 않습니다.</w:t>
+        <w:t>이 문서는 API 서버 설치 담당자와 유지보수 개발자를 위한 베타 안내서입니다. 현재 구현과 운영 권장 사항을 구분하여 설명하며, 실제 운영 환경에서 검증을 마쳤다는 뜻은 아닙니다.</w:t>
       </w:r>
     </w:p>
     <w:tbl>
@@ -647,12 +647,12 @@
             <w:pPr>
               <w:spacing w:before="100" w:after="100"/>
               <w:rPr>
-                <w:rFonts w:ascii="맑은 고딕" w:eastAsia="맑은 고딕" w:hAnsi="맑은 고딕"/>
-              </w:rPr>
-            </w:pPr>
-            <w:r>
-              <w:rPr>
-                <w:rFonts w:ascii="맑은 고딕" w:eastAsia="맑은 고딕" w:hAnsi="맑은 고딕"/>
+                <w:rFonts w:ascii="맑은 고딕" w:eastAsia="맑은 고딕" w:hAnsi="맑은 고딕" w:cs="맑은 고딕"/>
+              </w:rPr>
+            </w:pPr>
+            <w:r>
+              <w:rPr>
+                <w:rFonts w:ascii="맑은 고딕" w:eastAsia="맑은 고딕" w:hAnsi="맑은 고딕" w:cs="맑은 고딕"/>
                 <w:b/>
                 <w:color w:val="FFFFFF"/>
                 <w:sz w:val="19"/>
@@ -670,17 +670,17 @@
             <w:pPr>
               <w:spacing w:before="100" w:after="100"/>
               <w:rPr>
-                <w:rFonts w:ascii="맑은 고딕" w:eastAsia="맑은 고딕" w:hAnsi="맑은 고딕"/>
-              </w:rPr>
-            </w:pPr>
-            <w:r>
-              <w:rPr>
-                <w:rFonts w:ascii="맑은 고딕" w:eastAsia="맑은 고딕" w:hAnsi="맑은 고딕"/>
+                <w:rFonts w:ascii="맑은 고딕" w:eastAsia="맑은 고딕" w:hAnsi="맑은 고딕" w:cs="맑은 고딕"/>
+              </w:rPr>
+            </w:pPr>
+            <w:r>
+              <w:rPr>
+                <w:rFonts w:ascii="맑은 고딕" w:eastAsia="맑은 고딕" w:hAnsi="맑은 고딕" w:cs="맑은 고딕"/>
                 <w:b/>
                 <w:color w:val="FFFFFF"/>
                 <w:sz w:val="19"/>
               </w:rPr>
-              <w:t>기준</w:t>
+              <w:t>내용</w:t>
             </w:r>
           </w:p>
         </w:tc>
@@ -700,12 +700,12 @@
             <w:pPr>
               <w:spacing w:before="100" w:after="100" w:line="269" w:lineRule="auto"/>
               <w:rPr>
-                <w:rFonts w:ascii="맑은 고딕" w:eastAsia="맑은 고딕" w:hAnsi="맑은 고딕"/>
-              </w:rPr>
-            </w:pPr>
-            <w:r>
-              <w:rPr>
-                <w:rFonts w:ascii="맑은 고딕" w:eastAsia="맑은 고딕" w:hAnsi="맑은 고딕"/>
+                <w:rFonts w:ascii="맑은 고딕" w:eastAsia="맑은 고딕" w:hAnsi="맑은 고딕" w:cs="맑은 고딕"/>
+              </w:rPr>
+            </w:pPr>
+            <w:r>
+              <w:rPr>
+                <w:rFonts w:ascii="맑은 고딕" w:eastAsia="맑은 고딕" w:hAnsi="맑은 고딕" w:cs="맑은 고딕"/>
                 <w:b/>
                 <w:color w:val="23324A"/>
                 <w:sz w:val="18"/>
@@ -724,12 +724,12 @@
             <w:pPr>
               <w:spacing w:before="100" w:after="100" w:line="269" w:lineRule="auto"/>
               <w:rPr>
-                <w:rFonts w:ascii="맑은 고딕" w:eastAsia="맑은 고딕" w:hAnsi="맑은 고딕"/>
-              </w:rPr>
-            </w:pPr>
-            <w:r>
-              <w:rPr>
-                <w:rFonts w:ascii="맑은 고딕" w:eastAsia="맑은 고딕" w:hAnsi="맑은 고딕"/>
+                <w:rFonts w:ascii="맑은 고딕" w:eastAsia="맑은 고딕" w:hAnsi="맑은 고딕" w:cs="맑은 고딕"/>
+              </w:rPr>
+            </w:pPr>
+            <w:r>
+              <w:rPr>
+                <w:rFonts w:ascii="맑은 고딕" w:eastAsia="맑은 고딕" w:hAnsi="맑은 고딕" w:cs="맑은 고딕"/>
                 <w:color w:val="23324A"/>
                 <w:sz w:val="18"/>
               </w:rPr>
@@ -753,12 +753,12 @@
             <w:pPr>
               <w:spacing w:before="100" w:after="100" w:line="269" w:lineRule="auto"/>
               <w:rPr>
-                <w:rFonts w:ascii="맑은 고딕" w:eastAsia="맑은 고딕" w:hAnsi="맑은 고딕"/>
-              </w:rPr>
-            </w:pPr>
-            <w:r>
-              <w:rPr>
-                <w:rFonts w:ascii="맑은 고딕" w:eastAsia="맑은 고딕" w:hAnsi="맑은 고딕"/>
+                <w:rFonts w:ascii="맑은 고딕" w:eastAsia="맑은 고딕" w:hAnsi="맑은 고딕" w:cs="맑은 고딕"/>
+              </w:rPr>
+            </w:pPr>
+            <w:r>
+              <w:rPr>
+                <w:rFonts w:ascii="맑은 고딕" w:eastAsia="맑은 고딕" w:hAnsi="맑은 고딕" w:cs="맑은 고딕"/>
                 <w:b/>
                 <w:color w:val="23324A"/>
                 <w:sz w:val="18"/>
@@ -777,12 +777,12 @@
             <w:pPr>
               <w:spacing w:before="100" w:after="100" w:line="269" w:lineRule="auto"/>
               <w:rPr>
-                <w:rFonts w:ascii="맑은 고딕" w:eastAsia="맑은 고딕" w:hAnsi="맑은 고딕"/>
-              </w:rPr>
-            </w:pPr>
-            <w:r>
-              <w:rPr>
-                <w:rFonts w:ascii="맑은 고딕" w:eastAsia="맑은 고딕" w:hAnsi="맑은 고딕"/>
+                <w:rFonts w:ascii="맑은 고딕" w:eastAsia="맑은 고딕" w:hAnsi="맑은 고딕" w:cs="맑은 고딕"/>
+              </w:rPr>
+            </w:pPr>
+            <w:r>
+              <w:rPr>
+                <w:rFonts w:ascii="맑은 고딕" w:eastAsia="맑은 고딕" w:hAnsi="맑은 고딕" w:cs="맑은 고딕"/>
                 <w:color w:val="23324A"/>
                 <w:sz w:val="18"/>
               </w:rPr>
@@ -806,12 +806,12 @@
             <w:pPr>
               <w:spacing w:before="100" w:after="100" w:line="269" w:lineRule="auto"/>
               <w:rPr>
-                <w:rFonts w:ascii="맑은 고딕" w:eastAsia="맑은 고딕" w:hAnsi="맑은 고딕"/>
-              </w:rPr>
-            </w:pPr>
-            <w:r>
-              <w:rPr>
-                <w:rFonts w:ascii="맑은 고딕" w:eastAsia="맑은 고딕" w:hAnsi="맑은 고딕"/>
+                <w:rFonts w:ascii="맑은 고딕" w:eastAsia="맑은 고딕" w:hAnsi="맑은 고딕" w:cs="맑은 고딕"/>
+              </w:rPr>
+            </w:pPr>
+            <w:r>
+              <w:rPr>
+                <w:rFonts w:ascii="맑은 고딕" w:eastAsia="맑은 고딕" w:hAnsi="맑은 고딕" w:cs="맑은 고딕"/>
                 <w:b/>
                 <w:color w:val="23324A"/>
                 <w:sz w:val="18"/>
@@ -830,13 +830,13 @@
             <w:pPr>
               <w:spacing w:before="100" w:after="100" w:line="269" w:lineRule="auto"/>
               <w:rPr>
-                <w:rFonts w:ascii="맑은 고딕" w:eastAsia="맑은 고딕" w:hAnsi="맑은 고딕"/>
+                <w:rFonts w:ascii="맑은 고딕" w:eastAsia="맑은 고딕" w:hAnsi="맑은 고딕" w:cs="맑은 고딕"/>
                 <w:lang w:eastAsia="ko-KR"/>
               </w:rPr>
             </w:pPr>
             <w:r>
               <w:rPr>
-                <w:rFonts w:ascii="맑은 고딕" w:eastAsia="맑은 고딕" w:hAnsi="맑은 고딕"/>
+                <w:rFonts w:ascii="맑은 고딕" w:eastAsia="맑은 고딕" w:hAnsi="맑은 고딕" w:cs="맑은 고딕"/>
                 <w:color w:val="23324A"/>
                 <w:sz w:val="18"/>
                 <w:lang w:eastAsia="ko-KR"/>
@@ -861,12 +861,12 @@
             <w:pPr>
               <w:spacing w:before="100" w:after="100" w:line="269" w:lineRule="auto"/>
               <w:rPr>
-                <w:rFonts w:ascii="맑은 고딕" w:eastAsia="맑은 고딕" w:hAnsi="맑은 고딕"/>
-              </w:rPr>
-            </w:pPr>
-            <w:r>
-              <w:rPr>
-                <w:rFonts w:ascii="맑은 고딕" w:eastAsia="맑은 고딕" w:hAnsi="맑은 고딕"/>
+                <w:rFonts w:ascii="맑은 고딕" w:eastAsia="맑은 고딕" w:hAnsi="맑은 고딕" w:cs="맑은 고딕"/>
+              </w:rPr>
+            </w:pPr>
+            <w:r>
+              <w:rPr>
+                <w:rFonts w:ascii="맑은 고딕" w:eastAsia="맑은 고딕" w:hAnsi="맑은 고딕" w:cs="맑은 고딕"/>
                 <w:b/>
                 <w:color w:val="23324A"/>
                 <w:sz w:val="18"/>
@@ -885,12 +885,12 @@
             <w:pPr>
               <w:spacing w:before="100" w:after="100" w:line="269" w:lineRule="auto"/>
               <w:rPr>
-                <w:rFonts w:ascii="맑은 고딕" w:eastAsia="맑은 고딕" w:hAnsi="맑은 고딕"/>
-              </w:rPr>
-            </w:pPr>
-            <w:r>
-              <w:rPr>
-                <w:rFonts w:ascii="맑은 고딕" w:eastAsia="맑은 고딕" w:hAnsi="맑은 고딕"/>
+                <w:rFonts w:ascii="맑은 고딕" w:eastAsia="맑은 고딕" w:hAnsi="맑은 고딕" w:cs="맑은 고딕"/>
+              </w:rPr>
+            </w:pPr>
+            <w:r>
+              <w:rPr>
+                <w:rFonts w:ascii="맑은 고딕" w:eastAsia="맑은 고딕" w:hAnsi="맑은 고딕" w:cs="맑은 고딕"/>
                 <w:color w:val="23324A"/>
                 <w:sz w:val="18"/>
               </w:rPr>
@@ -914,12 +914,12 @@
             <w:pPr>
               <w:spacing w:before="100" w:after="100" w:line="269" w:lineRule="auto"/>
               <w:rPr>
-                <w:rFonts w:ascii="맑은 고딕" w:eastAsia="맑은 고딕" w:hAnsi="맑은 고딕"/>
-              </w:rPr>
-            </w:pPr>
-            <w:r>
-              <w:rPr>
-                <w:rFonts w:ascii="맑은 고딕" w:eastAsia="맑은 고딕" w:hAnsi="맑은 고딕"/>
+                <w:rFonts w:ascii="맑은 고딕" w:eastAsia="맑은 고딕" w:hAnsi="맑은 고딕" w:cs="맑은 고딕"/>
+              </w:rPr>
+            </w:pPr>
+            <w:r>
+              <w:rPr>
+                <w:rFonts w:ascii="맑은 고딕" w:eastAsia="맑은 고딕" w:hAnsi="맑은 고딕" w:cs="맑은 고딕"/>
                 <w:b/>
                 <w:color w:val="23324A"/>
                 <w:sz w:val="18"/>
@@ -938,18 +938,18 @@
             <w:pPr>
               <w:spacing w:before="100" w:after="100" w:line="269" w:lineRule="auto"/>
               <w:rPr>
-                <w:rFonts w:ascii="맑은 고딕" w:eastAsia="맑은 고딕" w:hAnsi="맑은 고딕"/>
+                <w:rFonts w:ascii="맑은 고딕" w:eastAsia="맑은 고딕" w:hAnsi="맑은 고딕" w:cs="맑은 고딕"/>
                 <w:lang w:eastAsia="ko-KR"/>
               </w:rPr>
             </w:pPr>
             <w:r>
               <w:rPr>
-                <w:rFonts w:ascii="맑은 고딕" w:eastAsia="맑은 고딕" w:hAnsi="맑은 고딕"/>
+                <w:rFonts w:ascii="맑은 고딕" w:eastAsia="맑은 고딕" w:hAnsi="맑은 고딕" w:cs="맑은 고딕"/>
                 <w:color w:val="23324A"/>
                 <w:sz w:val="18"/>
                 <w:lang w:eastAsia="ko-KR"/>
               </w:rPr>
-              <w:t>Mock: 개발 환경 / 실제 변경: Windows + AD·공유 폴더 접근 환경</w:t>
+              <w:t>Mock: 개발 환경 / 실제 변경: AD·공유 폴더에 접근할 수 있는 Windows 환경</w:t>
             </w:r>
           </w:p>
         </w:tc>
@@ -969,12 +969,12 @@
             <w:pPr>
               <w:spacing w:before="100" w:after="100" w:line="269" w:lineRule="auto"/>
               <w:rPr>
-                <w:rFonts w:ascii="맑은 고딕" w:eastAsia="맑은 고딕" w:hAnsi="맑은 고딕"/>
-              </w:rPr>
-            </w:pPr>
-            <w:r>
-              <w:rPr>
-                <w:rFonts w:ascii="맑은 고딕" w:eastAsia="맑은 고딕" w:hAnsi="맑은 고딕"/>
+                <w:rFonts w:ascii="맑은 고딕" w:eastAsia="맑은 고딕" w:hAnsi="맑은 고딕" w:cs="맑은 고딕"/>
+              </w:rPr>
+            </w:pPr>
+            <w:r>
+              <w:rPr>
+                <w:rFonts w:ascii="맑은 고딕" w:eastAsia="맑은 고딕" w:hAnsi="맑은 고딕" w:cs="맑은 고딕"/>
                 <w:b/>
                 <w:color w:val="23324A"/>
                 <w:sz w:val="18"/>
@@ -993,13 +993,13 @@
             <w:pPr>
               <w:spacing w:before="100" w:after="100" w:line="269" w:lineRule="auto"/>
               <w:rPr>
-                <w:rFonts w:ascii="맑은 고딕" w:eastAsia="맑은 고딕" w:hAnsi="맑은 고딕"/>
+                <w:rFonts w:ascii="맑은 고딕" w:eastAsia="맑은 고딕" w:hAnsi="맑은 고딕" w:cs="맑은 고딕"/>
                 <w:lang w:eastAsia="ko-KR"/>
               </w:rPr>
             </w:pPr>
             <w:r>
               <w:rPr>
-                <w:rFonts w:ascii="맑은 고딕" w:eastAsia="맑은 고딕" w:hAnsi="맑은 고딕"/>
+                <w:rFonts w:ascii="맑은 고딕" w:eastAsia="맑은 고딕" w:hAnsi="맑은 고딕" w:cs="맑은 고딕"/>
                 <w:color w:val="23324A"/>
                 <w:sz w:val="18"/>
                 <w:lang w:eastAsia="ko-KR"/>
@@ -1014,7 +1014,7 @@
       <w:pPr>
         <w:spacing w:after="0"/>
         <w:rPr>
-          <w:rFonts w:ascii="맑은 고딕" w:eastAsia="맑은 고딕" w:hAnsi="맑은 고딕"/>
+          <w:rFonts w:ascii="맑은 고딕" w:eastAsia="맑은 고딕" w:hAnsi="맑은 고딕" w:cs="맑은 고딕"/>
           <w:lang w:eastAsia="ko-KR"/>
         </w:rPr>
       </w:pPr>
@@ -1024,35 +1024,35 @@
         <w:pStyle w:val="21"/>
         <w:spacing w:before="140" w:after="160" w:line="300" w:lineRule="auto"/>
         <w:rPr>
-          <w:rFonts w:ascii="맑은 고딕" w:eastAsia="맑은 고딕" w:hAnsi="맑은 고딕"/>
+          <w:rFonts w:ascii="맑은 고딕" w:eastAsia="맑은 고딕" w:hAnsi="맑은 고딕" w:cs="맑은 고딕"/>
           <w:lang w:eastAsia="ko-KR"/>
         </w:rPr>
       </w:pPr>
       <w:r>
         <w:rPr>
-          <w:rFonts w:ascii="맑은 고딕" w:eastAsia="맑은 고딕" w:hAnsi="맑은 고딕"/>
+          <w:rFonts w:ascii="맑은 고딕" w:eastAsia="맑은 고딕" w:hAnsi="맑은 고딕" w:cs="맑은 고딕"/>
           <w:color w:val="2962FF"/>
           <w:sz w:val="24"/>
           <w:lang w:eastAsia="ko-KR"/>
         </w:rPr>
-        <w:t>베타에서 제공하는 가치</w:t>
+        <w:t>베타 버전의 핵심 가치</w:t>
       </w:r>
     </w:p>
     <w:p>
       <w:pPr>
         <w:spacing w:after="160" w:line="300" w:lineRule="auto"/>
         <w:rPr>
-          <w:rFonts w:ascii="맑은 고딕" w:eastAsia="맑은 고딕" w:hAnsi="맑은 고딕"/>
+          <w:rFonts w:ascii="맑은 고딕" w:eastAsia="맑은 고딕" w:hAnsi="맑은 고딕" w:cs="맑은 고딕"/>
           <w:lang w:eastAsia="ko-KR"/>
         </w:rPr>
       </w:pPr>
       <w:r>
         <w:rPr>
-          <w:rFonts w:ascii="맑은 고딕" w:eastAsia="맑은 고딕" w:hAnsi="맑은 고딕"/>
+          <w:rFonts w:ascii="맑은 고딕" w:eastAsia="맑은 고딕" w:hAnsi="맑은 고딕" w:cs="맑은 고딕"/>
           <w:color w:val="23324A"/>
           <w:lang w:eastAsia="ko-KR"/>
         </w:rPr>
-        <w:t>BUS 조회와 완료 처리는 Client에 두고, AD 그룹과 폴더 권한 변경은 API 서버에 모읍니다. 입력 검증, 실행 계획, Job 상태와 단계별 결과를 공통 기준으로 관리합니다.</w:t>
+        <w:t>BUS 조회와 완료 처리는 Client가 맡고, AD 그룹과 폴더 권한 변경은 API 서버가 일괄 처리합니다. 입력 검증, 실행 계획, Job 상태, 단계별 결과도 서버에서 같은 기준으로 관리합니다.</w:t>
       </w:r>
     </w:p>
     <w:tbl>
@@ -1073,37 +1073,37 @@
             <w:pPr>
               <w:spacing w:before="140" w:after="80"/>
               <w:rPr>
-                <w:rFonts w:ascii="맑은 고딕" w:eastAsia="맑은 고딕" w:hAnsi="맑은 고딕"/>
+                <w:rFonts w:ascii="맑은 고딕" w:eastAsia="맑은 고딕" w:hAnsi="맑은 고딕" w:cs="맑은 고딕"/>
                 <w:lang w:eastAsia="ko-KR"/>
               </w:rPr>
             </w:pPr>
             <w:r>
               <w:rPr>
-                <w:rFonts w:ascii="맑은 고딕" w:eastAsia="맑은 고딕" w:hAnsi="맑은 고딕"/>
+                <w:rFonts w:ascii="맑은 고딕" w:eastAsia="맑은 고딕" w:hAnsi="맑은 고딕" w:cs="맑은 고딕"/>
                 <w:b/>
                 <w:color w:val="2962FF"/>
                 <w:sz w:val="20"/>
                 <w:lang w:eastAsia="ko-KR"/>
               </w:rPr>
-              <w:t>범위 구분</w:t>
+              <w:t>역할 구분</w:t>
             </w:r>
           </w:p>
           <w:p>
             <w:pPr>
               <w:spacing w:after="140" w:line="283" w:lineRule="auto"/>
               <w:rPr>
-                <w:rFonts w:ascii="맑은 고딕" w:eastAsia="맑은 고딕" w:hAnsi="맑은 고딕"/>
+                <w:rFonts w:ascii="맑은 고딕" w:eastAsia="맑은 고딕" w:hAnsi="맑은 고딕" w:cs="맑은 고딕"/>
                 <w:lang w:eastAsia="ko-KR"/>
               </w:rPr>
             </w:pPr>
             <w:r>
               <w:rPr>
-                <w:rFonts w:ascii="맑은 고딕" w:eastAsia="맑은 고딕" w:hAnsi="맑은 고딕"/>
+                <w:rFonts w:ascii="맑은 고딕" w:eastAsia="맑은 고딕" w:hAnsi="맑은 고딕" w:cs="맑은 고딕"/>
                 <w:color w:val="23324A"/>
                 <w:sz w:val="19"/>
                 <w:lang w:eastAsia="ko-KR"/>
               </w:rPr>
-              <w:t>API 서버는 BUS 로그인이나 완료 버튼 클릭을 수행하지 않습니다. BUS 완료 여부는 Client가 실제 서버 성공을 확인한 후 별도로 처리합니다.</w:t>
+              <w:t>API 서버는 BUS 로그인이나 완료 버튼 클릭을 하지 않습니다. BUS 완료 처리는 Client가 서버의 실제 성공을 확인한 뒤 별도로 수행합니다.</w:t>
             </w:r>
           </w:p>
         </w:tc>
@@ -1114,47 +1114,47 @@
         <w:pStyle w:val="21"/>
         <w:spacing w:before="140" w:after="160" w:line="300" w:lineRule="auto"/>
         <w:rPr>
-          <w:rFonts w:ascii="맑은 고딕" w:eastAsia="맑은 고딕" w:hAnsi="맑은 고딕"/>
+          <w:rFonts w:ascii="맑은 고딕" w:eastAsia="맑은 고딕" w:hAnsi="맑은 고딕" w:cs="맑은 고딕"/>
           <w:lang w:eastAsia="ko-KR"/>
         </w:rPr>
       </w:pPr>
       <w:r>
         <w:rPr>
-          <w:rFonts w:ascii="맑은 고딕" w:eastAsia="맑은 고딕" w:hAnsi="맑은 고딕"/>
+          <w:rFonts w:ascii="맑은 고딕" w:eastAsia="맑은 고딕" w:hAnsi="맑은 고딕" w:cs="맑은 고딕"/>
           <w:color w:val="2962FF"/>
           <w:sz w:val="24"/>
           <w:lang w:eastAsia="ko-KR"/>
         </w:rPr>
-        <w:t>주요 장과 찾아볼 내용</w:t>
+        <w:t>장별 안내</w:t>
       </w:r>
     </w:p>
     <w:p>
       <w:pPr>
         <w:spacing w:after="160" w:line="300" w:lineRule="auto"/>
         <w:rPr>
-          <w:rFonts w:ascii="맑은 고딕" w:eastAsia="맑은 고딕" w:hAnsi="맑은 고딕"/>
+          <w:rFonts w:ascii="맑은 고딕" w:eastAsia="맑은 고딕" w:hAnsi="맑은 고딕" w:cs="맑은 고딕"/>
           <w:lang w:eastAsia="ko-KR"/>
         </w:rPr>
       </w:pPr>
       <w:r>
         <w:rPr>
-          <w:rFonts w:ascii="맑은 고딕" w:eastAsia="맑은 고딕" w:hAnsi="맑은 고딕"/>
+          <w:rFonts w:ascii="맑은 고딕" w:eastAsia="맑은 고딕" w:hAnsi="맑은 고딕" w:cs="맑은 고딕"/>
           <w:color w:val="23324A"/>
           <w:lang w:eastAsia="ko-KR"/>
         </w:rPr>
-        <w:t>설계·코드 지도: 3–4쪽 / 권한·프로젝트 정책: 5–6쪽 / API 계약: 7–8쪽 / 설정·배포: 9–10쪽 / 운영·장애: 11–12쪽 / 유지보수·베타 점검: 13–14쪽</w:t>
+        <w:t>설계·코드 구조: 3–4쪽 / 권한·프로젝트 정책: 5–6쪽 / API 계약: 7–8쪽 / 설정·배포: 9–10쪽 / 운영·장애: 11–12쪽 / 유지보수·베타 점검: 13–14쪽</w:t>
       </w:r>
     </w:p>
     <w:p>
       <w:pPr>
         <w:rPr>
-          <w:rFonts w:ascii="맑은 고딕" w:eastAsia="맑은 고딕" w:hAnsi="맑은 고딕"/>
+          <w:rFonts w:ascii="맑은 고딕" w:eastAsia="맑은 고딕" w:hAnsi="맑은 고딕" w:cs="맑은 고딕"/>
           <w:lang w:eastAsia="ko-KR"/>
         </w:rPr>
       </w:pPr>
       <w:r>
         <w:rPr>
-          <w:rFonts w:ascii="맑은 고딕" w:eastAsia="맑은 고딕" w:hAnsi="맑은 고딕"/>
+          <w:rFonts w:ascii="맑은 고딕" w:eastAsia="맑은 고딕" w:hAnsi="맑은 고딕" w:cs="맑은 고딕"/>
           <w:lang w:eastAsia="ko-KR"/>
         </w:rPr>
         <w:br w:type="page"/>
@@ -1165,12 +1165,12 @@
         <w:pStyle w:val="1"/>
         <w:spacing w:after="160" w:line="300" w:lineRule="auto"/>
         <w:rPr>
-          <w:rFonts w:ascii="맑은 고딕" w:eastAsia="맑은 고딕" w:hAnsi="맑은 고딕"/>
+          <w:rFonts w:ascii="맑은 고딕" w:eastAsia="맑은 고딕" w:hAnsi="맑은 고딕" w:cs="맑은 고딕"/>
         </w:rPr>
       </w:pPr>
       <w:r>
         <w:rPr>
-          <w:rFonts w:ascii="맑은 고딕" w:eastAsia="맑은 고딕" w:hAnsi="맑은 고딕"/>
+          <w:rFonts w:ascii="맑은 고딕" w:eastAsia="맑은 고딕" w:hAnsi="맑은 고딕" w:cs="맑은 고딕"/>
           <w:sz w:val="40"/>
         </w:rPr>
         <w:lastRenderedPageBreak/>
@@ -1181,12 +1181,12 @@
       <w:pPr>
         <w:jc w:val="center"/>
         <w:rPr>
-          <w:rFonts w:ascii="맑은 고딕" w:eastAsia="맑은 고딕" w:hAnsi="맑은 고딕"/>
+          <w:rFonts w:ascii="맑은 고딕" w:eastAsia="맑은 고딕" w:hAnsi="맑은 고딕" w:cs="맑은 고딕"/>
         </w:rPr>
       </w:pPr>
       <w:r>
         <w:rPr>
-          <w:rFonts w:ascii="맑은 고딕" w:eastAsia="맑은 고딕" w:hAnsi="맑은 고딕"/>
+          <w:rFonts w:ascii="맑은 고딕" w:eastAsia="맑은 고딕" w:hAnsi="맑은 고딕" w:cs="맑은 고딕"/>
           <w:noProof/>
         </w:rPr>
         <w:drawing>
@@ -1231,13 +1231,13 @@
         <w:pStyle w:val="21"/>
         <w:spacing w:before="140" w:after="160" w:line="300" w:lineRule="auto"/>
         <w:rPr>
-          <w:rFonts w:ascii="맑은 고딕" w:eastAsia="맑은 고딕" w:hAnsi="맑은 고딕"/>
+          <w:rFonts w:ascii="맑은 고딕" w:eastAsia="맑은 고딕" w:hAnsi="맑은 고딕" w:cs="맑은 고딕"/>
           <w:lang w:eastAsia="ko-KR"/>
         </w:rPr>
       </w:pPr>
       <w:r>
         <w:rPr>
-          <w:rFonts w:ascii="맑은 고딕" w:eastAsia="맑은 고딕" w:hAnsi="맑은 고딕"/>
+          <w:rFonts w:ascii="맑은 고딕" w:eastAsia="맑은 고딕" w:hAnsi="맑은 고딕" w:cs="맑은 고딕"/>
           <w:color w:val="2962FF"/>
           <w:sz w:val="24"/>
           <w:lang w:eastAsia="ko-KR"/>
@@ -1250,13 +1250,13 @@
         <w:spacing w:after="160" w:line="300" w:lineRule="auto"/>
         <w:ind w:left="113"/>
         <w:rPr>
-          <w:rFonts w:ascii="맑은 고딕" w:eastAsia="맑은 고딕" w:hAnsi="맑은 고딕"/>
+          <w:rFonts w:ascii="맑은 고딕" w:eastAsia="맑은 고딕" w:hAnsi="맑은 고딕" w:cs="맑은 고딕"/>
           <w:lang w:eastAsia="ko-KR"/>
         </w:rPr>
       </w:pPr>
       <w:r>
         <w:rPr>
-          <w:rFonts w:ascii="맑은 고딕" w:eastAsia="맑은 고딕" w:hAnsi="맑은 고딕"/>
+          <w:rFonts w:ascii="맑은 고딕" w:eastAsia="맑은 고딕" w:hAnsi="맑은 고딕" w:cs="맑은 고딕"/>
           <w:color w:val="23324A"/>
           <w:sz w:val="20"/>
           <w:lang w:eastAsia="ko-KR"/>
@@ -1269,13 +1269,13 @@
         <w:spacing w:after="160" w:line="300" w:lineRule="auto"/>
         <w:ind w:left="113"/>
         <w:rPr>
-          <w:rFonts w:ascii="맑은 고딕" w:eastAsia="맑은 고딕" w:hAnsi="맑은 고딕"/>
+          <w:rFonts w:ascii="맑은 고딕" w:eastAsia="맑은 고딕" w:hAnsi="맑은 고딕" w:cs="맑은 고딕"/>
           <w:lang w:eastAsia="ko-KR"/>
         </w:rPr>
       </w:pPr>
       <w:r>
         <w:rPr>
-          <w:rFonts w:ascii="맑은 고딕" w:eastAsia="맑은 고딕" w:hAnsi="맑은 고딕"/>
+          <w:rFonts w:ascii="맑은 고딕" w:eastAsia="맑은 고딕" w:hAnsi="맑은 고딕" w:cs="맑은 고딕"/>
           <w:color w:val="23324A"/>
           <w:sz w:val="20"/>
           <w:lang w:eastAsia="ko-KR"/>
@@ -1288,18 +1288,18 @@
         <w:spacing w:after="160" w:line="300" w:lineRule="auto"/>
         <w:ind w:left="113"/>
         <w:rPr>
-          <w:rFonts w:ascii="맑은 고딕" w:eastAsia="맑은 고딕" w:hAnsi="맑은 고딕"/>
+          <w:rFonts w:ascii="맑은 고딕" w:eastAsia="맑은 고딕" w:hAnsi="맑은 고딕" w:cs="맑은 고딕"/>
           <w:lang w:eastAsia="ko-KR"/>
         </w:rPr>
       </w:pPr>
       <w:r>
         <w:rPr>
-          <w:rFonts w:ascii="맑은 고딕" w:eastAsia="맑은 고딕" w:hAnsi="맑은 고딕"/>
+          <w:rFonts w:ascii="맑은 고딕" w:eastAsia="맑은 고딕" w:hAnsi="맑은 고딕" w:cs="맑은 고딕"/>
           <w:color w:val="23324A"/>
           <w:sz w:val="20"/>
           <w:lang w:eastAsia="ko-KR"/>
         </w:rPr>
-        <w:t>03  Job과 단계들을 DB에 기록하고, 새 요청만 BackgroundTasks에 등록합니다.</w:t>
+        <w:t>03  Job과 각 단계를 DB에 기록하고, 새 요청만 BackgroundTasks에 등록합니다.</w:t>
       </w:r>
     </w:p>
     <w:p>
@@ -1307,13 +1307,13 @@
         <w:spacing w:after="160" w:line="300" w:lineRule="auto"/>
         <w:ind w:left="113"/>
         <w:rPr>
-          <w:rFonts w:ascii="맑은 고딕" w:eastAsia="맑은 고딕" w:hAnsi="맑은 고딕"/>
+          <w:rFonts w:ascii="맑은 고딕" w:eastAsia="맑은 고딕" w:hAnsi="맑은 고딕" w:cs="맑은 고딕"/>
           <w:lang w:eastAsia="ko-KR"/>
         </w:rPr>
       </w:pPr>
       <w:r>
         <w:rPr>
-          <w:rFonts w:ascii="맑은 고딕" w:eastAsia="맑은 고딕" w:hAnsi="맑은 고딕"/>
+          <w:rFonts w:ascii="맑은 고딕" w:eastAsia="맑은 고딕" w:hAnsi="맑은 고딕" w:cs="맑은 고딕"/>
           <w:color w:val="23324A"/>
           <w:sz w:val="20"/>
           <w:lang w:eastAsia="ko-KR"/>
@@ -1326,18 +1326,18 @@
         <w:spacing w:after="160" w:line="300" w:lineRule="auto"/>
         <w:ind w:left="113"/>
         <w:rPr>
-          <w:rFonts w:ascii="맑은 고딕" w:eastAsia="맑은 고딕" w:hAnsi="맑은 고딕"/>
+          <w:rFonts w:ascii="맑은 고딕" w:eastAsia="맑은 고딕" w:hAnsi="맑은 고딕" w:cs="맑은 고딕"/>
           <w:lang w:eastAsia="ko-KR"/>
         </w:rPr>
       </w:pPr>
       <w:r>
         <w:rPr>
-          <w:rFonts w:ascii="맑은 고딕" w:eastAsia="맑은 고딕" w:hAnsi="맑은 고딕"/>
+          <w:rFonts w:ascii="맑은 고딕" w:eastAsia="맑은 고딕" w:hAnsi="맑은 고딕" w:cs="맑은 고딕"/>
           <w:color w:val="23324A"/>
           <w:sz w:val="20"/>
           <w:lang w:eastAsia="ko-KR"/>
         </w:rPr>
-        <w:t>05  Client는 Job을 조회하고, 실제 성공한 BUS 원본 요청만 완료 처리합니다.</w:t>
+        <w:t>05  Client는 Job을 조회한 뒤, 실제로 성공한 BUS 원본 요청만 완료 처리합니다.</w:t>
       </w:r>
     </w:p>
     <w:tbl>
@@ -1358,37 +1358,37 @@
             <w:pPr>
               <w:spacing w:before="140" w:after="80"/>
               <w:rPr>
-                <w:rFonts w:ascii="맑은 고딕" w:eastAsia="맑은 고딕" w:hAnsi="맑은 고딕"/>
+                <w:rFonts w:ascii="맑은 고딕" w:eastAsia="맑은 고딕" w:hAnsi="맑은 고딕" w:cs="맑은 고딕"/>
                 <w:lang w:eastAsia="ko-KR"/>
               </w:rPr>
             </w:pPr>
             <w:r>
               <w:rPr>
-                <w:rFonts w:ascii="맑은 고딕" w:eastAsia="맑은 고딕" w:hAnsi="맑은 고딕"/>
+                <w:rFonts w:ascii="맑은 고딕" w:eastAsia="맑은 고딕" w:hAnsi="맑은 고딕" w:cs="맑은 고딕"/>
                 <w:b/>
                 <w:color w:val="2962FF"/>
                 <w:sz w:val="20"/>
                 <w:lang w:eastAsia="ko-KR"/>
               </w:rPr>
-              <w:t>설계상 경계</w:t>
+              <w:t>설계상 유의점</w:t>
             </w:r>
           </w:p>
           <w:p>
             <w:pPr>
               <w:spacing w:after="140" w:line="283" w:lineRule="auto"/>
               <w:rPr>
-                <w:rFonts w:ascii="맑은 고딕" w:eastAsia="맑은 고딕" w:hAnsi="맑은 고딕"/>
+                <w:rFonts w:ascii="맑은 고딕" w:eastAsia="맑은 고딕" w:hAnsi="맑은 고딕" w:cs="맑은 고딕"/>
                 <w:lang w:eastAsia="ko-KR"/>
               </w:rPr>
             </w:pPr>
             <w:r>
               <w:rPr>
-                <w:rFonts w:ascii="맑은 고딕" w:eastAsia="맑은 고딕" w:hAnsi="맑은 고딕"/>
+                <w:rFonts w:ascii="맑은 고딕" w:eastAsia="맑은 고딕" w:hAnsi="맑은 고딕" w:cs="맑은 고딕"/>
                 <w:color w:val="23324A"/>
                 <w:sz w:val="19"/>
                 <w:lang w:eastAsia="ko-KR"/>
               </w:rPr>
-              <w:t>HTTP 접수 성공은 권한 작업 성공을 뜻하지 않습니다. 최종 Job 결과와 steps를 확인해야 하며, Preview는 대상 폴더의 실재 여부나 서비스 계정 권한까지 검증하지 않습니다.</w:t>
+              <w:t>HTTP 접수 성공이 권한 작업 성공을 뜻하지는 않습니다. 최종 Job 결과와 steps를 반드시 확인해야 하며, Preview는 대상 폴더의 존재 여부나 서비스 계정 권한까지는 검증하지 않습니다.</w:t>
             </w:r>
           </w:p>
         </w:tc>
@@ -1397,13 +1397,13 @@
     <w:p>
       <w:pPr>
         <w:rPr>
-          <w:rFonts w:ascii="맑은 고딕" w:eastAsia="맑은 고딕" w:hAnsi="맑은 고딕"/>
+          <w:rFonts w:ascii="맑은 고딕" w:eastAsia="맑은 고딕" w:hAnsi="맑은 고딕" w:cs="맑은 고딕"/>
           <w:lang w:eastAsia="ko-KR"/>
         </w:rPr>
       </w:pPr>
       <w:r>
         <w:rPr>
-          <w:rFonts w:ascii="맑은 고딕" w:eastAsia="맑은 고딕" w:hAnsi="맑은 고딕"/>
+          <w:rFonts w:ascii="맑은 고딕" w:eastAsia="맑은 고딕" w:hAnsi="맑은 고딕" w:cs="맑은 고딕"/>
           <w:lang w:eastAsia="ko-KR"/>
         </w:rPr>
         <w:br w:type="page"/>
@@ -1414,12 +1414,12 @@
         <w:pStyle w:val="1"/>
         <w:spacing w:after="160" w:line="300" w:lineRule="auto"/>
         <w:rPr>
-          <w:rFonts w:ascii="맑은 고딕" w:eastAsia="맑은 고딕" w:hAnsi="맑은 고딕"/>
+          <w:rFonts w:ascii="맑은 고딕" w:eastAsia="맑은 고딕" w:hAnsi="맑은 고딕" w:cs="맑은 고딕"/>
         </w:rPr>
       </w:pPr>
       <w:r>
         <w:rPr>
-          <w:rFonts w:ascii="맑은 고딕" w:eastAsia="맑은 고딕" w:hAnsi="맑은 고딕"/>
+          <w:rFonts w:ascii="맑은 고딕" w:eastAsia="맑은 고딕" w:hAnsi="맑은 고딕" w:cs="맑은 고딕"/>
           <w:sz w:val="40"/>
         </w:rPr>
         <w:lastRenderedPageBreak/>
@@ -1451,12 +1451,12 @@
             <w:pPr>
               <w:spacing w:before="100" w:after="100"/>
               <w:rPr>
-                <w:rFonts w:ascii="맑은 고딕" w:eastAsia="맑은 고딕" w:hAnsi="맑은 고딕"/>
-              </w:rPr>
-            </w:pPr>
-            <w:r>
-              <w:rPr>
-                <w:rFonts w:ascii="맑은 고딕" w:eastAsia="맑은 고딕" w:hAnsi="맑은 고딕"/>
+                <w:rFonts w:ascii="맑은 고딕" w:eastAsia="맑은 고딕" w:hAnsi="맑은 고딕" w:cs="맑은 고딕"/>
+              </w:rPr>
+            </w:pPr>
+            <w:r>
+              <w:rPr>
+                <w:rFonts w:ascii="맑은 고딕" w:eastAsia="맑은 고딕" w:hAnsi="맑은 고딕" w:cs="맑은 고딕"/>
                 <w:b/>
                 <w:color w:val="FFFFFF"/>
                 <w:sz w:val="19"/>
@@ -1474,17 +1474,17 @@
             <w:pPr>
               <w:spacing w:before="100" w:after="100"/>
               <w:rPr>
-                <w:rFonts w:ascii="맑은 고딕" w:eastAsia="맑은 고딕" w:hAnsi="맑은 고딕"/>
-              </w:rPr>
-            </w:pPr>
-            <w:r>
-              <w:rPr>
-                <w:rFonts w:ascii="맑은 고딕" w:eastAsia="맑은 고딕" w:hAnsi="맑은 고딕"/>
+                <w:rFonts w:ascii="맑은 고딕" w:eastAsia="맑은 고딕" w:hAnsi="맑은 고딕" w:cs="맑은 고딕"/>
+              </w:rPr>
+            </w:pPr>
+            <w:r>
+              <w:rPr>
+                <w:rFonts w:ascii="맑은 고딕" w:eastAsia="맑은 고딕" w:hAnsi="맑은 고딕" w:cs="맑은 고딕"/>
                 <w:b/>
                 <w:color w:val="FFFFFF"/>
                 <w:sz w:val="19"/>
               </w:rPr>
-              <w:t>책임</w:t>
+              <w:t>역할</w:t>
             </w:r>
           </w:p>
         </w:tc>
@@ -1504,12 +1504,12 @@
             <w:pPr>
               <w:spacing w:before="100" w:after="100" w:line="269" w:lineRule="auto"/>
               <w:rPr>
-                <w:rFonts w:ascii="맑은 고딕" w:eastAsia="맑은 고딕" w:hAnsi="맑은 고딕"/>
-              </w:rPr>
-            </w:pPr>
-            <w:r>
-              <w:rPr>
-                <w:rFonts w:ascii="맑은 고딕" w:eastAsia="맑은 고딕" w:hAnsi="맑은 고딕"/>
+                <w:rFonts w:ascii="맑은 고딕" w:eastAsia="맑은 고딕" w:hAnsi="맑은 고딕" w:cs="맑은 고딕"/>
+              </w:rPr>
+            </w:pPr>
+            <w:r>
+              <w:rPr>
+                <w:rFonts w:ascii="맑은 고딕" w:eastAsia="맑은 고딕" w:hAnsi="맑은 고딕" w:cs="맑은 고딕"/>
                 <w:b/>
                 <w:color w:val="23324A"/>
                 <w:sz w:val="18"/>
@@ -1528,18 +1528,18 @@
             <w:pPr>
               <w:spacing w:before="100" w:after="100" w:line="269" w:lineRule="auto"/>
               <w:rPr>
-                <w:rFonts w:ascii="맑은 고딕" w:eastAsia="맑은 고딕" w:hAnsi="맑은 고딕"/>
+                <w:rFonts w:ascii="맑은 고딕" w:eastAsia="맑은 고딕" w:hAnsi="맑은 고딕" w:cs="맑은 고딕"/>
                 <w:lang w:eastAsia="ko-KR"/>
               </w:rPr>
             </w:pPr>
             <w:r>
               <w:rPr>
-                <w:rFonts w:ascii="맑은 고딕" w:eastAsia="맑은 고딕" w:hAnsi="맑은 고딕"/>
+                <w:rFonts w:ascii="맑은 고딕" w:eastAsia="맑은 고딕" w:hAnsi="맑은 고딕" w:cs="맑은 고딕"/>
                 <w:color w:val="23324A"/>
                 <w:sz w:val="18"/>
                 <w:lang w:eastAsia="ko-KR"/>
               </w:rPr>
-              <w:t>앱 수명 주기, 라우터 등록, 환경 설정과 실행 안전 검사</w:t>
+              <w:t>앱 수명 주기 관리, 라우터 등록, 환경 설정, 실행 안전 검사</w:t>
             </w:r>
           </w:p>
         </w:tc>
@@ -1559,12 +1559,12 @@
             <w:pPr>
               <w:spacing w:before="100" w:after="100" w:line="269" w:lineRule="auto"/>
               <w:rPr>
-                <w:rFonts w:ascii="맑은 고딕" w:eastAsia="맑은 고딕" w:hAnsi="맑은 고딕"/>
-              </w:rPr>
-            </w:pPr>
-            <w:r>
-              <w:rPr>
-                <w:rFonts w:ascii="맑은 고딕" w:eastAsia="맑은 고딕" w:hAnsi="맑은 고딕"/>
+                <w:rFonts w:ascii="맑은 고딕" w:eastAsia="맑은 고딕" w:hAnsi="맑은 고딕" w:cs="맑은 고딕"/>
+              </w:rPr>
+            </w:pPr>
+            <w:r>
+              <w:rPr>
+                <w:rFonts w:ascii="맑은 고딕" w:eastAsia="맑은 고딕" w:hAnsi="맑은 고딕" w:cs="맑은 고딕"/>
                 <w:b/>
                 <w:color w:val="23324A"/>
                 <w:sz w:val="18"/>
@@ -1583,13 +1583,13 @@
             <w:pPr>
               <w:spacing w:before="100" w:after="100" w:line="269" w:lineRule="auto"/>
               <w:rPr>
-                <w:rFonts w:ascii="맑은 고딕" w:eastAsia="맑은 고딕" w:hAnsi="맑은 고딕"/>
+                <w:rFonts w:ascii="맑은 고딕" w:eastAsia="맑은 고딕" w:hAnsi="맑은 고딕" w:cs="맑은 고딕"/>
                 <w:lang w:eastAsia="ko-KR"/>
               </w:rPr>
             </w:pPr>
             <w:r>
               <w:rPr>
-                <w:rFonts w:ascii="맑은 고딕" w:eastAsia="맑은 고딕" w:hAnsi="맑은 고딕"/>
+                <w:rFonts w:ascii="맑은 고딕" w:eastAsia="맑은 고딕" w:hAnsi="맑은 고딕" w:cs="맑은 고딕"/>
                 <w:color w:val="23324A"/>
                 <w:sz w:val="18"/>
                 <w:lang w:eastAsia="ko-KR"/>
@@ -1614,12 +1614,12 @@
             <w:pPr>
               <w:spacing w:before="100" w:after="100" w:line="269" w:lineRule="auto"/>
               <w:rPr>
-                <w:rFonts w:ascii="맑은 고딕" w:eastAsia="맑은 고딕" w:hAnsi="맑은 고딕"/>
-              </w:rPr>
-            </w:pPr>
-            <w:r>
-              <w:rPr>
-                <w:rFonts w:ascii="맑은 고딕" w:eastAsia="맑은 고딕" w:hAnsi="맑은 고딕"/>
+                <w:rFonts w:ascii="맑은 고딕" w:eastAsia="맑은 고딕" w:hAnsi="맑은 고딕" w:cs="맑은 고딕"/>
+              </w:rPr>
+            </w:pPr>
+            <w:r>
+              <w:rPr>
+                <w:rFonts w:ascii="맑은 고딕" w:eastAsia="맑은 고딕" w:hAnsi="맑은 고딕" w:cs="맑은 고딕"/>
                 <w:b/>
                 <w:color w:val="23324A"/>
                 <w:sz w:val="18"/>
@@ -1638,13 +1638,13 @@
             <w:pPr>
               <w:spacing w:before="100" w:after="100" w:line="269" w:lineRule="auto"/>
               <w:rPr>
-                <w:rFonts w:ascii="맑은 고딕" w:eastAsia="맑은 고딕" w:hAnsi="맑은 고딕"/>
+                <w:rFonts w:ascii="맑은 고딕" w:eastAsia="맑은 고딕" w:hAnsi="맑은 고딕" w:cs="맑은 고딕"/>
                 <w:lang w:eastAsia="ko-KR"/>
               </w:rPr>
             </w:pPr>
             <w:r>
               <w:rPr>
-                <w:rFonts w:ascii="맑은 고딕" w:eastAsia="맑은 고딕" w:hAnsi="맑은 고딕"/>
+                <w:rFonts w:ascii="맑은 고딕" w:eastAsia="맑은 고딕" w:hAnsi="맑은 고딕" w:cs="맑은 고딕"/>
                 <w:color w:val="23324A"/>
                 <w:sz w:val="18"/>
                 <w:lang w:eastAsia="ko-KR"/>
@@ -1669,12 +1669,12 @@
             <w:pPr>
               <w:spacing w:before="100" w:after="100" w:line="269" w:lineRule="auto"/>
               <w:rPr>
-                <w:rFonts w:ascii="맑은 고딕" w:eastAsia="맑은 고딕" w:hAnsi="맑은 고딕"/>
-              </w:rPr>
-            </w:pPr>
-            <w:r>
-              <w:rPr>
-                <w:rFonts w:ascii="맑은 고딕" w:eastAsia="맑은 고딕" w:hAnsi="맑은 고딕"/>
+                <w:rFonts w:ascii="맑은 고딕" w:eastAsia="맑은 고딕" w:hAnsi="맑은 고딕" w:cs="맑은 고딕"/>
+              </w:rPr>
+            </w:pPr>
+            <w:r>
+              <w:rPr>
+                <w:rFonts w:ascii="맑은 고딕" w:eastAsia="맑은 고딕" w:hAnsi="맑은 고딕" w:cs="맑은 고딕"/>
                 <w:b/>
                 <w:color w:val="23324A"/>
                 <w:sz w:val="18"/>
@@ -1693,13 +1693,13 @@
             <w:pPr>
               <w:spacing w:before="100" w:after="100" w:line="269" w:lineRule="auto"/>
               <w:rPr>
-                <w:rFonts w:ascii="맑은 고딕" w:eastAsia="맑은 고딕" w:hAnsi="맑은 고딕"/>
+                <w:rFonts w:ascii="맑은 고딕" w:eastAsia="맑은 고딕" w:hAnsi="맑은 고딕" w:cs="맑은 고딕"/>
                 <w:lang w:eastAsia="ko-KR"/>
               </w:rPr>
             </w:pPr>
             <w:r>
               <w:rPr>
-                <w:rFonts w:ascii="맑은 고딕" w:eastAsia="맑은 고딕" w:hAnsi="맑은 고딕"/>
+                <w:rFonts w:ascii="맑은 고딕" w:eastAsia="맑은 고딕" w:hAnsi="맑은 고딕" w:cs="맑은 고딕"/>
                 <w:color w:val="23324A"/>
                 <w:sz w:val="18"/>
                 <w:lang w:eastAsia="ko-KR"/>
@@ -1724,12 +1724,12 @@
             <w:pPr>
               <w:spacing w:before="100" w:after="100" w:line="269" w:lineRule="auto"/>
               <w:rPr>
-                <w:rFonts w:ascii="맑은 고딕" w:eastAsia="맑은 고딕" w:hAnsi="맑은 고딕"/>
-              </w:rPr>
-            </w:pPr>
-            <w:r>
-              <w:rPr>
-                <w:rFonts w:ascii="맑은 고딕" w:eastAsia="맑은 고딕" w:hAnsi="맑은 고딕"/>
+                <w:rFonts w:ascii="맑은 고딕" w:eastAsia="맑은 고딕" w:hAnsi="맑은 고딕" w:cs="맑은 고딕"/>
+              </w:rPr>
+            </w:pPr>
+            <w:r>
+              <w:rPr>
+                <w:rFonts w:ascii="맑은 고딕" w:eastAsia="맑은 고딕" w:hAnsi="맑은 고딕" w:cs="맑은 고딕"/>
                 <w:b/>
                 <w:color w:val="23324A"/>
                 <w:sz w:val="18"/>
@@ -1748,13 +1748,13 @@
             <w:pPr>
               <w:spacing w:before="100" w:after="100" w:line="269" w:lineRule="auto"/>
               <w:rPr>
-                <w:rFonts w:ascii="맑은 고딕" w:eastAsia="맑은 고딕" w:hAnsi="맑은 고딕"/>
+                <w:rFonts w:ascii="맑은 고딕" w:eastAsia="맑은 고딕" w:hAnsi="맑은 고딕" w:cs="맑은 고딕"/>
                 <w:lang w:eastAsia="ko-KR"/>
               </w:rPr>
             </w:pPr>
             <w:r>
               <w:rPr>
-                <w:rFonts w:ascii="맑은 고딕" w:eastAsia="맑은 고딕" w:hAnsi="맑은 고딕"/>
+                <w:rFonts w:ascii="맑은 고딕" w:eastAsia="맑은 고딕" w:hAnsi="맑은 고딕" w:cs="맑은 고딕"/>
                 <w:color w:val="23324A"/>
                 <w:sz w:val="18"/>
                 <w:lang w:eastAsia="ko-KR"/>
@@ -1779,12 +1779,12 @@
             <w:pPr>
               <w:spacing w:before="100" w:after="100" w:line="269" w:lineRule="auto"/>
               <w:rPr>
-                <w:rFonts w:ascii="맑은 고딕" w:eastAsia="맑은 고딕" w:hAnsi="맑은 고딕"/>
-              </w:rPr>
-            </w:pPr>
-            <w:r>
-              <w:rPr>
-                <w:rFonts w:ascii="맑은 고딕" w:eastAsia="맑은 고딕" w:hAnsi="맑은 고딕"/>
+                <w:rFonts w:ascii="맑은 고딕" w:eastAsia="맑은 고딕" w:hAnsi="맑은 고딕" w:cs="맑은 고딕"/>
+              </w:rPr>
+            </w:pPr>
+            <w:r>
+              <w:rPr>
+                <w:rFonts w:ascii="맑은 고딕" w:eastAsia="맑은 고딕" w:hAnsi="맑은 고딕" w:cs="맑은 고딕"/>
                 <w:b/>
                 <w:color w:val="23324A"/>
                 <w:sz w:val="18"/>
@@ -1803,13 +1803,13 @@
             <w:pPr>
               <w:spacing w:before="100" w:after="100" w:line="269" w:lineRule="auto"/>
               <w:rPr>
-                <w:rFonts w:ascii="맑은 고딕" w:eastAsia="맑은 고딕" w:hAnsi="맑은 고딕"/>
+                <w:rFonts w:ascii="맑은 고딕" w:eastAsia="맑은 고딕" w:hAnsi="맑은 고딕" w:cs="맑은 고딕"/>
                 <w:lang w:eastAsia="ko-KR"/>
               </w:rPr>
             </w:pPr>
             <w:r>
               <w:rPr>
-                <w:rFonts w:ascii="맑은 고딕" w:eastAsia="맑은 고딕" w:hAnsi="맑은 고딕"/>
+                <w:rFonts w:ascii="맑은 고딕" w:eastAsia="맑은 고딕" w:hAnsi="맑은 고딕" w:cs="맑은 고딕"/>
                 <w:color w:val="23324A"/>
                 <w:sz w:val="18"/>
                 <w:lang w:eastAsia="ko-KR"/>
@@ -1834,12 +1834,12 @@
             <w:pPr>
               <w:spacing w:before="100" w:after="100" w:line="269" w:lineRule="auto"/>
               <w:rPr>
-                <w:rFonts w:ascii="맑은 고딕" w:eastAsia="맑은 고딕" w:hAnsi="맑은 고딕"/>
-              </w:rPr>
-            </w:pPr>
-            <w:r>
-              <w:rPr>
-                <w:rFonts w:ascii="맑은 고딕" w:eastAsia="맑은 고딕" w:hAnsi="맑은 고딕"/>
+                <w:rFonts w:ascii="맑은 고딕" w:eastAsia="맑은 고딕" w:hAnsi="맑은 고딕" w:cs="맑은 고딕"/>
+              </w:rPr>
+            </w:pPr>
+            <w:r>
+              <w:rPr>
+                <w:rFonts w:ascii="맑은 고딕" w:eastAsia="맑은 고딕" w:hAnsi="맑은 고딕" w:cs="맑은 고딕"/>
                 <w:b/>
                 <w:color w:val="23324A"/>
                 <w:sz w:val="18"/>
@@ -1858,13 +1858,13 @@
             <w:pPr>
               <w:spacing w:before="100" w:after="100" w:line="269" w:lineRule="auto"/>
               <w:rPr>
-                <w:rFonts w:ascii="맑은 고딕" w:eastAsia="맑은 고딕" w:hAnsi="맑은 고딕"/>
+                <w:rFonts w:ascii="맑은 고딕" w:eastAsia="맑은 고딕" w:hAnsi="맑은 고딕" w:cs="맑은 고딕"/>
                 <w:lang w:eastAsia="ko-KR"/>
               </w:rPr>
             </w:pPr>
             <w:r>
               <w:rPr>
-                <w:rFonts w:ascii="맑은 고딕" w:eastAsia="맑은 고딕" w:hAnsi="맑은 고딕"/>
+                <w:rFonts w:ascii="맑은 고딕" w:eastAsia="맑은 고딕" w:hAnsi="맑은 고딕" w:cs="맑은 고딕"/>
                 <w:color w:val="23324A"/>
                 <w:sz w:val="18"/>
                 <w:lang w:eastAsia="ko-KR"/>
@@ -1889,12 +1889,12 @@
             <w:pPr>
               <w:spacing w:before="100" w:after="100" w:line="269" w:lineRule="auto"/>
               <w:rPr>
-                <w:rFonts w:ascii="맑은 고딕" w:eastAsia="맑은 고딕" w:hAnsi="맑은 고딕"/>
-              </w:rPr>
-            </w:pPr>
-            <w:r>
-              <w:rPr>
-                <w:rFonts w:ascii="맑은 고딕" w:eastAsia="맑은 고딕" w:hAnsi="맑은 고딕"/>
+                <w:rFonts w:ascii="맑은 고딕" w:eastAsia="맑은 고딕" w:hAnsi="맑은 고딕" w:cs="맑은 고딕"/>
+              </w:rPr>
+            </w:pPr>
+            <w:r>
+              <w:rPr>
+                <w:rFonts w:ascii="맑은 고딕" w:eastAsia="맑은 고딕" w:hAnsi="맑은 고딕" w:cs="맑은 고딕"/>
                 <w:b/>
                 <w:color w:val="23324A"/>
                 <w:sz w:val="18"/>
@@ -1913,12 +1913,12 @@
             <w:pPr>
               <w:spacing w:before="100" w:after="100" w:line="269" w:lineRule="auto"/>
               <w:rPr>
-                <w:rFonts w:ascii="맑은 고딕" w:eastAsia="맑은 고딕" w:hAnsi="맑은 고딕"/>
-              </w:rPr>
-            </w:pPr>
-            <w:r>
-              <w:rPr>
-                <w:rFonts w:ascii="맑은 고딕" w:eastAsia="맑은 고딕" w:hAnsi="맑은 고딕"/>
+                <w:rFonts w:ascii="맑은 고딕" w:eastAsia="맑은 고딕" w:hAnsi="맑은 고딕" w:cs="맑은 고딕"/>
+              </w:rPr>
+            </w:pPr>
+            <w:r>
+              <w:rPr>
+                <w:rFonts w:ascii="맑은 고딕" w:eastAsia="맑은 고딕" w:hAnsi="맑은 고딕" w:cs="맑은 고딕"/>
                 <w:color w:val="23324A"/>
                 <w:sz w:val="18"/>
               </w:rPr>
@@ -1942,12 +1942,12 @@
             <w:pPr>
               <w:spacing w:before="100" w:after="100" w:line="269" w:lineRule="auto"/>
               <w:rPr>
-                <w:rFonts w:ascii="맑은 고딕" w:eastAsia="맑은 고딕" w:hAnsi="맑은 고딕"/>
-              </w:rPr>
-            </w:pPr>
-            <w:r>
-              <w:rPr>
-                <w:rFonts w:ascii="맑은 고딕" w:eastAsia="맑은 고딕" w:hAnsi="맑은 고딕"/>
+                <w:rFonts w:ascii="맑은 고딕" w:eastAsia="맑은 고딕" w:hAnsi="맑은 고딕" w:cs="맑은 고딕"/>
+              </w:rPr>
+            </w:pPr>
+            <w:r>
+              <w:rPr>
+                <w:rFonts w:ascii="맑은 고딕" w:eastAsia="맑은 고딕" w:hAnsi="맑은 고딕" w:cs="맑은 고딕"/>
                 <w:b/>
                 <w:color w:val="23324A"/>
                 <w:sz w:val="18"/>
@@ -1966,13 +1966,13 @@
             <w:pPr>
               <w:spacing w:before="100" w:after="100" w:line="269" w:lineRule="auto"/>
               <w:rPr>
-                <w:rFonts w:ascii="맑은 고딕" w:eastAsia="맑은 고딕" w:hAnsi="맑은 고딕"/>
+                <w:rFonts w:ascii="맑은 고딕" w:eastAsia="맑은 고딕" w:hAnsi="맑은 고딕" w:cs="맑은 고딕"/>
                 <w:lang w:eastAsia="ko-KR"/>
               </w:rPr>
             </w:pPr>
             <w:r>
               <w:rPr>
-                <w:rFonts w:ascii="맑은 고딕" w:eastAsia="맑은 고딕" w:hAnsi="맑은 고딕"/>
+                <w:rFonts w:ascii="맑은 고딕" w:eastAsia="맑은 고딕" w:hAnsi="맑은 고딕" w:cs="맑은 고딕"/>
                 <w:color w:val="23324A"/>
                 <w:sz w:val="18"/>
                 <w:lang w:eastAsia="ko-KR"/>
@@ -1997,12 +1997,12 @@
             <w:pPr>
               <w:spacing w:before="100" w:after="100" w:line="269" w:lineRule="auto"/>
               <w:rPr>
-                <w:rFonts w:ascii="맑은 고딕" w:eastAsia="맑은 고딕" w:hAnsi="맑은 고딕"/>
-              </w:rPr>
-            </w:pPr>
-            <w:r>
-              <w:rPr>
-                <w:rFonts w:ascii="맑은 고딕" w:eastAsia="맑은 고딕" w:hAnsi="맑은 고딕"/>
+                <w:rFonts w:ascii="맑은 고딕" w:eastAsia="맑은 고딕" w:hAnsi="맑은 고딕" w:cs="맑은 고딕"/>
+              </w:rPr>
+            </w:pPr>
+            <w:r>
+              <w:rPr>
+                <w:rFonts w:ascii="맑은 고딕" w:eastAsia="맑은 고딕" w:hAnsi="맑은 고딕" w:cs="맑은 고딕"/>
                 <w:b/>
                 <w:color w:val="23324A"/>
                 <w:sz w:val="18"/>
@@ -2021,13 +2021,13 @@
             <w:pPr>
               <w:spacing w:before="100" w:after="100" w:line="269" w:lineRule="auto"/>
               <w:rPr>
-                <w:rFonts w:ascii="맑은 고딕" w:eastAsia="맑은 고딕" w:hAnsi="맑은 고딕"/>
+                <w:rFonts w:ascii="맑은 고딕" w:eastAsia="맑은 고딕" w:hAnsi="맑은 고딕" w:cs="맑은 고딕"/>
                 <w:lang w:eastAsia="ko-KR"/>
               </w:rPr>
             </w:pPr>
             <w:r>
               <w:rPr>
-                <w:rFonts w:ascii="맑은 고딕" w:eastAsia="맑은 고딕" w:hAnsi="맑은 고딕"/>
+                <w:rFonts w:ascii="맑은 고딕" w:eastAsia="맑은 고딕" w:hAnsi="맑은 고딕" w:cs="맑은 고딕"/>
                 <w:color w:val="23324A"/>
                 <w:sz w:val="18"/>
                 <w:lang w:eastAsia="ko-KR"/>
@@ -2042,7 +2042,7 @@
       <w:pPr>
         <w:spacing w:after="0"/>
         <w:rPr>
-          <w:rFonts w:ascii="맑은 고딕" w:eastAsia="맑은 고딕" w:hAnsi="맑은 고딕"/>
+          <w:rFonts w:ascii="맑은 고딕" w:eastAsia="맑은 고딕" w:hAnsi="맑은 고딕" w:cs="맑은 고딕"/>
           <w:lang w:eastAsia="ko-KR"/>
         </w:rPr>
       </w:pPr>
@@ -2052,13 +2052,13 @@
         <w:pStyle w:val="21"/>
         <w:spacing w:before="140" w:after="160" w:line="300" w:lineRule="auto"/>
         <w:rPr>
-          <w:rFonts w:ascii="맑은 고딕" w:eastAsia="맑은 고딕" w:hAnsi="맑은 고딕"/>
+          <w:rFonts w:ascii="맑은 고딕" w:eastAsia="맑은 고딕" w:hAnsi="맑은 고딕" w:cs="맑은 고딕"/>
           <w:lang w:eastAsia="ko-KR"/>
         </w:rPr>
       </w:pPr>
       <w:r>
         <w:rPr>
-          <w:rFonts w:ascii="맑은 고딕" w:eastAsia="맑은 고딕" w:hAnsi="맑은 고딕"/>
+          <w:rFonts w:ascii="맑은 고딕" w:eastAsia="맑은 고딕" w:hAnsi="맑은 고딕" w:cs="맑은 고딕"/>
           <w:color w:val="2962FF"/>
           <w:sz w:val="24"/>
           <w:lang w:eastAsia="ko-KR"/>
@@ -2070,17 +2070,17 @@
       <w:pPr>
         <w:spacing w:after="160" w:line="300" w:lineRule="auto"/>
         <w:rPr>
-          <w:rFonts w:ascii="맑은 고딕" w:eastAsia="맑은 고딕" w:hAnsi="맑은 고딕"/>
+          <w:rFonts w:ascii="맑은 고딕" w:eastAsia="맑은 고딕" w:hAnsi="맑은 고딕" w:cs="맑은 고딕"/>
           <w:lang w:eastAsia="ko-KR"/>
         </w:rPr>
       </w:pPr>
       <w:r>
         <w:rPr>
-          <w:rFonts w:ascii="맑은 고딕" w:eastAsia="맑은 고딕" w:hAnsi="맑은 고딕"/>
+          <w:rFonts w:ascii="맑은 고딕" w:eastAsia="맑은 고딕" w:hAnsi="맑은 고딕" w:cs="맑은 고딕"/>
           <w:color w:val="23324A"/>
           <w:lang w:eastAsia="ko-KR"/>
         </w:rPr>
-        <w:t>jobs는 요청·최종 결과·취소 여부, job_steps는 순서·대상·단계 결과, audit_logs는 접수·취소·실패 등 이벤트, service_metadata는 메타데이터용 테이블입니다. service_metadata의 별도 운영 절차는 현재 제공하지 않습니다.</w:t>
+        <w:t>jobs에는 요청·최종 결과·취소 여부, job_steps에는 순서·대상·단계 결과, audit_logs에는 접수·취소·실패 등의 이벤트를 저장하며, service_metadata는 메타데이터용 테이블입니다. service_metadata에 대한 별도 운영 절차는 현재 제공하지 않습니다.</w:t>
       </w:r>
     </w:p>
     <w:tbl>
@@ -2101,13 +2101,13 @@
             <w:pPr>
               <w:spacing w:before="140" w:after="80"/>
               <w:rPr>
-                <w:rFonts w:ascii="맑은 고딕" w:eastAsia="맑은 고딕" w:hAnsi="맑은 고딕"/>
+                <w:rFonts w:ascii="맑은 고딕" w:eastAsia="맑은 고딕" w:hAnsi="맑은 고딕" w:cs="맑은 고딕"/>
                 <w:lang w:eastAsia="ko-KR"/>
               </w:rPr>
             </w:pPr>
             <w:r>
               <w:rPr>
-                <w:rFonts w:ascii="맑은 고딕" w:eastAsia="맑은 고딕" w:hAnsi="맑은 고딕"/>
+                <w:rFonts w:ascii="맑은 고딕" w:eastAsia="맑은 고딕" w:hAnsi="맑은 고딕" w:cs="맑은 고딕"/>
                 <w:b/>
                 <w:color w:val="2962FF"/>
                 <w:sz w:val="20"/>
@@ -2120,18 +2120,18 @@
             <w:pPr>
               <w:spacing w:after="140" w:line="283" w:lineRule="auto"/>
               <w:rPr>
-                <w:rFonts w:ascii="맑은 고딕" w:eastAsia="맑은 고딕" w:hAnsi="맑은 고딕"/>
+                <w:rFonts w:ascii="맑은 고딕" w:eastAsia="맑은 고딕" w:hAnsi="맑은 고딕" w:cs="맑은 고딕"/>
                 <w:lang w:eastAsia="ko-KR"/>
               </w:rPr>
             </w:pPr>
             <w:r>
               <w:rPr>
-                <w:rFonts w:ascii="맑은 고딕" w:eastAsia="맑은 고딕" w:hAnsi="맑은 고딕"/>
+                <w:rFonts w:ascii="맑은 고딕" w:eastAsia="맑은 고딕" w:hAnsi="맑은 고딕" w:cs="맑은 고딕"/>
                 <w:color w:val="23324A"/>
                 <w:sz w:val="19"/>
                 <w:lang w:eastAsia="ko-KR"/>
               </w:rPr>
-              <w:t>시작 시 create_all()로 테이블을 생성하지만 기존 컬럼을 바꾸는 마이그레이션 도구는 없습니다. 필드 추가·변경 시 백업·변환·롤백 절차를 별도로 설계하세요.</w:t>
+              <w:t>시작할 때 create_all()로 테이블을 생성하지만, 기존 컬럼을 변경하는 마이그레이션 도구는 없습니다. 필드를 추가하거나 변경할 때는 백업·변환·롤백 절차를 별도로 마련하세요.</w:t>
             </w:r>
           </w:p>
         </w:tc>
@@ -2140,13 +2140,13 @@
     <w:p>
       <w:pPr>
         <w:rPr>
-          <w:rFonts w:ascii="맑은 고딕" w:eastAsia="맑은 고딕" w:hAnsi="맑은 고딕"/>
+          <w:rFonts w:ascii="맑은 고딕" w:eastAsia="맑은 고딕" w:hAnsi="맑은 고딕" w:cs="맑은 고딕"/>
           <w:lang w:eastAsia="ko-KR"/>
         </w:rPr>
       </w:pPr>
       <w:r>
         <w:rPr>
-          <w:rFonts w:ascii="맑은 고딕" w:eastAsia="맑은 고딕" w:hAnsi="맑은 고딕"/>
+          <w:rFonts w:ascii="맑은 고딕" w:eastAsia="맑은 고딕" w:hAnsi="맑은 고딕" w:cs="맑은 고딕"/>
           <w:lang w:eastAsia="ko-KR"/>
         </w:rPr>
         <w:br w:type="page"/>
@@ -2157,13 +2157,13 @@
         <w:pStyle w:val="1"/>
         <w:spacing w:after="160" w:line="300" w:lineRule="auto"/>
         <w:rPr>
-          <w:rFonts w:ascii="맑은 고딕" w:eastAsia="맑은 고딕" w:hAnsi="맑은 고딕"/>
+          <w:rFonts w:ascii="맑은 고딕" w:eastAsia="맑은 고딕" w:hAnsi="맑은 고딕" w:cs="맑은 고딕"/>
           <w:lang w:eastAsia="ko-KR"/>
         </w:rPr>
       </w:pPr>
       <w:r>
         <w:rPr>
-          <w:rFonts w:ascii="맑은 고딕" w:eastAsia="맑은 고딕" w:hAnsi="맑은 고딕"/>
+          <w:rFonts w:ascii="맑은 고딕" w:eastAsia="맑은 고딕" w:hAnsi="맑은 고딕" w:cs="맑은 고딕"/>
           <w:sz w:val="40"/>
           <w:lang w:eastAsia="ko-KR"/>
         </w:rPr>
@@ -2196,12 +2196,12 @@
             <w:pPr>
               <w:spacing w:before="100" w:after="100"/>
               <w:rPr>
-                <w:rFonts w:ascii="맑은 고딕" w:eastAsia="맑은 고딕" w:hAnsi="맑은 고딕"/>
-              </w:rPr>
-            </w:pPr>
-            <w:r>
-              <w:rPr>
-                <w:rFonts w:ascii="맑은 고딕" w:eastAsia="맑은 고딕" w:hAnsi="맑은 고딕"/>
+                <w:rFonts w:ascii="맑은 고딕" w:eastAsia="맑은 고딕" w:hAnsi="맑은 고딕" w:cs="맑은 고딕"/>
+              </w:rPr>
+            </w:pPr>
+            <w:r>
+              <w:rPr>
+                <w:rFonts w:ascii="맑은 고딕" w:eastAsia="맑은 고딕" w:hAnsi="맑은 고딕" w:cs="맑은 고딕"/>
                 <w:b/>
                 <w:color w:val="FFFFFF"/>
                 <w:sz w:val="19"/>
@@ -2219,12 +2219,12 @@
             <w:pPr>
               <w:spacing w:before="100" w:after="100"/>
               <w:rPr>
-                <w:rFonts w:ascii="맑은 고딕" w:eastAsia="맑은 고딕" w:hAnsi="맑은 고딕"/>
-              </w:rPr>
-            </w:pPr>
-            <w:r>
-              <w:rPr>
-                <w:rFonts w:ascii="맑은 고딕" w:eastAsia="맑은 고딕" w:hAnsi="맑은 고딕"/>
+                <w:rFonts w:ascii="맑은 고딕" w:eastAsia="맑은 고딕" w:hAnsi="맑은 고딕" w:cs="맑은 고딕"/>
+              </w:rPr>
+            </w:pPr>
+            <w:r>
+              <w:rPr>
+                <w:rFonts w:ascii="맑은 고딕" w:eastAsia="맑은 고딕" w:hAnsi="맑은 고딕" w:cs="맑은 고딕"/>
                 <w:b/>
                 <w:color w:val="FFFFFF"/>
                 <w:sz w:val="19"/>
@@ -2249,12 +2249,12 @@
             <w:pPr>
               <w:spacing w:before="100" w:after="100" w:line="269" w:lineRule="auto"/>
               <w:rPr>
-                <w:rFonts w:ascii="맑은 고딕" w:eastAsia="맑은 고딕" w:hAnsi="맑은 고딕"/>
-              </w:rPr>
-            </w:pPr>
-            <w:r>
-              <w:rPr>
-                <w:rFonts w:ascii="맑은 고딕" w:eastAsia="맑은 고딕" w:hAnsi="맑은 고딕"/>
+                <w:rFonts w:ascii="맑은 고딕" w:eastAsia="맑은 고딕" w:hAnsi="맑은 고딕" w:cs="맑은 고딕"/>
+              </w:rPr>
+            </w:pPr>
+            <w:r>
+              <w:rPr>
+                <w:rFonts w:ascii="맑은 고딕" w:eastAsia="맑은 고딕" w:hAnsi="맑은 고딕" w:cs="맑은 고딕"/>
                 <w:b/>
                 <w:color w:val="23324A"/>
                 <w:sz w:val="18"/>
@@ -2273,13 +2273,13 @@
             <w:pPr>
               <w:spacing w:before="100" w:after="100" w:line="269" w:lineRule="auto"/>
               <w:rPr>
-                <w:rFonts w:ascii="맑은 고딕" w:eastAsia="맑은 고딕" w:hAnsi="맑은 고딕"/>
+                <w:rFonts w:ascii="맑은 고딕" w:eastAsia="맑은 고딕" w:hAnsi="맑은 고딕" w:cs="맑은 고딕"/>
                 <w:lang w:eastAsia="ko-KR"/>
               </w:rPr>
             </w:pPr>
             <w:r>
               <w:rPr>
-                <w:rFonts w:ascii="맑은 고딕" w:eastAsia="맑은 고딕" w:hAnsi="맑은 고딕"/>
+                <w:rFonts w:ascii="맑은 고딕" w:eastAsia="맑은 고딕" w:hAnsi="맑은 고딕" w:cs="맑은 고딕"/>
                 <w:color w:val="23324A"/>
                 <w:sz w:val="18"/>
                 <w:lang w:eastAsia="ko-KR"/>
@@ -2304,12 +2304,12 @@
             <w:pPr>
               <w:spacing w:before="100" w:after="100" w:line="269" w:lineRule="auto"/>
               <w:rPr>
-                <w:rFonts w:ascii="맑은 고딕" w:eastAsia="맑은 고딕" w:hAnsi="맑은 고딕"/>
-              </w:rPr>
-            </w:pPr>
-            <w:r>
-              <w:rPr>
-                <w:rFonts w:ascii="맑은 고딕" w:eastAsia="맑은 고딕" w:hAnsi="맑은 고딕"/>
+                <w:rFonts w:ascii="맑은 고딕" w:eastAsia="맑은 고딕" w:hAnsi="맑은 고딕" w:cs="맑은 고딕"/>
+              </w:rPr>
+            </w:pPr>
+            <w:r>
+              <w:rPr>
+                <w:rFonts w:ascii="맑은 고딕" w:eastAsia="맑은 고딕" w:hAnsi="맑은 고딕" w:cs="맑은 고딕"/>
                 <w:b/>
                 <w:color w:val="23324A"/>
                 <w:sz w:val="18"/>
@@ -2328,13 +2328,13 @@
             <w:pPr>
               <w:spacing w:before="100" w:after="100" w:line="269" w:lineRule="auto"/>
               <w:rPr>
-                <w:rFonts w:ascii="맑은 고딕" w:eastAsia="맑은 고딕" w:hAnsi="맑은 고딕"/>
+                <w:rFonts w:ascii="맑은 고딕" w:eastAsia="맑은 고딕" w:hAnsi="맑은 고딕" w:cs="맑은 고딕"/>
                 <w:lang w:eastAsia="ko-KR"/>
               </w:rPr>
             </w:pPr>
             <w:r>
               <w:rPr>
-                <w:rFonts w:ascii="맑은 고딕" w:eastAsia="맑은 고딕" w:hAnsi="맑은 고딕"/>
+                <w:rFonts w:ascii="맑은 고딕" w:eastAsia="맑은 고딕" w:hAnsi="맑은 고딕" w:cs="맑은 고딕"/>
                 <w:color w:val="23324A"/>
                 <w:sz w:val="18"/>
                 <w:lang w:eastAsia="ko-KR"/>
@@ -2359,12 +2359,12 @@
             <w:pPr>
               <w:spacing w:before="100" w:after="100" w:line="269" w:lineRule="auto"/>
               <w:rPr>
-                <w:rFonts w:ascii="맑은 고딕" w:eastAsia="맑은 고딕" w:hAnsi="맑은 고딕"/>
-              </w:rPr>
-            </w:pPr>
-            <w:r>
-              <w:rPr>
-                <w:rFonts w:ascii="맑은 고딕" w:eastAsia="맑은 고딕" w:hAnsi="맑은 고딕"/>
+                <w:rFonts w:ascii="맑은 고딕" w:eastAsia="맑은 고딕" w:hAnsi="맑은 고딕" w:cs="맑은 고딕"/>
+              </w:rPr>
+            </w:pPr>
+            <w:r>
+              <w:rPr>
+                <w:rFonts w:ascii="맑은 고딕" w:eastAsia="맑은 고딕" w:hAnsi="맑은 고딕" w:cs="맑은 고딕"/>
                 <w:b/>
                 <w:color w:val="23324A"/>
                 <w:sz w:val="18"/>
@@ -2383,18 +2383,18 @@
             <w:pPr>
               <w:spacing w:before="100" w:after="100" w:line="269" w:lineRule="auto"/>
               <w:rPr>
-                <w:rFonts w:ascii="맑은 고딕" w:eastAsia="맑은 고딕" w:hAnsi="맑은 고딕"/>
+                <w:rFonts w:ascii="맑은 고딕" w:eastAsia="맑은 고딕" w:hAnsi="맑은 고딕" w:cs="맑은 고딕"/>
                 <w:lang w:eastAsia="ko-KR"/>
               </w:rPr>
             </w:pPr>
             <w:r>
               <w:rPr>
-                <w:rFonts w:ascii="맑은 고딕" w:eastAsia="맑은 고딕" w:hAnsi="맑은 고딕"/>
+                <w:rFonts w:ascii="맑은 고딕" w:eastAsia="맑은 고딕" w:hAnsi="맑은 고딕" w:cs="맑은 고딕"/>
                 <w:color w:val="23324A"/>
                 <w:sz w:val="18"/>
                 <w:lang w:eastAsia="ko-KR"/>
               </w:rPr>
-              <w:t>그룹 가입·탈퇴만 수행하며 별도 폴더 ACL 단계 없음</w:t>
+              <w:t>그룹 가입·탈퇴만 수행하며 폴더 ACL 단계는 없음</w:t>
             </w:r>
           </w:p>
         </w:tc>
@@ -2414,12 +2414,12 @@
             <w:pPr>
               <w:spacing w:before="100" w:after="100" w:line="269" w:lineRule="auto"/>
               <w:rPr>
-                <w:rFonts w:ascii="맑은 고딕" w:eastAsia="맑은 고딕" w:hAnsi="맑은 고딕"/>
-              </w:rPr>
-            </w:pPr>
-            <w:r>
-              <w:rPr>
-                <w:rFonts w:ascii="맑은 고딕" w:eastAsia="맑은 고딕" w:hAnsi="맑은 고딕"/>
+                <w:rFonts w:ascii="맑은 고딕" w:eastAsia="맑은 고딕" w:hAnsi="맑은 고딕" w:cs="맑은 고딕"/>
+              </w:rPr>
+            </w:pPr>
+            <w:r>
+              <w:rPr>
+                <w:rFonts w:ascii="맑은 고딕" w:eastAsia="맑은 고딕" w:hAnsi="맑은 고딕" w:cs="맑은 고딕"/>
                 <w:b/>
                 <w:color w:val="23324A"/>
                 <w:sz w:val="18"/>
@@ -2438,13 +2438,13 @@
             <w:pPr>
               <w:spacing w:before="100" w:after="100" w:line="269" w:lineRule="auto"/>
               <w:rPr>
-                <w:rFonts w:ascii="맑은 고딕" w:eastAsia="맑은 고딕" w:hAnsi="맑은 고딕"/>
+                <w:rFonts w:ascii="맑은 고딕" w:eastAsia="맑은 고딕" w:hAnsi="맑은 고딕" w:cs="맑은 고딕"/>
                 <w:lang w:eastAsia="ko-KR"/>
               </w:rPr>
             </w:pPr>
             <w:r>
               <w:rPr>
-                <w:rFonts w:ascii="맑은 고딕" w:eastAsia="맑은 고딕" w:hAnsi="맑은 고딕"/>
+                <w:rFonts w:ascii="맑은 고딕" w:eastAsia="맑은 고딕" w:hAnsi="맑은 고딕" w:cs="맑은 고딕"/>
                 <w:color w:val="23324A"/>
                 <w:sz w:val="18"/>
                 <w:lang w:eastAsia="ko-KR"/>
@@ -2469,12 +2469,12 @@
             <w:pPr>
               <w:spacing w:before="100" w:after="100" w:line="269" w:lineRule="auto"/>
               <w:rPr>
-                <w:rFonts w:ascii="맑은 고딕" w:eastAsia="맑은 고딕" w:hAnsi="맑은 고딕"/>
-              </w:rPr>
-            </w:pPr>
-            <w:r>
-              <w:rPr>
-                <w:rFonts w:ascii="맑은 고딕" w:eastAsia="맑은 고딕" w:hAnsi="맑은 고딕"/>
+                <w:rFonts w:ascii="맑은 고딕" w:eastAsia="맑은 고딕" w:hAnsi="맑은 고딕" w:cs="맑은 고딕"/>
+              </w:rPr>
+            </w:pPr>
+            <w:r>
+              <w:rPr>
+                <w:rFonts w:ascii="맑은 고딕" w:eastAsia="맑은 고딕" w:hAnsi="맑은 고딕" w:cs="맑은 고딕"/>
                 <w:b/>
                 <w:color w:val="23324A"/>
                 <w:sz w:val="18"/>
@@ -2493,18 +2493,18 @@
             <w:pPr>
               <w:spacing w:before="100" w:after="100" w:line="269" w:lineRule="auto"/>
               <w:rPr>
-                <w:rFonts w:ascii="맑은 고딕" w:eastAsia="맑은 고딕" w:hAnsi="맑은 고딕"/>
+                <w:rFonts w:ascii="맑은 고딕" w:eastAsia="맑은 고딕" w:hAnsi="맑은 고딕" w:cs="맑은 고딕"/>
                 <w:lang w:eastAsia="ko-KR"/>
               </w:rPr>
             </w:pPr>
             <w:r>
               <w:rPr>
-                <w:rFonts w:ascii="맑은 고딕" w:eastAsia="맑은 고딕" w:hAnsi="맑은 고딕"/>
+                <w:rFonts w:ascii="맑은 고딕" w:eastAsia="맑은 고딕" w:hAnsi="맑은 고딕" w:cs="맑은 고딕"/>
                 <w:color w:val="23324A"/>
                 <w:sz w:val="18"/>
                 <w:lang w:eastAsia="ko-KR"/>
               </w:rPr>
-              <w:t>선택된 종료 경로의 사용자 ACL 제거; AD 그룹 변경 단계 없음</w:t>
+              <w:t>선택한 종료 경로의 사용자 ACL 제거. AD 그룹 변경 단계는 없음</w:t>
             </w:r>
           </w:p>
         </w:tc>
@@ -2514,7 +2514,7 @@
       <w:pPr>
         <w:spacing w:after="0"/>
         <w:rPr>
-          <w:rFonts w:ascii="맑은 고딕" w:eastAsia="맑은 고딕" w:hAnsi="맑은 고딕"/>
+          <w:rFonts w:ascii="맑은 고딕" w:eastAsia="맑은 고딕" w:hAnsi="맑은 고딕" w:cs="맑은 고딕"/>
           <w:lang w:eastAsia="ko-KR"/>
         </w:rPr>
       </w:pPr>
@@ -2524,13 +2524,13 @@
         <w:pStyle w:val="21"/>
         <w:spacing w:before="140" w:after="160" w:line="300" w:lineRule="auto"/>
         <w:rPr>
-          <w:rFonts w:ascii="맑은 고딕" w:eastAsia="맑은 고딕" w:hAnsi="맑은 고딕"/>
+          <w:rFonts w:ascii="맑은 고딕" w:eastAsia="맑은 고딕" w:hAnsi="맑은 고딕" w:cs="맑은 고딕"/>
           <w:lang w:eastAsia="ko-KR"/>
         </w:rPr>
       </w:pPr>
       <w:r>
         <w:rPr>
-          <w:rFonts w:ascii="맑은 고딕" w:eastAsia="맑은 고딕" w:hAnsi="맑은 고딕"/>
+          <w:rFonts w:ascii="맑은 고딕" w:eastAsia="맑은 고딕" w:hAnsi="맑은 고딕" w:cs="맑은 고딕"/>
           <w:color w:val="2962FF"/>
           <w:sz w:val="24"/>
           <w:lang w:eastAsia="ko-KR"/>
@@ -2542,17 +2542,17 @@
       <w:pPr>
         <w:spacing w:after="160" w:line="300" w:lineRule="auto"/>
         <w:rPr>
-          <w:rFonts w:ascii="맑은 고딕" w:eastAsia="맑은 고딕" w:hAnsi="맑은 고딕"/>
+          <w:rFonts w:ascii="맑은 고딕" w:eastAsia="맑은 고딕" w:hAnsi="맑은 고딕" w:cs="맑은 고딕"/>
           <w:lang w:eastAsia="ko-KR"/>
         </w:rPr>
       </w:pPr>
       <w:r>
         <w:rPr>
-          <w:rFonts w:ascii="맑은 고딕" w:eastAsia="맑은 고딕" w:hAnsi="맑은 고딕"/>
+          <w:rFonts w:ascii="맑은 고딕" w:eastAsia="맑은 고딕" w:hAnsi="맑은 고딕" w:cs="맑은 고딕"/>
           <w:color w:val="23324A"/>
           <w:lang w:eastAsia="ko-KR"/>
         </w:rPr>
-        <w:t>API에는 4~5자리 숫자와 허용된 접미사 형식을 보냅니다. Client의 BUS 표기 26-012는 26012로 변환됩니다. 1987은 폴더 세그먼트 19087, 그룹 LSK 19-087로 해석합니다. API에 26-012를 그대로 전달하지 마세요.</w:t>
+        <w:t>API에는 4~5자리 숫자와 허용된 접미사 형식으로 전달합니다. Client에서 BUS 표기 26-012는 26012로 변환되며, 1987은 폴더 세그먼트 19087, 그룹 LSK 19-087로 해석됩니다. API에 26-012를 그대로 전달하지 마세요.</w:t>
       </w:r>
     </w:p>
     <w:p>
@@ -2560,35 +2560,35 @@
         <w:pStyle w:val="21"/>
         <w:spacing w:before="140" w:after="160" w:line="300" w:lineRule="auto"/>
         <w:rPr>
-          <w:rFonts w:ascii="맑은 고딕" w:eastAsia="맑은 고딕" w:hAnsi="맑은 고딕"/>
+          <w:rFonts w:ascii="맑은 고딕" w:eastAsia="맑은 고딕" w:hAnsi="맑은 고딕" w:cs="맑은 고딕"/>
           <w:lang w:eastAsia="ko-KR"/>
         </w:rPr>
       </w:pPr>
       <w:r>
         <w:rPr>
-          <w:rFonts w:ascii="맑은 고딕" w:eastAsia="맑은 고딕" w:hAnsi="맑은 고딕"/>
+          <w:rFonts w:ascii="맑은 고딕" w:eastAsia="맑은 고딕" w:hAnsi="맑은 고딕" w:cs="맑은 고딕"/>
           <w:color w:val="2962FF"/>
           <w:sz w:val="24"/>
           <w:lang w:eastAsia="ko-KR"/>
         </w:rPr>
-        <w:t>정책 경계값을 유지하세요</w:t>
+        <w:t>정책 기준값을 일관되게 유지하세요</w:t>
       </w:r>
     </w:p>
     <w:p>
       <w:pPr>
         <w:spacing w:after="160" w:line="300" w:lineRule="auto"/>
         <w:rPr>
-          <w:rFonts w:ascii="맑은 고딕" w:eastAsia="맑은 고딕" w:hAnsi="맑은 고딕"/>
+          <w:rFonts w:ascii="맑은 고딕" w:eastAsia="맑은 고딕" w:hAnsi="맑은 고딕" w:cs="맑은 고딕"/>
           <w:lang w:eastAsia="ko-KR"/>
         </w:rPr>
       </w:pPr>
       <w:r>
         <w:rPr>
-          <w:rFonts w:ascii="맑은 고딕" w:eastAsia="맑은 고딕" w:hAnsi="맑은 고딕"/>
+          <w:rFonts w:ascii="맑은 고딕" w:eastAsia="맑은 고딕" w:hAnsi="맑은 고딕" w:cs="맑은 고딕"/>
           <w:color w:val="23324A"/>
           <w:lang w:eastAsia="ko-KR"/>
         </w:rPr>
-        <w:t>신규 템플릿 기준은 25069, STAT_IDMC 신규 정책 기준은 26012이며 강제 적용 예외 목록이 있습니다. 신형 Study Role은 지정 하위 폴더, 레거시는 번호 패턴, Isolated는 별도 Role 정책을 사용합니다. 제외 목록은 새 권한 부여 대상을 고르는 조건이며 이미 존재하는 권한을 자동 회수하는 기능이 아닙니다.</w:t>
+        <w:t>신규 템플릿 기준은 25069, STAT_IDMC 신규 정책 기준은 26012이며, 강제 적용 예외 목록이 따로 있습니다. 신형 Study Role은 지정된 하위 폴더를, 레거시는 번호 패턴을, Isolated는 별도 Role 정책을 사용합니다. 제외 목록은 새로 권한을 부여할 대상을 고르는 조건일 뿐, 이미 부여된 권한을 자동으로 회수하지는 않습니다.</w:t>
       </w:r>
     </w:p>
     <w:tbl>
@@ -2609,13 +2609,13 @@
             <w:pPr>
               <w:spacing w:before="140" w:after="80"/>
               <w:rPr>
-                <w:rFonts w:ascii="맑은 고딕" w:eastAsia="맑은 고딕" w:hAnsi="맑은 고딕"/>
+                <w:rFonts w:ascii="맑은 고딕" w:eastAsia="맑은 고딕" w:hAnsi="맑은 고딕" w:cs="맑은 고딕"/>
                 <w:lang w:eastAsia="ko-KR"/>
               </w:rPr>
             </w:pPr>
             <w:r>
               <w:rPr>
-                <w:rFonts w:ascii="맑은 고딕" w:eastAsia="맑은 고딕" w:hAnsi="맑은 고딕"/>
+                <w:rFonts w:ascii="맑은 고딕" w:eastAsia="맑은 고딕" w:hAnsi="맑은 고딕" w:cs="맑은 고딕"/>
                 <w:b/>
                 <w:color w:val="2962FF"/>
                 <w:sz w:val="20"/>
@@ -2628,18 +2628,18 @@
             <w:pPr>
               <w:spacing w:after="140" w:line="283" w:lineRule="auto"/>
               <w:rPr>
-                <w:rFonts w:ascii="맑은 고딕" w:eastAsia="맑은 고딕" w:hAnsi="맑은 고딕"/>
+                <w:rFonts w:ascii="맑은 고딕" w:eastAsia="맑은 고딕" w:hAnsi="맑은 고딕" w:cs="맑은 고딕"/>
                 <w:lang w:eastAsia="ko-KR"/>
               </w:rPr>
             </w:pPr>
             <w:r>
               <w:rPr>
-                <w:rFonts w:ascii="맑은 고딕" w:eastAsia="맑은 고딕" w:hAnsi="맑은 고딕"/>
+                <w:rFonts w:ascii="맑은 고딕" w:eastAsia="맑은 고딕" w:hAnsi="맑은 고딕" w:cs="맑은 고딕"/>
                 <w:color w:val="23324A"/>
                 <w:sz w:val="19"/>
                 <w:lang w:eastAsia="ko-KR"/>
               </w:rPr>
-              <w:t>constants.py와 operation_plan.py, PowerShell 명령, 단위 테스트를 함께 확인하세요. Client에도 선택지·변환 코드가 남아 있으므로 서버와 화면 계약을 함께 검증해야 합니다.</w:t>
+              <w:t>constants.py와 operation_plan.py, PowerShell 명령, 단위 테스트를 함께 확인하세요. Client에도 선택지와 변환 코드가 있으므로 서버와 Client 화면의 계약을 함께 검증해야 합니다.</w:t>
             </w:r>
           </w:p>
         </w:tc>
@@ -2648,13 +2648,13 @@
     <w:p>
       <w:pPr>
         <w:rPr>
-          <w:rFonts w:ascii="맑은 고딕" w:eastAsia="맑은 고딕" w:hAnsi="맑은 고딕"/>
+          <w:rFonts w:ascii="맑은 고딕" w:eastAsia="맑은 고딕" w:hAnsi="맑은 고딕" w:cs="맑은 고딕"/>
           <w:lang w:eastAsia="ko-KR"/>
         </w:rPr>
       </w:pPr>
       <w:r>
         <w:rPr>
-          <w:rFonts w:ascii="맑은 고딕" w:eastAsia="맑은 고딕" w:hAnsi="맑은 고딕"/>
+          <w:rFonts w:ascii="맑은 고딕" w:eastAsia="맑은 고딕" w:hAnsi="맑은 고딕" w:cs="맑은 고딕"/>
           <w:lang w:eastAsia="ko-KR"/>
         </w:rPr>
         <w:br w:type="page"/>
@@ -2665,12 +2665,12 @@
         <w:pStyle w:val="1"/>
         <w:spacing w:after="160" w:line="300" w:lineRule="auto"/>
         <w:rPr>
-          <w:rFonts w:ascii="맑은 고딕" w:eastAsia="맑은 고딕" w:hAnsi="맑은 고딕"/>
+          <w:rFonts w:ascii="맑은 고딕" w:eastAsia="맑은 고딕" w:hAnsi="맑은 고딕" w:cs="맑은 고딕"/>
         </w:rPr>
       </w:pPr>
       <w:r>
         <w:rPr>
-          <w:rFonts w:ascii="맑은 고딕" w:eastAsia="맑은 고딕" w:hAnsi="맑은 고딕"/>
+          <w:rFonts w:ascii="맑은 고딕" w:eastAsia="맑은 고딕" w:hAnsi="맑은 고딕" w:cs="맑은 고딕"/>
           <w:sz w:val="40"/>
         </w:rPr>
         <w:lastRenderedPageBreak/>
@@ -2682,12 +2682,12 @@
         <w:spacing w:after="160" w:line="300" w:lineRule="auto"/>
         <w:ind w:left="113"/>
         <w:rPr>
-          <w:rFonts w:ascii="맑은 고딕" w:eastAsia="맑은 고딕" w:hAnsi="맑은 고딕"/>
+          <w:rFonts w:ascii="맑은 고딕" w:eastAsia="맑은 고딕" w:hAnsi="맑은 고딕" w:cs="맑은 고딕"/>
         </w:rPr>
       </w:pPr>
       <w:r>
         <w:rPr>
-          <w:rFonts w:ascii="맑은 고딕" w:eastAsia="맑은 고딕" w:hAnsi="맑은 고딕"/>
+          <w:rFonts w:ascii="맑은 고딕" w:eastAsia="맑은 고딕" w:hAnsi="맑은 고딕" w:cs="맑은 고딕"/>
           <w:color w:val="23324A"/>
           <w:sz w:val="20"/>
         </w:rPr>
@@ -2699,12 +2699,12 @@
         <w:spacing w:after="160" w:line="300" w:lineRule="auto"/>
         <w:ind w:left="113"/>
         <w:rPr>
-          <w:rFonts w:ascii="맑은 고딕" w:eastAsia="맑은 고딕" w:hAnsi="맑은 고딕"/>
+          <w:rFonts w:ascii="맑은 고딕" w:eastAsia="맑은 고딕" w:hAnsi="맑은 고딕" w:cs="맑은 고딕"/>
         </w:rPr>
       </w:pPr>
       <w:r>
         <w:rPr>
-          <w:rFonts w:ascii="맑은 고딕" w:eastAsia="맑은 고딕" w:hAnsi="맑은 고딕"/>
+          <w:rFonts w:ascii="맑은 고딕" w:eastAsia="맑은 고딕" w:hAnsi="맑은 고딕" w:cs="맑은 고딕"/>
           <w:color w:val="23324A"/>
           <w:sz w:val="20"/>
         </w:rPr>
@@ -2716,18 +2716,18 @@
         <w:spacing w:after="160" w:line="300" w:lineRule="auto"/>
         <w:ind w:left="113"/>
         <w:rPr>
-          <w:rFonts w:ascii="맑은 고딕" w:eastAsia="맑은 고딕" w:hAnsi="맑은 고딕"/>
+          <w:rFonts w:ascii="맑은 고딕" w:eastAsia="맑은 고딕" w:hAnsi="맑은 고딕" w:cs="맑은 고딕"/>
           <w:lang w:eastAsia="ko-KR"/>
         </w:rPr>
       </w:pPr>
       <w:r>
         <w:rPr>
-          <w:rFonts w:ascii="맑은 고딕" w:eastAsia="맑은 고딕" w:hAnsi="맑은 고딕"/>
+          <w:rFonts w:ascii="맑은 고딕" w:eastAsia="맑은 고딕" w:hAnsi="맑은 고딕" w:cs="맑은 고딕"/>
           <w:color w:val="23324A"/>
           <w:sz w:val="20"/>
           <w:lang w:eastAsia="ko-KR"/>
         </w:rPr>
-        <w:t>03  cleanup_unknown_acl: 프로젝트 루트와 Study/All의 해석 불가능 SID를 정리합니다.</w:t>
+        <w:t>03  cleanup_unknown_acl: 프로젝트 루트와 Study/All에서 해석할 수 없는 SID를 정리합니다.</w:t>
       </w:r>
     </w:p>
     <w:p>
@@ -2735,18 +2735,18 @@
         <w:spacing w:after="160" w:line="300" w:lineRule="auto"/>
         <w:ind w:left="113"/>
         <w:rPr>
-          <w:rFonts w:ascii="맑은 고딕" w:eastAsia="맑은 고딕" w:hAnsi="맑은 고딕"/>
+          <w:rFonts w:ascii="맑은 고딕" w:eastAsia="맑은 고딕" w:hAnsi="맑은 고딕" w:cs="맑은 고딕"/>
           <w:lang w:eastAsia="ko-KR"/>
         </w:rPr>
       </w:pPr>
       <w:r>
         <w:rPr>
-          <w:rFonts w:ascii="맑은 고딕" w:eastAsia="맑은 고딕" w:hAnsi="맑은 고딕"/>
+          <w:rFonts w:ascii="맑은 고딕" w:eastAsia="맑은 고딕" w:hAnsi="맑은 고딕" w:cs="맑은 고딕"/>
           <w:color w:val="23324A"/>
           <w:sz w:val="20"/>
           <w:lang w:eastAsia="ko-KR"/>
         </w:rPr>
-        <w:t>04  grant_project_root_acl: 프로젝트 루트에 그룹 읽기·실행 권한을 보장합니다.</w:t>
+        <w:t>04  grant_project_root_acl: 프로젝트 루트에 그룹의 읽기·실행 권한이 적용되도록 합니다.</w:t>
       </w:r>
     </w:p>
     <w:p>
@@ -2754,16 +2754,16 @@
         <w:spacing w:after="160" w:line="300" w:lineRule="auto"/>
         <w:ind w:left="113"/>
         <w:rPr>
-          <w:rFonts w:ascii="맑은 고딕" w:eastAsia="맑은 고딕" w:hAnsi="맑은 고딕"/>
+          <w:rFonts w:ascii="맑은 고딕" w:eastAsia="맑은 고딕" w:hAnsi="맑은 고딕" w:cs="맑은 고딕"/>
         </w:rPr>
       </w:pPr>
       <w:r>
         <w:rPr>
-          <w:rFonts w:ascii="맑은 고딕" w:eastAsia="맑은 고딕" w:hAnsi="맑은 고딕"/>
+          <w:rFonts w:ascii="맑은 고딕" w:eastAsia="맑은 고딕" w:hAnsi="맑은 고딕" w:cs="맑은 고딕"/>
           <w:color w:val="23324A"/>
           <w:sz w:val="20"/>
         </w:rPr>
-        <w:t>05  grant_study_all_acl: Study/All에 그룹 수정 권한을 보장합니다.</w:t>
+        <w:t>05  grant_study_all_acl: Study/All에 그룹의 수정 권한이 적용되도록 합니다.</w:t>
       </w:r>
     </w:p>
     <w:p>
@@ -2771,12 +2771,12 @@
         <w:spacing w:after="160" w:line="300" w:lineRule="auto"/>
         <w:ind w:left="113"/>
         <w:rPr>
-          <w:rFonts w:ascii="맑은 고딕" w:eastAsia="맑은 고딕" w:hAnsi="맑은 고딕"/>
+          <w:rFonts w:ascii="맑은 고딕" w:eastAsia="맑은 고딕" w:hAnsi="맑은 고딕" w:cs="맑은 고딕"/>
         </w:rPr>
       </w:pPr>
       <w:r>
         <w:rPr>
-          <w:rFonts w:ascii="맑은 고딕" w:eastAsia="맑은 고딕" w:hAnsi="맑은 고딕"/>
+          <w:rFonts w:ascii="맑은 고딕" w:eastAsia="맑은 고딕" w:hAnsi="맑은 고딕" w:cs="맑은 고딕"/>
           <w:color w:val="23324A"/>
           <w:sz w:val="20"/>
         </w:rPr>
@@ -2788,35 +2788,35 @@
         <w:pStyle w:val="21"/>
         <w:spacing w:before="140" w:after="160" w:line="300" w:lineRule="auto"/>
         <w:rPr>
-          <w:rFonts w:ascii="맑은 고딕" w:eastAsia="맑은 고딕" w:hAnsi="맑은 고딕"/>
+          <w:rFonts w:ascii="맑은 고딕" w:eastAsia="맑은 고딕" w:hAnsi="맑은 고딕" w:cs="맑은 고딕"/>
           <w:lang w:eastAsia="ko-KR"/>
         </w:rPr>
       </w:pPr>
       <w:r>
         <w:rPr>
-          <w:rFonts w:ascii="맑은 고딕" w:eastAsia="맑은 고딕" w:hAnsi="맑은 고딕"/>
+          <w:rFonts w:ascii="맑은 고딕" w:eastAsia="맑은 고딕" w:hAnsi="맑은 고딕" w:cs="맑은 고딕"/>
           <w:color w:val="2962FF"/>
           <w:sz w:val="24"/>
           <w:lang w:eastAsia="ko-KR"/>
         </w:rPr>
-        <w:t>기존 자원을 사용하는 방식</w:t>
+        <w:t>기존 자원 재사용 방식</w:t>
       </w:r>
     </w:p>
     <w:p>
       <w:pPr>
         <w:spacing w:after="160" w:line="300" w:lineRule="auto"/>
         <w:rPr>
-          <w:rFonts w:ascii="맑은 고딕" w:eastAsia="맑은 고딕" w:hAnsi="맑은 고딕"/>
+          <w:rFonts w:ascii="맑은 고딕" w:eastAsia="맑은 고딕" w:hAnsi="맑은 고딕" w:cs="맑은 고딕"/>
           <w:lang w:eastAsia="ko-KR"/>
         </w:rPr>
       </w:pPr>
       <w:r>
         <w:rPr>
-          <w:rFonts w:ascii="맑은 고딕" w:eastAsia="맑은 고딕" w:hAnsi="맑은 고딕"/>
+          <w:rFonts w:ascii="맑은 고딕" w:eastAsia="맑은 고딕" w:hAnsi="맑은 고딕" w:cs="맑은 고딕"/>
           <w:color w:val="23324A"/>
           <w:lang w:eastAsia="ko-KR"/>
         </w:rPr>
-        <w:t>이미 존재하는 그룹과 폴더는 재사용합니다. 템플릿 복사에 쓰는 robocopy의 0~7 종료 코드는 정상 범위, 8 이상은 실패로 처리합니다. 같은 요청번호의 재등록은 재실행하지 않고 기존 Job을 반환합니다.</w:t>
+        <w:t>이미 있는 그룹과 폴더는 그대로 재사용합니다. 템플릿 복사에 쓰는 robocopy는 종료 코드 0~7을 정상, 8 이상을 실패로 처리합니다. 같은 요청번호로 다시 등록하면 재실행하지 않고 기존 Job을 반환합니다.</w:t>
       </w:r>
     </w:p>
     <w:tbl>
@@ -2844,12 +2844,12 @@
             <w:pPr>
               <w:spacing w:before="100" w:after="100"/>
               <w:rPr>
-                <w:rFonts w:ascii="맑은 고딕" w:eastAsia="맑은 고딕" w:hAnsi="맑은 고딕"/>
-              </w:rPr>
-            </w:pPr>
-            <w:r>
-              <w:rPr>
-                <w:rFonts w:ascii="맑은 고딕" w:eastAsia="맑은 고딕" w:hAnsi="맑은 고딕"/>
+                <w:rFonts w:ascii="맑은 고딕" w:eastAsia="맑은 고딕" w:hAnsi="맑은 고딕" w:cs="맑은 고딕"/>
+              </w:rPr>
+            </w:pPr>
+            <w:r>
+              <w:rPr>
+                <w:rFonts w:ascii="맑은 고딕" w:eastAsia="맑은 고딕" w:hAnsi="맑은 고딕" w:cs="맑은 고딕"/>
                 <w:b/>
                 <w:color w:val="FFFFFF"/>
                 <w:sz w:val="19"/>
@@ -2867,12 +2867,12 @@
             <w:pPr>
               <w:spacing w:before="100" w:after="100"/>
               <w:rPr>
-                <w:rFonts w:ascii="맑은 고딕" w:eastAsia="맑은 고딕" w:hAnsi="맑은 고딕"/>
-              </w:rPr>
-            </w:pPr>
-            <w:r>
-              <w:rPr>
-                <w:rFonts w:ascii="맑은 고딕" w:eastAsia="맑은 고딕" w:hAnsi="맑은 고딕"/>
+                <w:rFonts w:ascii="맑은 고딕" w:eastAsia="맑은 고딕" w:hAnsi="맑은 고딕" w:cs="맑은 고딕"/>
+              </w:rPr>
+            </w:pPr>
+            <w:r>
+              <w:rPr>
+                <w:rFonts w:ascii="맑은 고딕" w:eastAsia="맑은 고딕" w:hAnsi="맑은 고딕" w:cs="맑은 고딕"/>
                 <w:b/>
                 <w:color w:val="FFFFFF"/>
                 <w:sz w:val="19"/>
@@ -2897,12 +2897,12 @@
             <w:pPr>
               <w:spacing w:before="100" w:after="100" w:line="269" w:lineRule="auto"/>
               <w:rPr>
-                <w:rFonts w:ascii="맑은 고딕" w:eastAsia="맑은 고딕" w:hAnsi="맑은 고딕"/>
-              </w:rPr>
-            </w:pPr>
-            <w:r>
-              <w:rPr>
-                <w:rFonts w:ascii="맑은 고딕" w:eastAsia="맑은 고딕" w:hAnsi="맑은 고딕"/>
+                <w:rFonts w:ascii="맑은 고딕" w:eastAsia="맑은 고딕" w:hAnsi="맑은 고딕" w:cs="맑은 고딕"/>
+              </w:rPr>
+            </w:pPr>
+            <w:r>
+              <w:rPr>
+                <w:rFonts w:ascii="맑은 고딕" w:eastAsia="맑은 고딕" w:hAnsi="맑은 고딕" w:cs="맑은 고딕"/>
                 <w:b/>
                 <w:color w:val="23324A"/>
                 <w:sz w:val="18"/>
@@ -2921,13 +2921,13 @@
             <w:pPr>
               <w:spacing w:before="100" w:after="100" w:line="269" w:lineRule="auto"/>
               <w:rPr>
-                <w:rFonts w:ascii="맑은 고딕" w:eastAsia="맑은 고딕" w:hAnsi="맑은 고딕"/>
+                <w:rFonts w:ascii="맑은 고딕" w:eastAsia="맑은 고딕" w:hAnsi="맑은 고딕" w:cs="맑은 고딕"/>
                 <w:lang w:eastAsia="ko-KR"/>
               </w:rPr>
             </w:pPr>
             <w:r>
               <w:rPr>
-                <w:rFonts w:ascii="맑은 고딕" w:eastAsia="맑은 고딕" w:hAnsi="맑은 고딕"/>
+                <w:rFonts w:ascii="맑은 고딕" w:eastAsia="맑은 고딕" w:hAnsi="맑은 고딕" w:cs="맑은 고딕"/>
                 <w:color w:val="23324A"/>
                 <w:sz w:val="18"/>
                 <w:lang w:eastAsia="ko-KR"/>
@@ -2952,12 +2952,12 @@
             <w:pPr>
               <w:spacing w:before="100" w:after="100" w:line="269" w:lineRule="auto"/>
               <w:rPr>
-                <w:rFonts w:ascii="맑은 고딕" w:eastAsia="맑은 고딕" w:hAnsi="맑은 고딕"/>
-              </w:rPr>
-            </w:pPr>
-            <w:r>
-              <w:rPr>
-                <w:rFonts w:ascii="맑은 고딕" w:eastAsia="맑은 고딕" w:hAnsi="맑은 고딕"/>
+                <w:rFonts w:ascii="맑은 고딕" w:eastAsia="맑은 고딕" w:hAnsi="맑은 고딕" w:cs="맑은 고딕"/>
+              </w:rPr>
+            </w:pPr>
+            <w:r>
+              <w:rPr>
+                <w:rFonts w:ascii="맑은 고딕" w:eastAsia="맑은 고딕" w:hAnsi="맑은 고딕" w:cs="맑은 고딕"/>
                 <w:b/>
                 <w:color w:val="23324A"/>
                 <w:sz w:val="18"/>
@@ -2976,13 +2976,13 @@
             <w:pPr>
               <w:spacing w:before="100" w:after="100" w:line="269" w:lineRule="auto"/>
               <w:rPr>
-                <w:rFonts w:ascii="맑은 고딕" w:eastAsia="맑은 고딕" w:hAnsi="맑은 고딕"/>
+                <w:rFonts w:ascii="맑은 고딕" w:eastAsia="맑은 고딕" w:hAnsi="맑은 고딕" w:cs="맑은 고딕"/>
                 <w:lang w:eastAsia="ko-KR"/>
               </w:rPr>
             </w:pPr>
             <w:r>
               <w:rPr>
-                <w:rFonts w:ascii="맑은 고딕" w:eastAsia="맑은 고딕" w:hAnsi="맑은 고딕"/>
+                <w:rFonts w:ascii="맑은 고딕" w:eastAsia="맑은 고딕" w:hAnsi="맑은 고딕" w:cs="맑은 고딕"/>
                 <w:color w:val="23324A"/>
                 <w:sz w:val="18"/>
                 <w:lang w:eastAsia="ko-KR"/>
@@ -3007,12 +3007,12 @@
             <w:pPr>
               <w:spacing w:before="100" w:after="100" w:line="269" w:lineRule="auto"/>
               <w:rPr>
-                <w:rFonts w:ascii="맑은 고딕" w:eastAsia="맑은 고딕" w:hAnsi="맑은 고딕"/>
-              </w:rPr>
-            </w:pPr>
-            <w:r>
-              <w:rPr>
-                <w:rFonts w:ascii="맑은 고딕" w:eastAsia="맑은 고딕" w:hAnsi="맑은 고딕"/>
+                <w:rFonts w:ascii="맑은 고딕" w:eastAsia="맑은 고딕" w:hAnsi="맑은 고딕" w:cs="맑은 고딕"/>
+              </w:rPr>
+            </w:pPr>
+            <w:r>
+              <w:rPr>
+                <w:rFonts w:ascii="맑은 고딕" w:eastAsia="맑은 고딕" w:hAnsi="맑은 고딕" w:cs="맑은 고딕"/>
                 <w:b/>
                 <w:color w:val="23324A"/>
                 <w:sz w:val="18"/>
@@ -3031,18 +3031,18 @@
             <w:pPr>
               <w:spacing w:before="100" w:after="100" w:line="269" w:lineRule="auto"/>
               <w:rPr>
-                <w:rFonts w:ascii="맑은 고딕" w:eastAsia="맑은 고딕" w:hAnsi="맑은 고딕"/>
+                <w:rFonts w:ascii="맑은 고딕" w:eastAsia="맑은 고딕" w:hAnsi="맑은 고딕" w:cs="맑은 고딕"/>
                 <w:lang w:eastAsia="ko-KR"/>
               </w:rPr>
             </w:pPr>
             <w:r>
               <w:rPr>
-                <w:rFonts w:ascii="맑은 고딕" w:eastAsia="맑은 고딕" w:hAnsi="맑은 고딕"/>
+                <w:rFonts w:ascii="맑은 고딕" w:eastAsia="맑은 고딕" w:hAnsi="맑은 고딕" w:cs="맑은 고딕"/>
                 <w:color w:val="23324A"/>
                 <w:sz w:val="18"/>
                 <w:lang w:eastAsia="ko-KR"/>
               </w:rPr>
-              <w:t>권한 Job용 /retry를 사용할 수 없음. 실제 생성 상태 확인 후 담당자가 복구 방식을 결정</w:t>
+              <w:t>권한 Job용 /retry는 사용할 수 없음. 실제 생성 상태를 확인한 뒤 담당자가 복구 방식을 결정</w:t>
             </w:r>
           </w:p>
         </w:tc>
@@ -3062,12 +3062,12 @@
             <w:pPr>
               <w:spacing w:before="100" w:after="100" w:line="269" w:lineRule="auto"/>
               <w:rPr>
-                <w:rFonts w:ascii="맑은 고딕" w:eastAsia="맑은 고딕" w:hAnsi="맑은 고딕"/>
-              </w:rPr>
-            </w:pPr>
-            <w:r>
-              <w:rPr>
-                <w:rFonts w:ascii="맑은 고딕" w:eastAsia="맑은 고딕" w:hAnsi="맑은 고딕"/>
+                <w:rFonts w:ascii="맑은 고딕" w:eastAsia="맑은 고딕" w:hAnsi="맑은 고딕" w:cs="맑은 고딕"/>
+              </w:rPr>
+            </w:pPr>
+            <w:r>
+              <w:rPr>
+                <w:rFonts w:ascii="맑은 고딕" w:eastAsia="맑은 고딕" w:hAnsi="맑은 고딕" w:cs="맑은 고딕"/>
                 <w:b/>
                 <w:color w:val="23324A"/>
                 <w:sz w:val="18"/>
@@ -3086,13 +3086,13 @@
             <w:pPr>
               <w:spacing w:before="100" w:after="100" w:line="269" w:lineRule="auto"/>
               <w:rPr>
-                <w:rFonts w:ascii="맑은 고딕" w:eastAsia="맑은 고딕" w:hAnsi="맑은 고딕"/>
+                <w:rFonts w:ascii="맑은 고딕" w:eastAsia="맑은 고딕" w:hAnsi="맑은 고딕" w:cs="맑은 고딕"/>
                 <w:lang w:eastAsia="ko-KR"/>
               </w:rPr>
             </w:pPr>
             <w:r>
               <w:rPr>
-                <w:rFonts w:ascii="맑은 고딕" w:eastAsia="맑은 고딕" w:hAnsi="맑은 고딕"/>
+                <w:rFonts w:ascii="맑은 고딕" w:eastAsia="맑은 고딕" w:hAnsi="맑은 고딕" w:cs="맑은 고딕"/>
                 <w:color w:val="23324A"/>
                 <w:sz w:val="18"/>
                 <w:lang w:eastAsia="ko-KR"/>
@@ -3107,7 +3107,7 @@
       <w:pPr>
         <w:spacing w:after="0"/>
         <w:rPr>
-          <w:rFonts w:ascii="맑은 고딕" w:eastAsia="맑은 고딕" w:hAnsi="맑은 고딕"/>
+          <w:rFonts w:ascii="맑은 고딕" w:eastAsia="맑은 고딕" w:hAnsi="맑은 고딕" w:cs="맑은 고딕"/>
           <w:lang w:eastAsia="ko-KR"/>
         </w:rPr>
       </w:pPr>
@@ -3130,13 +3130,13 @@
             <w:pPr>
               <w:spacing w:before="140" w:after="80"/>
               <w:rPr>
-                <w:rFonts w:ascii="맑은 고딕" w:eastAsia="맑은 고딕" w:hAnsi="맑은 고딕"/>
+                <w:rFonts w:ascii="맑은 고딕" w:eastAsia="맑은 고딕" w:hAnsi="맑은 고딕" w:cs="맑은 고딕"/>
                 <w:lang w:eastAsia="ko-KR"/>
               </w:rPr>
             </w:pPr>
             <w:r>
               <w:rPr>
-                <w:rFonts w:ascii="맑은 고딕" w:eastAsia="맑은 고딕" w:hAnsi="맑은 고딕"/>
+                <w:rFonts w:ascii="맑은 고딕" w:eastAsia="맑은 고딕" w:hAnsi="맑은 고딕" w:cs="맑은 고딕"/>
                 <w:b/>
                 <w:color w:val="2962FF"/>
                 <w:sz w:val="20"/>
@@ -3149,18 +3149,18 @@
             <w:pPr>
               <w:spacing w:after="140" w:line="283" w:lineRule="auto"/>
               <w:rPr>
-                <w:rFonts w:ascii="맑은 고딕" w:eastAsia="맑은 고딕" w:hAnsi="맑은 고딕"/>
+                <w:rFonts w:ascii="맑은 고딕" w:eastAsia="맑은 고딕" w:hAnsi="맑은 고딕" w:cs="맑은 고딕"/>
                 <w:lang w:eastAsia="ko-KR"/>
               </w:rPr>
             </w:pPr>
             <w:r>
               <w:rPr>
-                <w:rFonts w:ascii="맑은 고딕" w:eastAsia="맑은 고딕" w:hAnsi="맑은 고딕"/>
+                <w:rFonts w:ascii="맑은 고딕" w:eastAsia="맑은 고딕" w:hAnsi="맑은 고딕" w:cs="맑은 고딕"/>
                 <w:color w:val="23324A"/>
                 <w:sz w:val="19"/>
                 <w:lang w:eastAsia="ko-KR"/>
               </w:rPr>
-              <w:t>프로젝트 폴더를 수동 정리하거나 새 요청으로 다시 접수하기 전, 기존 Job과 실제 자원을 비교해 중복 생성·기존 권한 변경의 영향을 확인하세요.</w:t>
+              <w:t>프로젝트 폴더를 수동으로 정리하거나 새 요청으로 다시 접수하기 전에, 기존 Job과 실제 자원을 비교하여 중복 생성이나 기존 권한 변경에 미치는 영향을 확인하세요.</w:t>
             </w:r>
           </w:p>
         </w:tc>
@@ -3169,13 +3169,13 @@
     <w:p>
       <w:pPr>
         <w:rPr>
-          <w:rFonts w:ascii="맑은 고딕" w:eastAsia="맑은 고딕" w:hAnsi="맑은 고딕"/>
+          <w:rFonts w:ascii="맑은 고딕" w:eastAsia="맑은 고딕" w:hAnsi="맑은 고딕" w:cs="맑은 고딕"/>
           <w:lang w:eastAsia="ko-KR"/>
         </w:rPr>
       </w:pPr>
       <w:r>
         <w:rPr>
-          <w:rFonts w:ascii="맑은 고딕" w:eastAsia="맑은 고딕" w:hAnsi="맑은 고딕"/>
+          <w:rFonts w:ascii="맑은 고딕" w:eastAsia="맑은 고딕" w:hAnsi="맑은 고딕" w:cs="맑은 고딕"/>
           <w:lang w:eastAsia="ko-KR"/>
         </w:rPr>
         <w:br w:type="page"/>
@@ -3186,13 +3186,13 @@
         <w:pStyle w:val="1"/>
         <w:spacing w:after="160" w:line="300" w:lineRule="auto"/>
         <w:rPr>
-          <w:rFonts w:ascii="맑은 고딕" w:eastAsia="맑은 고딕" w:hAnsi="맑은 고딕"/>
+          <w:rFonts w:ascii="맑은 고딕" w:eastAsia="맑은 고딕" w:hAnsi="맑은 고딕" w:cs="맑은 고딕"/>
           <w:lang w:eastAsia="ko-KR"/>
         </w:rPr>
       </w:pPr>
       <w:r>
         <w:rPr>
-          <w:rFonts w:ascii="맑은 고딕" w:eastAsia="맑은 고딕" w:hAnsi="맑은 고딕"/>
+          <w:rFonts w:ascii="맑은 고딕" w:eastAsia="맑은 고딕" w:hAnsi="맑은 고딕" w:cs="맑은 고딕"/>
           <w:sz w:val="40"/>
           <w:lang w:eastAsia="ko-KR"/>
         </w:rPr>
@@ -3225,12 +3225,12 @@
             <w:pPr>
               <w:spacing w:before="100" w:after="100"/>
               <w:rPr>
-                <w:rFonts w:ascii="맑은 고딕" w:eastAsia="맑은 고딕" w:hAnsi="맑은 고딕"/>
-              </w:rPr>
-            </w:pPr>
-            <w:r>
-              <w:rPr>
-                <w:rFonts w:ascii="맑은 고딕" w:eastAsia="맑은 고딕" w:hAnsi="맑은 고딕"/>
+                <w:rFonts w:ascii="맑은 고딕" w:eastAsia="맑은 고딕" w:hAnsi="맑은 고딕" w:cs="맑은 고딕"/>
+              </w:rPr>
+            </w:pPr>
+            <w:r>
+              <w:rPr>
+                <w:rFonts w:ascii="맑은 고딕" w:eastAsia="맑은 고딕" w:hAnsi="맑은 고딕" w:cs="맑은 고딕"/>
                 <w:b/>
                 <w:color w:val="FFFFFF"/>
                 <w:sz w:val="19"/>
@@ -3248,12 +3248,12 @@
             <w:pPr>
               <w:spacing w:before="100" w:after="100"/>
               <w:rPr>
-                <w:rFonts w:ascii="맑은 고딕" w:eastAsia="맑은 고딕" w:hAnsi="맑은 고딕"/>
-              </w:rPr>
-            </w:pPr>
-            <w:r>
-              <w:rPr>
-                <w:rFonts w:ascii="맑은 고딕" w:eastAsia="맑은 고딕" w:hAnsi="맑은 고딕"/>
+                <w:rFonts w:ascii="맑은 고딕" w:eastAsia="맑은 고딕" w:hAnsi="맑은 고딕" w:cs="맑은 고딕"/>
+              </w:rPr>
+            </w:pPr>
+            <w:r>
+              <w:rPr>
+                <w:rFonts w:ascii="맑은 고딕" w:eastAsia="맑은 고딕" w:hAnsi="맑은 고딕" w:cs="맑은 고딕"/>
                 <w:b/>
                 <w:color w:val="FFFFFF"/>
                 <w:sz w:val="19"/>
@@ -3278,12 +3278,12 @@
             <w:pPr>
               <w:spacing w:before="100" w:after="100" w:line="269" w:lineRule="auto"/>
               <w:rPr>
-                <w:rFonts w:ascii="맑은 고딕" w:eastAsia="맑은 고딕" w:hAnsi="맑은 고딕"/>
-              </w:rPr>
-            </w:pPr>
-            <w:r>
-              <w:rPr>
-                <w:rFonts w:ascii="맑은 고딕" w:eastAsia="맑은 고딕" w:hAnsi="맑은 고딕"/>
+                <w:rFonts w:ascii="맑은 고딕" w:eastAsia="맑은 고딕" w:hAnsi="맑은 고딕" w:cs="맑은 고딕"/>
+              </w:rPr>
+            </w:pPr>
+            <w:r>
+              <w:rPr>
+                <w:rFonts w:ascii="맑은 고딕" w:eastAsia="맑은 고딕" w:hAnsi="맑은 고딕" w:cs="맑은 고딕"/>
                 <w:b/>
                 <w:color w:val="23324A"/>
                 <w:sz w:val="18"/>
@@ -3302,18 +3302,18 @@
             <w:pPr>
               <w:spacing w:before="100" w:after="100" w:line="269" w:lineRule="auto"/>
               <w:rPr>
-                <w:rFonts w:ascii="맑은 고딕" w:eastAsia="맑은 고딕" w:hAnsi="맑은 고딕"/>
+                <w:rFonts w:ascii="맑은 고딕" w:eastAsia="맑은 고딕" w:hAnsi="맑은 고딕" w:cs="맑은 고딕"/>
                 <w:lang w:eastAsia="ko-KR"/>
               </w:rPr>
             </w:pPr>
             <w:r>
               <w:rPr>
-                <w:rFonts w:ascii="맑은 고딕" w:eastAsia="맑은 고딕" w:hAnsi="맑은 고딕"/>
+                <w:rFonts w:ascii="맑은 고딕" w:eastAsia="맑은 고딕" w:hAnsi="맑은 고딕" w:cs="맑은 고딕"/>
                 <w:color w:val="23324A"/>
                 <w:sz w:val="18"/>
                 <w:lang w:eastAsia="ko-KR"/>
               </w:rPr>
-              <w:t>프로세스 응답 확인; API Key 불필요</w:t>
+              <w:t>프로세스 응답 확인 (API Key 불필요)</w:t>
             </w:r>
           </w:p>
         </w:tc>
@@ -3333,12 +3333,12 @@
             <w:pPr>
               <w:spacing w:before="100" w:after="100" w:line="269" w:lineRule="auto"/>
               <w:rPr>
-                <w:rFonts w:ascii="맑은 고딕" w:eastAsia="맑은 고딕" w:hAnsi="맑은 고딕"/>
-              </w:rPr>
-            </w:pPr>
-            <w:r>
-              <w:rPr>
-                <w:rFonts w:ascii="맑은 고딕" w:eastAsia="맑은 고딕" w:hAnsi="맑은 고딕"/>
+                <w:rFonts w:ascii="맑은 고딕" w:eastAsia="맑은 고딕" w:hAnsi="맑은 고딕" w:cs="맑은 고딕"/>
+              </w:rPr>
+            </w:pPr>
+            <w:r>
+              <w:rPr>
+                <w:rFonts w:ascii="맑은 고딕" w:eastAsia="맑은 고딕" w:hAnsi="맑은 고딕" w:cs="맑은 고딕"/>
                 <w:b/>
                 <w:color w:val="23324A"/>
                 <w:sz w:val="18"/>
@@ -3357,18 +3357,18 @@
             <w:pPr>
               <w:spacing w:before="100" w:after="100" w:line="269" w:lineRule="auto"/>
               <w:rPr>
-                <w:rFonts w:ascii="맑은 고딕" w:eastAsia="맑은 고딕" w:hAnsi="맑은 고딕"/>
+                <w:rFonts w:ascii="맑은 고딕" w:eastAsia="맑은 고딕" w:hAnsi="맑은 고딕" w:cs="맑은 고딕"/>
                 <w:lang w:eastAsia="ko-KR"/>
               </w:rPr>
             </w:pPr>
             <w:r>
               <w:rPr>
-                <w:rFonts w:ascii="맑은 고딕" w:eastAsia="맑은 고딕" w:hAnsi="맑은 고딕"/>
+                <w:rFonts w:ascii="맑은 고딕" w:eastAsia="맑은 고딕" w:hAnsi="맑은 고딕" w:cs="맑은 고딕"/>
                 <w:color w:val="23324A"/>
                 <w:sz w:val="18"/>
                 <w:lang w:eastAsia="ko-KR"/>
               </w:rPr>
-              <w:t>인증과 DB SELECT 1 확인; AD·SMB 준비 상태는 검사하지 않음</w:t>
+              <w:t>인증과 DB SELECT 1 확인 (AD·SMB 준비 상태는 검사하지 않음)</w:t>
             </w:r>
           </w:p>
         </w:tc>
@@ -3388,12 +3388,12 @@
             <w:pPr>
               <w:spacing w:before="100" w:after="100" w:line="269" w:lineRule="auto"/>
               <w:rPr>
-                <w:rFonts w:ascii="맑은 고딕" w:eastAsia="맑은 고딕" w:hAnsi="맑은 고딕"/>
-              </w:rPr>
-            </w:pPr>
-            <w:r>
-              <w:rPr>
-                <w:rFonts w:ascii="맑은 고딕" w:eastAsia="맑은 고딕" w:hAnsi="맑은 고딕"/>
+                <w:rFonts w:ascii="맑은 고딕" w:eastAsia="맑은 고딕" w:hAnsi="맑은 고딕" w:cs="맑은 고딕"/>
+              </w:rPr>
+            </w:pPr>
+            <w:r>
+              <w:rPr>
+                <w:rFonts w:ascii="맑은 고딕" w:eastAsia="맑은 고딕" w:hAnsi="맑은 고딕" w:cs="맑은 고딕"/>
                 <w:b/>
                 <w:color w:val="23324A"/>
                 <w:sz w:val="18"/>
@@ -3412,12 +3412,12 @@
             <w:pPr>
               <w:spacing w:before="100" w:after="100" w:line="269" w:lineRule="auto"/>
               <w:rPr>
-                <w:rFonts w:ascii="맑은 고딕" w:eastAsia="맑은 고딕" w:hAnsi="맑은 고딕"/>
-              </w:rPr>
-            </w:pPr>
-            <w:r>
-              <w:rPr>
-                <w:rFonts w:ascii="맑은 고딕" w:eastAsia="맑은 고딕" w:hAnsi="맑은 고딕"/>
+                <w:rFonts w:ascii="맑은 고딕" w:eastAsia="맑은 고딕" w:hAnsi="맑은 고딕" w:cs="맑은 고딕"/>
+              </w:rPr>
+            </w:pPr>
+            <w:r>
+              <w:rPr>
+                <w:rFonts w:ascii="맑은 고딕" w:eastAsia="맑은 고딕" w:hAnsi="맑은 고딕" w:cs="맑은 고딕"/>
                 <w:color w:val="23324A"/>
                 <w:sz w:val="18"/>
               </w:rPr>
@@ -3441,12 +3441,12 @@
             <w:pPr>
               <w:spacing w:before="100" w:after="100" w:line="269" w:lineRule="auto"/>
               <w:rPr>
-                <w:rFonts w:ascii="맑은 고딕" w:eastAsia="맑은 고딕" w:hAnsi="맑은 고딕"/>
-              </w:rPr>
-            </w:pPr>
-            <w:r>
-              <w:rPr>
-                <w:rFonts w:ascii="맑은 고딕" w:eastAsia="맑은 고딕" w:hAnsi="맑은 고딕"/>
+                <w:rFonts w:ascii="맑은 고딕" w:eastAsia="맑은 고딕" w:hAnsi="맑은 고딕" w:cs="맑은 고딕"/>
+              </w:rPr>
+            </w:pPr>
+            <w:r>
+              <w:rPr>
+                <w:rFonts w:ascii="맑은 고딕" w:eastAsia="맑은 고딕" w:hAnsi="맑은 고딕" w:cs="맑은 고딕"/>
                 <w:b/>
                 <w:color w:val="23324A"/>
                 <w:sz w:val="18"/>
@@ -3465,18 +3465,18 @@
             <w:pPr>
               <w:spacing w:before="100" w:after="100" w:line="269" w:lineRule="auto"/>
               <w:rPr>
-                <w:rFonts w:ascii="맑은 고딕" w:eastAsia="맑은 고딕" w:hAnsi="맑은 고딕"/>
+                <w:rFonts w:ascii="맑은 고딕" w:eastAsia="맑은 고딕" w:hAnsi="맑은 고딕" w:cs="맑은 고딕"/>
                 <w:lang w:eastAsia="ko-KR"/>
               </w:rPr>
             </w:pPr>
             <w:r>
               <w:rPr>
-                <w:rFonts w:ascii="맑은 고딕" w:eastAsia="맑은 고딕" w:hAnsi="맑은 고딕"/>
+                <w:rFonts w:ascii="맑은 고딕" w:eastAsia="맑은 고딕" w:hAnsi="맑은 고딕" w:cs="맑은 고딕"/>
                 <w:color w:val="23324A"/>
                 <w:sz w:val="18"/>
                 <w:lang w:eastAsia="ko-KR"/>
               </w:rPr>
-              <w:t>권한 Job 등록: 신규 202 / 동일 요청 재응답 200</w:t>
+              <w:t>권한 Job 등록 (신규 202 / 동일 요청 재응답 200)</w:t>
             </w:r>
           </w:p>
         </w:tc>
@@ -3496,12 +3496,12 @@
             <w:pPr>
               <w:spacing w:before="100" w:after="100" w:line="269" w:lineRule="auto"/>
               <w:rPr>
-                <w:rFonts w:ascii="맑은 고딕" w:eastAsia="맑은 고딕" w:hAnsi="맑은 고딕"/>
-              </w:rPr>
-            </w:pPr>
-            <w:r>
-              <w:rPr>
-                <w:rFonts w:ascii="맑은 고딕" w:eastAsia="맑은 고딕" w:hAnsi="맑은 고딕"/>
+                <w:rFonts w:ascii="맑은 고딕" w:eastAsia="맑은 고딕" w:hAnsi="맑은 고딕" w:cs="맑은 고딕"/>
+              </w:rPr>
+            </w:pPr>
+            <w:r>
+              <w:rPr>
+                <w:rFonts w:ascii="맑은 고딕" w:eastAsia="맑은 고딕" w:hAnsi="맑은 고딕" w:cs="맑은 고딕"/>
                 <w:b/>
                 <w:color w:val="23324A"/>
                 <w:sz w:val="18"/>
@@ -3520,18 +3520,18 @@
             <w:pPr>
               <w:spacing w:before="100" w:after="100" w:line="269" w:lineRule="auto"/>
               <w:rPr>
-                <w:rFonts w:ascii="맑은 고딕" w:eastAsia="맑은 고딕" w:hAnsi="맑은 고딕"/>
+                <w:rFonts w:ascii="맑은 고딕" w:eastAsia="맑은 고딕" w:hAnsi="맑은 고딕" w:cs="맑은 고딕"/>
                 <w:lang w:eastAsia="ko-KR"/>
               </w:rPr>
             </w:pPr>
             <w:r>
               <w:rPr>
-                <w:rFonts w:ascii="맑은 고딕" w:eastAsia="맑은 고딕" w:hAnsi="맑은 고딕"/>
+                <w:rFonts w:ascii="맑은 고딕" w:eastAsia="맑은 고딕" w:hAnsi="맑은 고딕" w:cs="맑은 고딕"/>
                 <w:color w:val="23324A"/>
                 <w:sz w:val="18"/>
                 <w:lang w:eastAsia="ko-KR"/>
               </w:rPr>
-              <w:t>지정된 Job 이력 조회</w:t>
+              <w:t>지정한 Job의 이력 조회</w:t>
             </w:r>
           </w:p>
         </w:tc>
@@ -3551,12 +3551,12 @@
             <w:pPr>
               <w:spacing w:before="100" w:after="100" w:line="269" w:lineRule="auto"/>
               <w:rPr>
-                <w:rFonts w:ascii="맑은 고딕" w:eastAsia="맑은 고딕" w:hAnsi="맑은 고딕"/>
-              </w:rPr>
-            </w:pPr>
-            <w:r>
-              <w:rPr>
-                <w:rFonts w:ascii="맑은 고딕" w:eastAsia="맑은 고딕" w:hAnsi="맑은 고딕"/>
+                <w:rFonts w:ascii="맑은 고딕" w:eastAsia="맑은 고딕" w:hAnsi="맑은 고딕" w:cs="맑은 고딕"/>
+              </w:rPr>
+            </w:pPr>
+            <w:r>
+              <w:rPr>
+                <w:rFonts w:ascii="맑은 고딕" w:eastAsia="맑은 고딕" w:hAnsi="맑은 고딕" w:cs="맑은 고딕"/>
                 <w:b/>
                 <w:color w:val="23324A"/>
                 <w:sz w:val="18"/>
@@ -3575,13 +3575,13 @@
             <w:pPr>
               <w:spacing w:before="100" w:after="100" w:line="269" w:lineRule="auto"/>
               <w:rPr>
-                <w:rFonts w:ascii="맑은 고딕" w:eastAsia="맑은 고딕" w:hAnsi="맑은 고딕"/>
+                <w:rFonts w:ascii="맑은 고딕" w:eastAsia="맑은 고딕" w:hAnsi="맑은 고딕" w:cs="맑은 고딕"/>
                 <w:lang w:eastAsia="ko-KR"/>
               </w:rPr>
             </w:pPr>
             <w:r>
               <w:rPr>
-                <w:rFonts w:ascii="맑은 고딕" w:eastAsia="맑은 고딕" w:hAnsi="맑은 고딕"/>
+                <w:rFonts w:ascii="맑은 고딕" w:eastAsia="맑은 고딕" w:hAnsi="맑은 고딕" w:cs="맑은 고딕"/>
                 <w:color w:val="23324A"/>
                 <w:sz w:val="18"/>
                 <w:lang w:eastAsia="ko-KR"/>
@@ -3606,12 +3606,12 @@
             <w:pPr>
               <w:spacing w:before="100" w:after="100" w:line="269" w:lineRule="auto"/>
               <w:rPr>
-                <w:rFonts w:ascii="맑은 고딕" w:eastAsia="맑은 고딕" w:hAnsi="맑은 고딕"/>
-              </w:rPr>
-            </w:pPr>
-            <w:r>
-              <w:rPr>
-                <w:rFonts w:ascii="맑은 고딕" w:eastAsia="맑은 고딕" w:hAnsi="맑은 고딕"/>
+                <w:rFonts w:ascii="맑은 고딕" w:eastAsia="맑은 고딕" w:hAnsi="맑은 고딕" w:cs="맑은 고딕"/>
+              </w:rPr>
+            </w:pPr>
+            <w:r>
+              <w:rPr>
+                <w:rFonts w:ascii="맑은 고딕" w:eastAsia="맑은 고딕" w:hAnsi="맑은 고딕" w:cs="맑은 고딕"/>
                 <w:b/>
                 <w:color w:val="23324A"/>
                 <w:sz w:val="18"/>
@@ -3630,13 +3630,13 @@
             <w:pPr>
               <w:spacing w:before="100" w:after="100" w:line="269" w:lineRule="auto"/>
               <w:rPr>
-                <w:rFonts w:ascii="맑은 고딕" w:eastAsia="맑은 고딕" w:hAnsi="맑은 고딕"/>
+                <w:rFonts w:ascii="맑은 고딕" w:eastAsia="맑은 고딕" w:hAnsi="맑은 고딕" w:cs="맑은 고딕"/>
                 <w:lang w:eastAsia="ko-KR"/>
               </w:rPr>
             </w:pPr>
             <w:r>
               <w:rPr>
-                <w:rFonts w:ascii="맑은 고딕" w:eastAsia="맑은 고딕" w:hAnsi="맑은 고딕"/>
+                <w:rFonts w:ascii="맑은 고딕" w:eastAsia="맑은 고딕" w:hAnsi="맑은 고딕" w:cs="맑은 고딕"/>
                 <w:color w:val="23324A"/>
                 <w:sz w:val="18"/>
                 <w:lang w:eastAsia="ko-KR"/>
@@ -3661,12 +3661,12 @@
             <w:pPr>
               <w:spacing w:before="100" w:after="100" w:line="269" w:lineRule="auto"/>
               <w:rPr>
-                <w:rFonts w:ascii="맑은 고딕" w:eastAsia="맑은 고딕" w:hAnsi="맑은 고딕"/>
-              </w:rPr>
-            </w:pPr>
-            <w:r>
-              <w:rPr>
-                <w:rFonts w:ascii="맑은 고딕" w:eastAsia="맑은 고딕" w:hAnsi="맑은 고딕"/>
+                <w:rFonts w:ascii="맑은 고딕" w:eastAsia="맑은 고딕" w:hAnsi="맑은 고딕" w:cs="맑은 고딕"/>
+              </w:rPr>
+            </w:pPr>
+            <w:r>
+              <w:rPr>
+                <w:rFonts w:ascii="맑은 고딕" w:eastAsia="맑은 고딕" w:hAnsi="맑은 고딕" w:cs="맑은 고딕"/>
                 <w:b/>
                 <w:color w:val="23324A"/>
                 <w:sz w:val="18"/>
@@ -3685,13 +3685,13 @@
             <w:pPr>
               <w:spacing w:before="100" w:after="100" w:line="269" w:lineRule="auto"/>
               <w:rPr>
-                <w:rFonts w:ascii="맑은 고딕" w:eastAsia="맑은 고딕" w:hAnsi="맑은 고딕"/>
+                <w:rFonts w:ascii="맑은 고딕" w:eastAsia="맑은 고딕" w:hAnsi="맑은 고딕" w:cs="맑은 고딕"/>
                 <w:lang w:eastAsia="ko-KR"/>
               </w:rPr>
             </w:pPr>
             <w:r>
               <w:rPr>
-                <w:rFonts w:ascii="맑은 고딕" w:eastAsia="맑은 고딕" w:hAnsi="맑은 고딕"/>
+                <w:rFonts w:ascii="맑은 고딕" w:eastAsia="맑은 고딕" w:hAnsi="맑은 고딕" w:cs="맑은 고딕"/>
                 <w:color w:val="23324A"/>
                 <w:sz w:val="18"/>
                 <w:lang w:eastAsia="ko-KR"/>
@@ -3716,12 +3716,12 @@
             <w:pPr>
               <w:spacing w:before="100" w:after="100" w:line="269" w:lineRule="auto"/>
               <w:rPr>
-                <w:rFonts w:ascii="맑은 고딕" w:eastAsia="맑은 고딕" w:hAnsi="맑은 고딕"/>
-              </w:rPr>
-            </w:pPr>
-            <w:r>
-              <w:rPr>
-                <w:rFonts w:ascii="맑은 고딕" w:eastAsia="맑은 고딕" w:hAnsi="맑은 고딕"/>
+                <w:rFonts w:ascii="맑은 고딕" w:eastAsia="맑은 고딕" w:hAnsi="맑은 고딕" w:cs="맑은 고딕"/>
+              </w:rPr>
+            </w:pPr>
+            <w:r>
+              <w:rPr>
+                <w:rFonts w:ascii="맑은 고딕" w:eastAsia="맑은 고딕" w:hAnsi="맑은 고딕" w:cs="맑은 고딕"/>
                 <w:b/>
                 <w:color w:val="23324A"/>
                 <w:sz w:val="18"/>
@@ -3740,16 +3740,16 @@
             <w:pPr>
               <w:spacing w:before="100" w:after="100" w:line="269" w:lineRule="auto"/>
               <w:rPr>
-                <w:rFonts w:ascii="맑은 고딕" w:eastAsia="맑은 고딕" w:hAnsi="맑은 고딕"/>
-              </w:rPr>
-            </w:pPr>
-            <w:r>
-              <w:rPr>
-                <w:rFonts w:ascii="맑은 고딕" w:eastAsia="맑은 고딕" w:hAnsi="맑은 고딕"/>
+                <w:rFonts w:ascii="맑은 고딕" w:eastAsia="맑은 고딕" w:hAnsi="맑은 고딕" w:cs="맑은 고딕"/>
+              </w:rPr>
+            </w:pPr>
+            <w:r>
+              <w:rPr>
+                <w:rFonts w:ascii="맑은 고딕" w:eastAsia="맑은 고딕" w:hAnsi="맑은 고딕" w:cs="맑은 고딕"/>
                 <w:color w:val="23324A"/>
                 <w:sz w:val="18"/>
               </w:rPr>
-              <w:t>POST 등록, POST /preview, GET /{job_id}, GET /by-request/{request_id}, POST /{job_id}/cancel; /retry 없음</w:t>
+              <w:t>POST 등록, POST /preview, GET /{job_id}, GET /by-request/{request_id}, POST /{job_id}/cancel; /retry는 제공하지 않음</w:t>
             </w:r>
           </w:p>
         </w:tc>
@@ -3759,7 +3759,7 @@
       <w:pPr>
         <w:spacing w:after="0"/>
         <w:rPr>
-          <w:rFonts w:ascii="맑은 고딕" w:eastAsia="맑은 고딕" w:hAnsi="맑은 고딕"/>
+          <w:rFonts w:ascii="맑은 고딕" w:eastAsia="맑은 고딕" w:hAnsi="맑은 고딕" w:cs="맑은 고딕"/>
         </w:rPr>
       </w:pPr>
     </w:p>
@@ -3768,12 +3768,12 @@
         <w:pStyle w:val="21"/>
         <w:spacing w:before="140" w:after="160" w:line="300" w:lineRule="auto"/>
         <w:rPr>
-          <w:rFonts w:ascii="맑은 고딕" w:eastAsia="맑은 고딕" w:hAnsi="맑은 고딕"/>
+          <w:rFonts w:ascii="맑은 고딕" w:eastAsia="맑은 고딕" w:hAnsi="맑은 고딕" w:cs="맑은 고딕"/>
         </w:rPr>
       </w:pPr>
       <w:r>
         <w:rPr>
-          <w:rFonts w:ascii="맑은 고딕" w:eastAsia="맑은 고딕" w:hAnsi="맑은 고딕"/>
+          <w:rFonts w:ascii="맑은 고딕" w:eastAsia="맑은 고딕" w:hAnsi="맑은 고딕" w:cs="맑은 고딕"/>
           <w:color w:val="2962FF"/>
           <w:sz w:val="24"/>
         </w:rPr>
@@ -3784,15 +3784,15 @@
       <w:pPr>
         <w:spacing w:after="160" w:line="300" w:lineRule="auto"/>
         <w:rPr>
-          <w:rFonts w:ascii="맑은 고딕" w:eastAsia="맑은 고딕" w:hAnsi="맑은 고딕"/>
+          <w:rFonts w:ascii="맑은 고딕" w:eastAsia="맑은 고딕" w:hAnsi="맑은 고딕" w:cs="맑은 고딕"/>
         </w:rPr>
       </w:pPr>
       <w:r>
         <w:rPr>
-          <w:rFonts w:ascii="맑은 고딕" w:eastAsia="맑은 고딕" w:hAnsi="맑은 고딕"/>
+          <w:rFonts w:ascii="맑은 고딕" w:eastAsia="맑은 고딕" w:hAnsi="맑은 고딕" w:cs="맑은 고딕"/>
           <w:color w:val="23324A"/>
         </w:rPr>
-        <w:t>queued → running → succeeded / partially_succeeded / failed. 취소 요청 시 cancel_requested를 거쳐 cancelled가 될 수 있습니다. Mock은 최종 simulated입니다. Preview는 Job을 만들지 않으며 Client에서 preview로 표시합니다.</w:t>
+        <w:t>queued → running → succeeded / partially_succeeded / failed. 취소를 요청하면 cancel_requested를 거쳐 cancelled가 될 수 있습니다. Mock의 최종 상태는 simulated입니다. Preview는 Job을 만들지 않으며, Client에는 preview로 표시됩니다.</w:t>
       </w:r>
     </w:p>
     <w:tbl>
@@ -3813,13 +3813,13 @@
             <w:pPr>
               <w:spacing w:before="140" w:after="80"/>
               <w:rPr>
-                <w:rFonts w:ascii="맑은 고딕" w:eastAsia="맑은 고딕" w:hAnsi="맑은 고딕"/>
+                <w:rFonts w:ascii="맑은 고딕" w:eastAsia="맑은 고딕" w:hAnsi="맑은 고딕" w:cs="맑은 고딕"/>
                 <w:lang w:eastAsia="ko-KR"/>
               </w:rPr>
             </w:pPr>
             <w:r>
               <w:rPr>
-                <w:rFonts w:ascii="맑은 고딕" w:eastAsia="맑은 고딕" w:hAnsi="맑은 고딕"/>
+                <w:rFonts w:ascii="맑은 고딕" w:eastAsia="맑은 고딕" w:hAnsi="맑은 고딕" w:cs="맑은 고딕"/>
                 <w:b/>
                 <w:color w:val="2962FF"/>
                 <w:sz w:val="20"/>
@@ -3832,18 +3832,18 @@
             <w:pPr>
               <w:spacing w:after="140" w:line="283" w:lineRule="auto"/>
               <w:rPr>
-                <w:rFonts w:ascii="맑은 고딕" w:eastAsia="맑은 고딕" w:hAnsi="맑은 고딕"/>
+                <w:rFonts w:ascii="맑은 고딕" w:eastAsia="맑은 고딕" w:hAnsi="맑은 고딕" w:cs="맑은 고딕"/>
                 <w:lang w:eastAsia="ko-KR"/>
               </w:rPr>
             </w:pPr>
             <w:r>
               <w:rPr>
-                <w:rFonts w:ascii="맑은 고딕" w:eastAsia="맑은 고딕" w:hAnsi="맑은 고딕"/>
+                <w:rFonts w:ascii="맑은 고딕" w:eastAsia="맑은 고딕" w:hAnsi="맑은 고딕" w:cs="맑은 고딕"/>
                 <w:color w:val="23324A"/>
                 <w:sz w:val="19"/>
                 <w:lang w:eastAsia="ko-KR"/>
               </w:rPr>
-              <w:t>401: 인증 / 404: 작업 없음 / 409: 요청 충돌·취소·재시도 불가 / 422: 입력·정책 오류 / 503: ready DB 오류. 처리 전 status뿐 아니라 executor_mode와 steps를 함께 확인하세요.</w:t>
+              <w:t>401: 인증 실패 / 404: 작업 없음 / 409: 요청 충돌·취소·재시도 불가 / 422: 입력·정책 오류 / 503: /ready의 DB 오류. 결과를 판단하기 전에 status뿐 아니라 executor_mode와 steps도 함께 확인하세요.</w:t>
             </w:r>
           </w:p>
         </w:tc>
@@ -3852,13 +3852,13 @@
     <w:p>
       <w:pPr>
         <w:rPr>
-          <w:rFonts w:ascii="맑은 고딕" w:eastAsia="맑은 고딕" w:hAnsi="맑은 고딕"/>
+          <w:rFonts w:ascii="맑은 고딕" w:eastAsia="맑은 고딕" w:hAnsi="맑은 고딕" w:cs="맑은 고딕"/>
           <w:lang w:eastAsia="ko-KR"/>
         </w:rPr>
       </w:pPr>
       <w:r>
         <w:rPr>
-          <w:rFonts w:ascii="맑은 고딕" w:eastAsia="맑은 고딕" w:hAnsi="맑은 고딕"/>
+          <w:rFonts w:ascii="맑은 고딕" w:eastAsia="맑은 고딕" w:hAnsi="맑은 고딕" w:cs="맑은 고딕"/>
           <w:lang w:eastAsia="ko-KR"/>
         </w:rPr>
         <w:br w:type="page"/>
@@ -3869,13 +3869,13 @@
         <w:pStyle w:val="1"/>
         <w:spacing w:after="160" w:line="300" w:lineRule="auto"/>
         <w:rPr>
-          <w:rFonts w:ascii="맑은 고딕" w:eastAsia="맑은 고딕" w:hAnsi="맑은 고딕"/>
+          <w:rFonts w:ascii="맑은 고딕" w:eastAsia="맑은 고딕" w:hAnsi="맑은 고딕" w:cs="맑은 고딕"/>
           <w:lang w:eastAsia="ko-KR"/>
         </w:rPr>
       </w:pPr>
       <w:r>
         <w:rPr>
-          <w:rFonts w:ascii="맑은 고딕" w:eastAsia="맑은 고딕" w:hAnsi="맑은 고딕"/>
+          <w:rFonts w:ascii="맑은 고딕" w:eastAsia="맑은 고딕" w:hAnsi="맑은 고딕" w:cs="맑은 고딕"/>
           <w:sz w:val="40"/>
           <w:lang w:eastAsia="ko-KR"/>
         </w:rPr>
@@ -3888,68 +3888,26 @@
         <w:shd w:val="clear" w:color="auto" w:fill="F4F6FA"/>
         <w:spacing w:after="160" w:line="264" w:lineRule="auto"/>
         <w:rPr>
-          <w:rFonts w:ascii="맑은 고딕" w:eastAsia="맑은 고딕" w:hAnsi="맑은 고딕"/>
+          <w:rFonts w:ascii="맑은 고딕" w:eastAsia="맑은 고딕" w:hAnsi="맑은 고딕" w:cs="맑은 고딕"/>
         </w:rPr>
       </w:pPr>
       <w:r>
         <w:rPr>
-          <w:rFonts w:ascii="맑은 고딕" w:eastAsia="맑은 고딕" w:hAnsi="맑은 고딕"/>
+          <w:rFonts w:ascii="맑은 고딕" w:eastAsia="맑은 고딕" w:hAnsi="맑은 고딕" w:cs="맑은 고딕"/>
           <w:color w:val="23324A"/>
           <w:sz w:val="16"/>
         </w:rPr>
         <w:t>{</w:t>
-      </w:r>
-      <w:r>
-        <w:rPr>
-          <w:rFonts w:ascii="맑은 고딕" w:eastAsia="맑은 고딕" w:hAnsi="맑은 고딕"/>
-          <w:color w:val="23324A"/>
-          <w:sz w:val="16"/>
-        </w:rPr>
         <w:br/>
         <w:t xml:space="preserve">  "request_id": "BETA-ACCESS-001", "source": "swagger",</w:t>
-      </w:r>
-      <w:r>
-        <w:rPr>
-          <w:rFonts w:ascii="맑은 고딕" w:eastAsia="맑은 고딕" w:hAnsi="맑은 고딕"/>
-          <w:color w:val="23324A"/>
-          <w:sz w:val="16"/>
-        </w:rPr>
         <w:br/>
         <w:t xml:space="preserve">  "operation": "grant", "project_status": "progress",</w:t>
-      </w:r>
-      <w:r>
-        <w:rPr>
-          <w:rFonts w:ascii="맑은 고딕" w:eastAsia="맑은 고딕" w:hAnsi="맑은 고딕"/>
-          <w:color w:val="23324A"/>
-          <w:sz w:val="16"/>
-        </w:rPr>
         <w:br/>
         <w:t xml:space="preserve">  "employee_id": "TEST001", "project_code": "26012",</w:t>
-      </w:r>
-      <w:r>
-        <w:rPr>
-          <w:rFonts w:ascii="맑은 고딕" w:eastAsia="맑은 고딕" w:hAnsi="맑은 고딕"/>
-          <w:color w:val="23324A"/>
-          <w:sz w:val="16"/>
-        </w:rPr>
         <w:br/>
         <w:t xml:space="preserve">  "level2": "Study", "level3": "STAT",</w:t>
-      </w:r>
-      <w:r>
-        <w:rPr>
-          <w:rFonts w:ascii="맑은 고딕" w:eastAsia="맑은 고딕" w:hAnsi="맑은 고딕"/>
-          <w:color w:val="23324A"/>
-          <w:sz w:val="16"/>
-        </w:rPr>
         <w:br/>
         <w:t xml:space="preserve">  "role": "Manager", "requested_by": "beta-operator"</w:t>
-      </w:r>
-      <w:r>
-        <w:rPr>
-          <w:rFonts w:ascii="맑은 고딕" w:eastAsia="맑은 고딕" w:hAnsi="맑은 고딕"/>
-          <w:color w:val="23324A"/>
-          <w:sz w:val="16"/>
-        </w:rPr>
         <w:br/>
         <w:t>}</w:t>
       </w:r>
@@ -3958,12 +3916,12 @@
       <w:pPr>
         <w:spacing w:after="160" w:line="300" w:lineRule="auto"/>
         <w:rPr>
-          <w:rFonts w:ascii="맑은 고딕" w:eastAsia="맑은 고딕" w:hAnsi="맑은 고딕"/>
+          <w:rFonts w:ascii="맑은 고딕" w:eastAsia="맑은 고딕" w:hAnsi="맑은 고딕" w:cs="맑은 고딕"/>
         </w:rPr>
       </w:pPr>
       <w:r>
         <w:rPr>
-          <w:rFonts w:ascii="맑은 고딕" w:eastAsia="맑은 고딕" w:hAnsi="맑은 고딕"/>
+          <w:rFonts w:ascii="맑은 고딕" w:eastAsia="맑은 고딕" w:hAnsi="맑은 고딕" w:cs="맑은 고딕"/>
           <w:color w:val="23324A"/>
           <w:lang w:eastAsia="ko-KR"/>
         </w:rPr>
@@ -3971,10 +3929,10 @@
       </w:r>
       <w:r>
         <w:rPr>
-          <w:rFonts w:ascii="맑은 고딕" w:eastAsia="맑은 고딕" w:hAnsi="맑은 고딕"/>
+          <w:rFonts w:ascii="맑은 고딕" w:eastAsia="맑은 고딕" w:hAnsi="맑은 고딕" w:cs="맑은 고딕"/>
           <w:color w:val="23324A"/>
         </w:rPr>
-        <w:t>TEST001은 실재 계정이 아니므로 실제 실행용 값으로 사용하지 마세요. 프로젝트 요청은 request_id, source, project_code, project_name(선택), requested_by를 사용합니다. 취소·재실행 본문은 {"requested_by":"beta-operator"}입니다.</w:t>
+        <w:t>TEST001은 실제 계정이 아니므로 실행용 값으로 사용하지 마세요. 프로젝트 요청에는 request_id, source, project_code, project_name(선택), requested_by를 사용합니다. 취소·재실행 요청 본문은 {"requested_by":"beta-operator"}입니다.</w:t>
       </w:r>
     </w:p>
     <w:tbl>
@@ -4002,12 +3960,12 @@
             <w:pPr>
               <w:spacing w:before="100" w:after="100"/>
               <w:rPr>
-                <w:rFonts w:ascii="맑은 고딕" w:eastAsia="맑은 고딕" w:hAnsi="맑은 고딕"/>
-              </w:rPr>
-            </w:pPr>
-            <w:r>
-              <w:rPr>
-                <w:rFonts w:ascii="맑은 고딕" w:eastAsia="맑은 고딕" w:hAnsi="맑은 고딕"/>
+                <w:rFonts w:ascii="맑은 고딕" w:eastAsia="맑은 고딕" w:hAnsi="맑은 고딕" w:cs="맑은 고딕"/>
+              </w:rPr>
+            </w:pPr>
+            <w:r>
+              <w:rPr>
+                <w:rFonts w:ascii="맑은 고딕" w:eastAsia="맑은 고딕" w:hAnsi="맑은 고딕" w:cs="맑은 고딕"/>
                 <w:b/>
                 <w:color w:val="FFFFFF"/>
                 <w:sz w:val="19"/>
@@ -4025,12 +3983,12 @@
             <w:pPr>
               <w:spacing w:before="100" w:after="100"/>
               <w:rPr>
-                <w:rFonts w:ascii="맑은 고딕" w:eastAsia="맑은 고딕" w:hAnsi="맑은 고딕"/>
-              </w:rPr>
-            </w:pPr>
-            <w:r>
-              <w:rPr>
-                <w:rFonts w:ascii="맑은 고딕" w:eastAsia="맑은 고딕" w:hAnsi="맑은 고딕"/>
+                <w:rFonts w:ascii="맑은 고딕" w:eastAsia="맑은 고딕" w:hAnsi="맑은 고딕" w:cs="맑은 고딕"/>
+              </w:rPr>
+            </w:pPr>
+            <w:r>
+              <w:rPr>
+                <w:rFonts w:ascii="맑은 고딕" w:eastAsia="맑은 고딕" w:hAnsi="맑은 고딕" w:cs="맑은 고딕"/>
                 <w:b/>
                 <w:color w:val="FFFFFF"/>
                 <w:sz w:val="19"/>
@@ -4055,12 +4013,12 @@
             <w:pPr>
               <w:spacing w:before="100" w:after="100" w:line="269" w:lineRule="auto"/>
               <w:rPr>
-                <w:rFonts w:ascii="맑은 고딕" w:eastAsia="맑은 고딕" w:hAnsi="맑은 고딕"/>
-              </w:rPr>
-            </w:pPr>
-            <w:r>
-              <w:rPr>
-                <w:rFonts w:ascii="맑은 고딕" w:eastAsia="맑은 고딕" w:hAnsi="맑은 고딕"/>
+                <w:rFonts w:ascii="맑은 고딕" w:eastAsia="맑은 고딕" w:hAnsi="맑은 고딕" w:cs="맑은 고딕"/>
+              </w:rPr>
+            </w:pPr>
+            <w:r>
+              <w:rPr>
+                <w:rFonts w:ascii="맑은 고딕" w:eastAsia="맑은 고딕" w:hAnsi="맑은 고딕" w:cs="맑은 고딕"/>
                 <w:b/>
                 <w:color w:val="23324A"/>
                 <w:sz w:val="18"/>
@@ -4079,16 +4037,16 @@
             <w:pPr>
               <w:spacing w:before="100" w:after="100" w:line="269" w:lineRule="auto"/>
               <w:rPr>
-                <w:rFonts w:ascii="맑은 고딕" w:eastAsia="맑은 고딕" w:hAnsi="맑은 고딕"/>
-              </w:rPr>
-            </w:pPr>
-            <w:r>
-              <w:rPr>
-                <w:rFonts w:ascii="맑은 고딕" w:eastAsia="맑은 고딕" w:hAnsi="맑은 고딕"/>
+                <w:rFonts w:ascii="맑은 고딕" w:eastAsia="맑은 고딕" w:hAnsi="맑은 고딕" w:cs="맑은 고딕"/>
+              </w:rPr>
+            </w:pPr>
+            <w:r>
+              <w:rPr>
+                <w:rFonts w:ascii="맑은 고딕" w:eastAsia="맑은 고딕" w:hAnsi="맑은 고딕" w:cs="맑은 고딕"/>
                 <w:color w:val="23324A"/>
                 <w:sz w:val="18"/>
               </w:rPr>
-              <w:t>source: test-client / bus / swagger. extra 필드는 거부. 사번은 영문·숫자·._-</w:t>
+              <w:t>source: test-client / bus / swagger만 허용. extra 필드는 거부. 사번은 영문·숫자·._-만 허용</w:t>
             </w:r>
           </w:p>
         </w:tc>
@@ -4108,12 +4066,12 @@
             <w:pPr>
               <w:spacing w:before="100" w:after="100" w:line="269" w:lineRule="auto"/>
               <w:rPr>
-                <w:rFonts w:ascii="맑은 고딕" w:eastAsia="맑은 고딕" w:hAnsi="맑은 고딕"/>
-              </w:rPr>
-            </w:pPr>
-            <w:r>
-              <w:rPr>
-                <w:rFonts w:ascii="맑은 고딕" w:eastAsia="맑은 고딕" w:hAnsi="맑은 고딕"/>
+                <w:rFonts w:ascii="맑은 고딕" w:eastAsia="맑은 고딕" w:hAnsi="맑은 고딕" w:cs="맑은 고딕"/>
+              </w:rPr>
+            </w:pPr>
+            <w:r>
+              <w:rPr>
+                <w:rFonts w:ascii="맑은 고딕" w:eastAsia="맑은 고딕" w:hAnsi="맑은 고딕" w:cs="맑은 고딕"/>
                 <w:b/>
                 <w:color w:val="23324A"/>
                 <w:sz w:val="18"/>
@@ -4132,12 +4090,12 @@
             <w:pPr>
               <w:spacing w:before="100" w:after="100" w:line="269" w:lineRule="auto"/>
               <w:rPr>
-                <w:rFonts w:ascii="맑은 고딕" w:eastAsia="맑은 고딕" w:hAnsi="맑은 고딕"/>
-              </w:rPr>
-            </w:pPr>
-            <w:r>
-              <w:rPr>
-                <w:rFonts w:ascii="맑은 고딕" w:eastAsia="맑은 고딕" w:hAnsi="맑은 고딕"/>
+                <w:rFonts w:ascii="맑은 고딕" w:eastAsia="맑은 고딕" w:hAnsi="맑은 고딕" w:cs="맑은 고딕"/>
+              </w:rPr>
+            </w:pPr>
+            <w:r>
+              <w:rPr>
+                <w:rFonts w:ascii="맑은 고딕" w:eastAsia="맑은 고딕" w:hAnsi="맑은 고딕" w:cs="맑은 고딕"/>
                 <w:color w:val="23324A"/>
                 <w:sz w:val="18"/>
               </w:rPr>
@@ -4161,12 +4119,12 @@
             <w:pPr>
               <w:spacing w:before="100" w:after="100" w:line="269" w:lineRule="auto"/>
               <w:rPr>
-                <w:rFonts w:ascii="맑은 고딕" w:eastAsia="맑은 고딕" w:hAnsi="맑은 고딕"/>
-              </w:rPr>
-            </w:pPr>
-            <w:r>
-              <w:rPr>
-                <w:rFonts w:ascii="맑은 고딕" w:eastAsia="맑은 고딕" w:hAnsi="맑은 고딕"/>
+                <w:rFonts w:ascii="맑은 고딕" w:eastAsia="맑은 고딕" w:hAnsi="맑은 고딕" w:cs="맑은 고딕"/>
+              </w:rPr>
+            </w:pPr>
+            <w:r>
+              <w:rPr>
+                <w:rFonts w:ascii="맑은 고딕" w:eastAsia="맑은 고딕" w:hAnsi="맑은 고딕" w:cs="맑은 고딕"/>
                 <w:b/>
                 <w:color w:val="23324A"/>
                 <w:sz w:val="18"/>
@@ -4185,18 +4143,18 @@
             <w:pPr>
               <w:spacing w:before="100" w:after="100" w:line="269" w:lineRule="auto"/>
               <w:rPr>
-                <w:rFonts w:ascii="맑은 고딕" w:eastAsia="맑은 고딕" w:hAnsi="맑은 고딕"/>
+                <w:rFonts w:ascii="맑은 고딕" w:eastAsia="맑은 고딕" w:hAnsi="맑은 고딕" w:cs="맑은 고딕"/>
                 <w:lang w:eastAsia="ko-KR"/>
               </w:rPr>
             </w:pPr>
             <w:r>
               <w:rPr>
-                <w:rFonts w:ascii="맑은 고딕" w:eastAsia="맑은 고딕" w:hAnsi="맑은 고딕"/>
+                <w:rFonts w:ascii="맑은 고딕" w:eastAsia="맑은 고딕" w:hAnsi="맑은 고딕" w:cs="맑은 고딕"/>
                 <w:color w:val="23324A"/>
                 <w:sz w:val="18"/>
                 <w:lang w:eastAsia="ko-KR"/>
               </w:rPr>
-              <w:t>기존 또는 최신 재실행 Job 반환; 재실행 안 함</w:t>
+              <w:t>기존 Job 또는 최신 재실행 Job을 반환하며 재실행하지 않음</w:t>
             </w:r>
           </w:p>
         </w:tc>
@@ -4216,12 +4174,12 @@
             <w:pPr>
               <w:spacing w:before="100" w:after="100" w:line="269" w:lineRule="auto"/>
               <w:rPr>
-                <w:rFonts w:ascii="맑은 고딕" w:eastAsia="맑은 고딕" w:hAnsi="맑은 고딕"/>
-              </w:rPr>
-            </w:pPr>
-            <w:r>
-              <w:rPr>
-                <w:rFonts w:ascii="맑은 고딕" w:eastAsia="맑은 고딕" w:hAnsi="맑은 고딕"/>
+                <w:rFonts w:ascii="맑은 고딕" w:eastAsia="맑은 고딕" w:hAnsi="맑은 고딕" w:cs="맑은 고딕"/>
+              </w:rPr>
+            </w:pPr>
+            <w:r>
+              <w:rPr>
+                <w:rFonts w:ascii="맑은 고딕" w:eastAsia="맑은 고딕" w:hAnsi="맑은 고딕" w:cs="맑은 고딕"/>
                 <w:b/>
                 <w:color w:val="23324A"/>
                 <w:sz w:val="18"/>
@@ -4240,16 +4198,16 @@
             <w:pPr>
               <w:spacing w:before="100" w:after="100" w:line="269" w:lineRule="auto"/>
               <w:rPr>
-                <w:rFonts w:ascii="맑은 고딕" w:eastAsia="맑은 고딕" w:hAnsi="맑은 고딕"/>
-              </w:rPr>
-            </w:pPr>
-            <w:r>
-              <w:rPr>
-                <w:rFonts w:ascii="맑은 고딕" w:eastAsia="맑은 고딕" w:hAnsi="맑은 고딕"/>
+                <w:rFonts w:ascii="맑은 고딕" w:eastAsia="맑은 고딕" w:hAnsi="맑은 고딕" w:cs="맑은 고딕"/>
+              </w:rPr>
+            </w:pPr>
+            <w:r>
+              <w:rPr>
+                <w:rFonts w:ascii="맑은 고딕" w:eastAsia="맑은 고딕" w:hAnsi="맑은 고딕" w:cs="맑은 고딕"/>
                 <w:color w:val="23324A"/>
                 <w:sz w:val="18"/>
               </w:rPr>
-              <w:t>HTTP 409 REQUEST_ID_CONFLICT; requested_by 변경도 충돌 가능</w:t>
+              <w:t>HTTP 409 REQUEST_ID_CONFLICT. requested_by만 달라도 충돌할 수 있음</w:t>
             </w:r>
           </w:p>
         </w:tc>
@@ -4269,12 +4227,12 @@
             <w:pPr>
               <w:spacing w:before="100" w:after="100" w:line="269" w:lineRule="auto"/>
               <w:rPr>
-                <w:rFonts w:ascii="맑은 고딕" w:eastAsia="맑은 고딕" w:hAnsi="맑은 고딕"/>
-              </w:rPr>
-            </w:pPr>
-            <w:r>
-              <w:rPr>
-                <w:rFonts w:ascii="맑은 고딕" w:eastAsia="맑은 고딕" w:hAnsi="맑은 고딕"/>
+                <w:rFonts w:ascii="맑은 고딕" w:eastAsia="맑은 고딕" w:hAnsi="맑은 고딕" w:cs="맑은 고딕"/>
+              </w:rPr>
+            </w:pPr>
+            <w:r>
+              <w:rPr>
+                <w:rFonts w:ascii="맑은 고딕" w:eastAsia="맑은 고딕" w:hAnsi="맑은 고딕" w:cs="맑은 고딕"/>
                 <w:b/>
                 <w:color w:val="23324A"/>
                 <w:sz w:val="18"/>
@@ -4293,16 +4251,16 @@
             <w:pPr>
               <w:spacing w:before="100" w:after="100" w:line="269" w:lineRule="auto"/>
               <w:rPr>
-                <w:rFonts w:ascii="맑은 고딕" w:eastAsia="맑은 고딕" w:hAnsi="맑은 고딕"/>
-              </w:rPr>
-            </w:pPr>
-            <w:r>
-              <w:rPr>
-                <w:rFonts w:ascii="맑은 고딕" w:eastAsia="맑은 고딕" w:hAnsi="맑은 고딕"/>
+                <w:rFonts w:ascii="맑은 고딕" w:eastAsia="맑은 고딕" w:hAnsi="맑은 고딕" w:cs="맑은 고딕"/>
+              </w:rPr>
+            </w:pPr>
+            <w:r>
+              <w:rPr>
+                <w:rFonts w:ascii="맑은 고딕" w:eastAsia="맑은 고딕" w:hAnsi="맑은 고딕" w:cs="맑은 고딕"/>
                 <w:color w:val="23324A"/>
                 <w:sz w:val="18"/>
               </w:rPr>
-              <w:t>PowerShell failed·partially_succeeded 권한 Job만 허용. 성공 단계 복사, 나머지 재실행</w:t>
+              <w:t>PowerShell로 실행한 failed·partially_succeeded 권한 Job만 허용. 성공 단계는 복사하고 나머지만 재실행</w:t>
             </w:r>
           </w:p>
         </w:tc>
@@ -4322,12 +4280,12 @@
             <w:pPr>
               <w:spacing w:before="100" w:after="100" w:line="269" w:lineRule="auto"/>
               <w:rPr>
-                <w:rFonts w:ascii="맑은 고딕" w:eastAsia="맑은 고딕" w:hAnsi="맑은 고딕"/>
-              </w:rPr>
-            </w:pPr>
-            <w:r>
-              <w:rPr>
-                <w:rFonts w:ascii="맑은 고딕" w:eastAsia="맑은 고딕" w:hAnsi="맑은 고딕"/>
+                <w:rFonts w:ascii="맑은 고딕" w:eastAsia="맑은 고딕" w:hAnsi="맑은 고딕" w:cs="맑은 고딕"/>
+              </w:rPr>
+            </w:pPr>
+            <w:r>
+              <w:rPr>
+                <w:rFonts w:ascii="맑은 고딕" w:eastAsia="맑은 고딕" w:hAnsi="맑은 고딕" w:cs="맑은 고딕"/>
                 <w:b/>
                 <w:color w:val="23324A"/>
                 <w:sz w:val="18"/>
@@ -4346,16 +4304,16 @@
             <w:pPr>
               <w:spacing w:before="100" w:after="100" w:line="269" w:lineRule="auto"/>
               <w:rPr>
-                <w:rFonts w:ascii="맑은 고딕" w:eastAsia="맑은 고딕" w:hAnsi="맑은 고딕"/>
-              </w:rPr>
-            </w:pPr>
-            <w:r>
-              <w:rPr>
-                <w:rFonts w:ascii="맑은 고딕" w:eastAsia="맑은 고딕" w:hAnsi="맑은 고딕"/>
+                <w:rFonts w:ascii="맑은 고딕" w:eastAsia="맑은 고딕" w:hAnsi="맑은 고딕" w:cs="맑은 고딕"/>
+              </w:rPr>
+            </w:pPr>
+            <w:r>
+              <w:rPr>
+                <w:rFonts w:ascii="맑은 고딕" w:eastAsia="맑은 고딕" w:hAnsi="맑은 고딕" w:cs="맑은 고딕"/>
                 <w:color w:val="23324A"/>
                 <w:sz w:val="18"/>
               </w:rPr>
-              <w:t>새 request_id는 RETRY-&lt;부모 Job UUID&gt;. original_request_id로 최초 요청 연결</w:t>
+              <w:t>새 request_id는 RETRY-&lt;부모 Job UUID&gt;이며, original_request_id로 최초 요청과 연결</w:t>
             </w:r>
           </w:p>
         </w:tc>
@@ -4365,7 +4323,7 @@
       <w:pPr>
         <w:spacing w:after="0"/>
         <w:rPr>
-          <w:rFonts w:ascii="맑은 고딕" w:eastAsia="맑은 고딕" w:hAnsi="맑은 고딕"/>
+          <w:rFonts w:ascii="맑은 고딕" w:eastAsia="맑은 고딕" w:hAnsi="맑은 고딕" w:cs="맑은 고딕"/>
         </w:rPr>
       </w:pPr>
     </w:p>
@@ -4387,13 +4345,13 @@
             <w:pPr>
               <w:spacing w:before="140" w:after="80"/>
               <w:rPr>
-                <w:rFonts w:ascii="맑은 고딕" w:eastAsia="맑은 고딕" w:hAnsi="맑은 고딕"/>
+                <w:rFonts w:ascii="맑은 고딕" w:eastAsia="맑은 고딕" w:hAnsi="맑은 고딕" w:cs="맑은 고딕"/>
                 <w:lang w:eastAsia="ko-KR"/>
               </w:rPr>
             </w:pPr>
             <w:r>
               <w:rPr>
-                <w:rFonts w:ascii="맑은 고딕" w:eastAsia="맑은 고딕" w:hAnsi="맑은 고딕"/>
+                <w:rFonts w:ascii="맑은 고딕" w:eastAsia="맑은 고딕" w:hAnsi="맑은 고딕" w:cs="맑은 고딕"/>
                 <w:b/>
                 <w:color w:val="2962FF"/>
                 <w:sz w:val="20"/>
@@ -4406,18 +4364,18 @@
             <w:pPr>
               <w:spacing w:after="140" w:line="283" w:lineRule="auto"/>
               <w:rPr>
-                <w:rFonts w:ascii="맑은 고딕" w:eastAsia="맑은 고딕" w:hAnsi="맑은 고딕"/>
+                <w:rFonts w:ascii="맑은 고딕" w:eastAsia="맑은 고딕" w:hAnsi="맑은 고딕" w:cs="맑은 고딕"/>
                 <w:lang w:eastAsia="ko-KR"/>
               </w:rPr>
             </w:pPr>
             <w:r>
               <w:rPr>
-                <w:rFonts w:ascii="맑은 고딕" w:eastAsia="맑은 고딕" w:hAnsi="맑은 고딕"/>
+                <w:rFonts w:ascii="맑은 고딕" w:eastAsia="맑은 고딕" w:hAnsi="맑은 고딕" w:cs="맑은 고딕"/>
                 <w:color w:val="23324A"/>
                 <w:sz w:val="19"/>
                 <w:lang w:eastAsia="ko-KR"/>
               </w:rPr>
-              <w:t>부모 Job은 보존하며, 복사된 성공 단계는 다시 검증하지 않습니다. 외부에서 그룹·권한을 바꿨다면 실제 상태를 먼저 확인하세요. 진행 중·취소·Mock·프로젝트 Job에는 권한 재실행 API를 사용하지 않습니다.</w:t>
+              <w:t>부모 Job은 그대로 보존되며, 복사된 성공 단계는 다시 검증하지 않습니다. 외부에서 그룹이나 권한을 바꿨다면 실제 상태를 먼저 확인하세요. 진행 중·취소·Mock·프로젝트 Job에는 권한 재실행 API를 사용할 수 없습니다.</w:t>
             </w:r>
           </w:p>
         </w:tc>
@@ -4426,13 +4384,13 @@
     <w:p>
       <w:pPr>
         <w:rPr>
-          <w:rFonts w:ascii="맑은 고딕" w:eastAsia="맑은 고딕" w:hAnsi="맑은 고딕"/>
+          <w:rFonts w:ascii="맑은 고딕" w:eastAsia="맑은 고딕" w:hAnsi="맑은 고딕" w:cs="맑은 고딕"/>
           <w:lang w:eastAsia="ko-KR"/>
         </w:rPr>
       </w:pPr>
       <w:r>
         <w:rPr>
-          <w:rFonts w:ascii="맑은 고딕" w:eastAsia="맑은 고딕" w:hAnsi="맑은 고딕"/>
+          <w:rFonts w:ascii="맑은 고딕" w:eastAsia="맑은 고딕" w:hAnsi="맑은 고딕" w:cs="맑은 고딕"/>
           <w:lang w:eastAsia="ko-KR"/>
         </w:rPr>
         <w:br w:type="page"/>
@@ -4443,12 +4401,12 @@
         <w:pStyle w:val="1"/>
         <w:spacing w:after="160" w:line="300" w:lineRule="auto"/>
         <w:rPr>
-          <w:rFonts w:ascii="맑은 고딕" w:eastAsia="맑은 고딕" w:hAnsi="맑은 고딕"/>
+          <w:rFonts w:ascii="맑은 고딕" w:eastAsia="맑은 고딕" w:hAnsi="맑은 고딕" w:cs="맑은 고딕"/>
         </w:rPr>
       </w:pPr>
       <w:r>
         <w:rPr>
-          <w:rFonts w:ascii="맑은 고딕" w:eastAsia="맑은 고딕" w:hAnsi="맑은 고딕"/>
+          <w:rFonts w:ascii="맑은 고딕" w:eastAsia="맑은 고딕" w:hAnsi="맑은 고딕" w:cs="맑은 고딕"/>
           <w:sz w:val="40"/>
         </w:rPr>
         <w:lastRenderedPageBreak/>
@@ -4480,12 +4438,12 @@
             <w:pPr>
               <w:spacing w:before="100" w:after="100"/>
               <w:rPr>
-                <w:rFonts w:ascii="맑은 고딕" w:eastAsia="맑은 고딕" w:hAnsi="맑은 고딕"/>
-              </w:rPr>
-            </w:pPr>
-            <w:r>
-              <w:rPr>
-                <w:rFonts w:ascii="맑은 고딕" w:eastAsia="맑은 고딕" w:hAnsi="맑은 고딕"/>
+                <w:rFonts w:ascii="맑은 고딕" w:eastAsia="맑은 고딕" w:hAnsi="맑은 고딕" w:cs="맑은 고딕"/>
+              </w:rPr>
+            </w:pPr>
+            <w:r>
+              <w:rPr>
+                <w:rFonts w:ascii="맑은 고딕" w:eastAsia="맑은 고딕" w:hAnsi="맑은 고딕" w:cs="맑은 고딕"/>
                 <w:b/>
                 <w:color w:val="FFFFFF"/>
                 <w:sz w:val="19"/>
@@ -4503,12 +4461,12 @@
             <w:pPr>
               <w:spacing w:before="100" w:after="100"/>
               <w:rPr>
-                <w:rFonts w:ascii="맑은 고딕" w:eastAsia="맑은 고딕" w:hAnsi="맑은 고딕"/>
-              </w:rPr>
-            </w:pPr>
-            <w:r>
-              <w:rPr>
-                <w:rFonts w:ascii="맑은 고딕" w:eastAsia="맑은 고딕" w:hAnsi="맑은 고딕"/>
+                <w:rFonts w:ascii="맑은 고딕" w:eastAsia="맑은 고딕" w:hAnsi="맑은 고딕" w:cs="맑은 고딕"/>
+              </w:rPr>
+            </w:pPr>
+            <w:r>
+              <w:rPr>
+                <w:rFonts w:ascii="맑은 고딕" w:eastAsia="맑은 고딕" w:hAnsi="맑은 고딕" w:cs="맑은 고딕"/>
                 <w:b/>
                 <w:color w:val="FFFFFF"/>
                 <w:sz w:val="19"/>
@@ -4533,12 +4491,12 @@
             <w:pPr>
               <w:spacing w:before="100" w:after="100" w:line="269" w:lineRule="auto"/>
               <w:rPr>
-                <w:rFonts w:ascii="맑은 고딕" w:eastAsia="맑은 고딕" w:hAnsi="맑은 고딕"/>
-              </w:rPr>
-            </w:pPr>
-            <w:r>
-              <w:rPr>
-                <w:rFonts w:ascii="맑은 고딕" w:eastAsia="맑은 고딕" w:hAnsi="맑은 고딕"/>
+                <w:rFonts w:ascii="맑은 고딕" w:eastAsia="맑은 고딕" w:hAnsi="맑은 고딕" w:cs="맑은 고딕"/>
+              </w:rPr>
+            </w:pPr>
+            <w:r>
+              <w:rPr>
+                <w:rFonts w:ascii="맑은 고딕" w:eastAsia="맑은 고딕" w:hAnsi="맑은 고딕" w:cs="맑은 고딕"/>
                 <w:b/>
                 <w:color w:val="23324A"/>
                 <w:sz w:val="18"/>
@@ -4557,16 +4515,16 @@
             <w:pPr>
               <w:spacing w:before="100" w:after="100" w:line="269" w:lineRule="auto"/>
               <w:rPr>
-                <w:rFonts w:ascii="맑은 고딕" w:eastAsia="맑은 고딕" w:hAnsi="맑은 고딕"/>
-              </w:rPr>
-            </w:pPr>
-            <w:r>
-              <w:rPr>
-                <w:rFonts w:ascii="맑은 고딕" w:eastAsia="맑은 고딕" w:hAnsi="맑은 고딕"/>
+                <w:rFonts w:ascii="맑은 고딕" w:eastAsia="맑은 고딕" w:hAnsi="맑은 고딕" w:cs="맑은 고딕"/>
+              </w:rPr>
+            </w:pPr>
+            <w:r>
+              <w:rPr>
+                <w:rFonts w:ascii="맑은 고딕" w:eastAsia="맑은 고딕" w:hAnsi="맑은 고딕" w:cs="맑은 고딕"/>
                 <w:color w:val="23324A"/>
                 <w:sz w:val="18"/>
               </w:rPr>
-              <w:t>development / 환경 표시</w:t>
+              <w:t>development / 환경 구분 표시</w:t>
             </w:r>
           </w:p>
         </w:tc>
@@ -4586,12 +4544,12 @@
             <w:pPr>
               <w:spacing w:before="100" w:after="100" w:line="269" w:lineRule="auto"/>
               <w:rPr>
-                <w:rFonts w:ascii="맑은 고딕" w:eastAsia="맑은 고딕" w:hAnsi="맑은 고딕"/>
-              </w:rPr>
-            </w:pPr>
-            <w:r>
-              <w:rPr>
-                <w:rFonts w:ascii="맑은 고딕" w:eastAsia="맑은 고딕" w:hAnsi="맑은 고딕"/>
+                <w:rFonts w:ascii="맑은 고딕" w:eastAsia="맑은 고딕" w:hAnsi="맑은 고딕" w:cs="맑은 고딕"/>
+              </w:rPr>
+            </w:pPr>
+            <w:r>
+              <w:rPr>
+                <w:rFonts w:ascii="맑은 고딕" w:eastAsia="맑은 고딕" w:hAnsi="맑은 고딕" w:cs="맑은 고딕"/>
                 <w:b/>
                 <w:color w:val="23324A"/>
                 <w:sz w:val="18"/>
@@ -4610,12 +4568,12 @@
             <w:pPr>
               <w:spacing w:before="100" w:after="100" w:line="269" w:lineRule="auto"/>
               <w:rPr>
-                <w:rFonts w:ascii="맑은 고딕" w:eastAsia="맑은 고딕" w:hAnsi="맑은 고딕"/>
-              </w:rPr>
-            </w:pPr>
-            <w:r>
-              <w:rPr>
-                <w:rFonts w:ascii="맑은 고딕" w:eastAsia="맑은 고딕" w:hAnsi="맑은 고딕"/>
+                <w:rFonts w:ascii="맑은 고딕" w:eastAsia="맑은 고딕" w:hAnsi="맑은 고딕" w:cs="맑은 고딕"/>
+              </w:rPr>
+            </w:pPr>
+            <w:r>
+              <w:rPr>
+                <w:rFonts w:ascii="맑은 고딕" w:eastAsia="맑은 고딕" w:hAnsi="맑은 고딕" w:cs="맑은 고딕"/>
                 <w:color w:val="23324A"/>
                 <w:sz w:val="18"/>
               </w:rPr>
@@ -4639,12 +4597,12 @@
             <w:pPr>
               <w:spacing w:before="100" w:after="100" w:line="269" w:lineRule="auto"/>
               <w:rPr>
-                <w:rFonts w:ascii="맑은 고딕" w:eastAsia="맑은 고딕" w:hAnsi="맑은 고딕"/>
-              </w:rPr>
-            </w:pPr>
-            <w:r>
-              <w:rPr>
-                <w:rFonts w:ascii="맑은 고딕" w:eastAsia="맑은 고딕" w:hAnsi="맑은 고딕"/>
+                <w:rFonts w:ascii="맑은 고딕" w:eastAsia="맑은 고딕" w:hAnsi="맑은 고딕" w:cs="맑은 고딕"/>
+              </w:rPr>
+            </w:pPr>
+            <w:r>
+              <w:rPr>
+                <w:rFonts w:ascii="맑은 고딕" w:eastAsia="맑은 고딕" w:hAnsi="맑은 고딕" w:cs="맑은 고딕"/>
                 <w:b/>
                 <w:color w:val="23324A"/>
                 <w:sz w:val="18"/>
@@ -4663,16 +4621,16 @@
             <w:pPr>
               <w:spacing w:before="100" w:after="100" w:line="269" w:lineRule="auto"/>
               <w:rPr>
-                <w:rFonts w:ascii="맑은 고딕" w:eastAsia="맑은 고딕" w:hAnsi="맑은 고딕"/>
-              </w:rPr>
-            </w:pPr>
-            <w:r>
-              <w:rPr>
-                <w:rFonts w:ascii="맑은 고딕" w:eastAsia="맑은 고딕" w:hAnsi="맑은 고딕"/>
+                <w:rFonts w:ascii="맑은 고딕" w:eastAsia="맑은 고딕" w:hAnsi="맑은 고딕" w:cs="맑은 고딕"/>
+              </w:rPr>
+            </w:pPr>
+            <w:r>
+              <w:rPr>
+                <w:rFonts w:ascii="맑은 고딕" w:eastAsia="맑은 고딕" w:hAnsi="맑은 고딕" w:cs="맑은 고딕"/>
                 <w:color w:val="23324A"/>
                 <w:sz w:val="18"/>
               </w:rPr>
-              <w:t>Settings 기본 change-me / 반드시 별도 긴 임의 값 설정</w:t>
+              <w:t>Settings 기본값 change-me / 반드시 충분히 긴 임의의 값으로 교체</w:t>
             </w:r>
           </w:p>
         </w:tc>
@@ -4692,12 +4650,12 @@
             <w:pPr>
               <w:spacing w:before="100" w:after="100" w:line="269" w:lineRule="auto"/>
               <w:rPr>
-                <w:rFonts w:ascii="맑은 고딕" w:eastAsia="맑은 고딕" w:hAnsi="맑은 고딕"/>
-              </w:rPr>
-            </w:pPr>
-            <w:r>
-              <w:rPr>
-                <w:rFonts w:ascii="맑은 고딕" w:eastAsia="맑은 고딕" w:hAnsi="맑은 고딕"/>
+                <w:rFonts w:ascii="맑은 고딕" w:eastAsia="맑은 고딕" w:hAnsi="맑은 고딕" w:cs="맑은 고딕"/>
+              </w:rPr>
+            </w:pPr>
+            <w:r>
+              <w:rPr>
+                <w:rFonts w:ascii="맑은 고딕" w:eastAsia="맑은 고딕" w:hAnsi="맑은 고딕" w:cs="맑은 고딕"/>
                 <w:b/>
                 <w:color w:val="23324A"/>
                 <w:sz w:val="18"/>
@@ -4716,18 +4674,18 @@
             <w:pPr>
               <w:spacing w:before="100" w:after="100" w:line="269" w:lineRule="auto"/>
               <w:rPr>
-                <w:rFonts w:ascii="맑은 고딕" w:eastAsia="맑은 고딕" w:hAnsi="맑은 고딕"/>
+                <w:rFonts w:ascii="맑은 고딕" w:eastAsia="맑은 고딕" w:hAnsi="맑은 고딕" w:cs="맑은 고딕"/>
                 <w:lang w:eastAsia="ko-KR"/>
               </w:rPr>
             </w:pPr>
             <w:r>
               <w:rPr>
-                <w:rFonts w:ascii="맑은 고딕" w:eastAsia="맑은 고딕" w:hAnsi="맑은 고딕"/>
+                <w:rFonts w:ascii="맑은 고딕" w:eastAsia="맑은 고딕" w:hAnsi="맑은 고딕" w:cs="맑은 고딕"/>
                 <w:color w:val="23324A"/>
                 <w:sz w:val="18"/>
                 <w:lang w:eastAsia="ko-KR"/>
               </w:rPr>
-              <w:t>0.0.0.0 / 8000 / Windows 서비스 수신 설정</w:t>
+              <w:t>0.0.0.0 / 8000 / Windows 서비스 수신 주소·포트</w:t>
             </w:r>
           </w:p>
         </w:tc>
@@ -4747,12 +4705,12 @@
             <w:pPr>
               <w:spacing w:before="100" w:after="100" w:line="269" w:lineRule="auto"/>
               <w:rPr>
-                <w:rFonts w:ascii="맑은 고딕" w:eastAsia="맑은 고딕" w:hAnsi="맑은 고딕"/>
-              </w:rPr>
-            </w:pPr>
-            <w:r>
-              <w:rPr>
-                <w:rFonts w:ascii="맑은 고딕" w:eastAsia="맑은 고딕" w:hAnsi="맑은 고딕"/>
+                <w:rFonts w:ascii="맑은 고딕" w:eastAsia="맑은 고딕" w:hAnsi="맑은 고딕" w:cs="맑은 고딕"/>
+              </w:rPr>
+            </w:pPr>
+            <w:r>
+              <w:rPr>
+                <w:rFonts w:ascii="맑은 고딕" w:eastAsia="맑은 고딕" w:hAnsi="맑은 고딕" w:cs="맑은 고딕"/>
                 <w:b/>
                 <w:color w:val="23324A"/>
                 <w:sz w:val="18"/>
@@ -4771,16 +4729,16 @@
             <w:pPr>
               <w:spacing w:before="100" w:after="100" w:line="269" w:lineRule="auto"/>
               <w:rPr>
-                <w:rFonts w:ascii="맑은 고딕" w:eastAsia="맑은 고딕" w:hAnsi="맑은 고딕"/>
-              </w:rPr>
-            </w:pPr>
-            <w:r>
-              <w:rPr>
-                <w:rFonts w:ascii="맑은 고딕" w:eastAsia="맑은 고딕" w:hAnsi="맑은 고딕"/>
+                <w:rFonts w:ascii="맑은 고딕" w:eastAsia="맑은 고딕" w:hAnsi="맑은 고딕" w:cs="맑은 고딕"/>
+              </w:rPr>
+            </w:pPr>
+            <w:r>
+              <w:rPr>
+                <w:rFonts w:ascii="맑은 고딕" w:eastAsia="맑은 고딕" w:hAnsi="맑은 고딕" w:cs="맑은 고딕"/>
                 <w:color w:val="23324A"/>
                 <w:sz w:val="18"/>
               </w:rPr>
-              <w:t>mock / powershell은 실제 AD·ACL 변경</w:t>
+              <w:t>mock / powershell 모드는 실제 AD·ACL을 변경</w:t>
             </w:r>
           </w:p>
         </w:tc>
@@ -4800,12 +4758,12 @@
             <w:pPr>
               <w:spacing w:before="100" w:after="100" w:line="269" w:lineRule="auto"/>
               <w:rPr>
-                <w:rFonts w:ascii="맑은 고딕" w:eastAsia="맑은 고딕" w:hAnsi="맑은 고딕"/>
-              </w:rPr>
-            </w:pPr>
-            <w:r>
-              <w:rPr>
-                <w:rFonts w:ascii="맑은 고딕" w:eastAsia="맑은 고딕" w:hAnsi="맑은 고딕"/>
+                <w:rFonts w:ascii="맑은 고딕" w:eastAsia="맑은 고딕" w:hAnsi="맑은 고딕" w:cs="맑은 고딕"/>
+              </w:rPr>
+            </w:pPr>
+            <w:r>
+              <w:rPr>
+                <w:rFonts w:ascii="맑은 고딕" w:eastAsia="맑은 고딕" w:hAnsi="맑은 고딕" w:cs="맑은 고딕"/>
                 <w:b/>
                 <w:color w:val="23324A"/>
                 <w:sz w:val="18"/>
@@ -4824,16 +4782,16 @@
             <w:pPr>
               <w:spacing w:before="100" w:after="100" w:line="269" w:lineRule="auto"/>
               <w:rPr>
-                <w:rFonts w:ascii="맑은 고딕" w:eastAsia="맑은 고딕" w:hAnsi="맑은 고딕"/>
-              </w:rPr>
-            </w:pPr>
-            <w:r>
-              <w:rPr>
-                <w:rFonts w:ascii="맑은 고딕" w:eastAsia="맑은 고딕" w:hAnsi="맑은 고딕"/>
+                <w:rFonts w:ascii="맑은 고딕" w:eastAsia="맑은 고딕" w:hAnsi="맑은 고딕" w:cs="맑은 고딕"/>
+              </w:rPr>
+            </w:pPr>
+            <w:r>
+              <w:rPr>
+                <w:rFonts w:ascii="맑은 고딕" w:eastAsia="맑은 고딕" w:hAnsi="맑은 고딕" w:cs="맑은 고딕"/>
                 <w:color w:val="23324A"/>
                 <w:sz w:val="18"/>
               </w:rPr>
-              <w:t>powershell.exe / 서버 실행 파일</w:t>
+              <w:t>powershell.exe / 서버의 PowerShell 실행 파일</w:t>
             </w:r>
           </w:p>
         </w:tc>
@@ -4853,12 +4811,12 @@
             <w:pPr>
               <w:spacing w:before="100" w:after="100" w:line="269" w:lineRule="auto"/>
               <w:rPr>
-                <w:rFonts w:ascii="맑은 고딕" w:eastAsia="맑은 고딕" w:hAnsi="맑은 고딕"/>
-              </w:rPr>
-            </w:pPr>
-            <w:r>
-              <w:rPr>
-                <w:rFonts w:ascii="맑은 고딕" w:eastAsia="맑은 고딕" w:hAnsi="맑은 고딕"/>
+                <w:rFonts w:ascii="맑은 고딕" w:eastAsia="맑은 고딕" w:hAnsi="맑은 고딕" w:cs="맑은 고딕"/>
+              </w:rPr>
+            </w:pPr>
+            <w:r>
+              <w:rPr>
+                <w:rFonts w:ascii="맑은 고딕" w:eastAsia="맑은 고딕" w:hAnsi="맑은 고딕" w:cs="맑은 고딕"/>
                 <w:b/>
                 <w:color w:val="23324A"/>
                 <w:sz w:val="18"/>
@@ -4877,16 +4835,16 @@
             <w:pPr>
               <w:spacing w:before="100" w:after="100" w:line="269" w:lineRule="auto"/>
               <w:rPr>
-                <w:rFonts w:ascii="맑은 고딕" w:eastAsia="맑은 고딕" w:hAnsi="맑은 고딕"/>
-              </w:rPr>
-            </w:pPr>
-            <w:r>
-              <w:rPr>
-                <w:rFonts w:ascii="맑은 고딕" w:eastAsia="맑은 고딕" w:hAnsi="맑은 고딕"/>
+                <w:rFonts w:ascii="맑은 고딕" w:eastAsia="맑은 고딕" w:hAnsi="맑은 고딕" w:cs="맑은 고딕"/>
+              </w:rPr>
+            </w:pPr>
+            <w:r>
+              <w:rPr>
+                <w:rFonts w:ascii="맑은 고딕" w:eastAsia="맑은 고딕" w:hAnsi="맑은 고딕" w:cs="맑은 고딕"/>
                 <w:color w:val="23324A"/>
                 <w:sz w:val="18"/>
               </w:rPr>
-              <w:t>10800 / PowerShell 단계당 3시간</w:t>
+              <w:t>10800 / PowerShell 단계당 최대 3시간</w:t>
             </w:r>
           </w:p>
         </w:tc>
@@ -4906,12 +4864,12 @@
             <w:pPr>
               <w:spacing w:before="100" w:after="100" w:line="269" w:lineRule="auto"/>
               <w:rPr>
-                <w:rFonts w:ascii="맑은 고딕" w:eastAsia="맑은 고딕" w:hAnsi="맑은 고딕"/>
-              </w:rPr>
-            </w:pPr>
-            <w:r>
-              <w:rPr>
-                <w:rFonts w:ascii="맑은 고딕" w:eastAsia="맑은 고딕" w:hAnsi="맑은 고딕"/>
+                <w:rFonts w:ascii="맑은 고딕" w:eastAsia="맑은 고딕" w:hAnsi="맑은 고딕" w:cs="맑은 고딕"/>
+              </w:rPr>
+            </w:pPr>
+            <w:r>
+              <w:rPr>
+                <w:rFonts w:ascii="맑은 고딕" w:eastAsia="맑은 고딕" w:hAnsi="맑은 고딕" w:cs="맑은 고딕"/>
                 <w:b/>
                 <w:color w:val="23324A"/>
                 <w:sz w:val="18"/>
@@ -4930,18 +4888,18 @@
             <w:pPr>
               <w:spacing w:before="100" w:after="100" w:line="269" w:lineRule="auto"/>
               <w:rPr>
-                <w:rFonts w:ascii="맑은 고딕" w:eastAsia="맑은 고딕" w:hAnsi="맑은 고딕"/>
+                <w:rFonts w:ascii="맑은 고딕" w:eastAsia="맑은 고딕" w:hAnsi="맑은 고딕" w:cs="맑은 고딕"/>
                 <w:lang w:eastAsia="ko-KR"/>
               </w:rPr>
             </w:pPr>
             <w:r>
               <w:rPr>
-                <w:rFonts w:ascii="맑은 고딕" w:eastAsia="맑은 고딕" w:hAnsi="맑은 고딕"/>
+                <w:rFonts w:ascii="맑은 고딕" w:eastAsia="맑은 고딕" w:hAnsi="맑은 고딕" w:cs="맑은 고딕"/>
                 <w:color w:val="23324A"/>
                 <w:sz w:val="18"/>
                 <w:lang w:eastAsia="ko-KR"/>
               </w:rPr>
-              <w:t>템플릿 UNC / 그룹 생성 OU</w:t>
+              <w:t>템플릿 UNC 경로 / 그룹을 생성할 OU</w:t>
             </w:r>
           </w:p>
         </w:tc>
@@ -4961,12 +4919,12 @@
             <w:pPr>
               <w:spacing w:before="100" w:after="100" w:line="269" w:lineRule="auto"/>
               <w:rPr>
-                <w:rFonts w:ascii="맑은 고딕" w:eastAsia="맑은 고딕" w:hAnsi="맑은 고딕"/>
-              </w:rPr>
-            </w:pPr>
-            <w:r>
-              <w:rPr>
-                <w:rFonts w:ascii="맑은 고딕" w:eastAsia="맑은 고딕" w:hAnsi="맑은 고딕"/>
+                <w:rFonts w:ascii="맑은 고딕" w:eastAsia="맑은 고딕" w:hAnsi="맑은 고딕" w:cs="맑은 고딕"/>
+              </w:rPr>
+            </w:pPr>
+            <w:r>
+              <w:rPr>
+                <w:rFonts w:ascii="맑은 고딕" w:eastAsia="맑은 고딕" w:hAnsi="맑은 고딕" w:cs="맑은 고딕"/>
                 <w:b/>
                 <w:color w:val="23324A"/>
                 <w:sz w:val="18"/>
@@ -4985,18 +4943,18 @@
             <w:pPr>
               <w:spacing w:before="100" w:after="100" w:line="269" w:lineRule="auto"/>
               <w:rPr>
-                <w:rFonts w:ascii="맑은 고딕" w:eastAsia="맑은 고딕" w:hAnsi="맑은 고딕"/>
+                <w:rFonts w:ascii="맑은 고딕" w:eastAsia="맑은 고딕" w:hAnsi="맑은 고딕" w:cs="맑은 고딕"/>
                 <w:lang w:eastAsia="ko-KR"/>
               </w:rPr>
             </w:pPr>
             <w:r>
               <w:rPr>
-                <w:rFonts w:ascii="맑은 고딕" w:eastAsia="맑은 고딕" w:hAnsi="맑은 고딕"/>
+                <w:rFonts w:ascii="맑은 고딕" w:eastAsia="맑은 고딕" w:hAnsi="맑은 고딕" w:cs="맑은 고딕"/>
                 <w:color w:val="23324A"/>
                 <w:sz w:val="18"/>
                 <w:lang w:eastAsia="ko-KR"/>
               </w:rPr>
-              <w:t>진행 폴더 형식: {proj_seg}, {lv2}, {lv3}</w:t>
+              <w:t>진행 폴더 경로 형식: {proj_seg}, {lv2}, {lv3}</w:t>
             </w:r>
           </w:p>
         </w:tc>
@@ -5016,12 +4974,12 @@
             <w:pPr>
               <w:spacing w:before="100" w:after="100" w:line="269" w:lineRule="auto"/>
               <w:rPr>
-                <w:rFonts w:ascii="맑은 고딕" w:eastAsia="맑은 고딕" w:hAnsi="맑은 고딕"/>
-              </w:rPr>
-            </w:pPr>
-            <w:r>
-              <w:rPr>
-                <w:rFonts w:ascii="맑은 고딕" w:eastAsia="맑은 고딕" w:hAnsi="맑은 고딕"/>
+                <w:rFonts w:ascii="맑은 고딕" w:eastAsia="맑은 고딕" w:hAnsi="맑은 고딕" w:cs="맑은 고딕"/>
+              </w:rPr>
+            </w:pPr>
+            <w:r>
+              <w:rPr>
+                <w:rFonts w:ascii="맑은 고딕" w:eastAsia="맑은 고딕" w:hAnsi="맑은 고딕" w:cs="맑은 고딕"/>
                 <w:b/>
                 <w:color w:val="23324A"/>
                 <w:sz w:val="18"/>
@@ -5040,13 +4998,13 @@
             <w:pPr>
               <w:spacing w:before="100" w:after="100" w:line="269" w:lineRule="auto"/>
               <w:rPr>
-                <w:rFonts w:ascii="맑은 고딕" w:eastAsia="맑은 고딕" w:hAnsi="맑은 고딕"/>
+                <w:rFonts w:ascii="맑은 고딕" w:eastAsia="맑은 고딕" w:hAnsi="맑은 고딕" w:cs="맑은 고딕"/>
                 <w:lang w:eastAsia="ko-KR"/>
               </w:rPr>
             </w:pPr>
             <w:r>
               <w:rPr>
-                <w:rFonts w:ascii="맑은 고딕" w:eastAsia="맑은 고딕" w:hAnsi="맑은 고딕"/>
+                <w:rFonts w:ascii="맑은 고딕" w:eastAsia="맑은 고딕" w:hAnsi="맑은 고딕" w:cs="맑은 고딕"/>
                 <w:color w:val="23324A"/>
                 <w:sz w:val="18"/>
                 <w:lang w:eastAsia="ko-KR"/>
@@ -5061,7 +5019,7 @@
       <w:pPr>
         <w:spacing w:after="0"/>
         <w:rPr>
-          <w:rFonts w:ascii="맑은 고딕" w:eastAsia="맑은 고딕" w:hAnsi="맑은 고딕"/>
+          <w:rFonts w:ascii="맑은 고딕" w:eastAsia="맑은 고딕" w:hAnsi="맑은 고딕" w:cs="맑은 고딕"/>
           <w:lang w:eastAsia="ko-KR"/>
         </w:rPr>
       </w:pPr>
@@ -5070,17 +5028,17 @@
       <w:pPr>
         <w:spacing w:after="160" w:line="300" w:lineRule="auto"/>
         <w:rPr>
-          <w:rFonts w:ascii="맑은 고딕" w:eastAsia="맑은 고딕" w:hAnsi="맑은 고딕"/>
+          <w:rFonts w:ascii="맑은 고딕" w:eastAsia="맑은 고딕" w:hAnsi="맑은 고딕" w:cs="맑은 고딕"/>
           <w:lang w:eastAsia="ko-KR"/>
         </w:rPr>
       </w:pPr>
       <w:r>
         <w:rPr>
-          <w:rFonts w:ascii="맑은 고딕" w:eastAsia="맑은 고딕" w:hAnsi="맑은 고딕"/>
+          <w:rFonts w:ascii="맑은 고딕" w:eastAsia="맑은 고딕" w:hAnsi="맑은 고딕" w:cs="맑은 고딕"/>
           <w:color w:val="23324A"/>
           <w:lang w:eastAsia="ko-KR"/>
         </w:rPr>
-        <w:t>.env.example은 설정 항목의 예시입니다. 실제 .env의 키·계정 값을 문서나 저장소에 복사하지 마세요. 변경 후 프로세스 재시작이 필요합니다. 기존 .env의 timeout=300은 코드 기본값을 업데이트해도 유지됩니다.</w:t>
+        <w:t>.env.example은 설정 항목의 예시 파일입니다. 실제 .env의 키·계정 값을 문서나 저장소에 복사하지 마세요. 설정을 변경하면 프로세스를 재시작해야 합니다. 기존 .env에 있는 timeout=300은 코드의 기본값을 바꿔도 그대로 유지됩니다.</w:t>
       </w:r>
     </w:p>
     <w:p>
@@ -5088,13 +5046,13 @@
         <w:pStyle w:val="21"/>
         <w:spacing w:before="140" w:after="160" w:line="300" w:lineRule="auto"/>
         <w:rPr>
-          <w:rFonts w:ascii="맑은 고딕" w:eastAsia="맑은 고딕" w:hAnsi="맑은 고딕"/>
+          <w:rFonts w:ascii="맑은 고딕" w:eastAsia="맑은 고딕" w:hAnsi="맑은 고딕" w:cs="맑은 고딕"/>
           <w:lang w:eastAsia="ko-KR"/>
         </w:rPr>
       </w:pPr>
       <w:r>
         <w:rPr>
-          <w:rFonts w:ascii="맑은 고딕" w:eastAsia="맑은 고딕" w:hAnsi="맑은 고딕"/>
+          <w:rFonts w:ascii="맑은 고딕" w:eastAsia="맑은 고딕" w:hAnsi="맑은 고딕" w:cs="맑은 고딕"/>
           <w:color w:val="2962FF"/>
           <w:sz w:val="24"/>
           <w:lang w:eastAsia="ko-KR"/>
@@ -5106,29 +5064,29 @@
       <w:pPr>
         <w:spacing w:after="160" w:line="300" w:lineRule="auto"/>
         <w:rPr>
-          <w:rFonts w:ascii="맑은 고딕" w:eastAsia="맑은 고딕" w:hAnsi="맑은 고딕"/>
+          <w:rFonts w:ascii="맑은 고딕" w:eastAsia="맑은 고딕" w:hAnsi="맑은 고딕" w:cs="맑은 고딕"/>
           <w:lang w:eastAsia="ko-KR"/>
         </w:rPr>
       </w:pPr>
       <w:r>
         <w:rPr>
-          <w:rFonts w:ascii="맑은 고딕" w:eastAsia="맑은 고딕" w:hAnsi="맑은 고딕"/>
+          <w:rFonts w:ascii="맑은 고딕" w:eastAsia="맑은 고딕" w:hAnsi="맑은 고딕" w:cs="맑은 고딕"/>
           <w:color w:val="23324A"/>
           <w:lang w:eastAsia="ko-KR"/>
         </w:rPr>
-        <w:t>보호 API는 공유 X-API-Key로 인증합니다. 사용자별 권한 분리·SSO·requested_by의 본인 검증은 구현되지 않았습니다. 기본 HTTP에는 암호화가 없으므로 제한된 내부망에서 사용하고, 필요 시 별도 HTTPS 프록시와 접근 제어를 구성하세요. .env와 DB 접근은 운영 담당자로 제한합니다.</w:t>
+        <w:t>보호 대상 API는 공유 X-API-Key로 인증하며, 사용자별 권한 분리·SSO·requested_by의 본인 확인은 구현되어 있지 않습니다. 기본 HTTP 통신은 암호화되지 않으므로 접근이 제한된 내부망에서만 사용하고, 필요하면 HTTPS 프록시와 접근 제어를 별도로 구성하세요. .env와 DB에는 운영 담당자만 접근하도록 제한하세요.</w:t>
       </w:r>
     </w:p>
     <w:p>
       <w:pPr>
         <w:rPr>
-          <w:rFonts w:ascii="맑은 고딕" w:eastAsia="맑은 고딕" w:hAnsi="맑은 고딕"/>
+          <w:rFonts w:ascii="맑은 고딕" w:eastAsia="맑은 고딕" w:hAnsi="맑은 고딕" w:cs="맑은 고딕"/>
           <w:lang w:eastAsia="ko-KR"/>
         </w:rPr>
       </w:pPr>
       <w:r>
         <w:rPr>
-          <w:rFonts w:ascii="맑은 고딕" w:eastAsia="맑은 고딕" w:hAnsi="맑은 고딕"/>
+          <w:rFonts w:ascii="맑은 고딕" w:eastAsia="맑은 고딕" w:hAnsi="맑은 고딕" w:cs="맑은 고딕"/>
           <w:lang w:eastAsia="ko-KR"/>
         </w:rPr>
         <w:br w:type="page"/>
@@ -5139,13 +5097,13 @@
         <w:pStyle w:val="1"/>
         <w:spacing w:after="160" w:line="300" w:lineRule="auto"/>
         <w:rPr>
-          <w:rFonts w:ascii="맑은 고딕" w:eastAsia="맑은 고딕" w:hAnsi="맑은 고딕"/>
+          <w:rFonts w:ascii="맑은 고딕" w:eastAsia="맑은 고딕" w:hAnsi="맑은 고딕" w:cs="맑은 고딕"/>
           <w:lang w:eastAsia="ko-KR"/>
         </w:rPr>
       </w:pPr>
       <w:r>
         <w:rPr>
-          <w:rFonts w:ascii="맑은 고딕" w:eastAsia="맑은 고딕" w:hAnsi="맑은 고딕"/>
+          <w:rFonts w:ascii="맑은 고딕" w:eastAsia="맑은 고딕" w:hAnsi="맑은 고딕" w:cs="맑은 고딕"/>
           <w:sz w:val="40"/>
           <w:lang w:eastAsia="ko-KR"/>
         </w:rPr>
@@ -5158,13 +5116,13 @@
         <w:pStyle w:val="21"/>
         <w:spacing w:before="140" w:after="160" w:line="300" w:lineRule="auto"/>
         <w:rPr>
-          <w:rFonts w:ascii="맑은 고딕" w:eastAsia="맑은 고딕" w:hAnsi="맑은 고딕"/>
+          <w:rFonts w:ascii="맑은 고딕" w:eastAsia="맑은 고딕" w:hAnsi="맑은 고딕" w:cs="맑은 고딕"/>
           <w:lang w:eastAsia="ko-KR"/>
         </w:rPr>
       </w:pPr>
       <w:r>
         <w:rPr>
-          <w:rFonts w:ascii="맑은 고딕" w:eastAsia="맑은 고딕" w:hAnsi="맑은 고딕"/>
+          <w:rFonts w:ascii="맑은 고딕" w:eastAsia="맑은 고딕" w:hAnsi="맑은 고딕" w:cs="맑은 고딕"/>
           <w:color w:val="2962FF"/>
           <w:sz w:val="24"/>
           <w:lang w:eastAsia="ko-KR"/>
@@ -5176,17 +5134,17 @@
       <w:pPr>
         <w:spacing w:after="160" w:line="300" w:lineRule="auto"/>
         <w:rPr>
-          <w:rFonts w:ascii="맑은 고딕" w:eastAsia="맑은 고딕" w:hAnsi="맑은 고딕"/>
+          <w:rFonts w:ascii="맑은 고딕" w:eastAsia="맑은 고딕" w:hAnsi="맑은 고딕" w:cs="맑은 고딕"/>
           <w:lang w:eastAsia="ko-KR"/>
         </w:rPr>
       </w:pPr>
       <w:r>
         <w:rPr>
-          <w:rFonts w:ascii="맑은 고딕" w:eastAsia="맑은 고딕" w:hAnsi="맑은 고딕"/>
+          <w:rFonts w:ascii="맑은 고딕" w:eastAsia="맑은 고딕" w:hAnsi="맑은 고딕" w:cs="맑은 고딕"/>
           <w:color w:val="23324A"/>
           <w:lang w:eastAsia="ko-KR"/>
         </w:rPr>
-        <w:t>Windows, Python 3.11+, API 포트 접근, AD PowerShell 모듈, icacls·robocopy, 도메인 연결을 준비합니다. 서비스 계정에는 서비스로 로그온, 필요한 AD 그룹 관리와 공유·NTFS 권한이 있어야 합니다.</w:t>
+        <w:t>Windows, Python 3.11+, API 포트 접근, AD PowerShell 모듈, icacls·robocopy, 도메인 연결을 준비합니다. 서비스 계정에는 ‘서비스로 로그온’ 권한, 필요한 AD 그룹 관리 권한, 공유·NTFS 권한이 있어야 합니다.</w:t>
       </w:r>
     </w:p>
     <w:p>
@@ -5194,68 +5152,26 @@
         <w:shd w:val="clear" w:color="auto" w:fill="F4F6FA"/>
         <w:spacing w:after="160" w:line="264" w:lineRule="auto"/>
         <w:rPr>
-          <w:rFonts w:ascii="맑은 고딕" w:eastAsia="맑은 고딕" w:hAnsi="맑은 고딕"/>
+          <w:rFonts w:ascii="맑은 고딕" w:eastAsia="맑은 고딕" w:hAnsi="맑은 고딕" w:cs="맑은 고딕"/>
         </w:rPr>
       </w:pPr>
       <w:r>
         <w:rPr>
-          <w:rFonts w:ascii="맑은 고딕" w:eastAsia="맑은 고딕" w:hAnsi="맑은 고딕"/>
+          <w:rFonts w:ascii="맑은 고딕" w:eastAsia="맑은 고딕" w:hAnsi="맑은 고딕" w:cs="맑은 고딕"/>
           <w:color w:val="23324A"/>
           <w:sz w:val="16"/>
         </w:rPr>
         <w:t>cd C:\Folder-Grant-Tool\API</w:t>
-      </w:r>
-      <w:r>
-        <w:rPr>
-          <w:rFonts w:ascii="맑은 고딕" w:eastAsia="맑은 고딕" w:hAnsi="맑은 고딕"/>
-          <w:color w:val="23324A"/>
-          <w:sz w:val="16"/>
-        </w:rPr>
         <w:br/>
         <w:t>py -m venv .venv</w:t>
-      </w:r>
-      <w:r>
-        <w:rPr>
-          <w:rFonts w:ascii="맑은 고딕" w:eastAsia="맑은 고딕" w:hAnsi="맑은 고딕"/>
-          <w:color w:val="23324A"/>
-          <w:sz w:val="16"/>
-        </w:rPr>
         <w:br/>
         <w:t>.\.venv\Scripts\Activate.ps1</w:t>
-      </w:r>
-      <w:r>
-        <w:rPr>
-          <w:rFonts w:ascii="맑은 고딕" w:eastAsia="맑은 고딕" w:hAnsi="맑은 고딕"/>
-          <w:color w:val="23324A"/>
-          <w:sz w:val="16"/>
-        </w:rPr>
         <w:br/>
         <w:t>python -m pip install -e ".[dev]"</w:t>
-      </w:r>
-      <w:r>
-        <w:rPr>
-          <w:rFonts w:ascii="맑은 고딕" w:eastAsia="맑은 고딕" w:hAnsi="맑은 고딕"/>
-          <w:color w:val="23324A"/>
-          <w:sz w:val="16"/>
-        </w:rPr>
         <w:br/>
         <w:t>Copy-Item .env.example .env</w:t>
-      </w:r>
-      <w:r>
-        <w:rPr>
-          <w:rFonts w:ascii="맑은 고딕" w:eastAsia="맑은 고딕" w:hAnsi="맑은 고딕"/>
-          <w:color w:val="23324A"/>
-          <w:sz w:val="16"/>
-        </w:rPr>
         <w:br/>
         <w:t># .env의 API Key를 교체하고 mock으로 시작</w:t>
-      </w:r>
-      <w:r>
-        <w:rPr>
-          <w:rFonts w:ascii="맑은 고딕" w:eastAsia="맑은 고딕" w:hAnsi="맑은 고딕"/>
-          <w:color w:val="23324A"/>
-          <w:sz w:val="16"/>
-        </w:rPr>
         <w:br/>
         <w:t>python -m uvicorn folder_grant_api.main:app --host 0.0.0.0 --port 8000</w:t>
       </w:r>
@@ -5264,17 +5180,17 @@
       <w:pPr>
         <w:spacing w:after="160" w:line="300" w:lineRule="auto"/>
         <w:rPr>
-          <w:rFonts w:ascii="맑은 고딕" w:eastAsia="맑은 고딕" w:hAnsi="맑은 고딕"/>
+          <w:rFonts w:ascii="맑은 고딕" w:eastAsia="맑은 고딕" w:hAnsi="맑은 고딕" w:cs="맑은 고딕"/>
           <w:lang w:eastAsia="ko-KR"/>
         </w:rPr>
       </w:pPr>
       <w:r>
         <w:rPr>
-          <w:rFonts w:ascii="맑은 고딕" w:eastAsia="맑은 고딕" w:hAnsi="맑은 고딕"/>
+          <w:rFonts w:ascii="맑은 고딕" w:eastAsia="맑은 고딕" w:hAnsi="맑은 고딕" w:cs="맑은 고딕"/>
           <w:color w:val="23324A"/>
           <w:lang w:eastAsia="ko-KR"/>
         </w:rPr>
-        <w:t>위 수동 실행의 host·port는 CLI 인자입니다. FGT_HOST·FGT_PORT를 변경해도 수동 Uvicorn 명령의 인자를 자동 변경하지 않습니다. 서비스 래퍼는 해당 환경 설정을 사용합니다.</w:t>
+        <w:t>위 수동 실행에서 host·port는 CLI 인자로 지정합니다. FGT_HOST·FGT_PORT를 바꿔도 수동 Uvicorn 명령의 인자는 자동으로 바뀌지 않으며, 서비스 래퍼만 해당 환경 설정을 사용합니다.</w:t>
       </w:r>
     </w:p>
     <w:p>
@@ -5282,13 +5198,13 @@
         <w:pStyle w:val="21"/>
         <w:spacing w:before="140" w:after="160" w:line="300" w:lineRule="auto"/>
         <w:rPr>
-          <w:rFonts w:ascii="맑은 고딕" w:eastAsia="맑은 고딕" w:hAnsi="맑은 고딕"/>
+          <w:rFonts w:ascii="맑은 고딕" w:eastAsia="맑은 고딕" w:hAnsi="맑은 고딕" w:cs="맑은 고딕"/>
           <w:lang w:eastAsia="ko-KR"/>
         </w:rPr>
       </w:pPr>
       <w:r>
         <w:rPr>
-          <w:rFonts w:ascii="맑은 고딕" w:eastAsia="맑은 고딕" w:hAnsi="맑은 고딕"/>
+          <w:rFonts w:ascii="맑은 고딕" w:eastAsia="맑은 고딕" w:hAnsi="맑은 고딕" w:cs="맑은 고딕"/>
           <w:color w:val="2962FF"/>
           <w:sz w:val="24"/>
           <w:lang w:eastAsia="ko-KR"/>
@@ -5301,50 +5217,22 @@
         <w:shd w:val="clear" w:color="auto" w:fill="F4F6FA"/>
         <w:spacing w:after="160" w:line="264" w:lineRule="auto"/>
         <w:rPr>
-          <w:rFonts w:ascii="맑은 고딕" w:eastAsia="맑은 고딕" w:hAnsi="맑은 고딕"/>
+          <w:rFonts w:ascii="맑은 고딕" w:eastAsia="맑은 고딕" w:hAnsi="맑은 고딕" w:cs="맑은 고딕"/>
         </w:rPr>
       </w:pPr>
       <w:r>
         <w:rPr>
-          <w:rFonts w:ascii="맑은 고딕" w:eastAsia="맑은 고딕" w:hAnsi="맑은 고딕"/>
+          <w:rFonts w:ascii="맑은 고딕" w:eastAsia="맑은 고딕" w:hAnsi="맑은 고딕" w:cs="맑은 고딕"/>
           <w:color w:val="23324A"/>
           <w:sz w:val="16"/>
         </w:rPr>
         <w:t>cd C:\Folder-Grant-Tool\API</w:t>
-      </w:r>
-      <w:r>
-        <w:rPr>
-          <w:rFonts w:ascii="맑은 고딕" w:eastAsia="맑은 고딕" w:hAnsi="맑은 고딕"/>
-          <w:color w:val="23324A"/>
-          <w:sz w:val="16"/>
-        </w:rPr>
         <w:br/>
-        <w:t># 관리자 PowerShell에서 실행; 수동 Uvicorn은 먼저 종료</w:t>
-      </w:r>
-      <w:r>
-        <w:rPr>
-          <w:rFonts w:ascii="맑은 고딕" w:eastAsia="맑은 고딕" w:hAnsi="맑은 고딕"/>
-          <w:color w:val="23324A"/>
-          <w:sz w:val="16"/>
-        </w:rPr>
+        <w:t># 관리자 권한 PowerShell에서 실행 (수동 실행 중인 Uvicorn은 먼저 종료)</w:t>
         <w:br/>
         <w:t>$credential = Get-Credential "DOMAIN\서비스계정"</w:t>
-      </w:r>
-      <w:r>
-        <w:rPr>
-          <w:rFonts w:ascii="맑은 고딕" w:eastAsia="맑은 고딕" w:hAnsi="맑은 고딕"/>
-          <w:color w:val="23324A"/>
-          <w:sz w:val="16"/>
-        </w:rPr>
         <w:br/>
         <w:t>.\service\install_service.ps1 -Credential $credential -OpenFirewall</w:t>
-      </w:r>
-      <w:r>
-        <w:rPr>
-          <w:rFonts w:ascii="맑은 고딕" w:eastAsia="맑은 고딕" w:hAnsi="맑은 고딕"/>
-          <w:color w:val="23324A"/>
-          <w:sz w:val="16"/>
-        </w:rPr>
         <w:br/>
         <w:t>Get-Service FolderGrantApi</w:t>
       </w:r>
@@ -5353,17 +5241,17 @@
       <w:pPr>
         <w:spacing w:after="160" w:line="300" w:lineRule="auto"/>
         <w:rPr>
-          <w:rFonts w:ascii="맑은 고딕" w:eastAsia="맑은 고딕" w:hAnsi="맑은 고딕"/>
+          <w:rFonts w:ascii="맑은 고딕" w:eastAsia="맑은 고딕" w:hAnsi="맑은 고딕" w:cs="맑은 고딕"/>
           <w:lang w:eastAsia="ko-KR"/>
         </w:rPr>
       </w:pPr>
       <w:r>
         <w:rPr>
-          <w:rFonts w:ascii="맑은 고딕" w:eastAsia="맑은 고딕" w:hAnsi="맑은 고딕"/>
+          <w:rFonts w:ascii="맑은 고딕" w:eastAsia="맑은 고딕" w:hAnsi="맑은 고딕" w:cs="맑은 고딕"/>
           <w:color w:val="23324A"/>
           <w:lang w:eastAsia="ko-KR"/>
         </w:rPr>
-        <w:t>설치 스크립트는 가상환경과 .env가 필요하며 pywin32 의존성, 자동 시작과 장애 복구를 설정합니다. -OpenFirewall은 인바운드 규칙을 추가하므로 허용 대상 범위는 방화벽 정책으로 별도 제한하세요.</w:t>
+        <w:t>설치 스크립트를 실행하려면 가상환경과 .env가 필요하며, pywin32 의존성과 자동 시작·장애 복구 설정도 함께 적용됩니다. -OpenFirewall은 인바운드 규칙을 추가하므로, 접속을 허용할 대상 범위는 방화벽 정책으로 따로 제한하세요.</w:t>
       </w:r>
     </w:p>
     <w:tbl>
@@ -5384,13 +5272,13 @@
             <w:pPr>
               <w:spacing w:before="140" w:after="80"/>
               <w:rPr>
-                <w:rFonts w:ascii="맑은 고딕" w:eastAsia="맑은 고딕" w:hAnsi="맑은 고딕"/>
+                <w:rFonts w:ascii="맑은 고딕" w:eastAsia="맑은 고딕" w:hAnsi="맑은 고딕" w:cs="맑은 고딕"/>
                 <w:lang w:eastAsia="ko-KR"/>
               </w:rPr>
             </w:pPr>
             <w:r>
               <w:rPr>
-                <w:rFonts w:ascii="맑은 고딕" w:eastAsia="맑은 고딕" w:hAnsi="맑은 고딕"/>
+                <w:rFonts w:ascii="맑은 고딕" w:eastAsia="맑은 고딕" w:hAnsi="맑은 고딕" w:cs="맑은 고딕"/>
                 <w:b/>
                 <w:color w:val="2962FF"/>
                 <w:sz w:val="20"/>
@@ -5403,18 +5291,18 @@
             <w:pPr>
               <w:spacing w:after="140" w:line="283" w:lineRule="auto"/>
               <w:rPr>
-                <w:rFonts w:ascii="맑은 고딕" w:eastAsia="맑은 고딕" w:hAnsi="맑은 고딕"/>
+                <w:rFonts w:ascii="맑은 고딕" w:eastAsia="맑은 고딕" w:hAnsi="맑은 고딕" w:cs="맑은 고딕"/>
                 <w:lang w:eastAsia="ko-KR"/>
               </w:rPr>
             </w:pPr>
             <w:r>
               <w:rPr>
-                <w:rFonts w:ascii="맑은 고딕" w:eastAsia="맑은 고딕" w:hAnsi="맑은 고딕"/>
+                <w:rFonts w:ascii="맑은 고딕" w:eastAsia="맑은 고딕" w:hAnsi="맑은 고딕" w:cs="맑은 고딕"/>
                 <w:color w:val="23324A"/>
                 <w:sz w:val="19"/>
                 <w:lang w:eastAsia="ko-KR"/>
               </w:rPr>
-              <w:t>테스트용 별도 DB·자원에서 검증한 뒤 .env의 executor를 powershell로 변경하고 서비스 재시작. Mock DB에 등록된 BUS 요청번호를 실제 실행에 그대로 재사용하지 마세요.</w:t>
+              <w:t>테스트용 별도 DB·자원에서 검증한 뒤 .env의 executor를 powershell로 변경하고 서비스를 재시작하세요. Mock DB에 등록된 BUS 요청번호는 실제 실행에 그대로 재사용하지 마세요.</w:t>
             </w:r>
           </w:p>
         </w:tc>
@@ -5423,13 +5311,13 @@
     <w:p>
       <w:pPr>
         <w:rPr>
-          <w:rFonts w:ascii="맑은 고딕" w:eastAsia="맑은 고딕" w:hAnsi="맑은 고딕"/>
+          <w:rFonts w:ascii="맑은 고딕" w:eastAsia="맑은 고딕" w:hAnsi="맑은 고딕" w:cs="맑은 고딕"/>
           <w:lang w:eastAsia="ko-KR"/>
         </w:rPr>
       </w:pPr>
       <w:r>
         <w:rPr>
-          <w:rFonts w:ascii="맑은 고딕" w:eastAsia="맑은 고딕" w:hAnsi="맑은 고딕"/>
+          <w:rFonts w:ascii="맑은 고딕" w:eastAsia="맑은 고딕" w:hAnsi="맑은 고딕" w:cs="맑은 고딕"/>
           <w:lang w:eastAsia="ko-KR"/>
         </w:rPr>
         <w:br w:type="page"/>
@@ -5440,13 +5328,13 @@
         <w:pStyle w:val="1"/>
         <w:spacing w:after="160" w:line="300" w:lineRule="auto"/>
         <w:rPr>
-          <w:rFonts w:ascii="맑은 고딕" w:eastAsia="맑은 고딕" w:hAnsi="맑은 고딕"/>
+          <w:rFonts w:ascii="맑은 고딕" w:eastAsia="맑은 고딕" w:hAnsi="맑은 고딕" w:cs="맑은 고딕"/>
           <w:lang w:eastAsia="ko-KR"/>
         </w:rPr>
       </w:pPr>
       <w:r>
         <w:rPr>
-          <w:rFonts w:ascii="맑은 고딕" w:eastAsia="맑은 고딕" w:hAnsi="맑은 고딕"/>
+          <w:rFonts w:ascii="맑은 고딕" w:eastAsia="맑은 고딕" w:hAnsi="맑은 고딕" w:cs="맑은 고딕"/>
           <w:sz w:val="40"/>
           <w:lang w:eastAsia="ko-KR"/>
         </w:rPr>
@@ -5479,12 +5367,12 @@
             <w:pPr>
               <w:spacing w:before="100" w:after="100"/>
               <w:rPr>
-                <w:rFonts w:ascii="맑은 고딕" w:eastAsia="맑은 고딕" w:hAnsi="맑은 고딕"/>
-              </w:rPr>
-            </w:pPr>
-            <w:r>
-              <w:rPr>
-                <w:rFonts w:ascii="맑은 고딕" w:eastAsia="맑은 고딕" w:hAnsi="맑은 고딕"/>
+                <w:rFonts w:ascii="맑은 고딕" w:eastAsia="맑은 고딕" w:hAnsi="맑은 고딕" w:cs="맑은 고딕"/>
+              </w:rPr>
+            </w:pPr>
+            <w:r>
+              <w:rPr>
+                <w:rFonts w:ascii="맑은 고딕" w:eastAsia="맑은 고딕" w:hAnsi="맑은 고딕" w:cs="맑은 고딕"/>
                 <w:b/>
                 <w:color w:val="FFFFFF"/>
                 <w:sz w:val="19"/>
@@ -5502,12 +5390,12 @@
             <w:pPr>
               <w:spacing w:before="100" w:after="100"/>
               <w:rPr>
-                <w:rFonts w:ascii="맑은 고딕" w:eastAsia="맑은 고딕" w:hAnsi="맑은 고딕"/>
-              </w:rPr>
-            </w:pPr>
-            <w:r>
-              <w:rPr>
-                <w:rFonts w:ascii="맑은 고딕" w:eastAsia="맑은 고딕" w:hAnsi="맑은 고딕"/>
+                <w:rFonts w:ascii="맑은 고딕" w:eastAsia="맑은 고딕" w:hAnsi="맑은 고딕" w:cs="맑은 고딕"/>
+              </w:rPr>
+            </w:pPr>
+            <w:r>
+              <w:rPr>
+                <w:rFonts w:ascii="맑은 고딕" w:eastAsia="맑은 고딕" w:hAnsi="맑은 고딕" w:cs="맑은 고딕"/>
                 <w:b/>
                 <w:color w:val="FFFFFF"/>
                 <w:sz w:val="19"/>
@@ -5532,12 +5420,12 @@
             <w:pPr>
               <w:spacing w:before="100" w:after="100" w:line="269" w:lineRule="auto"/>
               <w:rPr>
-                <w:rFonts w:ascii="맑은 고딕" w:eastAsia="맑은 고딕" w:hAnsi="맑은 고딕"/>
-              </w:rPr>
-            </w:pPr>
-            <w:r>
-              <w:rPr>
-                <w:rFonts w:ascii="맑은 고딕" w:eastAsia="맑은 고딕" w:hAnsi="맑은 고딕"/>
+                <w:rFonts w:ascii="맑은 고딕" w:eastAsia="맑은 고딕" w:hAnsi="맑은 고딕" w:cs="맑은 고딕"/>
+              </w:rPr>
+            </w:pPr>
+            <w:r>
+              <w:rPr>
+                <w:rFonts w:ascii="맑은 고딕" w:eastAsia="맑은 고딕" w:hAnsi="맑은 고딕" w:cs="맑은 고딕"/>
                 <w:b/>
                 <w:color w:val="23324A"/>
                 <w:sz w:val="18"/>
@@ -5556,16 +5444,16 @@
             <w:pPr>
               <w:spacing w:before="100" w:after="100" w:line="269" w:lineRule="auto"/>
               <w:rPr>
-                <w:rFonts w:ascii="맑은 고딕" w:eastAsia="맑은 고딕" w:hAnsi="맑은 고딕"/>
-              </w:rPr>
-            </w:pPr>
-            <w:r>
-              <w:rPr>
-                <w:rFonts w:ascii="맑은 고딕" w:eastAsia="맑은 고딕" w:hAnsi="맑은 고딕"/>
+                <w:rFonts w:ascii="맑은 고딕" w:eastAsia="맑은 고딕" w:hAnsi="맑은 고딕" w:cs="맑은 고딕"/>
+              </w:rPr>
+            </w:pPr>
+            <w:r>
+              <w:rPr>
+                <w:rFonts w:ascii="맑은 고딕" w:eastAsia="맑은 고딕" w:hAnsi="맑은 고딕" w:cs="맑은 고딕"/>
                 <w:color w:val="23324A"/>
                 <w:sz w:val="18"/>
               </w:rPr>
-              <w:t>Get-Service → /health → 인증한 /ready → 서비스 계정의 AD·공유 폴더 접근 점검</w:t>
+              <w:t>Get-Service → /health → 인증 헤더를 넣은 /ready → 서비스 계정의 AD·공유 폴더 접근 점검</w:t>
             </w:r>
           </w:p>
         </w:tc>
@@ -5585,12 +5473,12 @@
             <w:pPr>
               <w:spacing w:before="100" w:after="100" w:line="269" w:lineRule="auto"/>
               <w:rPr>
-                <w:rFonts w:ascii="맑은 고딕" w:eastAsia="맑은 고딕" w:hAnsi="맑은 고딕"/>
-              </w:rPr>
-            </w:pPr>
-            <w:r>
-              <w:rPr>
-                <w:rFonts w:ascii="맑은 고딕" w:eastAsia="맑은 고딕" w:hAnsi="맑은 고딕"/>
+                <w:rFonts w:ascii="맑은 고딕" w:eastAsia="맑은 고딕" w:hAnsi="맑은 고딕" w:cs="맑은 고딕"/>
+              </w:rPr>
+            </w:pPr>
+            <w:r>
+              <w:rPr>
+                <w:rFonts w:ascii="맑은 고딕" w:eastAsia="맑은 고딕" w:hAnsi="맑은 고딕" w:cs="맑은 고딕"/>
                 <w:b/>
                 <w:color w:val="23324A"/>
                 <w:sz w:val="18"/>
@@ -5609,16 +5497,16 @@
             <w:pPr>
               <w:spacing w:before="100" w:after="100" w:line="269" w:lineRule="auto"/>
               <w:rPr>
-                <w:rFonts w:ascii="맑은 고딕" w:eastAsia="맑은 고딕" w:hAnsi="맑은 고딕"/>
-              </w:rPr>
-            </w:pPr>
-            <w:r>
-              <w:rPr>
-                <w:rFonts w:ascii="맑은 고딕" w:eastAsia="맑은 고딕" w:hAnsi="맑은 고딕"/>
+                <w:rFonts w:ascii="맑은 고딕" w:eastAsia="맑은 고딕" w:hAnsi="맑은 고딕" w:cs="맑은 고딕"/>
+              </w:rPr>
+            </w:pPr>
+            <w:r>
+              <w:rPr>
+                <w:rFonts w:ascii="맑은 고딕" w:eastAsia="맑은 고딕" w:hAnsi="맑은 고딕" w:cs="맑은 고딕"/>
                 <w:color w:val="23324A"/>
                 <w:sz w:val="18"/>
               </w:rPr>
-              <w:t>job_id와 request_id, 단계별 상태·error_message 확인. 같은 프로젝트 작업은 운영자가 직렬 처리 권장</w:t>
+              <w:t>job_id와 request_id, 단계별 상태·error_message 확인. 같은 프로젝트의 작업은 운영자가 순차적으로 처리하도록 권장</w:t>
             </w:r>
           </w:p>
         </w:tc>
@@ -5638,13 +5526,13 @@
             <w:pPr>
               <w:spacing w:before="100" w:after="100" w:line="269" w:lineRule="auto"/>
               <w:rPr>
-                <w:rFonts w:ascii="맑은 고딕" w:eastAsia="맑은 고딕" w:hAnsi="맑은 고딕"/>
+                <w:rFonts w:ascii="맑은 고딕" w:eastAsia="맑은 고딕" w:hAnsi="맑은 고딕" w:cs="맑은 고딕"/>
                 <w:lang w:eastAsia="ko-KR"/>
               </w:rPr>
             </w:pPr>
             <w:r>
               <w:rPr>
-                <w:rFonts w:ascii="맑은 고딕" w:eastAsia="맑은 고딕" w:hAnsi="맑은 고딕"/>
+                <w:rFonts w:ascii="맑은 고딕" w:eastAsia="맑은 고딕" w:hAnsi="맑은 고딕" w:cs="맑은 고딕"/>
                 <w:b/>
                 <w:color w:val="23324A"/>
                 <w:sz w:val="18"/>
@@ -5664,18 +5552,18 @@
             <w:pPr>
               <w:spacing w:before="100" w:after="100" w:line="269" w:lineRule="auto"/>
               <w:rPr>
-                <w:rFonts w:ascii="맑은 고딕" w:eastAsia="맑은 고딕" w:hAnsi="맑은 고딕"/>
+                <w:rFonts w:ascii="맑은 고딕" w:eastAsia="맑은 고딕" w:hAnsi="맑은 고딕" w:cs="맑은 고딕"/>
                 <w:lang w:eastAsia="ko-KR"/>
               </w:rPr>
             </w:pPr>
             <w:r>
               <w:rPr>
-                <w:rFonts w:ascii="맑은 고딕" w:eastAsia="맑은 고딕" w:hAnsi="맑은 고딕"/>
+                <w:rFonts w:ascii="맑은 고딕" w:eastAsia="맑은 고딕" w:hAnsi="맑은 고딕" w:cs="맑은 고딕"/>
                 <w:color w:val="23324A"/>
                 <w:sz w:val="18"/>
                 <w:lang w:eastAsia="ko-KR"/>
               </w:rPr>
-              <w:t>SQLite·서비스 로그·클라이언트 로그 용량 점검, 실패·장시간 대기 이력 확인</w:t>
+              <w:t>SQLite·서비스 로그·Client 로그 용량 점검, 실패·장시간 대기 이력 확인</w:t>
             </w:r>
           </w:p>
         </w:tc>
@@ -5695,12 +5583,12 @@
             <w:pPr>
               <w:spacing w:before="100" w:after="100" w:line="269" w:lineRule="auto"/>
               <w:rPr>
-                <w:rFonts w:ascii="맑은 고딕" w:eastAsia="맑은 고딕" w:hAnsi="맑은 고딕"/>
-              </w:rPr>
-            </w:pPr>
-            <w:r>
-              <w:rPr>
-                <w:rFonts w:ascii="맑은 고딕" w:eastAsia="맑은 고딕" w:hAnsi="맑은 고딕"/>
+                <w:rFonts w:ascii="맑은 고딕" w:eastAsia="맑은 고딕" w:hAnsi="맑은 고딕" w:cs="맑은 고딕"/>
+              </w:rPr>
+            </w:pPr>
+            <w:r>
+              <w:rPr>
+                <w:rFonts w:ascii="맑은 고딕" w:eastAsia="맑은 고딕" w:hAnsi="맑은 고딕" w:cs="맑은 고딕"/>
                 <w:b/>
                 <w:color w:val="23324A"/>
                 <w:sz w:val="18"/>
@@ -5719,13 +5607,13 @@
             <w:pPr>
               <w:spacing w:before="100" w:after="100" w:line="269" w:lineRule="auto"/>
               <w:rPr>
-                <w:rFonts w:ascii="맑은 고딕" w:eastAsia="맑은 고딕" w:hAnsi="맑은 고딕"/>
+                <w:rFonts w:ascii="맑은 고딕" w:eastAsia="맑은 고딕" w:hAnsi="맑은 고딕" w:cs="맑은 고딕"/>
                 <w:lang w:eastAsia="ko-KR"/>
               </w:rPr>
             </w:pPr>
             <w:r>
               <w:rPr>
-                <w:rFonts w:ascii="맑은 고딕" w:eastAsia="맑은 고딕" w:hAnsi="맑은 고딕"/>
+                <w:rFonts w:ascii="맑은 고딕" w:eastAsia="맑은 고딕" w:hAnsi="맑은 고딕" w:cs="맑은 고딕"/>
                 <w:color w:val="23324A"/>
                 <w:sz w:val="18"/>
                 <w:lang w:eastAsia="ko-KR"/>
@@ -5750,12 +5638,12 @@
             <w:pPr>
               <w:spacing w:before="100" w:after="100" w:line="269" w:lineRule="auto"/>
               <w:rPr>
-                <w:rFonts w:ascii="맑은 고딕" w:eastAsia="맑은 고딕" w:hAnsi="맑은 고딕"/>
-              </w:rPr>
-            </w:pPr>
-            <w:r>
-              <w:rPr>
-                <w:rFonts w:ascii="맑은 고딕" w:eastAsia="맑은 고딕" w:hAnsi="맑은 고딕"/>
+                <w:rFonts w:ascii="맑은 고딕" w:eastAsia="맑은 고딕" w:hAnsi="맑은 고딕" w:cs="맑은 고딕"/>
+              </w:rPr>
+            </w:pPr>
+            <w:r>
+              <w:rPr>
+                <w:rFonts w:ascii="맑은 고딕" w:eastAsia="맑은 고딕" w:hAnsi="맑은 고딕" w:cs="맑은 고딕"/>
                 <w:b/>
                 <w:color w:val="23324A"/>
                 <w:sz w:val="18"/>
@@ -5774,18 +5662,18 @@
             <w:pPr>
               <w:spacing w:before="100" w:after="100" w:line="269" w:lineRule="auto"/>
               <w:rPr>
-                <w:rFonts w:ascii="맑은 고딕" w:eastAsia="맑은 고딕" w:hAnsi="맑은 고딕"/>
+                <w:rFonts w:ascii="맑은 고딕" w:eastAsia="맑은 고딕" w:hAnsi="맑은 고딕" w:cs="맑은 고딕"/>
                 <w:lang w:eastAsia="ko-KR"/>
               </w:rPr>
             </w:pPr>
             <w:r>
               <w:rPr>
-                <w:rFonts w:ascii="맑은 고딕" w:eastAsia="맑은 고딕" w:hAnsi="맑은 고딕"/>
+                <w:rFonts w:ascii="맑은 고딕" w:eastAsia="맑은 고딕" w:hAnsi="맑은 고딕" w:cs="맑은 고딕"/>
                 <w:color w:val="23324A"/>
                 <w:sz w:val="18"/>
                 <w:lang w:eastAsia="ko-KR"/>
               </w:rPr>
-              <w:t>의존성 설치, 설정 비교, 서비스 시작, ready와 Preview 및 제한된 시험 검증</w:t>
+              <w:t>의존성 설치, 설정 비교, 서비스 시작, /ready와 Preview 확인, 제한된 범위의 시험 검증</w:t>
             </w:r>
           </w:p>
         </w:tc>
@@ -5805,12 +5693,12 @@
             <w:pPr>
               <w:spacing w:before="100" w:after="100" w:line="269" w:lineRule="auto"/>
               <w:rPr>
-                <w:rFonts w:ascii="맑은 고딕" w:eastAsia="맑은 고딕" w:hAnsi="맑은 고딕"/>
-              </w:rPr>
-            </w:pPr>
-            <w:r>
-              <w:rPr>
-                <w:rFonts w:ascii="맑은 고딕" w:eastAsia="맑은 고딕" w:hAnsi="맑은 고딕"/>
+                <w:rFonts w:ascii="맑은 고딕" w:eastAsia="맑은 고딕" w:hAnsi="맑은 고딕" w:cs="맑은 고딕"/>
+              </w:rPr>
+            </w:pPr>
+            <w:r>
+              <w:rPr>
+                <w:rFonts w:ascii="맑은 고딕" w:eastAsia="맑은 고딕" w:hAnsi="맑은 고딕" w:cs="맑은 고딕"/>
                 <w:b/>
                 <w:color w:val="23324A"/>
                 <w:sz w:val="18"/>
@@ -5829,18 +5717,18 @@
             <w:pPr>
               <w:spacing w:before="100" w:after="100" w:line="269" w:lineRule="auto"/>
               <w:rPr>
-                <w:rFonts w:ascii="맑은 고딕" w:eastAsia="맑은 고딕" w:hAnsi="맑은 고딕"/>
+                <w:rFonts w:ascii="맑은 고딕" w:eastAsia="맑은 고딕" w:hAnsi="맑은 고딕" w:cs="맑은 고딕"/>
                 <w:lang w:eastAsia="ko-KR"/>
               </w:rPr>
             </w:pPr>
             <w:r>
               <w:rPr>
-                <w:rFonts w:ascii="맑은 고딕" w:eastAsia="맑은 고딕" w:hAnsi="맑은 고딕"/>
+                <w:rFonts w:ascii="맑은 고딕" w:eastAsia="맑은 고딕" w:hAnsi="맑은 고딕" w:cs="맑은 고딕"/>
                 <w:color w:val="23324A"/>
                 <w:sz w:val="18"/>
                 <w:lang w:eastAsia="ko-KR"/>
               </w:rPr>
-              <w:t>코드만 되돌려도 AD·ACL은 복구되지 않음. DB와 실제 자원 상태를 맞춰 판단</w:t>
+              <w:t>코드만 되돌려도 AD·ACL은 복구되지 않음. DB와 실제 자원 상태를 대조하여 판단</w:t>
             </w:r>
           </w:p>
         </w:tc>
@@ -5850,7 +5738,7 @@
       <w:pPr>
         <w:spacing w:after="0"/>
         <w:rPr>
-          <w:rFonts w:ascii="맑은 고딕" w:eastAsia="맑은 고딕" w:hAnsi="맑은 고딕"/>
+          <w:rFonts w:ascii="맑은 고딕" w:eastAsia="맑은 고딕" w:hAnsi="맑은 고딕" w:cs="맑은 고딕"/>
           <w:lang w:eastAsia="ko-KR"/>
         </w:rPr>
       </w:pPr>
@@ -5860,50 +5748,22 @@
         <w:shd w:val="clear" w:color="auto" w:fill="F4F6FA"/>
         <w:spacing w:after="160" w:line="264" w:lineRule="auto"/>
         <w:rPr>
-          <w:rFonts w:ascii="맑은 고딕" w:eastAsia="맑은 고딕" w:hAnsi="맑은 고딕"/>
+          <w:rFonts w:ascii="맑은 고딕" w:eastAsia="맑은 고딕" w:hAnsi="맑은 고딕" w:cs="맑은 고딕"/>
         </w:rPr>
       </w:pPr>
       <w:r>
         <w:rPr>
-          <w:rFonts w:ascii="맑은 고딕" w:eastAsia="맑은 고딕" w:hAnsi="맑은 고딕"/>
+          <w:rFonts w:ascii="맑은 고딕" w:eastAsia="맑은 고딕" w:hAnsi="맑은 고딕" w:cs="맑은 고딕"/>
           <w:color w:val="23324A"/>
           <w:sz w:val="16"/>
         </w:rPr>
         <w:t>Get-Service FolderGrantApi</w:t>
-      </w:r>
-      <w:r>
-        <w:rPr>
-          <w:rFonts w:ascii="맑은 고딕" w:eastAsia="맑은 고딕" w:hAnsi="맑은 고딕"/>
-          <w:color w:val="23324A"/>
-          <w:sz w:val="16"/>
-        </w:rPr>
         <w:br/>
         <w:t>Invoke-RestMethod http://127.0.0.1:8000/health</w:t>
-      </w:r>
-      <w:r>
-        <w:rPr>
-          <w:rFonts w:ascii="맑은 고딕" w:eastAsia="맑은 고딕" w:hAnsi="맑은 고딕"/>
-          <w:color w:val="23324A"/>
-          <w:sz w:val="16"/>
-        </w:rPr>
         <w:br/>
         <w:t>$headers = @{ "X-API-Key" = "&lt;실제 키를 로컬에서 입력&gt;" }</w:t>
-      </w:r>
-      <w:r>
-        <w:rPr>
-          <w:rFonts w:ascii="맑은 고딕" w:eastAsia="맑은 고딕" w:hAnsi="맑은 고딕"/>
-          <w:color w:val="23324A"/>
-          <w:sz w:val="16"/>
-        </w:rPr>
         <w:br/>
         <w:t>Invoke-RestMethod http://127.0.0.1:8000/ready -Headers $headers</w:t>
-      </w:r>
-      <w:r>
-        <w:rPr>
-          <w:rFonts w:ascii="맑은 고딕" w:eastAsia="맑은 고딕" w:hAnsi="맑은 고딕"/>
-          <w:color w:val="23324A"/>
-          <w:sz w:val="16"/>
-        </w:rPr>
         <w:br/>
         <w:t>Get-Content .\logs\service.log -Tail 100</w:t>
       </w:r>
@@ -5913,12 +5773,12 @@
         <w:pStyle w:val="21"/>
         <w:spacing w:before="140" w:after="160" w:line="300" w:lineRule="auto"/>
         <w:rPr>
-          <w:rFonts w:ascii="맑은 고딕" w:eastAsia="맑은 고딕" w:hAnsi="맑은 고딕"/>
+          <w:rFonts w:ascii="맑은 고딕" w:eastAsia="맑은 고딕" w:hAnsi="맑은 고딕" w:cs="맑은 고딕"/>
         </w:rPr>
       </w:pPr>
       <w:r>
         <w:rPr>
-          <w:rFonts w:ascii="맑은 고딕" w:eastAsia="맑은 고딕" w:hAnsi="맑은 고딕"/>
+          <w:rFonts w:ascii="맑은 고딕" w:eastAsia="맑은 고딕" w:hAnsi="맑은 고딕" w:cs="맑은 고딕"/>
           <w:color w:val="2962FF"/>
           <w:sz w:val="24"/>
         </w:rPr>
@@ -5929,24 +5789,24 @@
       <w:pPr>
         <w:spacing w:after="160" w:line="300" w:lineRule="auto"/>
         <w:rPr>
-          <w:rFonts w:ascii="맑은 고딕" w:eastAsia="맑은 고딕" w:hAnsi="맑은 고딕"/>
+          <w:rFonts w:ascii="맑은 고딕" w:eastAsia="맑은 고딕" w:hAnsi="맑은 고딕" w:cs="맑은 고딕"/>
           <w:lang w:eastAsia="ko-KR"/>
         </w:rPr>
       </w:pPr>
       <w:r>
         <w:rPr>
-          <w:rFonts w:ascii="맑은 고딕" w:eastAsia="맑은 고딕" w:hAnsi="맑은 고딕"/>
+          <w:rFonts w:ascii="맑은 고딕" w:eastAsia="맑은 고딕" w:hAnsi="맑은 고딕" w:cs="맑은 고딕"/>
           <w:color w:val="23324A"/>
         </w:rPr>
         <w:t xml:space="preserve">API/.env, API/data/folder_grant.db, API/logs/service.log 및 배포 코드·의존성 버전을 보관합니다. </w:t>
       </w:r>
       <w:r>
         <w:rPr>
-          <w:rFonts w:ascii="맑은 고딕" w:eastAsia="맑은 고딕" w:hAnsi="맑은 고딕"/>
+          <w:rFonts w:ascii="맑은 고딕" w:eastAsia="맑은 고딕" w:hAnsi="맑은 고딕" w:cs="맑은 고딕"/>
           <w:color w:val="23324A"/>
           <w:lang w:eastAsia="ko-KR"/>
         </w:rPr>
-        <w:t>DB는 작업 종료 후 서비스 중지 상태에서 복사하거나 SQLite 일관성 백업 기능을 사용하세요. 실제 AD·ACL 복원 수단은 조직 운영 절차로 별도 준비합니다.</w:t>
+        <w:t>DB는 작업이 끝난 뒤 서비스를 중지한 상태에서 복사하거나 SQLite의 일관성 백업 기능을 사용하세요. 실제 AD·ACL 복원 수단은 조직의 운영 절차로 별도 마련해야 합니다.</w:t>
       </w:r>
     </w:p>
     <w:tbl>
@@ -5967,13 +5827,13 @@
             <w:pPr>
               <w:spacing w:before="140" w:after="80"/>
               <w:rPr>
-                <w:rFonts w:ascii="맑은 고딕" w:eastAsia="맑은 고딕" w:hAnsi="맑은 고딕"/>
+                <w:rFonts w:ascii="맑은 고딕" w:eastAsia="맑은 고딕" w:hAnsi="맑은 고딕" w:cs="맑은 고딕"/>
                 <w:lang w:eastAsia="ko-KR"/>
               </w:rPr>
             </w:pPr>
             <w:r>
               <w:rPr>
-                <w:rFonts w:ascii="맑은 고딕" w:eastAsia="맑은 고딕" w:hAnsi="맑은 고딕"/>
+                <w:rFonts w:ascii="맑은 고딕" w:eastAsia="맑은 고딕" w:hAnsi="맑은 고딕" w:cs="맑은 고딕"/>
                 <w:b/>
                 <w:color w:val="2962FF"/>
                 <w:sz w:val="20"/>
@@ -5986,18 +5846,18 @@
             <w:pPr>
               <w:spacing w:after="140" w:line="283" w:lineRule="auto"/>
               <w:rPr>
-                <w:rFonts w:ascii="맑은 고딕" w:eastAsia="맑은 고딕" w:hAnsi="맑은 고딕"/>
+                <w:rFonts w:ascii="맑은 고딕" w:eastAsia="맑은 고딕" w:hAnsi="맑은 고딕" w:cs="맑은 고딕"/>
                 <w:lang w:eastAsia="ko-KR"/>
               </w:rPr>
             </w:pPr>
             <w:r>
               <w:rPr>
-                <w:rFonts w:ascii="맑은 고딕" w:eastAsia="맑은 고딕" w:hAnsi="맑은 고딕"/>
+                <w:rFonts w:ascii="맑은 고딕" w:eastAsia="맑은 고딕" w:hAnsi="맑은 고딕" w:cs="맑은 고딕"/>
                 <w:color w:val="23324A"/>
                 <w:sz w:val="19"/>
                 <w:lang w:eastAsia="ko-KR"/>
               </w:rPr>
-              <w:t>작업 자동 복구, 자동 롤백, 로그 순환, 보관 기간 정리와 프로젝트 단위 실행 잠금은 제공되지 않습니다. 대량 동시 요청을 전제로 운영하지 마세요.</w:t>
+              <w:t>작업 자동 복구, 자동 롤백, 로그 순환, 보관 기간이 지난 로그 정리, 프로젝트 단위 실행 잠금은 제공하지 않습니다. 대량의 동시 요청이 들어오는 환경에서는 운영하지 마세요.</w:t>
             </w:r>
           </w:p>
         </w:tc>
@@ -6006,13 +5866,13 @@
     <w:p>
       <w:pPr>
         <w:rPr>
-          <w:rFonts w:ascii="맑은 고딕" w:eastAsia="맑은 고딕" w:hAnsi="맑은 고딕"/>
+          <w:rFonts w:ascii="맑은 고딕" w:eastAsia="맑은 고딕" w:hAnsi="맑은 고딕" w:cs="맑은 고딕"/>
           <w:lang w:eastAsia="ko-KR"/>
         </w:rPr>
       </w:pPr>
       <w:r>
         <w:rPr>
-          <w:rFonts w:ascii="맑은 고딕" w:eastAsia="맑은 고딕" w:hAnsi="맑은 고딕"/>
+          <w:rFonts w:ascii="맑은 고딕" w:eastAsia="맑은 고딕" w:hAnsi="맑은 고딕" w:cs="맑은 고딕"/>
           <w:lang w:eastAsia="ko-KR"/>
         </w:rPr>
         <w:br w:type="page"/>
@@ -6023,12 +5883,12 @@
         <w:pStyle w:val="1"/>
         <w:spacing w:after="160" w:line="300" w:lineRule="auto"/>
         <w:rPr>
-          <w:rFonts w:ascii="맑은 고딕" w:eastAsia="맑은 고딕" w:hAnsi="맑은 고딕"/>
+          <w:rFonts w:ascii="맑은 고딕" w:eastAsia="맑은 고딕" w:hAnsi="맑은 고딕" w:cs="맑은 고딕"/>
         </w:rPr>
       </w:pPr>
       <w:r>
         <w:rPr>
-          <w:rFonts w:ascii="맑은 고딕" w:eastAsia="맑은 고딕" w:hAnsi="맑은 고딕"/>
+          <w:rFonts w:ascii="맑은 고딕" w:eastAsia="맑은 고딕" w:hAnsi="맑은 고딕" w:cs="맑은 고딕"/>
           <w:sz w:val="40"/>
         </w:rPr>
         <w:lastRenderedPageBreak/>
@@ -6060,12 +5920,12 @@
             <w:pPr>
               <w:spacing w:before="100" w:after="100"/>
               <w:rPr>
-                <w:rFonts w:ascii="맑은 고딕" w:eastAsia="맑은 고딕" w:hAnsi="맑은 고딕"/>
-              </w:rPr>
-            </w:pPr>
-            <w:r>
-              <w:rPr>
-                <w:rFonts w:ascii="맑은 고딕" w:eastAsia="맑은 고딕" w:hAnsi="맑은 고딕"/>
+                <w:rFonts w:ascii="맑은 고딕" w:eastAsia="맑은 고딕" w:hAnsi="맑은 고딕" w:cs="맑은 고딕"/>
+              </w:rPr>
+            </w:pPr>
+            <w:r>
+              <w:rPr>
+                <w:rFonts w:ascii="맑은 고딕" w:eastAsia="맑은 고딕" w:hAnsi="맑은 고딕" w:cs="맑은 고딕"/>
                 <w:b/>
                 <w:color w:val="FFFFFF"/>
                 <w:sz w:val="19"/>
@@ -6083,12 +5943,12 @@
             <w:pPr>
               <w:spacing w:before="100" w:after="100"/>
               <w:rPr>
-                <w:rFonts w:ascii="맑은 고딕" w:eastAsia="맑은 고딕" w:hAnsi="맑은 고딕"/>
-              </w:rPr>
-            </w:pPr>
-            <w:r>
-              <w:rPr>
-                <w:rFonts w:ascii="맑은 고딕" w:eastAsia="맑은 고딕" w:hAnsi="맑은 고딕"/>
+                <w:rFonts w:ascii="맑은 고딕" w:eastAsia="맑은 고딕" w:hAnsi="맑은 고딕" w:cs="맑은 고딕"/>
+              </w:rPr>
+            </w:pPr>
+            <w:r>
+              <w:rPr>
+                <w:rFonts w:ascii="맑은 고딕" w:eastAsia="맑은 고딕" w:hAnsi="맑은 고딕" w:cs="맑은 고딕"/>
                 <w:b/>
                 <w:color w:val="FFFFFF"/>
                 <w:sz w:val="19"/>
@@ -6113,12 +5973,12 @@
             <w:pPr>
               <w:spacing w:before="100" w:after="100" w:line="269" w:lineRule="auto"/>
               <w:rPr>
-                <w:rFonts w:ascii="맑은 고딕" w:eastAsia="맑은 고딕" w:hAnsi="맑은 고딕"/>
-              </w:rPr>
-            </w:pPr>
-            <w:r>
-              <w:rPr>
-                <w:rFonts w:ascii="맑은 고딕" w:eastAsia="맑은 고딕" w:hAnsi="맑은 고딕"/>
+                <w:rFonts w:ascii="맑은 고딕" w:eastAsia="맑은 고딕" w:hAnsi="맑은 고딕" w:cs="맑은 고딕"/>
+              </w:rPr>
+            </w:pPr>
+            <w:r>
+              <w:rPr>
+                <w:rFonts w:ascii="맑은 고딕" w:eastAsia="맑은 고딕" w:hAnsi="맑은 고딕" w:cs="맑은 고딕"/>
                 <w:b/>
                 <w:color w:val="23324A"/>
                 <w:sz w:val="18"/>
@@ -6137,13 +5997,13 @@
             <w:pPr>
               <w:spacing w:before="100" w:after="100" w:line="269" w:lineRule="auto"/>
               <w:rPr>
-                <w:rFonts w:ascii="맑은 고딕" w:eastAsia="맑은 고딕" w:hAnsi="맑은 고딕"/>
+                <w:rFonts w:ascii="맑은 고딕" w:eastAsia="맑은 고딕" w:hAnsi="맑은 고딕" w:cs="맑은 고딕"/>
                 <w:lang w:eastAsia="ko-KR"/>
               </w:rPr>
             </w:pPr>
             <w:r>
               <w:rPr>
-                <w:rFonts w:ascii="맑은 고딕" w:eastAsia="맑은 고딕" w:hAnsi="맑은 고딕"/>
+                <w:rFonts w:ascii="맑은 고딕" w:eastAsia="맑은 고딕" w:hAnsi="맑은 고딕" w:cs="맑은 고딕"/>
                 <w:color w:val="23324A"/>
                 <w:sz w:val="18"/>
                 <w:lang w:eastAsia="ko-KR"/>
@@ -6168,12 +6028,12 @@
             <w:pPr>
               <w:spacing w:before="100" w:after="100" w:line="269" w:lineRule="auto"/>
               <w:rPr>
-                <w:rFonts w:ascii="맑은 고딕" w:eastAsia="맑은 고딕" w:hAnsi="맑은 고딕"/>
-              </w:rPr>
-            </w:pPr>
-            <w:r>
-              <w:rPr>
-                <w:rFonts w:ascii="맑은 고딕" w:eastAsia="맑은 고딕" w:hAnsi="맑은 고딕"/>
+                <w:rFonts w:ascii="맑은 고딕" w:eastAsia="맑은 고딕" w:hAnsi="맑은 고딕" w:cs="맑은 고딕"/>
+              </w:rPr>
+            </w:pPr>
+            <w:r>
+              <w:rPr>
+                <w:rFonts w:ascii="맑은 고딕" w:eastAsia="맑은 고딕" w:hAnsi="맑은 고딕" w:cs="맑은 고딕"/>
                 <w:b/>
                 <w:color w:val="23324A"/>
                 <w:sz w:val="18"/>
@@ -6192,12 +6052,12 @@
             <w:pPr>
               <w:spacing w:before="100" w:after="100" w:line="269" w:lineRule="auto"/>
               <w:rPr>
-                <w:rFonts w:ascii="맑은 고딕" w:eastAsia="맑은 고딕" w:hAnsi="맑은 고딕"/>
-              </w:rPr>
-            </w:pPr>
-            <w:r>
-              <w:rPr>
-                <w:rFonts w:ascii="맑은 고딕" w:eastAsia="맑은 고딕" w:hAnsi="맑은 고딕"/>
+                <w:rFonts w:ascii="맑은 고딕" w:eastAsia="맑은 고딕" w:hAnsi="맑은 고딕" w:cs="맑은 고딕"/>
+              </w:rPr>
+            </w:pPr>
+            <w:r>
+              <w:rPr>
+                <w:rFonts w:ascii="맑은 고딕" w:eastAsia="맑은 고딕" w:hAnsi="맑은 고딕" w:cs="맑은 고딕"/>
                 <w:color w:val="23324A"/>
                 <w:sz w:val="18"/>
               </w:rPr>
@@ -6221,12 +6081,12 @@
             <w:pPr>
               <w:spacing w:before="100" w:after="100" w:line="269" w:lineRule="auto"/>
               <w:rPr>
-                <w:rFonts w:ascii="맑은 고딕" w:eastAsia="맑은 고딕" w:hAnsi="맑은 고딕"/>
-              </w:rPr>
-            </w:pPr>
-            <w:r>
-              <w:rPr>
-                <w:rFonts w:ascii="맑은 고딕" w:eastAsia="맑은 고딕" w:hAnsi="맑은 고딕"/>
+                <w:rFonts w:ascii="맑은 고딕" w:eastAsia="맑은 고딕" w:hAnsi="맑은 고딕" w:cs="맑은 고딕"/>
+              </w:rPr>
+            </w:pPr>
+            <w:r>
+              <w:rPr>
+                <w:rFonts w:ascii="맑은 고딕" w:eastAsia="맑은 고딕" w:hAnsi="맑은 고딕" w:cs="맑은 고딕"/>
                 <w:b/>
                 <w:color w:val="23324A"/>
                 <w:sz w:val="18"/>
@@ -6245,18 +6105,18 @@
             <w:pPr>
               <w:spacing w:before="100" w:after="100" w:line="269" w:lineRule="auto"/>
               <w:rPr>
-                <w:rFonts w:ascii="맑은 고딕" w:eastAsia="맑은 고딕" w:hAnsi="맑은 고딕"/>
+                <w:rFonts w:ascii="맑은 고딕" w:eastAsia="맑은 고딕" w:hAnsi="맑은 고딕" w:cs="맑은 고딕"/>
                 <w:lang w:eastAsia="ko-KR"/>
               </w:rPr>
             </w:pPr>
             <w:r>
               <w:rPr>
-                <w:rFonts w:ascii="맑은 고딕" w:eastAsia="맑은 고딕" w:hAnsi="맑은 고딕"/>
+                <w:rFonts w:ascii="맑은 고딕" w:eastAsia="맑은 고딕" w:hAnsi="맑은 고딕" w:cs="맑은 고딕"/>
                 <w:color w:val="23324A"/>
                 <w:sz w:val="18"/>
                 <w:lang w:eastAsia="ko-KR"/>
               </w:rPr>
-              <w:t>실패 step.target의 서버 UNC를 서비스 계정으로 확인. 폴더 복구 후 권한 Job 재실행</w:t>
+              <w:t>실패한 step.target의 서버 UNC 경로를 서비스 계정으로 확인. 폴더 복구 후 권한 Job 재실행</w:t>
             </w:r>
           </w:p>
         </w:tc>
@@ -6276,12 +6136,12 @@
             <w:pPr>
               <w:spacing w:before="100" w:after="100" w:line="269" w:lineRule="auto"/>
               <w:rPr>
-                <w:rFonts w:ascii="맑은 고딕" w:eastAsia="맑은 고딕" w:hAnsi="맑은 고딕"/>
-              </w:rPr>
-            </w:pPr>
-            <w:r>
-              <w:rPr>
-                <w:rFonts w:ascii="맑은 고딕" w:eastAsia="맑은 고딕" w:hAnsi="맑은 고딕"/>
+                <w:rFonts w:ascii="맑은 고딕" w:eastAsia="맑은 고딕" w:hAnsi="맑은 고딕" w:cs="맑은 고딕"/>
+              </w:rPr>
+            </w:pPr>
+            <w:r>
+              <w:rPr>
+                <w:rFonts w:ascii="맑은 고딕" w:eastAsia="맑은 고딕" w:hAnsi="맑은 고딕" w:cs="맑은 고딕"/>
                 <w:b/>
                 <w:color w:val="23324A"/>
                 <w:sz w:val="18"/>
@@ -6300,18 +6160,18 @@
             <w:pPr>
               <w:spacing w:before="100" w:after="100" w:line="269" w:lineRule="auto"/>
               <w:rPr>
-                <w:rFonts w:ascii="맑은 고딕" w:eastAsia="맑은 고딕" w:hAnsi="맑은 고딕"/>
+                <w:rFonts w:ascii="맑은 고딕" w:eastAsia="맑은 고딕" w:hAnsi="맑은 고딕" w:cs="맑은 고딕"/>
                 <w:lang w:eastAsia="ko-KR"/>
               </w:rPr>
             </w:pPr>
             <w:r>
               <w:rPr>
-                <w:rFonts w:ascii="맑은 고딕" w:eastAsia="맑은 고딕" w:hAnsi="맑은 고딕"/>
+                <w:rFonts w:ascii="맑은 고딕" w:eastAsia="맑은 고딕" w:hAnsi="맑은 고딕" w:cs="맑은 고딕"/>
                 <w:color w:val="23324A"/>
                 <w:sz w:val="18"/>
                 <w:lang w:eastAsia="ko-KR"/>
               </w:rPr>
-              <w:t>단계 제한 초과. 기존 .env의 300 여부 확인. 외부 상태 확인 후 필요 시 제한 변경·재시도</w:t>
+              <w:t>단계별 제한 시간 초과. 기존 .env에 300이 남아 있는지 확인. 외부 상태를 확인한 뒤 필요하면 제한값을 변경하고 재시도</w:t>
             </w:r>
           </w:p>
         </w:tc>
@@ -6331,12 +6191,12 @@
             <w:pPr>
               <w:spacing w:before="100" w:after="100" w:line="269" w:lineRule="auto"/>
               <w:rPr>
-                <w:rFonts w:ascii="맑은 고딕" w:eastAsia="맑은 고딕" w:hAnsi="맑은 고딕"/>
-              </w:rPr>
-            </w:pPr>
-            <w:r>
-              <w:rPr>
-                <w:rFonts w:ascii="맑은 고딕" w:eastAsia="맑은 고딕" w:hAnsi="맑은 고딕"/>
+                <w:rFonts w:ascii="맑은 고딕" w:eastAsia="맑은 고딕" w:hAnsi="맑은 고딕" w:cs="맑은 고딕"/>
+              </w:rPr>
+            </w:pPr>
+            <w:r>
+              <w:rPr>
+                <w:rFonts w:ascii="맑은 고딕" w:eastAsia="맑은 고딕" w:hAnsi="맑은 고딕" w:cs="맑은 고딕"/>
                 <w:b/>
                 <w:color w:val="23324A"/>
                 <w:sz w:val="18"/>
@@ -6355,18 +6215,18 @@
             <w:pPr>
               <w:spacing w:before="100" w:after="100" w:line="269" w:lineRule="auto"/>
               <w:rPr>
-                <w:rFonts w:ascii="맑은 고딕" w:eastAsia="맑은 고딕" w:hAnsi="맑은 고딕"/>
+                <w:rFonts w:ascii="맑은 고딕" w:eastAsia="맑은 고딕" w:hAnsi="맑은 고딕" w:cs="맑은 고딕"/>
                 <w:lang w:eastAsia="ko-KR"/>
               </w:rPr>
             </w:pPr>
             <w:r>
               <w:rPr>
-                <w:rFonts w:ascii="맑은 고딕" w:eastAsia="맑은 고딕" w:hAnsi="맑은 고딕"/>
+                <w:rFonts w:ascii="맑은 고딕" w:eastAsia="맑은 고딕" w:hAnsi="맑은 고딕" w:cs="맑은 고딕"/>
                 <w:color w:val="23324A"/>
                 <w:sz w:val="18"/>
                 <w:lang w:eastAsia="ko-KR"/>
               </w:rPr>
-              <w:t>성공 단계와 실패 단계 모두 확인. 자동 롤백·BUS 완료 없음</w:t>
+              <w:t>성공 단계와 실패 단계 모두 확인. 자동 롤백과 BUS 완료는 수행되지 않음</w:t>
             </w:r>
           </w:p>
         </w:tc>
@@ -6386,12 +6246,12 @@
             <w:pPr>
               <w:spacing w:before="100" w:after="100" w:line="269" w:lineRule="auto"/>
               <w:rPr>
-                <w:rFonts w:ascii="맑은 고딕" w:eastAsia="맑은 고딕" w:hAnsi="맑은 고딕"/>
-              </w:rPr>
-            </w:pPr>
-            <w:r>
-              <w:rPr>
-                <w:rFonts w:ascii="맑은 고딕" w:eastAsia="맑은 고딕" w:hAnsi="맑은 고딕"/>
+                <w:rFonts w:ascii="맑은 고딕" w:eastAsia="맑은 고딕" w:hAnsi="맑은 고딕" w:cs="맑은 고딕"/>
+              </w:rPr>
+            </w:pPr>
+            <w:r>
+              <w:rPr>
+                <w:rFonts w:ascii="맑은 고딕" w:eastAsia="맑은 고딕" w:hAnsi="맑은 고딕" w:cs="맑은 고딕"/>
                 <w:b/>
                 <w:color w:val="23324A"/>
                 <w:sz w:val="18"/>
@@ -6410,18 +6270,18 @@
             <w:pPr>
               <w:spacing w:before="100" w:after="100" w:line="269" w:lineRule="auto"/>
               <w:rPr>
-                <w:rFonts w:ascii="맑은 고딕" w:eastAsia="맑은 고딕" w:hAnsi="맑은 고딕"/>
+                <w:rFonts w:ascii="맑은 고딕" w:eastAsia="맑은 고딕" w:hAnsi="맑은 고딕" w:cs="맑은 고딕"/>
                 <w:lang w:eastAsia="ko-KR"/>
               </w:rPr>
             </w:pPr>
             <w:r>
               <w:rPr>
-                <w:rFonts w:ascii="맑은 고딕" w:eastAsia="맑은 고딕" w:hAnsi="맑은 고딕"/>
+                <w:rFonts w:ascii="맑은 고딕" w:eastAsia="맑은 고딕" w:hAnsi="맑은 고딕" w:cs="맑은 고딕"/>
                 <w:color w:val="23324A"/>
                 <w:sz w:val="18"/>
                 <w:lang w:eastAsia="ko-KR"/>
               </w:rPr>
-              <w:t>동일 request_id가 기존 결과를 반환하는 정상 동작인지 replayed 확인. 명시적 /retry 사용</w:t>
+              <w:t>동일 request_id가 기존 결과를 반환하는 정상 동작인지 replayed로 확인. 필요하면 명시적 /retry 사용</w:t>
             </w:r>
           </w:p>
         </w:tc>
@@ -6441,12 +6301,12 @@
             <w:pPr>
               <w:spacing w:before="100" w:after="100" w:line="269" w:lineRule="auto"/>
               <w:rPr>
-                <w:rFonts w:ascii="맑은 고딕" w:eastAsia="맑은 고딕" w:hAnsi="맑은 고딕"/>
-              </w:rPr>
-            </w:pPr>
-            <w:r>
-              <w:rPr>
-                <w:rFonts w:ascii="맑은 고딕" w:eastAsia="맑은 고딕" w:hAnsi="맑은 고딕"/>
+                <w:rFonts w:ascii="맑은 고딕" w:eastAsia="맑은 고딕" w:hAnsi="맑은 고딕" w:cs="맑은 고딕"/>
+              </w:rPr>
+            </w:pPr>
+            <w:r>
+              <w:rPr>
+                <w:rFonts w:ascii="맑은 고딕" w:eastAsia="맑은 고딕" w:hAnsi="맑은 고딕" w:cs="맑은 고딕"/>
                 <w:b/>
                 <w:color w:val="23324A"/>
                 <w:sz w:val="18"/>
@@ -6465,18 +6325,18 @@
             <w:pPr>
               <w:spacing w:before="100" w:after="100" w:line="269" w:lineRule="auto"/>
               <w:rPr>
-                <w:rFonts w:ascii="맑은 고딕" w:eastAsia="맑은 고딕" w:hAnsi="맑은 고딕"/>
+                <w:rFonts w:ascii="맑은 고딕" w:eastAsia="맑은 고딕" w:hAnsi="맑은 고딕" w:cs="맑은 고딕"/>
                 <w:lang w:eastAsia="ko-KR"/>
               </w:rPr>
             </w:pPr>
             <w:r>
               <w:rPr>
-                <w:rFonts w:ascii="맑은 고딕" w:eastAsia="맑은 고딕" w:hAnsi="맑은 고딕"/>
+                <w:rFonts w:ascii="맑은 고딕" w:eastAsia="맑은 고딕" w:hAnsi="맑은 고딕" w:cs="맑은 고딕"/>
                 <w:color w:val="23324A"/>
                 <w:sz w:val="18"/>
                 <w:lang w:eastAsia="ko-KR"/>
               </w:rPr>
-              <w:t>서버 종료·재시작 이력, 잔존 PowerShell 확인. 자동 복구 대상이 아니므로 수동 조사</w:t>
+              <w:t>서버 종료·재시작 이력과 남아 있는 PowerShell 프로세스 확인. 자동 복구 대상이 아니므로 수동으로 조사</w:t>
             </w:r>
           </w:p>
         </w:tc>
@@ -6496,12 +6356,12 @@
             <w:pPr>
               <w:spacing w:before="100" w:after="100" w:line="269" w:lineRule="auto"/>
               <w:rPr>
-                <w:rFonts w:ascii="맑은 고딕" w:eastAsia="맑은 고딕" w:hAnsi="맑은 고딕"/>
-              </w:rPr>
-            </w:pPr>
-            <w:r>
-              <w:rPr>
-                <w:rFonts w:ascii="맑은 고딕" w:eastAsia="맑은 고딕" w:hAnsi="맑은 고딕"/>
+                <w:rFonts w:ascii="맑은 고딕" w:eastAsia="맑은 고딕" w:hAnsi="맑은 고딕" w:cs="맑은 고딕"/>
+              </w:rPr>
+            </w:pPr>
+            <w:r>
+              <w:rPr>
+                <w:rFonts w:ascii="맑은 고딕" w:eastAsia="맑은 고딕" w:hAnsi="맑은 고딕" w:cs="맑은 고딕"/>
                 <w:b/>
                 <w:color w:val="23324A"/>
                 <w:sz w:val="18"/>
@@ -6520,13 +6380,13 @@
             <w:pPr>
               <w:spacing w:before="100" w:after="100" w:line="269" w:lineRule="auto"/>
               <w:rPr>
-                <w:rFonts w:ascii="맑은 고딕" w:eastAsia="맑은 고딕" w:hAnsi="맑은 고딕"/>
+                <w:rFonts w:ascii="맑은 고딕" w:eastAsia="맑은 고딕" w:hAnsi="맑은 고딕" w:cs="맑은 고딕"/>
                 <w:lang w:eastAsia="ko-KR"/>
               </w:rPr>
             </w:pPr>
             <w:r>
               <w:rPr>
-                <w:rFonts w:ascii="맑은 고딕" w:eastAsia="맑은 고딕" w:hAnsi="맑은 고딕"/>
+                <w:rFonts w:ascii="맑은 고딕" w:eastAsia="맑은 고딕" w:hAnsi="맑은 고딕" w:cs="맑은 고딕"/>
                 <w:color w:val="23324A"/>
                 <w:sz w:val="18"/>
                 <w:lang w:eastAsia="ko-KR"/>
@@ -6541,7 +6401,7 @@
       <w:pPr>
         <w:spacing w:after="0"/>
         <w:rPr>
-          <w:rFonts w:ascii="맑은 고딕" w:eastAsia="맑은 고딕" w:hAnsi="맑은 고딕"/>
+          <w:rFonts w:ascii="맑은 고딕" w:eastAsia="맑은 고딕" w:hAnsi="맑은 고딕" w:cs="맑은 고딕"/>
           <w:lang w:eastAsia="ko-KR"/>
         </w:rPr>
       </w:pPr>
@@ -6551,12 +6411,12 @@
         <w:pStyle w:val="21"/>
         <w:spacing w:before="140" w:after="160" w:line="300" w:lineRule="auto"/>
         <w:rPr>
-          <w:rFonts w:ascii="맑은 고딕" w:eastAsia="맑은 고딕" w:hAnsi="맑은 고딕"/>
+          <w:rFonts w:ascii="맑은 고딕" w:eastAsia="맑은 고딕" w:hAnsi="맑은 고딕" w:cs="맑은 고딕"/>
         </w:rPr>
       </w:pPr>
       <w:r>
         <w:rPr>
-          <w:rFonts w:ascii="맑은 고딕" w:eastAsia="맑은 고딕" w:hAnsi="맑은 고딕"/>
+          <w:rFonts w:ascii="맑은 고딕" w:eastAsia="맑은 고딕" w:hAnsi="맑은 고딕" w:cs="맑은 고딕"/>
           <w:color w:val="2962FF"/>
           <w:sz w:val="24"/>
         </w:rPr>
@@ -6567,24 +6427,24 @@
       <w:pPr>
         <w:spacing w:after="160" w:line="300" w:lineRule="auto"/>
         <w:rPr>
-          <w:rFonts w:ascii="맑은 고딕" w:eastAsia="맑은 고딕" w:hAnsi="맑은 고딕"/>
+          <w:rFonts w:ascii="맑은 고딕" w:eastAsia="맑은 고딕" w:hAnsi="맑은 고딕" w:cs="맑은 고딕"/>
           <w:lang w:eastAsia="ko-KR"/>
         </w:rPr>
       </w:pPr>
       <w:r>
         <w:rPr>
-          <w:rFonts w:ascii="맑은 고딕" w:eastAsia="맑은 고딕" w:hAnsi="맑은 고딕"/>
+          <w:rFonts w:ascii="맑은 고딕" w:eastAsia="맑은 고딕" w:hAnsi="맑은 고딕" w:cs="맑은 고딕"/>
           <w:color w:val="23324A"/>
         </w:rPr>
-        <w:t xml:space="preserve">발생 시각·서버/Client 버전·request_id·job_id·executor_mode·status·실패한 steps의 target/error_message를 모읍니다. </w:t>
+        <w:t xml:space="preserve">발생 시각, 서버·Client 버전, request_id, job_id, executor_mode, status, 실패한 steps의 target/error_message를 수집하세요. </w:t>
       </w:r>
       <w:r>
         <w:rPr>
-          <w:rFonts w:ascii="맑은 고딕" w:eastAsia="맑은 고딕" w:hAnsi="맑은 고딕"/>
+          <w:rFonts w:ascii="맑은 고딕" w:eastAsia="맑은 고딕" w:hAnsi="맑은 고딕" w:cs="맑은 고딕"/>
           <w:color w:val="23324A"/>
           <w:lang w:eastAsia="ko-KR"/>
         </w:rPr>
-        <w:t>Client 상세 로그와 API Job·audit_logs를 연결하세요. 서버 시각은 UTC 기반, Client 파일 로그는 PC 로컬 시각이므로 시간대를 맞춰 비교합니다.</w:t>
+        <w:t>Client 상세 로그와 API의 Job·audit_logs를 연결해서 확인하세요. 서버 시각은 UTC 기준이고 Client 파일 로그는 PC 로컬 시각이므로, 시간대를 맞춘 뒤 비교하세요.</w:t>
       </w:r>
     </w:p>
     <w:tbl>
@@ -6605,13 +6465,13 @@
             <w:pPr>
               <w:spacing w:before="140" w:after="80"/>
               <w:rPr>
-                <w:rFonts w:ascii="맑은 고딕" w:eastAsia="맑은 고딕" w:hAnsi="맑은 고딕"/>
+                <w:rFonts w:ascii="맑은 고딕" w:eastAsia="맑은 고딕" w:hAnsi="맑은 고딕" w:cs="맑은 고딕"/>
                 <w:lang w:eastAsia="ko-KR"/>
               </w:rPr>
             </w:pPr>
             <w:r>
               <w:rPr>
-                <w:rFonts w:ascii="맑은 고딕" w:eastAsia="맑은 고딕" w:hAnsi="맑은 고딕"/>
+                <w:rFonts w:ascii="맑은 고딕" w:eastAsia="맑은 고딕" w:hAnsi="맑은 고딕" w:cs="맑은 고딕"/>
                 <w:b/>
                 <w:color w:val="2962FF"/>
                 <w:sz w:val="20"/>
@@ -6624,18 +6484,18 @@
             <w:pPr>
               <w:spacing w:after="140" w:line="283" w:lineRule="auto"/>
               <w:rPr>
-                <w:rFonts w:ascii="맑은 고딕" w:eastAsia="맑은 고딕" w:hAnsi="맑은 고딕"/>
+                <w:rFonts w:ascii="맑은 고딕" w:eastAsia="맑은 고딕" w:hAnsi="맑은 고딕" w:cs="맑은 고딕"/>
                 <w:lang w:eastAsia="ko-KR"/>
               </w:rPr>
             </w:pPr>
             <w:r>
               <w:rPr>
-                <w:rFonts w:ascii="맑은 고딕" w:eastAsia="맑은 고딕" w:hAnsi="맑은 고딕"/>
+                <w:rFonts w:ascii="맑은 고딕" w:eastAsia="맑은 고딕" w:hAnsi="맑은 고딕" w:cs="맑은 고딕"/>
                 <w:color w:val="23324A"/>
                 <w:sz w:val="19"/>
                 <w:lang w:eastAsia="ko-KR"/>
               </w:rPr>
-              <w:t>changed_external_system=true는 정확한 변경 목록이나 복구 완료 증명이 아닙니다. 실패·취소 중에도 외부 변경 가능성을 보수적으로 나타내므로 실제 그룹과 ACL을 점검해야 합니다.</w:t>
+              <w:t>changed_external_system=true는 정확한 변경 목록이나 복구 완료를 증명하지 않습니다. 실패·취소된 경우에도 외부 변경 가능성을 보수적으로 표시하므로, 실제 그룹과 ACL을 직접 점검해야 합니다.</w:t>
             </w:r>
           </w:p>
         </w:tc>
@@ -6644,13 +6504,13 @@
     <w:p>
       <w:pPr>
         <w:rPr>
-          <w:rFonts w:ascii="맑은 고딕" w:eastAsia="맑은 고딕" w:hAnsi="맑은 고딕"/>
+          <w:rFonts w:ascii="맑은 고딕" w:eastAsia="맑은 고딕" w:hAnsi="맑은 고딕" w:cs="맑은 고딕"/>
           <w:lang w:eastAsia="ko-KR"/>
         </w:rPr>
       </w:pPr>
       <w:r>
         <w:rPr>
-          <w:rFonts w:ascii="맑은 고딕" w:eastAsia="맑은 고딕" w:hAnsi="맑은 고딕"/>
+          <w:rFonts w:ascii="맑은 고딕" w:eastAsia="맑은 고딕" w:hAnsi="맑은 고딕" w:cs="맑은 고딕"/>
           <w:lang w:eastAsia="ko-KR"/>
         </w:rPr>
         <w:br w:type="page"/>
@@ -6661,12 +6521,12 @@
         <w:pStyle w:val="1"/>
         <w:spacing w:after="160" w:line="300" w:lineRule="auto"/>
         <w:rPr>
-          <w:rFonts w:ascii="맑은 고딕" w:eastAsia="맑은 고딕" w:hAnsi="맑은 고딕"/>
+          <w:rFonts w:ascii="맑은 고딕" w:eastAsia="맑은 고딕" w:hAnsi="맑은 고딕" w:cs="맑은 고딕"/>
         </w:rPr>
       </w:pPr>
       <w:r>
         <w:rPr>
-          <w:rFonts w:ascii="맑은 고딕" w:eastAsia="맑은 고딕" w:hAnsi="맑은 고딕"/>
+          <w:rFonts w:ascii="맑은 고딕" w:eastAsia="맑은 고딕" w:hAnsi="맑은 고딕" w:cs="맑은 고딕"/>
           <w:sz w:val="40"/>
         </w:rPr>
         <w:lastRenderedPageBreak/>
@@ -6698,12 +6558,12 @@
             <w:pPr>
               <w:spacing w:before="100" w:after="100"/>
               <w:rPr>
-                <w:rFonts w:ascii="맑은 고딕" w:eastAsia="맑은 고딕" w:hAnsi="맑은 고딕"/>
-              </w:rPr>
-            </w:pPr>
-            <w:r>
-              <w:rPr>
-                <w:rFonts w:ascii="맑은 고딕" w:eastAsia="맑은 고딕" w:hAnsi="맑은 고딕"/>
+                <w:rFonts w:ascii="맑은 고딕" w:eastAsia="맑은 고딕" w:hAnsi="맑은 고딕" w:cs="맑은 고딕"/>
+              </w:rPr>
+            </w:pPr>
+            <w:r>
+              <w:rPr>
+                <w:rFonts w:ascii="맑은 고딕" w:eastAsia="맑은 고딕" w:hAnsi="맑은 고딕" w:cs="맑은 고딕"/>
                 <w:b/>
                 <w:color w:val="FFFFFF"/>
                 <w:sz w:val="19"/>
@@ -6721,12 +6581,12 @@
             <w:pPr>
               <w:spacing w:before="100" w:after="100"/>
               <w:rPr>
-                <w:rFonts w:ascii="맑은 고딕" w:eastAsia="맑은 고딕" w:hAnsi="맑은 고딕"/>
-              </w:rPr>
-            </w:pPr>
-            <w:r>
-              <w:rPr>
-                <w:rFonts w:ascii="맑은 고딕" w:eastAsia="맑은 고딕" w:hAnsi="맑은 고딕"/>
+                <w:rFonts w:ascii="맑은 고딕" w:eastAsia="맑은 고딕" w:hAnsi="맑은 고딕" w:cs="맑은 고딕"/>
+              </w:rPr>
+            </w:pPr>
+            <w:r>
+              <w:rPr>
+                <w:rFonts w:ascii="맑은 고딕" w:eastAsia="맑은 고딕" w:hAnsi="맑은 고딕" w:cs="맑은 고딕"/>
                 <w:b/>
                 <w:color w:val="FFFFFF"/>
                 <w:sz w:val="19"/>
@@ -6751,12 +6611,12 @@
             <w:pPr>
               <w:spacing w:before="100" w:after="100" w:line="269" w:lineRule="auto"/>
               <w:rPr>
-                <w:rFonts w:ascii="맑은 고딕" w:eastAsia="맑은 고딕" w:hAnsi="맑은 고딕"/>
-              </w:rPr>
-            </w:pPr>
-            <w:r>
-              <w:rPr>
-                <w:rFonts w:ascii="맑은 고딕" w:eastAsia="맑은 고딕" w:hAnsi="맑은 고딕"/>
+                <w:rFonts w:ascii="맑은 고딕" w:eastAsia="맑은 고딕" w:hAnsi="맑은 고딕" w:cs="맑은 고딕"/>
+              </w:rPr>
+            </w:pPr>
+            <w:r>
+              <w:rPr>
+                <w:rFonts w:ascii="맑은 고딕" w:eastAsia="맑은 고딕" w:hAnsi="맑은 고딕" w:cs="맑은 고딕"/>
                 <w:b/>
                 <w:color w:val="23324A"/>
                 <w:sz w:val="18"/>
@@ -6775,12 +6635,12 @@
             <w:pPr>
               <w:spacing w:before="100" w:after="100" w:line="269" w:lineRule="auto"/>
               <w:rPr>
-                <w:rFonts w:ascii="맑은 고딕" w:eastAsia="맑은 고딕" w:hAnsi="맑은 고딕"/>
-              </w:rPr>
-            </w:pPr>
-            <w:r>
-              <w:rPr>
-                <w:rFonts w:ascii="맑은 고딕" w:eastAsia="맑은 고딕" w:hAnsi="맑은 고딕"/>
+                <w:rFonts w:ascii="맑은 고딕" w:eastAsia="맑은 고딕" w:hAnsi="맑은 고딕" w:cs="맑은 고딕"/>
+              </w:rPr>
+            </w:pPr>
+            <w:r>
+              <w:rPr>
+                <w:rFonts w:ascii="맑은 고딕" w:eastAsia="맑은 고딕" w:hAnsi="맑은 고딕" w:cs="맑은 고딕"/>
                 <w:color w:val="23324A"/>
                 <w:sz w:val="18"/>
               </w:rPr>
@@ -6804,13 +6664,13 @@
             <w:pPr>
               <w:spacing w:before="100" w:after="100" w:line="269" w:lineRule="auto"/>
               <w:rPr>
-                <w:rFonts w:ascii="맑은 고딕" w:eastAsia="맑은 고딕" w:hAnsi="맑은 고딕"/>
+                <w:rFonts w:ascii="맑은 고딕" w:eastAsia="맑은 고딕" w:hAnsi="맑은 고딕" w:cs="맑은 고딕"/>
                 <w:lang w:eastAsia="ko-KR"/>
               </w:rPr>
             </w:pPr>
             <w:r>
               <w:rPr>
-                <w:rFonts w:ascii="맑은 고딕" w:eastAsia="맑은 고딕" w:hAnsi="맑은 고딕"/>
+                <w:rFonts w:ascii="맑은 고딕" w:eastAsia="맑은 고딕" w:hAnsi="맑은 고딕" w:cs="맑은 고딕"/>
                 <w:b/>
                 <w:color w:val="23324A"/>
                 <w:sz w:val="18"/>
@@ -6830,12 +6690,12 @@
             <w:pPr>
               <w:spacing w:before="100" w:after="100" w:line="269" w:lineRule="auto"/>
               <w:rPr>
-                <w:rFonts w:ascii="맑은 고딕" w:eastAsia="맑은 고딕" w:hAnsi="맑은 고딕"/>
-              </w:rPr>
-            </w:pPr>
-            <w:r>
-              <w:rPr>
-                <w:rFonts w:ascii="맑은 고딕" w:eastAsia="맑은 고딕" w:hAnsi="맑은 고딕"/>
+                <w:rFonts w:ascii="맑은 고딕" w:eastAsia="맑은 고딕" w:hAnsi="맑은 고딕" w:cs="맑은 고딕"/>
+              </w:rPr>
+            </w:pPr>
+            <w:r>
+              <w:rPr>
+                <w:rFonts w:ascii="맑은 고딕" w:eastAsia="맑은 고딕" w:hAnsi="맑은 고딕" w:cs="맑은 고딕"/>
                 <w:color w:val="23324A"/>
                 <w:sz w:val="18"/>
               </w:rPr>
@@ -6859,12 +6719,12 @@
             <w:pPr>
               <w:spacing w:before="100" w:after="100" w:line="269" w:lineRule="auto"/>
               <w:rPr>
-                <w:rFonts w:ascii="맑은 고딕" w:eastAsia="맑은 고딕" w:hAnsi="맑은 고딕"/>
-              </w:rPr>
-            </w:pPr>
-            <w:r>
-              <w:rPr>
-                <w:rFonts w:ascii="맑은 고딕" w:eastAsia="맑은 고딕" w:hAnsi="맑은 고딕"/>
+                <w:rFonts w:ascii="맑은 고딕" w:eastAsia="맑은 고딕" w:hAnsi="맑은 고딕" w:cs="맑은 고딕"/>
+              </w:rPr>
+            </w:pPr>
+            <w:r>
+              <w:rPr>
+                <w:rFonts w:ascii="맑은 고딕" w:eastAsia="맑은 고딕" w:hAnsi="맑은 고딕" w:cs="맑은 고딕"/>
                 <w:b/>
                 <w:color w:val="23324A"/>
                 <w:sz w:val="18"/>
@@ -6883,13 +6743,13 @@
             <w:pPr>
               <w:spacing w:before="100" w:after="100" w:line="269" w:lineRule="auto"/>
               <w:rPr>
-                <w:rFonts w:ascii="맑은 고딕" w:eastAsia="맑은 고딕" w:hAnsi="맑은 고딕"/>
+                <w:rFonts w:ascii="맑은 고딕" w:eastAsia="맑은 고딕" w:hAnsi="맑은 고딕" w:cs="맑은 고딕"/>
                 <w:lang w:eastAsia="ko-KR"/>
               </w:rPr>
             </w:pPr>
             <w:r>
               <w:rPr>
-                <w:rFonts w:ascii="맑은 고딕" w:eastAsia="맑은 고딕" w:hAnsi="맑은 고딕"/>
+                <w:rFonts w:ascii="맑은 고딕" w:eastAsia="맑은 고딕" w:hAnsi="맑은 고딕" w:cs="맑은 고딕"/>
                 <w:color w:val="23324A"/>
                 <w:sz w:val="18"/>
                 <w:lang w:eastAsia="ko-KR"/>
@@ -6914,12 +6774,12 @@
             <w:pPr>
               <w:spacing w:before="100" w:after="100" w:line="269" w:lineRule="auto"/>
               <w:rPr>
-                <w:rFonts w:ascii="맑은 고딕" w:eastAsia="맑은 고딕" w:hAnsi="맑은 고딕"/>
-              </w:rPr>
-            </w:pPr>
-            <w:r>
-              <w:rPr>
-                <w:rFonts w:ascii="맑은 고딕" w:eastAsia="맑은 고딕" w:hAnsi="맑은 고딕"/>
+                <w:rFonts w:ascii="맑은 고딕" w:eastAsia="맑은 고딕" w:hAnsi="맑은 고딕" w:cs="맑은 고딕"/>
+              </w:rPr>
+            </w:pPr>
+            <w:r>
+              <w:rPr>
+                <w:rFonts w:ascii="맑은 고딕" w:eastAsia="맑은 고딕" w:hAnsi="맑은 고딕" w:cs="맑은 고딕"/>
                 <w:b/>
                 <w:color w:val="23324A"/>
                 <w:sz w:val="18"/>
@@ -6938,12 +6798,12 @@
             <w:pPr>
               <w:spacing w:before="100" w:after="100" w:line="269" w:lineRule="auto"/>
               <w:rPr>
-                <w:rFonts w:ascii="맑은 고딕" w:eastAsia="맑은 고딕" w:hAnsi="맑은 고딕"/>
-              </w:rPr>
-            </w:pPr>
-            <w:r>
-              <w:rPr>
-                <w:rFonts w:ascii="맑은 고딕" w:eastAsia="맑은 고딕" w:hAnsi="맑은 고딕"/>
+                <w:rFonts w:ascii="맑은 고딕" w:eastAsia="맑은 고딕" w:hAnsi="맑은 고딕" w:cs="맑은 고딕"/>
+              </w:rPr>
+            </w:pPr>
+            <w:r>
+              <w:rPr>
+                <w:rFonts w:ascii="맑은 고딕" w:eastAsia="맑은 고딕" w:hAnsi="맑은 고딕" w:cs="맑은 고딕"/>
                 <w:color w:val="23324A"/>
                 <w:sz w:val="18"/>
               </w:rPr>
@@ -6967,12 +6827,12 @@
             <w:pPr>
               <w:spacing w:before="100" w:after="100" w:line="269" w:lineRule="auto"/>
               <w:rPr>
-                <w:rFonts w:ascii="맑은 고딕" w:eastAsia="맑은 고딕" w:hAnsi="맑은 고딕"/>
-              </w:rPr>
-            </w:pPr>
-            <w:r>
-              <w:rPr>
-                <w:rFonts w:ascii="맑은 고딕" w:eastAsia="맑은 고딕" w:hAnsi="맑은 고딕"/>
+                <w:rFonts w:ascii="맑은 고딕" w:eastAsia="맑은 고딕" w:hAnsi="맑은 고딕" w:cs="맑은 고딕"/>
+              </w:rPr>
+            </w:pPr>
+            <w:r>
+              <w:rPr>
+                <w:rFonts w:ascii="맑은 고딕" w:eastAsia="맑은 고딕" w:hAnsi="맑은 고딕" w:cs="맑은 고딕"/>
                 <w:b/>
                 <w:color w:val="23324A"/>
                 <w:sz w:val="18"/>
@@ -6991,12 +6851,12 @@
             <w:pPr>
               <w:spacing w:before="100" w:after="100" w:line="269" w:lineRule="auto"/>
               <w:rPr>
-                <w:rFonts w:ascii="맑은 고딕" w:eastAsia="맑은 고딕" w:hAnsi="맑은 고딕"/>
-              </w:rPr>
-            </w:pPr>
-            <w:r>
-              <w:rPr>
-                <w:rFonts w:ascii="맑은 고딕" w:eastAsia="맑은 고딕" w:hAnsi="맑은 고딕"/>
+                <w:rFonts w:ascii="맑은 고딕" w:eastAsia="맑은 고딕" w:hAnsi="맑은 고딕" w:cs="맑은 고딕"/>
+              </w:rPr>
+            </w:pPr>
+            <w:r>
+              <w:rPr>
+                <w:rFonts w:ascii="맑은 고딕" w:eastAsia="맑은 고딕" w:hAnsi="맑은 고딕" w:cs="맑은 고딕"/>
                 <w:color w:val="23324A"/>
                 <w:sz w:val="18"/>
               </w:rPr>
@@ -7020,12 +6880,12 @@
             <w:pPr>
               <w:spacing w:before="100" w:after="100" w:line="269" w:lineRule="auto"/>
               <w:rPr>
-                <w:rFonts w:ascii="맑은 고딕" w:eastAsia="맑은 고딕" w:hAnsi="맑은 고딕"/>
-              </w:rPr>
-            </w:pPr>
-            <w:r>
-              <w:rPr>
-                <w:rFonts w:ascii="맑은 고딕" w:eastAsia="맑은 고딕" w:hAnsi="맑은 고딕"/>
+                <w:rFonts w:ascii="맑은 고딕" w:eastAsia="맑은 고딕" w:hAnsi="맑은 고딕" w:cs="맑은 고딕"/>
+              </w:rPr>
+            </w:pPr>
+            <w:r>
+              <w:rPr>
+                <w:rFonts w:ascii="맑은 고딕" w:eastAsia="맑은 고딕" w:hAnsi="맑은 고딕" w:cs="맑은 고딕"/>
                 <w:b/>
                 <w:color w:val="23324A"/>
                 <w:sz w:val="18"/>
@@ -7044,13 +6904,13 @@
             <w:pPr>
               <w:spacing w:before="100" w:after="100" w:line="269" w:lineRule="auto"/>
               <w:rPr>
-                <w:rFonts w:ascii="맑은 고딕" w:eastAsia="맑은 고딕" w:hAnsi="맑은 고딕"/>
+                <w:rFonts w:ascii="맑은 고딕" w:eastAsia="맑은 고딕" w:hAnsi="맑은 고딕" w:cs="맑은 고딕"/>
                 <w:lang w:eastAsia="ko-KR"/>
               </w:rPr>
             </w:pPr>
             <w:r>
               <w:rPr>
-                <w:rFonts w:ascii="맑은 고딕" w:eastAsia="맑은 고딕" w:hAnsi="맑은 고딕"/>
+                <w:rFonts w:ascii="맑은 고딕" w:eastAsia="맑은 고딕" w:hAnsi="맑은 고딕" w:cs="맑은 고딕"/>
                 <w:color w:val="23324A"/>
                 <w:sz w:val="18"/>
                 <w:lang w:eastAsia="ko-KR"/>
@@ -7075,12 +6935,12 @@
             <w:pPr>
               <w:spacing w:before="100" w:after="100" w:line="269" w:lineRule="auto"/>
               <w:rPr>
-                <w:rFonts w:ascii="맑은 고딕" w:eastAsia="맑은 고딕" w:hAnsi="맑은 고딕"/>
-              </w:rPr>
-            </w:pPr>
-            <w:r>
-              <w:rPr>
-                <w:rFonts w:ascii="맑은 고딕" w:eastAsia="맑은 고딕" w:hAnsi="맑은 고딕"/>
+                <w:rFonts w:ascii="맑은 고딕" w:eastAsia="맑은 고딕" w:hAnsi="맑은 고딕" w:cs="맑은 고딕"/>
+              </w:rPr>
+            </w:pPr>
+            <w:r>
+              <w:rPr>
+                <w:rFonts w:ascii="맑은 고딕" w:eastAsia="맑은 고딕" w:hAnsi="맑은 고딕" w:cs="맑은 고딕"/>
                 <w:b/>
                 <w:color w:val="23324A"/>
                 <w:sz w:val="18"/>
@@ -7099,13 +6959,13 @@
             <w:pPr>
               <w:spacing w:before="100" w:after="100" w:line="269" w:lineRule="auto"/>
               <w:rPr>
-                <w:rFonts w:ascii="맑은 고딕" w:eastAsia="맑은 고딕" w:hAnsi="맑은 고딕"/>
+                <w:rFonts w:ascii="맑은 고딕" w:eastAsia="맑은 고딕" w:hAnsi="맑은 고딕" w:cs="맑은 고딕"/>
                 <w:lang w:eastAsia="ko-KR"/>
               </w:rPr>
             </w:pPr>
             <w:r>
               <w:rPr>
-                <w:rFonts w:ascii="맑은 고딕" w:eastAsia="맑은 고딕" w:hAnsi="맑은 고딕"/>
+                <w:rFonts w:ascii="맑은 고딕" w:eastAsia="맑은 고딕" w:hAnsi="맑은 고딕" w:cs="맑은 고딕"/>
                 <w:color w:val="23324A"/>
                 <w:sz w:val="18"/>
                 <w:lang w:eastAsia="ko-KR"/>
@@ -7120,7 +6980,7 @@
       <w:pPr>
         <w:spacing w:after="0"/>
         <w:rPr>
-          <w:rFonts w:ascii="맑은 고딕" w:eastAsia="맑은 고딕" w:hAnsi="맑은 고딕"/>
+          <w:rFonts w:ascii="맑은 고딕" w:eastAsia="맑은 고딕" w:hAnsi="맑은 고딕" w:cs="맑은 고딕"/>
           <w:lang w:eastAsia="ko-KR"/>
         </w:rPr>
       </w:pPr>
@@ -7130,13 +6990,13 @@
         <w:pStyle w:val="21"/>
         <w:spacing w:before="140" w:after="160" w:line="300" w:lineRule="auto"/>
         <w:rPr>
-          <w:rFonts w:ascii="맑은 고딕" w:eastAsia="맑은 고딕" w:hAnsi="맑은 고딕"/>
+          <w:rFonts w:ascii="맑은 고딕" w:eastAsia="맑은 고딕" w:hAnsi="맑은 고딕" w:cs="맑은 고딕"/>
           <w:lang w:eastAsia="ko-KR"/>
         </w:rPr>
       </w:pPr>
       <w:r>
         <w:rPr>
-          <w:rFonts w:ascii="맑은 고딕" w:eastAsia="맑은 고딕" w:hAnsi="맑은 고딕"/>
+          <w:rFonts w:ascii="맑은 고딕" w:eastAsia="맑은 고딕" w:hAnsi="맑은 고딕" w:cs="맑은 고딕"/>
           <w:color w:val="2962FF"/>
           <w:sz w:val="24"/>
           <w:lang w:eastAsia="ko-KR"/>
@@ -7149,26 +7009,18 @@
         <w:shd w:val="clear" w:color="auto" w:fill="F4F6FA"/>
         <w:spacing w:after="160" w:line="264" w:lineRule="auto"/>
         <w:rPr>
-          <w:rFonts w:ascii="맑은 고딕" w:eastAsia="맑은 고딕" w:hAnsi="맑은 고딕"/>
+          <w:rFonts w:ascii="맑은 고딕" w:eastAsia="맑은 고딕" w:hAnsi="맑은 고딕" w:cs="맑은 고딕"/>
           <w:lang w:eastAsia="ko-KR"/>
         </w:rPr>
       </w:pPr>
       <w:r>
         <w:rPr>
-          <w:rFonts w:ascii="맑은 고딕" w:eastAsia="맑은 고딕" w:hAnsi="맑은 고딕"/>
+          <w:rFonts w:ascii="맑은 고딕" w:eastAsia="맑은 고딕" w:hAnsi="맑은 고딕" w:cs="맑은 고딕"/>
           <w:color w:val="23324A"/>
           <w:sz w:val="16"/>
           <w:lang w:eastAsia="ko-KR"/>
         </w:rPr>
         <w:t>cd C:\Folder-Grant-Tool\API</w:t>
-      </w:r>
-      <w:r>
-        <w:rPr>
-          <w:rFonts w:ascii="맑은 고딕" w:eastAsia="맑은 고딕" w:hAnsi="맑은 고딕"/>
-          <w:color w:val="23324A"/>
-          <w:sz w:val="16"/>
-          <w:lang w:eastAsia="ko-KR"/>
-        </w:rPr>
         <w:br/>
         <w:t>.\.venv\Scripts\python.exe -m pytest tests -q</w:t>
       </w:r>
@@ -7177,17 +7029,17 @@
       <w:pPr>
         <w:spacing w:after="160" w:line="300" w:lineRule="auto"/>
         <w:rPr>
-          <w:rFonts w:ascii="맑은 고딕" w:eastAsia="맑은 고딕" w:hAnsi="맑은 고딕"/>
+          <w:rFonts w:ascii="맑은 고딕" w:eastAsia="맑은 고딕" w:hAnsi="맑은 고딕" w:cs="맑은 고딕"/>
           <w:lang w:eastAsia="ko-KR"/>
         </w:rPr>
       </w:pPr>
       <w:r>
         <w:rPr>
-          <w:rFonts w:ascii="맑은 고딕" w:eastAsia="맑은 고딕" w:hAnsi="맑은 고딕"/>
+          <w:rFonts w:ascii="맑은 고딕" w:eastAsia="맑은 고딕" w:hAnsi="맑은 고딕" w:cs="맑은 고딕"/>
           <w:color w:val="23324A"/>
           <w:lang w:eastAsia="ko-KR"/>
         </w:rPr>
-        <w:t>문서 작성 시 API 자동 테스트 60개가 통과했습니다. 테스트는 계획·검증·API 계약·실패·재실행·PowerShell 명령 구성을 검사하며 실제 Windows AD·SMB 변경 성공을 증명하지는 않습니다.</w:t>
+        <w:t>문서를 작성한 시점에 API 자동 테스트 60개가 모두 통과했습니다. 테스트는 계획, 검증, API 계약, 실패, 재실행, PowerShell 명령 구성을 검사할 뿐, 실제 Windows AD·SMB 변경이 성공하는지는 증명하지 않습니다.</w:t>
       </w:r>
     </w:p>
     <w:p>
@@ -7195,47 +7047,47 @@
         <w:pStyle w:val="21"/>
         <w:spacing w:before="140" w:after="160" w:line="300" w:lineRule="auto"/>
         <w:rPr>
-          <w:rFonts w:ascii="맑은 고딕" w:eastAsia="맑은 고딕" w:hAnsi="맑은 고딕"/>
+          <w:rFonts w:ascii="맑은 고딕" w:eastAsia="맑은 고딕" w:hAnsi="맑은 고딕" w:cs="맑은 고딕"/>
           <w:lang w:eastAsia="ko-KR"/>
         </w:rPr>
       </w:pPr>
       <w:r>
         <w:rPr>
-          <w:rFonts w:ascii="맑은 고딕" w:eastAsia="맑은 고딕" w:hAnsi="맑은 고딕"/>
+          <w:rFonts w:ascii="맑은 고딕" w:eastAsia="맑은 고딕" w:hAnsi="맑은 고딕" w:cs="맑은 고딕"/>
           <w:color w:val="2962FF"/>
           <w:sz w:val="24"/>
           <w:lang w:eastAsia="ko-KR"/>
         </w:rPr>
-        <w:t>릴리스 시 버전과 호환성</w:t>
+        <w:t>릴리스 시 버전·호환성 관리</w:t>
       </w:r>
     </w:p>
     <w:p>
       <w:pPr>
         <w:spacing w:after="160" w:line="300" w:lineRule="auto"/>
         <w:rPr>
-          <w:rFonts w:ascii="맑은 고딕" w:eastAsia="맑은 고딕" w:hAnsi="맑은 고딕"/>
+          <w:rFonts w:ascii="맑은 고딕" w:eastAsia="맑은 고딕" w:hAnsi="맑은 고딕" w:cs="맑은 고딕"/>
           <w:lang w:eastAsia="ko-KR"/>
         </w:rPr>
       </w:pPr>
       <w:r>
         <w:rPr>
-          <w:rFonts w:ascii="맑은 고딕" w:eastAsia="맑은 고딕" w:hAnsi="맑은 고딕"/>
+          <w:rFonts w:ascii="맑은 고딕" w:eastAsia="맑은 고딕" w:hAnsi="맑은 고딕" w:cs="맑은 고딕"/>
           <w:color w:val="23324A"/>
           <w:lang w:eastAsia="ko-KR"/>
         </w:rPr>
-        <w:t>API/pyproject.toml과 패키지 __version__을 함께 관리하세요. /api/v1 경로는 현재 계약입니다. 실패 권한 재실행 기능은 API와 Client가 모두 지원해야 하므로 함께 배포하고 서비스 재시작 후 확인하세요.</w:t>
+        <w:t>API/pyproject.toml과 패키지 __version__의 값을 함께 관리하세요. /api/v1 경로가 현재의 API 계약입니다. 실패한 권한 작업의 재실행은 API와 Client가 모두 지원해야 하므로 두 프로그램을 함께 배포하고, 서비스를 재시작한 뒤 동작을 확인하세요.</w:t>
       </w:r>
     </w:p>
     <w:p>
       <w:pPr>
         <w:rPr>
-          <w:rFonts w:ascii="맑은 고딕" w:eastAsia="맑은 고딕" w:hAnsi="맑은 고딕"/>
+          <w:rFonts w:ascii="맑은 고딕" w:eastAsia="맑은 고딕" w:hAnsi="맑은 고딕" w:cs="맑은 고딕"/>
           <w:lang w:eastAsia="ko-KR"/>
         </w:rPr>
       </w:pPr>
       <w:r>
         <w:rPr>
-          <w:rFonts w:ascii="맑은 고딕" w:eastAsia="맑은 고딕" w:hAnsi="맑은 고딕"/>
+          <w:rFonts w:ascii="맑은 고딕" w:eastAsia="맑은 고딕" w:hAnsi="맑은 고딕" w:cs="맑은 고딕"/>
           <w:lang w:eastAsia="ko-KR"/>
         </w:rPr>
         <w:br w:type="page"/>
@@ -7246,13 +7098,13 @@
         <w:pStyle w:val="1"/>
         <w:spacing w:after="160" w:line="300" w:lineRule="auto"/>
         <w:rPr>
-          <w:rFonts w:ascii="맑은 고딕" w:eastAsia="맑은 고딕" w:hAnsi="맑은 고딕"/>
+          <w:rFonts w:ascii="맑은 고딕" w:eastAsia="맑은 고딕" w:hAnsi="맑은 고딕" w:cs="맑은 고딕"/>
           <w:lang w:eastAsia="ko-KR"/>
         </w:rPr>
       </w:pPr>
       <w:r>
         <w:rPr>
-          <w:rFonts w:ascii="맑은 고딕" w:eastAsia="맑은 고딕" w:hAnsi="맑은 고딕"/>
+          <w:rFonts w:ascii="맑은 고딕" w:eastAsia="맑은 고딕" w:hAnsi="맑은 고딕" w:cs="맑은 고딕"/>
           <w:sz w:val="40"/>
           <w:lang w:eastAsia="ko-KR"/>
         </w:rPr>
@@ -7285,12 +7137,12 @@
             <w:pPr>
               <w:spacing w:before="100" w:after="100"/>
               <w:rPr>
-                <w:rFonts w:ascii="맑은 고딕" w:eastAsia="맑은 고딕" w:hAnsi="맑은 고딕"/>
-              </w:rPr>
-            </w:pPr>
-            <w:r>
-              <w:rPr>
-                <w:rFonts w:ascii="맑은 고딕" w:eastAsia="맑은 고딕" w:hAnsi="맑은 고딕"/>
+                <w:rFonts w:ascii="맑은 고딕" w:eastAsia="맑은 고딕" w:hAnsi="맑은 고딕" w:cs="맑은 고딕"/>
+              </w:rPr>
+            </w:pPr>
+            <w:r>
+              <w:rPr>
+                <w:rFonts w:ascii="맑은 고딕" w:eastAsia="맑은 고딕" w:hAnsi="맑은 고딕" w:cs="맑은 고딕"/>
                 <w:b/>
                 <w:color w:val="FFFFFF"/>
                 <w:sz w:val="19"/>
@@ -7308,12 +7160,12 @@
             <w:pPr>
               <w:spacing w:before="100" w:after="100"/>
               <w:rPr>
-                <w:rFonts w:ascii="맑은 고딕" w:eastAsia="맑은 고딕" w:hAnsi="맑은 고딕"/>
-              </w:rPr>
-            </w:pPr>
-            <w:r>
-              <w:rPr>
-                <w:rFonts w:ascii="맑은 고딕" w:eastAsia="맑은 고딕" w:hAnsi="맑은 고딕"/>
+                <w:rFonts w:ascii="맑은 고딕" w:eastAsia="맑은 고딕" w:hAnsi="맑은 고딕" w:cs="맑은 고딕"/>
+              </w:rPr>
+            </w:pPr>
+            <w:r>
+              <w:rPr>
+                <w:rFonts w:ascii="맑은 고딕" w:eastAsia="맑은 고딕" w:hAnsi="맑은 고딕" w:cs="맑은 고딕"/>
                 <w:b/>
                 <w:color w:val="FFFFFF"/>
                 <w:sz w:val="19"/>
@@ -7338,12 +7190,12 @@
             <w:pPr>
               <w:spacing w:before="100" w:after="100" w:line="269" w:lineRule="auto"/>
               <w:rPr>
-                <w:rFonts w:ascii="맑은 고딕" w:eastAsia="맑은 고딕" w:hAnsi="맑은 고딕"/>
-              </w:rPr>
-            </w:pPr>
-            <w:r>
-              <w:rPr>
-                <w:rFonts w:ascii="맑은 고딕" w:eastAsia="맑은 고딕" w:hAnsi="맑은 고딕"/>
+                <w:rFonts w:ascii="맑은 고딕" w:eastAsia="맑은 고딕" w:hAnsi="맑은 고딕" w:cs="맑은 고딕"/>
+              </w:rPr>
+            </w:pPr>
+            <w:r>
+              <w:rPr>
+                <w:rFonts w:ascii="맑은 고딕" w:eastAsia="맑은 고딕" w:hAnsi="맑은 고딕" w:cs="맑은 고딕"/>
                 <w:b/>
                 <w:color w:val="23324A"/>
                 <w:sz w:val="18"/>
@@ -7362,13 +7214,13 @@
             <w:pPr>
               <w:spacing w:before="100" w:after="100" w:line="269" w:lineRule="auto"/>
               <w:rPr>
-                <w:rFonts w:ascii="맑은 고딕" w:eastAsia="맑은 고딕" w:hAnsi="맑은 고딕"/>
+                <w:rFonts w:ascii="맑은 고딕" w:eastAsia="맑은 고딕" w:hAnsi="맑은 고딕" w:cs="맑은 고딕"/>
                 <w:lang w:eastAsia="ko-KR"/>
               </w:rPr>
             </w:pPr>
             <w:r>
               <w:rPr>
-                <w:rFonts w:ascii="맑은 고딕" w:eastAsia="맑은 고딕" w:hAnsi="맑은 고딕"/>
+                <w:rFonts w:ascii="맑은 고딕" w:eastAsia="맑은 고딕" w:hAnsi="맑은 고딕" w:cs="맑은 고딕"/>
                 <w:color w:val="23324A"/>
                 <w:sz w:val="18"/>
                 <w:lang w:eastAsia="ko-KR"/>
@@ -7393,12 +7245,12 @@
             <w:pPr>
               <w:spacing w:before="100" w:after="100" w:line="269" w:lineRule="auto"/>
               <w:rPr>
-                <w:rFonts w:ascii="맑은 고딕" w:eastAsia="맑은 고딕" w:hAnsi="맑은 고딕"/>
-              </w:rPr>
-            </w:pPr>
-            <w:r>
-              <w:rPr>
-                <w:rFonts w:ascii="맑은 고딕" w:eastAsia="맑은 고딕" w:hAnsi="맑은 고딕"/>
+                <w:rFonts w:ascii="맑은 고딕" w:eastAsia="맑은 고딕" w:hAnsi="맑은 고딕" w:cs="맑은 고딕"/>
+              </w:rPr>
+            </w:pPr>
+            <w:r>
+              <w:rPr>
+                <w:rFonts w:ascii="맑은 고딕" w:eastAsia="맑은 고딕" w:hAnsi="맑은 고딕" w:cs="맑은 고딕"/>
                 <w:b/>
                 <w:color w:val="23324A"/>
                 <w:sz w:val="18"/>
@@ -7417,13 +7269,13 @@
             <w:pPr>
               <w:spacing w:before="100" w:after="100" w:line="269" w:lineRule="auto"/>
               <w:rPr>
-                <w:rFonts w:ascii="맑은 고딕" w:eastAsia="맑은 고딕" w:hAnsi="맑은 고딕"/>
+                <w:rFonts w:ascii="맑은 고딕" w:eastAsia="맑은 고딕" w:hAnsi="맑은 고딕" w:cs="맑은 고딕"/>
                 <w:lang w:eastAsia="ko-KR"/>
               </w:rPr>
             </w:pPr>
             <w:r>
               <w:rPr>
-                <w:rFonts w:ascii="맑은 고딕" w:eastAsia="맑은 고딕" w:hAnsi="맑은 고딕"/>
+                <w:rFonts w:ascii="맑은 고딕" w:eastAsia="맑은 고딕" w:hAnsi="맑은 고딕" w:cs="맑은 고딕"/>
                 <w:color w:val="23324A"/>
                 <w:sz w:val="18"/>
                 <w:lang w:eastAsia="ko-KR"/>
@@ -7448,12 +7300,12 @@
             <w:pPr>
               <w:spacing w:before="100" w:after="100" w:line="269" w:lineRule="auto"/>
               <w:rPr>
-                <w:rFonts w:ascii="맑은 고딕" w:eastAsia="맑은 고딕" w:hAnsi="맑은 고딕"/>
-              </w:rPr>
-            </w:pPr>
-            <w:r>
-              <w:rPr>
-                <w:rFonts w:ascii="맑은 고딕" w:eastAsia="맑은 고딕" w:hAnsi="맑은 고딕"/>
+                <w:rFonts w:ascii="맑은 고딕" w:eastAsia="맑은 고딕" w:hAnsi="맑은 고딕" w:cs="맑은 고딕"/>
+              </w:rPr>
+            </w:pPr>
+            <w:r>
+              <w:rPr>
+                <w:rFonts w:ascii="맑은 고딕" w:eastAsia="맑은 고딕" w:hAnsi="맑은 고딕" w:cs="맑은 고딕"/>
                 <w:b/>
                 <w:color w:val="23324A"/>
                 <w:sz w:val="18"/>
@@ -7472,13 +7324,13 @@
             <w:pPr>
               <w:spacing w:before="100" w:after="100" w:line="269" w:lineRule="auto"/>
               <w:rPr>
-                <w:rFonts w:ascii="맑은 고딕" w:eastAsia="맑은 고딕" w:hAnsi="맑은 고딕"/>
+                <w:rFonts w:ascii="맑은 고딕" w:eastAsia="맑은 고딕" w:hAnsi="맑은 고딕" w:cs="맑은 고딕"/>
                 <w:lang w:eastAsia="ko-KR"/>
               </w:rPr>
             </w:pPr>
             <w:r>
               <w:rPr>
-                <w:rFonts w:ascii="맑은 고딕" w:eastAsia="맑은 고딕" w:hAnsi="맑은 고딕"/>
+                <w:rFonts w:ascii="맑은 고딕" w:eastAsia="맑은 고딕" w:hAnsi="맑은 고딕" w:cs="맑은 고딕"/>
                 <w:color w:val="23324A"/>
                 <w:sz w:val="18"/>
                 <w:lang w:eastAsia="ko-KR"/>
@@ -7503,12 +7355,12 @@
             <w:pPr>
               <w:spacing w:before="100" w:after="100" w:line="269" w:lineRule="auto"/>
               <w:rPr>
-                <w:rFonts w:ascii="맑은 고딕" w:eastAsia="맑은 고딕" w:hAnsi="맑은 고딕"/>
-              </w:rPr>
-            </w:pPr>
-            <w:r>
-              <w:rPr>
-                <w:rFonts w:ascii="맑은 고딕" w:eastAsia="맑은 고딕" w:hAnsi="맑은 고딕"/>
+                <w:rFonts w:ascii="맑은 고딕" w:eastAsia="맑은 고딕" w:hAnsi="맑은 고딕" w:cs="맑은 고딕"/>
+              </w:rPr>
+            </w:pPr>
+            <w:r>
+              <w:rPr>
+                <w:rFonts w:ascii="맑은 고딕" w:eastAsia="맑은 고딕" w:hAnsi="맑은 고딕" w:cs="맑은 고딕"/>
                 <w:b/>
                 <w:color w:val="23324A"/>
                 <w:sz w:val="18"/>
@@ -7527,13 +7379,13 @@
             <w:pPr>
               <w:spacing w:before="100" w:after="100" w:line="269" w:lineRule="auto"/>
               <w:rPr>
-                <w:rFonts w:ascii="맑은 고딕" w:eastAsia="맑은 고딕" w:hAnsi="맑은 고딕"/>
+                <w:rFonts w:ascii="맑은 고딕" w:eastAsia="맑은 고딕" w:hAnsi="맑은 고딕" w:cs="맑은 고딕"/>
                 <w:lang w:eastAsia="ko-KR"/>
               </w:rPr>
             </w:pPr>
             <w:r>
               <w:rPr>
-                <w:rFonts w:ascii="맑은 고딕" w:eastAsia="맑은 고딕" w:hAnsi="맑은 고딕"/>
+                <w:rFonts w:ascii="맑은 고딕" w:eastAsia="맑은 고딕" w:hAnsi="맑은 고딕" w:cs="맑은 고딕"/>
                 <w:color w:val="23324A"/>
                 <w:sz w:val="18"/>
                 <w:lang w:eastAsia="ko-KR"/>
@@ -7558,12 +7410,12 @@
             <w:pPr>
               <w:spacing w:before="100" w:after="100" w:line="269" w:lineRule="auto"/>
               <w:rPr>
-                <w:rFonts w:ascii="맑은 고딕" w:eastAsia="맑은 고딕" w:hAnsi="맑은 고딕"/>
-              </w:rPr>
-            </w:pPr>
-            <w:r>
-              <w:rPr>
-                <w:rFonts w:ascii="맑은 고딕" w:eastAsia="맑은 고딕" w:hAnsi="맑은 고딕"/>
+                <w:rFonts w:ascii="맑은 고딕" w:eastAsia="맑은 고딕" w:hAnsi="맑은 고딕" w:cs="맑은 고딕"/>
+              </w:rPr>
+            </w:pPr>
+            <w:r>
+              <w:rPr>
+                <w:rFonts w:ascii="맑은 고딕" w:eastAsia="맑은 고딕" w:hAnsi="맑은 고딕" w:cs="맑은 고딕"/>
                 <w:b/>
                 <w:color w:val="23324A"/>
                 <w:sz w:val="18"/>
@@ -7582,13 +7434,13 @@
             <w:pPr>
               <w:spacing w:before="100" w:after="100" w:line="269" w:lineRule="auto"/>
               <w:rPr>
-                <w:rFonts w:ascii="맑은 고딕" w:eastAsia="맑은 고딕" w:hAnsi="맑은 고딕"/>
+                <w:rFonts w:ascii="맑은 고딕" w:eastAsia="맑은 고딕" w:hAnsi="맑은 고딕" w:cs="맑은 고딕"/>
                 <w:lang w:eastAsia="ko-KR"/>
               </w:rPr>
             </w:pPr>
             <w:r>
               <w:rPr>
-                <w:rFonts w:ascii="맑은 고딕" w:eastAsia="맑은 고딕" w:hAnsi="맑은 고딕"/>
+                <w:rFonts w:ascii="맑은 고딕" w:eastAsia="맑은 고딕" w:hAnsi="맑은 고딕" w:cs="맑은 고딕"/>
                 <w:color w:val="23324A"/>
                 <w:sz w:val="18"/>
                 <w:lang w:eastAsia="ko-KR"/>
@@ -7613,12 +7465,12 @@
             <w:pPr>
               <w:spacing w:before="100" w:after="100" w:line="269" w:lineRule="auto"/>
               <w:rPr>
-                <w:rFonts w:ascii="맑은 고딕" w:eastAsia="맑은 고딕" w:hAnsi="맑은 고딕"/>
-              </w:rPr>
-            </w:pPr>
-            <w:r>
-              <w:rPr>
-                <w:rFonts w:ascii="맑은 고딕" w:eastAsia="맑은 고딕" w:hAnsi="맑은 고딕"/>
+                <w:rFonts w:ascii="맑은 고딕" w:eastAsia="맑은 고딕" w:hAnsi="맑은 고딕" w:cs="맑은 고딕"/>
+              </w:rPr>
+            </w:pPr>
+            <w:r>
+              <w:rPr>
+                <w:rFonts w:ascii="맑은 고딕" w:eastAsia="맑은 고딕" w:hAnsi="맑은 고딕" w:cs="맑은 고딕"/>
                 <w:b/>
                 <w:color w:val="23324A"/>
                 <w:sz w:val="18"/>
@@ -7637,13 +7489,13 @@
             <w:pPr>
               <w:spacing w:before="100" w:after="100" w:line="269" w:lineRule="auto"/>
               <w:rPr>
-                <w:rFonts w:ascii="맑은 고딕" w:eastAsia="맑은 고딕" w:hAnsi="맑은 고딕"/>
+                <w:rFonts w:ascii="맑은 고딕" w:eastAsia="맑은 고딕" w:hAnsi="맑은 고딕" w:cs="맑은 고딕"/>
                 <w:lang w:eastAsia="ko-KR"/>
               </w:rPr>
             </w:pPr>
             <w:r>
               <w:rPr>
-                <w:rFonts w:ascii="맑은 고딕" w:eastAsia="맑은 고딕" w:hAnsi="맑은 고딕"/>
+                <w:rFonts w:ascii="맑은 고딕" w:eastAsia="맑은 고딕" w:hAnsi="맑은 고딕" w:cs="맑은 고딕"/>
                 <w:color w:val="23324A"/>
                 <w:sz w:val="18"/>
                 <w:lang w:eastAsia="ko-KR"/>
@@ -7668,12 +7520,12 @@
             <w:pPr>
               <w:spacing w:before="100" w:after="100" w:line="269" w:lineRule="auto"/>
               <w:rPr>
-                <w:rFonts w:ascii="맑은 고딕" w:eastAsia="맑은 고딕" w:hAnsi="맑은 고딕"/>
-              </w:rPr>
-            </w:pPr>
-            <w:r>
-              <w:rPr>
-                <w:rFonts w:ascii="맑은 고딕" w:eastAsia="맑은 고딕" w:hAnsi="맑은 고딕"/>
+                <w:rFonts w:ascii="맑은 고딕" w:eastAsia="맑은 고딕" w:hAnsi="맑은 고딕" w:cs="맑은 고딕"/>
+              </w:rPr>
+            </w:pPr>
+            <w:r>
+              <w:rPr>
+                <w:rFonts w:ascii="맑은 고딕" w:eastAsia="맑은 고딕" w:hAnsi="맑은 고딕" w:cs="맑은 고딕"/>
                 <w:b/>
                 <w:color w:val="23324A"/>
                 <w:sz w:val="18"/>
@@ -7692,18 +7544,18 @@
             <w:pPr>
               <w:spacing w:before="100" w:after="100" w:line="269" w:lineRule="auto"/>
               <w:rPr>
-                <w:rFonts w:ascii="맑은 고딕" w:eastAsia="맑은 고딕" w:hAnsi="맑은 고딕"/>
+                <w:rFonts w:ascii="맑은 고딕" w:eastAsia="맑은 고딕" w:hAnsi="맑은 고딕" w:cs="맑은 고딕"/>
                 <w:lang w:eastAsia="ko-KR"/>
               </w:rPr>
             </w:pPr>
             <w:r>
               <w:rPr>
-                <w:rFonts w:ascii="맑은 고딕" w:eastAsia="맑은 고딕" w:hAnsi="맑은 고딕"/>
+                <w:rFonts w:ascii="맑은 고딕" w:eastAsia="맑은 고딕" w:hAnsi="맑은 고딕" w:cs="맑은 고딕"/>
                 <w:color w:val="23324A"/>
                 <w:sz w:val="18"/>
                 <w:lang w:eastAsia="ko-KR"/>
               </w:rPr>
-              <w:t>장애 접수 담당·중단 기준·피드백 채널·로그 보관 기준 지정</w:t>
+              <w:t>장애 접수 담당자·중단 기준·피드백 채널·로그 보관 기준 지정</w:t>
             </w:r>
           </w:p>
         </w:tc>
@@ -7713,7 +7565,7 @@
       <w:pPr>
         <w:spacing w:after="0"/>
         <w:rPr>
-          <w:rFonts w:ascii="맑은 고딕" w:eastAsia="맑은 고딕" w:hAnsi="맑은 고딕"/>
+          <w:rFonts w:ascii="맑은 고딕" w:eastAsia="맑은 고딕" w:hAnsi="맑은 고딕" w:cs="맑은 고딕"/>
           <w:lang w:eastAsia="ko-KR"/>
         </w:rPr>
       </w:pPr>
@@ -7736,37 +7588,37 @@
             <w:pPr>
               <w:spacing w:before="140" w:after="80"/>
               <w:rPr>
-                <w:rFonts w:ascii="맑은 고딕" w:eastAsia="맑은 고딕" w:hAnsi="맑은 고딕"/>
+                <w:rFonts w:ascii="맑은 고딕" w:eastAsia="맑은 고딕" w:hAnsi="맑은 고딕" w:cs="맑은 고딕"/>
                 <w:lang w:eastAsia="ko-KR"/>
               </w:rPr>
             </w:pPr>
             <w:r>
               <w:rPr>
-                <w:rFonts w:ascii="맑은 고딕" w:eastAsia="맑은 고딕" w:hAnsi="맑은 고딕"/>
+                <w:rFonts w:ascii="맑은 고딕" w:eastAsia="맑은 고딕" w:hAnsi="맑은 고딕" w:cs="맑은 고딕"/>
                 <w:b/>
                 <w:color w:val="2962FF"/>
                 <w:sz w:val="20"/>
                 <w:lang w:eastAsia="ko-KR"/>
               </w:rPr>
-              <w:t>현재 베타 제한</w:t>
+              <w:t>현재 베타의 제한 사항</w:t>
             </w:r>
           </w:p>
           <w:p>
             <w:pPr>
               <w:spacing w:after="140" w:line="283" w:lineRule="auto"/>
               <w:rPr>
-                <w:rFonts w:ascii="맑은 고딕" w:eastAsia="맑은 고딕" w:hAnsi="맑은 고딕"/>
+                <w:rFonts w:ascii="맑은 고딕" w:eastAsia="맑은 고딕" w:hAnsi="맑은 고딕" w:cs="맑은 고딕"/>
                 <w:lang w:eastAsia="ko-KR"/>
               </w:rPr>
             </w:pPr>
             <w:r>
               <w:rPr>
-                <w:rFonts w:ascii="맑은 고딕" w:eastAsia="맑은 고딕" w:hAnsi="맑은 고딕"/>
+                <w:rFonts w:ascii="맑은 고딕" w:eastAsia="맑은 고딕" w:hAnsi="맑은 고딕" w:cs="맑은 고딕"/>
                 <w:color w:val="23324A"/>
                 <w:sz w:val="19"/>
                 <w:lang w:eastAsia="ko-KR"/>
               </w:rPr>
-              <w:t>Worker는 API 프로세스 안의 BackgroundTasks입니다. 재시작 후 작업 자동 재개·전용 작업 큐·사용자별 권한·자동 복구는 없습니다. Windows 서비스의 자동 재시작은 Job 복구를 의미하지 않습니다.</w:t>
+              <w:t>Worker는 API 프로세스 안에서 동작하는 BackgroundTasks입니다. 재시작 후 작업 자동 재개, 전용 작업 큐, 사용자별 권한, 자동 복구는 제공하지 않습니다. Windows 서비스가 자동으로 재시작되더라도 Job이 복구되지는 않습니다.</w:t>
             </w:r>
           </w:p>
         </w:tc>
@@ -7777,13 +7629,13 @@
         <w:pStyle w:val="21"/>
         <w:spacing w:before="140" w:after="160" w:line="300" w:lineRule="auto"/>
         <w:rPr>
-          <w:rFonts w:ascii="맑은 고딕" w:eastAsia="맑은 고딕" w:hAnsi="맑은 고딕"/>
+          <w:rFonts w:ascii="맑은 고딕" w:eastAsia="맑은 고딕" w:hAnsi="맑은 고딕" w:cs="맑은 고딕"/>
           <w:lang w:eastAsia="ko-KR"/>
         </w:rPr>
       </w:pPr>
       <w:r>
         <w:rPr>
-          <w:rFonts w:ascii="맑은 고딕" w:eastAsia="맑은 고딕" w:hAnsi="맑은 고딕"/>
+          <w:rFonts w:ascii="맑은 고딕" w:eastAsia="맑은 고딕" w:hAnsi="맑은 고딕" w:cs="맑은 고딕"/>
           <w:color w:val="2962FF"/>
           <w:sz w:val="24"/>
           <w:lang w:eastAsia="ko-KR"/>
@@ -7795,17 +7647,17 @@
       <w:pPr>
         <w:spacing w:after="160" w:line="300" w:lineRule="auto"/>
         <w:rPr>
-          <w:rFonts w:ascii="맑은 고딕" w:eastAsia="맑은 고딕" w:hAnsi="맑은 고딕"/>
+          <w:rFonts w:ascii="맑은 고딕" w:eastAsia="맑은 고딕" w:hAnsi="맑은 고딕" w:cs="맑은 고딕"/>
           <w:lang w:eastAsia="ko-KR"/>
         </w:rPr>
       </w:pPr>
       <w:r>
         <w:rPr>
-          <w:rFonts w:ascii="맑은 고딕" w:eastAsia="맑은 고딕" w:hAnsi="맑은 고딕"/>
+          <w:rFonts w:ascii="맑은 고딕" w:eastAsia="맑은 고딕" w:hAnsi="맑은 고딕" w:cs="맑은 고딕"/>
           <w:color w:val="23324A"/>
           <w:lang w:eastAsia="ko-KR"/>
         </w:rPr>
-        <w:t>① 별도 Worker와 재시작 복구 ② 사용자 인증·권한 분리와 HTTPS 운용 ③ 작업 단위 동시성 제어 ④ 로그 보관·모니터링 ⑤ DB 마이그레이션·배포 자동화. 개선 항목은 제안이며 현재 구현된 기능이 아닙니다.</w:t>
+        <w:t>① 별도 Worker와 재시작 복구 ② 사용자 인증·권한 분리와 HTTPS 운용 ③ 작업 단위 동시성 제어 ④ 로그 보관·모니터링 ⑤ DB 마이그레이션·배포 자동화. 개선 항목은 제안 사항이며, 현재 구현된 기능이 아닙니다.</w:t>
       </w:r>
     </w:p>
     <w:p>
@@ -7813,12 +7665,12 @@
         <w:pStyle w:val="21"/>
         <w:spacing w:before="140" w:after="160" w:line="300" w:lineRule="auto"/>
         <w:rPr>
-          <w:rFonts w:ascii="맑은 고딕" w:eastAsia="맑은 고딕" w:hAnsi="맑은 고딕"/>
+          <w:rFonts w:ascii="맑은 고딕" w:eastAsia="맑은 고딕" w:hAnsi="맑은 고딕" w:cs="맑은 고딕"/>
         </w:rPr>
       </w:pPr>
       <w:r>
         <w:rPr>
-          <w:rFonts w:ascii="맑은 고딕" w:eastAsia="맑은 고딕" w:hAnsi="맑은 고딕"/>
+          <w:rFonts w:ascii="맑은 고딕" w:eastAsia="맑은 고딕" w:hAnsi="맑은 고딕" w:cs="맑은 고딕"/>
           <w:color w:val="2962FF"/>
           <w:sz w:val="24"/>
         </w:rPr>
@@ -7829,15 +7681,15 @@
       <w:pPr>
         <w:spacing w:after="160" w:line="300" w:lineRule="auto"/>
         <w:rPr>
-          <w:rFonts w:ascii="맑은 고딕" w:eastAsia="맑은 고딕" w:hAnsi="맑은 고딕"/>
+          <w:rFonts w:ascii="맑은 고딕" w:eastAsia="맑은 고딕" w:hAnsi="맑은 고딕" w:cs="맑은 고딕"/>
         </w:rPr>
       </w:pPr>
       <w:r>
         <w:rPr>
-          <w:rFonts w:ascii="맑은 고딕" w:eastAsia="맑은 고딕" w:hAnsi="맑은 고딕"/>
+          <w:rFonts w:ascii="맑은 고딕" w:eastAsia="맑은 고딕" w:hAnsi="맑은 고딕" w:cs="맑은 고딕"/>
           <w:color w:val="23324A"/>
         </w:rPr>
-        <w:t>API/src/folder_grant_api/{api,schemas,domain,services,infrastructure,workers}, settings.py, windows_service.py, API/service/, API/pyproject.toml, API/tests/. 문서 기준 이후 코드를 변경하면 계약·운영 절차도 함께 갱신하세요.</w:t>
+        <w:t>API/src/folder_grant_api/{api,schemas,domain,services,infrastructure,workers}, settings.py, windows_service.py, API/service/, API/pyproject.toml, API/tests/. 문서 작성 이후에 코드를 변경하면 계약과 운영 절차도 함께 갱신하세요.</w:t>
       </w:r>
     </w:p>
     <w:sectPr>
@@ -7887,27 +7739,41 @@
     </w:pPr>
     <w:r>
       <w:rPr>
+        <w:rFonts w:ascii="맑은 고딕" w:eastAsia="맑은 고딕" w:hAnsi="맑은 고딕" w:cs="맑은 고딕"/>
         <w:color w:val="60718A"/>
         <w:sz w:val="16"/>
       </w:rPr>
       <w:t xml:space="preserve">내부 베타 배포 · 2026-10-23    |    </w:t>
     </w:r>
     <w:r>
+      <w:rPr>
+        <w:rFonts w:ascii="맑은 고딕" w:eastAsia="맑은 고딕" w:hAnsi="맑은 고딕" w:cs="맑은 고딕"/>
+      </w:rPr>
       <w:fldChar w:fldCharType="begin"/>
     </w:r>
     <w:r>
+      <w:rPr>
+        <w:rFonts w:ascii="맑은 고딕" w:eastAsia="맑은 고딕" w:hAnsi="맑은 고딕" w:cs="맑은 고딕"/>
+      </w:rPr>
       <w:instrText>PAGE</w:instrText>
     </w:r>
     <w:r>
+      <w:rPr>
+        <w:rFonts w:ascii="맑은 고딕" w:eastAsia="맑은 고딕" w:hAnsi="맑은 고딕" w:cs="맑은 고딕"/>
+      </w:rPr>
       <w:fldChar w:fldCharType="separate"/>
     </w:r>
     <w:r>
       <w:rPr>
+        <w:rFonts w:ascii="맑은 고딕" w:eastAsia="맑은 고딕" w:hAnsi="맑은 고딕" w:cs="맑은 고딕"/>
         <w:noProof/>
       </w:rPr>
       <w:t>2</w:t>
     </w:r>
     <w:r>
+      <w:rPr>
+        <w:rFonts w:ascii="맑은 고딕" w:eastAsia="맑은 고딕" w:hAnsi="맑은 고딕" w:cs="맑은 고딕"/>
+      </w:rPr>
       <w:fldChar w:fldCharType="end"/>
     </w:r>
   </w:p>
@@ -7947,6 +7813,7 @@
     </w:pPr>
     <w:r>
       <w:rPr>
+        <w:rFonts w:ascii="맑은 고딕" w:eastAsia="맑은 고딕" w:hAnsi="맑은 고딕" w:cs="맑은 고딕"/>
         <w:color w:val="60718A"/>
         <w:sz w:val="17"/>
       </w:rPr>
@@ -8164,7 +8031,7 @@
   <w:docDefaults>
     <w:rPrDefault>
       <w:rPr>
-        <w:rFonts w:asciiTheme="minorHAnsi" w:eastAsiaTheme="minorEastAsia" w:hAnsiTheme="minorHAnsi" w:cstheme="minorBidi"/>
+        <w:rFonts w:ascii="맑은 고딕" w:eastAsia="맑은 고딕" w:hAnsi="맑은 고딕" w:cs="맑은 고딕"/>
         <w:sz w:val="22"/>
         <w:szCs w:val="22"/>
         <w:lang w:val="en-US" w:eastAsia="en-US" w:bidi="ar-SA"/>
@@ -8550,7 +8417,7 @@
     <w:qFormat/>
     <w:rsid w:val="00FC693F"/>
     <w:rPr>
-      <w:rFonts w:ascii="Noto Sans CJK KR" w:eastAsia="Noto Sans CJK KR" w:hAnsi="Noto Sans CJK KR"/>
+      <w:rFonts w:ascii="맑은 고딕" w:eastAsia="맑은 고딕" w:hAnsi="맑은 고딕" w:cs="맑은 고딕"/>
       <w:sz w:val="21"/>
     </w:rPr>
   </w:style>
@@ -8569,7 +8436,7 @@
       <w:outlineLvl w:val="0"/>
     </w:pPr>
     <w:rPr>
-      <w:rFonts w:asciiTheme="majorHAnsi" w:eastAsiaTheme="majorEastAsia" w:hAnsiTheme="majorHAnsi" w:cstheme="majorBidi"/>
+      <w:rFonts w:ascii="맑은 고딕" w:eastAsia="맑은 고딕" w:hAnsi="맑은 고딕" w:cs="맑은 고딕"/>
       <w:b/>
       <w:bCs/>
       <w:color w:val="14233D"/>
@@ -8593,7 +8460,7 @@
       <w:outlineLvl w:val="1"/>
     </w:pPr>
     <w:rPr>
-      <w:rFonts w:asciiTheme="majorHAnsi" w:eastAsiaTheme="majorEastAsia" w:hAnsiTheme="majorHAnsi" w:cstheme="majorBidi"/>
+      <w:rFonts w:ascii="맑은 고딕" w:eastAsia="맑은 고딕" w:hAnsi="맑은 고딕" w:cs="맑은 고딕"/>
       <w:b/>
       <w:bCs/>
       <w:color w:val="14233D"/>
@@ -8617,7 +8484,7 @@
       <w:outlineLvl w:val="2"/>
     </w:pPr>
     <w:rPr>
-      <w:rFonts w:asciiTheme="majorHAnsi" w:eastAsiaTheme="majorEastAsia" w:hAnsiTheme="majorHAnsi" w:cstheme="majorBidi"/>
+      <w:rFonts w:ascii="맑은 고딕" w:eastAsia="맑은 고딕" w:hAnsi="맑은 고딕" w:cs="맑은 고딕"/>
       <w:b/>
       <w:bCs/>
       <w:color w:val="4F81BD" w:themeColor="accent1"/>
@@ -8640,7 +8507,7 @@
       <w:outlineLvl w:val="3"/>
     </w:pPr>
     <w:rPr>
-      <w:rFonts w:asciiTheme="majorHAnsi" w:eastAsiaTheme="majorEastAsia" w:hAnsiTheme="majorHAnsi" w:cstheme="majorBidi"/>
+      <w:rFonts w:ascii="맑은 고딕" w:eastAsia="맑은 고딕" w:hAnsi="맑은 고딕" w:cs="맑은 고딕"/>
       <w:b/>
       <w:bCs/>
       <w:i/>
@@ -8665,7 +8532,7 @@
       <w:outlineLvl w:val="4"/>
     </w:pPr>
     <w:rPr>
-      <w:rFonts w:asciiTheme="majorHAnsi" w:eastAsiaTheme="majorEastAsia" w:hAnsiTheme="majorHAnsi" w:cstheme="majorBidi"/>
+      <w:rFonts w:ascii="맑은 고딕" w:eastAsia="맑은 고딕" w:hAnsi="맑은 고딕" w:cs="맑은 고딕"/>
       <w:color w:val="243F60" w:themeColor="accent1" w:themeShade="7F"/>
     </w:rPr>
   </w:style>
@@ -8686,7 +8553,7 @@
       <w:outlineLvl w:val="5"/>
     </w:pPr>
     <w:rPr>
-      <w:rFonts w:asciiTheme="majorHAnsi" w:eastAsiaTheme="majorEastAsia" w:hAnsiTheme="majorHAnsi" w:cstheme="majorBidi"/>
+      <w:rFonts w:ascii="맑은 고딕" w:eastAsia="맑은 고딕" w:hAnsi="맑은 고딕" w:cs="맑은 고딕"/>
       <w:i/>
       <w:iCs/>
       <w:color w:val="243F60" w:themeColor="accent1" w:themeShade="7F"/>
@@ -8709,7 +8576,7 @@
       <w:outlineLvl w:val="6"/>
     </w:pPr>
     <w:rPr>
-      <w:rFonts w:asciiTheme="majorHAnsi" w:eastAsiaTheme="majorEastAsia" w:hAnsiTheme="majorHAnsi" w:cstheme="majorBidi"/>
+      <w:rFonts w:ascii="맑은 고딕" w:eastAsia="맑은 고딕" w:hAnsi="맑은 고딕" w:cs="맑은 고딕"/>
       <w:i/>
       <w:iCs/>
       <w:color w:val="404040" w:themeColor="text1" w:themeTint="BF"/>
@@ -8732,7 +8599,7 @@
       <w:outlineLvl w:val="7"/>
     </w:pPr>
     <w:rPr>
-      <w:rFonts w:asciiTheme="majorHAnsi" w:eastAsiaTheme="majorEastAsia" w:hAnsiTheme="majorHAnsi" w:cstheme="majorBidi"/>
+      <w:rFonts w:ascii="맑은 고딕" w:eastAsia="맑은 고딕" w:hAnsi="맑은 고딕" w:cs="맑은 고딕"/>
       <w:color w:val="4F81BD" w:themeColor="accent1"/>
       <w:sz w:val="20"/>
       <w:szCs w:val="20"/>
@@ -8755,7 +8622,7 @@
       <w:outlineLvl w:val="8"/>
     </w:pPr>
     <w:rPr>
-      <w:rFonts w:asciiTheme="majorHAnsi" w:eastAsiaTheme="majorEastAsia" w:hAnsiTheme="majorHAnsi" w:cstheme="majorBidi"/>
+      <w:rFonts w:ascii="맑은 고딕" w:eastAsia="맑은 고딕" w:hAnsi="맑은 고딕" w:cs="맑은 고딕"/>
       <w:i/>
       <w:iCs/>
       <w:color w:val="404040" w:themeColor="text1" w:themeTint="BF"/>
@@ -8850,7 +8717,7 @@
     <w:uiPriority w:val="9"/>
     <w:rsid w:val="00FC693F"/>
     <w:rPr>
-      <w:rFonts w:asciiTheme="majorHAnsi" w:eastAsiaTheme="majorEastAsia" w:hAnsiTheme="majorHAnsi" w:cstheme="majorBidi"/>
+      <w:rFonts w:ascii="맑은 고딕" w:eastAsia="맑은 고딕" w:hAnsi="맑은 고딕" w:cs="맑은 고딕"/>
       <w:b/>
       <w:bCs/>
       <w:color w:val="365F91" w:themeColor="accent1" w:themeShade="BF"/>
@@ -8865,7 +8732,7 @@
     <w:uiPriority w:val="9"/>
     <w:rsid w:val="00FC693F"/>
     <w:rPr>
-      <w:rFonts w:asciiTheme="majorHAnsi" w:eastAsiaTheme="majorEastAsia" w:hAnsiTheme="majorHAnsi" w:cstheme="majorBidi"/>
+      <w:rFonts w:ascii="맑은 고딕" w:eastAsia="맑은 고딕" w:hAnsi="맑은 고딕" w:cs="맑은 고딕"/>
       <w:b/>
       <w:bCs/>
       <w:color w:val="4F81BD" w:themeColor="accent1"/>
@@ -8880,7 +8747,7 @@
     <w:uiPriority w:val="9"/>
     <w:rsid w:val="00FC693F"/>
     <w:rPr>
-      <w:rFonts w:asciiTheme="majorHAnsi" w:eastAsiaTheme="majorEastAsia" w:hAnsiTheme="majorHAnsi" w:cstheme="majorBidi"/>
+      <w:rFonts w:ascii="맑은 고딕" w:eastAsia="맑은 고딕" w:hAnsi="맑은 고딕" w:cs="맑은 고딕"/>
       <w:b/>
       <w:bCs/>
       <w:color w:val="4F81BD" w:themeColor="accent1"/>
@@ -8902,7 +8769,7 @@
       <w:contextualSpacing/>
     </w:pPr>
     <w:rPr>
-      <w:rFonts w:asciiTheme="majorHAnsi" w:eastAsiaTheme="majorEastAsia" w:hAnsiTheme="majorHAnsi" w:cstheme="majorBidi"/>
+      <w:rFonts w:ascii="맑은 고딕" w:eastAsia="맑은 고딕" w:hAnsi="맑은 고딕" w:cs="맑은 고딕"/>
       <w:color w:val="17365D" w:themeColor="text2" w:themeShade="BF"/>
       <w:spacing w:val="5"/>
       <w:kern w:val="28"/>
@@ -8917,7 +8784,7 @@
     <w:uiPriority w:val="10"/>
     <w:rsid w:val="00FC693F"/>
     <w:rPr>
-      <w:rFonts w:asciiTheme="majorHAnsi" w:eastAsiaTheme="majorEastAsia" w:hAnsiTheme="majorHAnsi" w:cstheme="majorBidi"/>
+      <w:rFonts w:ascii="맑은 고딕" w:eastAsia="맑은 고딕" w:hAnsi="맑은 고딕" w:cs="맑은 고딕"/>
       <w:color w:val="17365D" w:themeColor="text2" w:themeShade="BF"/>
       <w:spacing w:val="5"/>
       <w:kern w:val="28"/>
@@ -8939,7 +8806,7 @@
       </w:numPr>
     </w:pPr>
     <w:rPr>
-      <w:rFonts w:asciiTheme="majorHAnsi" w:eastAsiaTheme="majorEastAsia" w:hAnsiTheme="majorHAnsi" w:cstheme="majorBidi"/>
+      <w:rFonts w:ascii="맑은 고딕" w:eastAsia="맑은 고딕" w:hAnsi="맑은 고딕" w:cs="맑은 고딕"/>
       <w:i/>
       <w:iCs/>
       <w:color w:val="4F81BD" w:themeColor="accent1"/>
@@ -8955,7 +8822,7 @@
     <w:uiPriority w:val="11"/>
     <w:rsid w:val="00FC693F"/>
     <w:rPr>
-      <w:rFonts w:asciiTheme="majorHAnsi" w:eastAsiaTheme="majorEastAsia" w:hAnsiTheme="majorHAnsi" w:cstheme="majorBidi"/>
+      <w:rFonts w:ascii="맑은 고딕" w:eastAsia="맑은 고딕" w:hAnsi="맑은 고딕" w:cs="맑은 고딕"/>
       <w:i/>
       <w:iCs/>
       <w:color w:val="4F81BD" w:themeColor="accent1"/>
@@ -9202,7 +9069,7 @@
       </w:tabs>
     </w:pPr>
     <w:rPr>
-      <w:rFonts w:ascii="Courier" w:hAnsi="Courier"/>
+      <w:rFonts w:ascii="맑은 고딕" w:eastAsia="맑은 고딕" w:hAnsi="맑은 고딕" w:cs="맑은 고딕"/>
       <w:sz w:val="20"/>
       <w:szCs w:val="20"/>
     </w:rPr>
@@ -9214,7 +9081,7 @@
     <w:uiPriority w:val="99"/>
     <w:rsid w:val="0029639D"/>
     <w:rPr>
-      <w:rFonts w:ascii="Courier" w:hAnsi="Courier"/>
+      <w:rFonts w:ascii="맑은 고딕" w:eastAsia="맑은 고딕" w:hAnsi="맑은 고딕" w:cs="맑은 고딕"/>
       <w:sz w:val="20"/>
       <w:szCs w:val="20"/>
     </w:rPr>
@@ -9253,7 +9120,7 @@
     <w:semiHidden/>
     <w:rsid w:val="00FC693F"/>
     <w:rPr>
-      <w:rFonts w:asciiTheme="majorHAnsi" w:eastAsiaTheme="majorEastAsia" w:hAnsiTheme="majorHAnsi" w:cstheme="majorBidi"/>
+      <w:rFonts w:ascii="맑은 고딕" w:eastAsia="맑은 고딕" w:hAnsi="맑은 고딕" w:cs="맑은 고딕"/>
       <w:b/>
       <w:bCs/>
       <w:i/>
@@ -9269,7 +9136,7 @@
     <w:semiHidden/>
     <w:rsid w:val="00FC693F"/>
     <w:rPr>
-      <w:rFonts w:asciiTheme="majorHAnsi" w:eastAsiaTheme="majorEastAsia" w:hAnsiTheme="majorHAnsi" w:cstheme="majorBidi"/>
+      <w:rFonts w:ascii="맑은 고딕" w:eastAsia="맑은 고딕" w:hAnsi="맑은 고딕" w:cs="맑은 고딕"/>
       <w:color w:val="243F60" w:themeColor="accent1" w:themeShade="7F"/>
     </w:rPr>
   </w:style>
@@ -9281,7 +9148,7 @@
     <w:semiHidden/>
     <w:rsid w:val="00FC693F"/>
     <w:rPr>
-      <w:rFonts w:asciiTheme="majorHAnsi" w:eastAsiaTheme="majorEastAsia" w:hAnsiTheme="majorHAnsi" w:cstheme="majorBidi"/>
+      <w:rFonts w:ascii="맑은 고딕" w:eastAsia="맑은 고딕" w:hAnsi="맑은 고딕" w:cs="맑은 고딕"/>
       <w:i/>
       <w:iCs/>
       <w:color w:val="243F60" w:themeColor="accent1" w:themeShade="7F"/>
@@ -9295,7 +9162,7 @@
     <w:semiHidden/>
     <w:rsid w:val="00FC693F"/>
     <w:rPr>
-      <w:rFonts w:asciiTheme="majorHAnsi" w:eastAsiaTheme="majorEastAsia" w:hAnsiTheme="majorHAnsi" w:cstheme="majorBidi"/>
+      <w:rFonts w:ascii="맑은 고딕" w:eastAsia="맑은 고딕" w:hAnsi="맑은 고딕" w:cs="맑은 고딕"/>
       <w:i/>
       <w:iCs/>
       <w:color w:val="404040" w:themeColor="text1" w:themeTint="BF"/>
@@ -9309,7 +9176,7 @@
     <w:semiHidden/>
     <w:rsid w:val="00FC693F"/>
     <w:rPr>
-      <w:rFonts w:asciiTheme="majorHAnsi" w:eastAsiaTheme="majorEastAsia" w:hAnsiTheme="majorHAnsi" w:cstheme="majorBidi"/>
+      <w:rFonts w:ascii="맑은 고딕" w:eastAsia="맑은 고딕" w:hAnsi="맑은 고딕" w:cs="맑은 고딕"/>
       <w:color w:val="4F81BD" w:themeColor="accent1"/>
       <w:sz w:val="20"/>
       <w:szCs w:val="20"/>
@@ -9323,7 +9190,7 @@
     <w:semiHidden/>
     <w:rsid w:val="00FC693F"/>
     <w:rPr>
-      <w:rFonts w:asciiTheme="majorHAnsi" w:eastAsiaTheme="majorEastAsia" w:hAnsiTheme="majorHAnsi" w:cstheme="majorBidi"/>
+      <w:rFonts w:ascii="맑은 고딕" w:eastAsia="맑은 고딕" w:hAnsi="맑은 고딕" w:cs="맑은 고딕"/>
       <w:i/>
       <w:iCs/>
       <w:color w:val="404040" w:themeColor="text1" w:themeTint="BF"/>
@@ -10800,7 +10667,7 @@
         <w:spacing w:before="0" w:after="0" w:line="240" w:lineRule="auto"/>
       </w:pPr>
       <w:rPr>
-        <w:rFonts w:asciiTheme="majorHAnsi" w:eastAsiaTheme="majorEastAsia" w:hAnsiTheme="majorHAnsi" w:cstheme="majorBidi"/>
+        <w:rFonts w:ascii="맑은 고딕" w:eastAsia="맑은 고딕" w:hAnsi="맑은 고딕" w:cs="맑은 고딕"/>
         <w:b/>
         <w:bCs/>
       </w:rPr>
@@ -10821,7 +10688,7 @@
         <w:spacing w:before="0" w:after="0" w:line="240" w:lineRule="auto"/>
       </w:pPr>
       <w:rPr>
-        <w:rFonts w:asciiTheme="majorHAnsi" w:eastAsiaTheme="majorEastAsia" w:hAnsiTheme="majorHAnsi" w:cstheme="majorBidi"/>
+        <w:rFonts w:ascii="맑은 고딕" w:eastAsia="맑은 고딕" w:hAnsi="맑은 고딕" w:cs="맑은 고딕"/>
         <w:b/>
         <w:bCs/>
       </w:rPr>
@@ -10839,14 +10706,14 @@
     </w:tblStylePr>
     <w:tblStylePr w:type="firstCol">
       <w:rPr>
-        <w:rFonts w:asciiTheme="majorHAnsi" w:eastAsiaTheme="majorEastAsia" w:hAnsiTheme="majorHAnsi" w:cstheme="majorBidi"/>
+        <w:rFonts w:ascii="맑은 고딕" w:eastAsia="맑은 고딕" w:hAnsi="맑은 고딕" w:cs="맑은 고딕"/>
         <w:b/>
         <w:bCs/>
       </w:rPr>
     </w:tblStylePr>
     <w:tblStylePr w:type="lastCol">
       <w:rPr>
-        <w:rFonts w:asciiTheme="majorHAnsi" w:eastAsiaTheme="majorEastAsia" w:hAnsiTheme="majorHAnsi" w:cstheme="majorBidi"/>
+        <w:rFonts w:ascii="맑은 고딕" w:eastAsia="맑은 고딕" w:hAnsi="맑은 고딕" w:cs="맑은 고딕"/>
         <w:b/>
         <w:bCs/>
       </w:rPr>
@@ -10923,7 +10790,7 @@
         <w:spacing w:before="0" w:after="0" w:line="240" w:lineRule="auto"/>
       </w:pPr>
       <w:rPr>
-        <w:rFonts w:asciiTheme="majorHAnsi" w:eastAsiaTheme="majorEastAsia" w:hAnsiTheme="majorHAnsi" w:cstheme="majorBidi"/>
+        <w:rFonts w:ascii="맑은 고딕" w:eastAsia="맑은 고딕" w:hAnsi="맑은 고딕" w:cs="맑은 고딕"/>
         <w:b/>
         <w:bCs/>
       </w:rPr>
@@ -10944,7 +10811,7 @@
         <w:spacing w:before="0" w:after="0" w:line="240" w:lineRule="auto"/>
       </w:pPr>
       <w:rPr>
-        <w:rFonts w:asciiTheme="majorHAnsi" w:eastAsiaTheme="majorEastAsia" w:hAnsiTheme="majorHAnsi" w:cstheme="majorBidi"/>
+        <w:rFonts w:ascii="맑은 고딕" w:eastAsia="맑은 고딕" w:hAnsi="맑은 고딕" w:cs="맑은 고딕"/>
         <w:b/>
         <w:bCs/>
       </w:rPr>
@@ -10962,14 +10829,14 @@
     </w:tblStylePr>
     <w:tblStylePr w:type="firstCol">
       <w:rPr>
-        <w:rFonts w:asciiTheme="majorHAnsi" w:eastAsiaTheme="majorEastAsia" w:hAnsiTheme="majorHAnsi" w:cstheme="majorBidi"/>
+        <w:rFonts w:ascii="맑은 고딕" w:eastAsia="맑은 고딕" w:hAnsi="맑은 고딕" w:cs="맑은 고딕"/>
         <w:b/>
         <w:bCs/>
       </w:rPr>
     </w:tblStylePr>
     <w:tblStylePr w:type="lastCol">
       <w:rPr>
-        <w:rFonts w:asciiTheme="majorHAnsi" w:eastAsiaTheme="majorEastAsia" w:hAnsiTheme="majorHAnsi" w:cstheme="majorBidi"/>
+        <w:rFonts w:ascii="맑은 고딕" w:eastAsia="맑은 고딕" w:hAnsi="맑은 고딕" w:cs="맑은 고딕"/>
         <w:b/>
         <w:bCs/>
       </w:rPr>
@@ -11046,7 +10913,7 @@
         <w:spacing w:before="0" w:after="0" w:line="240" w:lineRule="auto"/>
       </w:pPr>
       <w:rPr>
-        <w:rFonts w:asciiTheme="majorHAnsi" w:eastAsiaTheme="majorEastAsia" w:hAnsiTheme="majorHAnsi" w:cstheme="majorBidi"/>
+        <w:rFonts w:ascii="맑은 고딕" w:eastAsia="맑은 고딕" w:hAnsi="맑은 고딕" w:cs="맑은 고딕"/>
         <w:b/>
         <w:bCs/>
       </w:rPr>
@@ -11067,7 +10934,7 @@
         <w:spacing w:before="0" w:after="0" w:line="240" w:lineRule="auto"/>
       </w:pPr>
       <w:rPr>
-        <w:rFonts w:asciiTheme="majorHAnsi" w:eastAsiaTheme="majorEastAsia" w:hAnsiTheme="majorHAnsi" w:cstheme="majorBidi"/>
+        <w:rFonts w:ascii="맑은 고딕" w:eastAsia="맑은 고딕" w:hAnsi="맑은 고딕" w:cs="맑은 고딕"/>
         <w:b/>
         <w:bCs/>
       </w:rPr>
@@ -11085,14 +10952,14 @@
     </w:tblStylePr>
     <w:tblStylePr w:type="firstCol">
       <w:rPr>
-        <w:rFonts w:asciiTheme="majorHAnsi" w:eastAsiaTheme="majorEastAsia" w:hAnsiTheme="majorHAnsi" w:cstheme="majorBidi"/>
+        <w:rFonts w:ascii="맑은 고딕" w:eastAsia="맑은 고딕" w:hAnsi="맑은 고딕" w:cs="맑은 고딕"/>
         <w:b/>
         <w:bCs/>
       </w:rPr>
     </w:tblStylePr>
     <w:tblStylePr w:type="lastCol">
       <w:rPr>
-        <w:rFonts w:asciiTheme="majorHAnsi" w:eastAsiaTheme="majorEastAsia" w:hAnsiTheme="majorHAnsi" w:cstheme="majorBidi"/>
+        <w:rFonts w:ascii="맑은 고딕" w:eastAsia="맑은 고딕" w:hAnsi="맑은 고딕" w:cs="맑은 고딕"/>
         <w:b/>
         <w:bCs/>
       </w:rPr>
@@ -11169,7 +11036,7 @@
         <w:spacing w:before="0" w:after="0" w:line="240" w:lineRule="auto"/>
       </w:pPr>
       <w:rPr>
-        <w:rFonts w:asciiTheme="majorHAnsi" w:eastAsiaTheme="majorEastAsia" w:hAnsiTheme="majorHAnsi" w:cstheme="majorBidi"/>
+        <w:rFonts w:ascii="맑은 고딕" w:eastAsia="맑은 고딕" w:hAnsi="맑은 고딕" w:cs="맑은 고딕"/>
         <w:b/>
         <w:bCs/>
       </w:rPr>
@@ -11190,7 +11057,7 @@
         <w:spacing w:before="0" w:after="0" w:line="240" w:lineRule="auto"/>
       </w:pPr>
       <w:rPr>
-        <w:rFonts w:asciiTheme="majorHAnsi" w:eastAsiaTheme="majorEastAsia" w:hAnsiTheme="majorHAnsi" w:cstheme="majorBidi"/>
+        <w:rFonts w:ascii="맑은 고딕" w:eastAsia="맑은 고딕" w:hAnsi="맑은 고딕" w:cs="맑은 고딕"/>
         <w:b/>
         <w:bCs/>
       </w:rPr>
@@ -11208,14 +11075,14 @@
     </w:tblStylePr>
     <w:tblStylePr w:type="firstCol">
       <w:rPr>
-        <w:rFonts w:asciiTheme="majorHAnsi" w:eastAsiaTheme="majorEastAsia" w:hAnsiTheme="majorHAnsi" w:cstheme="majorBidi"/>
+        <w:rFonts w:ascii="맑은 고딕" w:eastAsia="맑은 고딕" w:hAnsi="맑은 고딕" w:cs="맑은 고딕"/>
         <w:b/>
         <w:bCs/>
       </w:rPr>
     </w:tblStylePr>
     <w:tblStylePr w:type="lastCol">
       <w:rPr>
-        <w:rFonts w:asciiTheme="majorHAnsi" w:eastAsiaTheme="majorEastAsia" w:hAnsiTheme="majorHAnsi" w:cstheme="majorBidi"/>
+        <w:rFonts w:ascii="맑은 고딕" w:eastAsia="맑은 고딕" w:hAnsi="맑은 고딕" w:cs="맑은 고딕"/>
         <w:b/>
         <w:bCs/>
       </w:rPr>
@@ -11292,7 +11159,7 @@
         <w:spacing w:before="0" w:after="0" w:line="240" w:lineRule="auto"/>
       </w:pPr>
       <w:rPr>
-        <w:rFonts w:asciiTheme="majorHAnsi" w:eastAsiaTheme="majorEastAsia" w:hAnsiTheme="majorHAnsi" w:cstheme="majorBidi"/>
+        <w:rFonts w:ascii="맑은 고딕" w:eastAsia="맑은 고딕" w:hAnsi="맑은 고딕" w:cs="맑은 고딕"/>
         <w:b/>
         <w:bCs/>
       </w:rPr>
@@ -11313,7 +11180,7 @@
         <w:spacing w:before="0" w:after="0" w:line="240" w:lineRule="auto"/>
       </w:pPr>
       <w:rPr>
-        <w:rFonts w:asciiTheme="majorHAnsi" w:eastAsiaTheme="majorEastAsia" w:hAnsiTheme="majorHAnsi" w:cstheme="majorBidi"/>
+        <w:rFonts w:ascii="맑은 고딕" w:eastAsia="맑은 고딕" w:hAnsi="맑은 고딕" w:cs="맑은 고딕"/>
         <w:b/>
         <w:bCs/>
       </w:rPr>
@@ -11331,14 +11198,14 @@
     </w:tblStylePr>
     <w:tblStylePr w:type="firstCol">
       <w:rPr>
-        <w:rFonts w:asciiTheme="majorHAnsi" w:eastAsiaTheme="majorEastAsia" w:hAnsiTheme="majorHAnsi" w:cstheme="majorBidi"/>
+        <w:rFonts w:ascii="맑은 고딕" w:eastAsia="맑은 고딕" w:hAnsi="맑은 고딕" w:cs="맑은 고딕"/>
         <w:b/>
         <w:bCs/>
       </w:rPr>
     </w:tblStylePr>
     <w:tblStylePr w:type="lastCol">
       <w:rPr>
-        <w:rFonts w:asciiTheme="majorHAnsi" w:eastAsiaTheme="majorEastAsia" w:hAnsiTheme="majorHAnsi" w:cstheme="majorBidi"/>
+        <w:rFonts w:ascii="맑은 고딕" w:eastAsia="맑은 고딕" w:hAnsi="맑은 고딕" w:cs="맑은 고딕"/>
         <w:b/>
         <w:bCs/>
       </w:rPr>
@@ -11415,7 +11282,7 @@
         <w:spacing w:before="0" w:after="0" w:line="240" w:lineRule="auto"/>
       </w:pPr>
       <w:rPr>
-        <w:rFonts w:asciiTheme="majorHAnsi" w:eastAsiaTheme="majorEastAsia" w:hAnsiTheme="majorHAnsi" w:cstheme="majorBidi"/>
+        <w:rFonts w:ascii="맑은 고딕" w:eastAsia="맑은 고딕" w:hAnsi="맑은 고딕" w:cs="맑은 고딕"/>
         <w:b/>
         <w:bCs/>
       </w:rPr>
@@ -11436,7 +11303,7 @@
         <w:spacing w:before="0" w:after="0" w:line="240" w:lineRule="auto"/>
       </w:pPr>
       <w:rPr>
-        <w:rFonts w:asciiTheme="majorHAnsi" w:eastAsiaTheme="majorEastAsia" w:hAnsiTheme="majorHAnsi" w:cstheme="majorBidi"/>
+        <w:rFonts w:ascii="맑은 고딕" w:eastAsia="맑은 고딕" w:hAnsi="맑은 고딕" w:cs="맑은 고딕"/>
         <w:b/>
         <w:bCs/>
       </w:rPr>
@@ -11454,14 +11321,14 @@
     </w:tblStylePr>
     <w:tblStylePr w:type="firstCol">
       <w:rPr>
-        <w:rFonts w:asciiTheme="majorHAnsi" w:eastAsiaTheme="majorEastAsia" w:hAnsiTheme="majorHAnsi" w:cstheme="majorBidi"/>
+        <w:rFonts w:ascii="맑은 고딕" w:eastAsia="맑은 고딕" w:hAnsi="맑은 고딕" w:cs="맑은 고딕"/>
         <w:b/>
         <w:bCs/>
       </w:rPr>
     </w:tblStylePr>
     <w:tblStylePr w:type="lastCol">
       <w:rPr>
-        <w:rFonts w:asciiTheme="majorHAnsi" w:eastAsiaTheme="majorEastAsia" w:hAnsiTheme="majorHAnsi" w:cstheme="majorBidi"/>
+        <w:rFonts w:ascii="맑은 고딕" w:eastAsia="맑은 고딕" w:hAnsi="맑은 고딕" w:cs="맑은 고딕"/>
         <w:b/>
         <w:bCs/>
       </w:rPr>
@@ -11538,7 +11405,7 @@
         <w:spacing w:before="0" w:after="0" w:line="240" w:lineRule="auto"/>
       </w:pPr>
       <w:rPr>
-        <w:rFonts w:asciiTheme="majorHAnsi" w:eastAsiaTheme="majorEastAsia" w:hAnsiTheme="majorHAnsi" w:cstheme="majorBidi"/>
+        <w:rFonts w:ascii="맑은 고딕" w:eastAsia="맑은 고딕" w:hAnsi="맑은 고딕" w:cs="맑은 고딕"/>
         <w:b/>
         <w:bCs/>
       </w:rPr>
@@ -11559,7 +11426,7 @@
         <w:spacing w:before="0" w:after="0" w:line="240" w:lineRule="auto"/>
       </w:pPr>
       <w:rPr>
-        <w:rFonts w:asciiTheme="majorHAnsi" w:eastAsiaTheme="majorEastAsia" w:hAnsiTheme="majorHAnsi" w:cstheme="majorBidi"/>
+        <w:rFonts w:ascii="맑은 고딕" w:eastAsia="맑은 고딕" w:hAnsi="맑은 고딕" w:cs="맑은 고딕"/>
         <w:b/>
         <w:bCs/>
       </w:rPr>
@@ -11577,14 +11444,14 @@
     </w:tblStylePr>
     <w:tblStylePr w:type="firstCol">
       <w:rPr>
-        <w:rFonts w:asciiTheme="majorHAnsi" w:eastAsiaTheme="majorEastAsia" w:hAnsiTheme="majorHAnsi" w:cstheme="majorBidi"/>
+        <w:rFonts w:ascii="맑은 고딕" w:eastAsia="맑은 고딕" w:hAnsi="맑은 고딕" w:cs="맑은 고딕"/>
         <w:b/>
         <w:bCs/>
       </w:rPr>
     </w:tblStylePr>
     <w:tblStylePr w:type="lastCol">
       <w:rPr>
-        <w:rFonts w:asciiTheme="majorHAnsi" w:eastAsiaTheme="majorEastAsia" w:hAnsiTheme="majorHAnsi" w:cstheme="majorBidi"/>
+        <w:rFonts w:ascii="맑은 고딕" w:eastAsia="맑은 고딕" w:hAnsi="맑은 고딕" w:cs="맑은 고딕"/>
         <w:b/>
         <w:bCs/>
       </w:rPr>
@@ -13344,7 +13211,7 @@
     </w:tblPr>
     <w:tblStylePr w:type="firstRow">
       <w:rPr>
-        <w:rFonts w:asciiTheme="majorHAnsi" w:eastAsiaTheme="majorEastAsia" w:hAnsiTheme="majorHAnsi" w:cstheme="majorBidi"/>
+        <w:rFonts w:ascii="맑은 고딕" w:eastAsia="맑은 고딕" w:hAnsi="맑은 고딕" w:cs="맑은 고딕"/>
       </w:rPr>
       <w:tblPr/>
       <w:tcPr>
@@ -13421,7 +13288,7 @@
     </w:tblPr>
     <w:tblStylePr w:type="firstRow">
       <w:rPr>
-        <w:rFonts w:asciiTheme="majorHAnsi" w:eastAsiaTheme="majorEastAsia" w:hAnsiTheme="majorHAnsi" w:cstheme="majorBidi"/>
+        <w:rFonts w:ascii="맑은 고딕" w:eastAsia="맑은 고딕" w:hAnsi="맑은 고딕" w:cs="맑은 고딕"/>
       </w:rPr>
       <w:tblPr/>
       <w:tcPr>
@@ -13498,7 +13365,7 @@
     </w:tblPr>
     <w:tblStylePr w:type="firstRow">
       <w:rPr>
-        <w:rFonts w:asciiTheme="majorHAnsi" w:eastAsiaTheme="majorEastAsia" w:hAnsiTheme="majorHAnsi" w:cstheme="majorBidi"/>
+        <w:rFonts w:ascii="맑은 고딕" w:eastAsia="맑은 고딕" w:hAnsi="맑은 고딕" w:cs="맑은 고딕"/>
       </w:rPr>
       <w:tblPr/>
       <w:tcPr>
@@ -13575,7 +13442,7 @@
     </w:tblPr>
     <w:tblStylePr w:type="firstRow">
       <w:rPr>
-        <w:rFonts w:asciiTheme="majorHAnsi" w:eastAsiaTheme="majorEastAsia" w:hAnsiTheme="majorHAnsi" w:cstheme="majorBidi"/>
+        <w:rFonts w:ascii="맑은 고딕" w:eastAsia="맑은 고딕" w:hAnsi="맑은 고딕" w:cs="맑은 고딕"/>
       </w:rPr>
       <w:tblPr/>
       <w:tcPr>
@@ -13652,7 +13519,7 @@
     </w:tblPr>
     <w:tblStylePr w:type="firstRow">
       <w:rPr>
-        <w:rFonts w:asciiTheme="majorHAnsi" w:eastAsiaTheme="majorEastAsia" w:hAnsiTheme="majorHAnsi" w:cstheme="majorBidi"/>
+        <w:rFonts w:ascii="맑은 고딕" w:eastAsia="맑은 고딕" w:hAnsi="맑은 고딕" w:cs="맑은 고딕"/>
       </w:rPr>
       <w:tblPr/>
       <w:tcPr>
@@ -13729,7 +13596,7 @@
     </w:tblPr>
     <w:tblStylePr w:type="firstRow">
       <w:rPr>
-        <w:rFonts w:asciiTheme="majorHAnsi" w:eastAsiaTheme="majorEastAsia" w:hAnsiTheme="majorHAnsi" w:cstheme="majorBidi"/>
+        <w:rFonts w:ascii="맑은 고딕" w:eastAsia="맑은 고딕" w:hAnsi="맑은 고딕" w:cs="맑은 고딕"/>
       </w:rPr>
       <w:tblPr/>
       <w:tcPr>
@@ -13806,7 +13673,7 @@
     </w:tblPr>
     <w:tblStylePr w:type="firstRow">
       <w:rPr>
-        <w:rFonts w:asciiTheme="majorHAnsi" w:eastAsiaTheme="majorEastAsia" w:hAnsiTheme="majorHAnsi" w:cstheme="majorBidi"/>
+        <w:rFonts w:ascii="맑은 고딕" w:eastAsia="맑은 고딕" w:hAnsi="맑은 고딕" w:cs="맑은 고딕"/>
       </w:rPr>
       <w:tblPr/>
       <w:tcPr>
@@ -13871,7 +13738,7 @@
       <w:spacing w:after="0" w:line="240" w:lineRule="auto"/>
     </w:pPr>
     <w:rPr>
-      <w:rFonts w:asciiTheme="majorHAnsi" w:eastAsiaTheme="majorEastAsia" w:hAnsiTheme="majorHAnsi" w:cstheme="majorBidi"/>
+      <w:rFonts w:ascii="맑은 고딕" w:eastAsia="맑은 고딕" w:hAnsi="맑은 고딕" w:cs="맑은 고딕"/>
       <w:color w:val="000000" w:themeColor="text1"/>
     </w:rPr>
     <w:tblPr>
@@ -13992,7 +13859,7 @@
       <w:spacing w:after="0" w:line="240" w:lineRule="auto"/>
     </w:pPr>
     <w:rPr>
-      <w:rFonts w:asciiTheme="majorHAnsi" w:eastAsiaTheme="majorEastAsia" w:hAnsiTheme="majorHAnsi" w:cstheme="majorBidi"/>
+      <w:rFonts w:ascii="맑은 고딕" w:eastAsia="맑은 고딕" w:hAnsi="맑은 고딕" w:cs="맑은 고딕"/>
       <w:color w:val="000000" w:themeColor="text1"/>
     </w:rPr>
     <w:tblPr>
@@ -14113,7 +13980,7 @@
       <w:spacing w:after="0" w:line="240" w:lineRule="auto"/>
     </w:pPr>
     <w:rPr>
-      <w:rFonts w:asciiTheme="majorHAnsi" w:eastAsiaTheme="majorEastAsia" w:hAnsiTheme="majorHAnsi" w:cstheme="majorBidi"/>
+      <w:rFonts w:ascii="맑은 고딕" w:eastAsia="맑은 고딕" w:hAnsi="맑은 고딕" w:cs="맑은 고딕"/>
       <w:color w:val="000000" w:themeColor="text1"/>
     </w:rPr>
     <w:tblPr>
@@ -14234,7 +14101,7 @@
       <w:spacing w:after="0" w:line="240" w:lineRule="auto"/>
     </w:pPr>
     <w:rPr>
-      <w:rFonts w:asciiTheme="majorHAnsi" w:eastAsiaTheme="majorEastAsia" w:hAnsiTheme="majorHAnsi" w:cstheme="majorBidi"/>
+      <w:rFonts w:ascii="맑은 고딕" w:eastAsia="맑은 고딕" w:hAnsi="맑은 고딕" w:cs="맑은 고딕"/>
       <w:color w:val="000000" w:themeColor="text1"/>
     </w:rPr>
     <w:tblPr>
@@ -14355,7 +14222,7 @@
       <w:spacing w:after="0" w:line="240" w:lineRule="auto"/>
     </w:pPr>
     <w:rPr>
-      <w:rFonts w:asciiTheme="majorHAnsi" w:eastAsiaTheme="majorEastAsia" w:hAnsiTheme="majorHAnsi" w:cstheme="majorBidi"/>
+      <w:rFonts w:ascii="맑은 고딕" w:eastAsia="맑은 고딕" w:hAnsi="맑은 고딕" w:cs="맑은 고딕"/>
       <w:color w:val="000000" w:themeColor="text1"/>
     </w:rPr>
     <w:tblPr>
@@ -14476,7 +14343,7 @@
       <w:spacing w:after="0" w:line="240" w:lineRule="auto"/>
     </w:pPr>
     <w:rPr>
-      <w:rFonts w:asciiTheme="majorHAnsi" w:eastAsiaTheme="majorEastAsia" w:hAnsiTheme="majorHAnsi" w:cstheme="majorBidi"/>
+      <w:rFonts w:ascii="맑은 고딕" w:eastAsia="맑은 고딕" w:hAnsi="맑은 고딕" w:cs="맑은 고딕"/>
       <w:color w:val="000000" w:themeColor="text1"/>
     </w:rPr>
     <w:tblPr>
@@ -14597,7 +14464,7 @@
       <w:spacing w:after="0" w:line="240" w:lineRule="auto"/>
     </w:pPr>
     <w:rPr>
-      <w:rFonts w:asciiTheme="majorHAnsi" w:eastAsiaTheme="majorEastAsia" w:hAnsiTheme="majorHAnsi" w:cstheme="majorBidi"/>
+      <w:rFonts w:ascii="맑은 고딕" w:eastAsia="맑은 고딕" w:hAnsi="맑은 고딕" w:cs="맑은 고딕"/>
       <w:color w:val="000000" w:themeColor="text1"/>
     </w:rPr>
     <w:tblPr>
@@ -15180,7 +15047,7 @@
       <w:spacing w:after="0" w:line="240" w:lineRule="auto"/>
     </w:pPr>
     <w:rPr>
-      <w:rFonts w:asciiTheme="majorHAnsi" w:eastAsiaTheme="majorEastAsia" w:hAnsiTheme="majorHAnsi" w:cstheme="majorBidi"/>
+      <w:rFonts w:ascii="맑은 고딕" w:eastAsia="맑은 고딕" w:hAnsi="맑은 고딕" w:cs="맑은 고딕"/>
       <w:color w:val="000000" w:themeColor="text1"/>
     </w:rPr>
     <w:tblPr>
@@ -15298,7 +15165,7 @@
       <w:spacing w:after="0" w:line="240" w:lineRule="auto"/>
     </w:pPr>
     <w:rPr>
-      <w:rFonts w:asciiTheme="majorHAnsi" w:eastAsiaTheme="majorEastAsia" w:hAnsiTheme="majorHAnsi" w:cstheme="majorBidi"/>
+      <w:rFonts w:ascii="맑은 고딕" w:eastAsia="맑은 고딕" w:hAnsi="맑은 고딕" w:cs="맑은 고딕"/>
       <w:color w:val="000000" w:themeColor="text1"/>
     </w:rPr>
     <w:tblPr>
@@ -15416,7 +15283,7 @@
       <w:spacing w:after="0" w:line="240" w:lineRule="auto"/>
     </w:pPr>
     <w:rPr>
-      <w:rFonts w:asciiTheme="majorHAnsi" w:eastAsiaTheme="majorEastAsia" w:hAnsiTheme="majorHAnsi" w:cstheme="majorBidi"/>
+      <w:rFonts w:ascii="맑은 고딕" w:eastAsia="맑은 고딕" w:hAnsi="맑은 고딕" w:cs="맑은 고딕"/>
       <w:color w:val="000000" w:themeColor="text1"/>
     </w:rPr>
     <w:tblPr>
@@ -15534,7 +15401,7 @@
       <w:spacing w:after="0" w:line="240" w:lineRule="auto"/>
     </w:pPr>
     <w:rPr>
-      <w:rFonts w:asciiTheme="majorHAnsi" w:eastAsiaTheme="majorEastAsia" w:hAnsiTheme="majorHAnsi" w:cstheme="majorBidi"/>
+      <w:rFonts w:ascii="맑은 고딕" w:eastAsia="맑은 고딕" w:hAnsi="맑은 고딕" w:cs="맑은 고딕"/>
       <w:color w:val="000000" w:themeColor="text1"/>
     </w:rPr>
     <w:tblPr>
@@ -15652,7 +15519,7 @@
       <w:spacing w:after="0" w:line="240" w:lineRule="auto"/>
     </w:pPr>
     <w:rPr>
-      <w:rFonts w:asciiTheme="majorHAnsi" w:eastAsiaTheme="majorEastAsia" w:hAnsiTheme="majorHAnsi" w:cstheme="majorBidi"/>
+      <w:rFonts w:ascii="맑은 고딕" w:eastAsia="맑은 고딕" w:hAnsi="맑은 고딕" w:cs="맑은 고딕"/>
       <w:color w:val="000000" w:themeColor="text1"/>
     </w:rPr>
     <w:tblPr>
@@ -15770,7 +15637,7 @@
       <w:spacing w:after="0" w:line="240" w:lineRule="auto"/>
     </w:pPr>
     <w:rPr>
-      <w:rFonts w:asciiTheme="majorHAnsi" w:eastAsiaTheme="majorEastAsia" w:hAnsiTheme="majorHAnsi" w:cstheme="majorBidi"/>
+      <w:rFonts w:ascii="맑은 고딕" w:eastAsia="맑은 고딕" w:hAnsi="맑은 고딕" w:cs="맑은 고딕"/>
       <w:color w:val="000000" w:themeColor="text1"/>
     </w:rPr>
     <w:tblPr>
@@ -15888,7 +15755,7 @@
       <w:spacing w:after="0" w:line="240" w:lineRule="auto"/>
     </w:pPr>
     <w:rPr>
-      <w:rFonts w:asciiTheme="majorHAnsi" w:eastAsiaTheme="majorEastAsia" w:hAnsiTheme="majorHAnsi" w:cstheme="majorBidi"/>
+      <w:rFonts w:ascii="맑은 고딕" w:eastAsia="맑은 고딕" w:hAnsi="맑은 고딕" w:cs="맑은 고딕"/>
       <w:color w:val="000000" w:themeColor="text1"/>
     </w:rPr>
     <w:tblPr>
@@ -19589,8 +19456,8 @@
     </a:clrScheme>
     <a:fontScheme name="Office">
       <a:majorFont>
-        <a:latin typeface="Calibri"/>
-        <a:ea typeface=""/>
+        <a:latin typeface="맑은 고딕"/>
+        <a:ea typeface="맑은 고딕"/>
         <a:cs typeface=""/>
         <a:font script="Jpan" typeface="ＭＳ ゴシック"/>
         <a:font script="Hang" typeface="맑은 고딕"/>
@@ -19624,8 +19491,8 @@
         <a:font script="Geor" typeface="Sylfaen"/>
       </a:majorFont>
       <a:minorFont>
-        <a:latin typeface="Cambria"/>
-        <a:ea typeface=""/>
+        <a:latin typeface="맑은 고딕"/>
+        <a:ea typeface="맑은 고딕"/>
         <a:cs typeface=""/>
         <a:font script="Jpan" typeface="ＭＳ 明朝"/>
         <a:font script="Hang" typeface="맑은 고딕"/>
